--- a/report/proactive-maintenance-prediction.docx
+++ b/report/proactive-maintenance-prediction.docx
@@ -14,6 +14,8 @@
           <w:szCs w:val="24"/>
         </w:rPr>
       </w:pPr>
+      <w:bookmarkStart w:id="0" w:name="_GoBack"/>
+      <w:bookmarkEnd w:id="0"/>
     </w:p>
     <w:p>
       <w:pPr>
@@ -1330,7 +1332,27 @@
           <w:sz w:val="24"/>
           <w:szCs w:val="24"/>
         </w:rPr>
-        <w:t>LSTM: Long Short Term Memory</w:t>
+        <w:t xml:space="preserve">LSTM: Long </w:t>
+      </w:r>
+      <w:proofErr w:type="gramStart"/>
+      <w:r>
+        <w:rPr>
+          <w:rFonts w:ascii="Times New Roman" w:hAnsi="Times New Roman" w:cs="Times New Roman"/>
+          <w:bCs/>
+          <w:sz w:val="24"/>
+          <w:szCs w:val="24"/>
+        </w:rPr>
+        <w:t>Short Term</w:t>
+      </w:r>
+      <w:proofErr w:type="gramEnd"/>
+      <w:r>
+        <w:rPr>
+          <w:rFonts w:ascii="Times New Roman" w:hAnsi="Times New Roman" w:cs="Times New Roman"/>
+          <w:bCs/>
+          <w:sz w:val="24"/>
+          <w:szCs w:val="24"/>
+        </w:rPr>
+        <w:t xml:space="preserve"> Memory</w:t>
       </w:r>
     </w:p>
     <w:p>
@@ -2132,7 +2154,25 @@
           <w:sz w:val="24"/>
           <w:szCs w:val="24"/>
         </w:rPr>
-        <w:t>Industrial equipment failure is one of the most costly and operationally disruptive challenges facing modern manufacturing environments. Unplanned machine downtime not only halts production but also triggers cascading financial losses through emergency repair costs, idle labour, missed delivery commitments, and damaged customer relationships (Mobley, 2002). Globally, unplanned industrial downtime costs manufacturers an estimated USD 50 billion annually, with a significant proportion attributable to failures that were, in principle, foreseeable and preventable (Sipos et al., 2014). The capacity to predict failures before they manifest has therefore become a strategic priority for industries operating under increasing pressure to maximise asset utilisation and minimise operational expenditure. Research has shown that well-implemented predictive maintenance systems can reduce unplanned downtime by up to 30% and maintenance costs by up to 20% (Rayarao &amp; Rayarao, 2024), underscoring the substantial economic motivation for developing more effective machine failure prediction methods.</w:t>
+        <w:t xml:space="preserve">Industrial equipment failure is one of the </w:t>
+      </w:r>
+      <w:proofErr w:type="gramStart"/>
+      <w:r>
+        <w:rPr>
+          <w:rFonts w:ascii="Times New Roman" w:eastAsia="Times New Roman" w:hAnsi="Times New Roman" w:cs="Times New Roman"/>
+          <w:sz w:val="24"/>
+          <w:szCs w:val="24"/>
+        </w:rPr>
+        <w:t>most costly</w:t>
+      </w:r>
+      <w:proofErr w:type="gramEnd"/>
+      <w:r>
+        <w:rPr>
+          <w:rFonts w:ascii="Times New Roman" w:eastAsia="Times New Roman" w:hAnsi="Times New Roman" w:cs="Times New Roman"/>
+          <w:sz w:val="24"/>
+          <w:szCs w:val="24"/>
+        </w:rPr>
+        <w:t xml:space="preserve"> and operationally disruptive challenges facing modern manufacturing environments. Unplanned machine downtime not only halts production but also triggers cascading financial losses through emergency repair costs, idle labour, missed delivery commitments, and damaged customer relationships (Mobley, 2002). Globally, unplanned industrial downtime costs manufacturers an estimated USD 50 billion annually, with a significant proportion attributable to failures that were, in principle, foreseeable and preventable (Sipos et al., 2014). The capacity to predict failures before they manifest has therefore become a strategic priority for industries operating under increasing pressure to maximise asset utilisation and minimise operational expenditure. Research has shown that well-implemented predictive maintenance systems can reduce unplanned downtime by up to 30% and maintenance costs by up to 20% (Rayarao &amp; Rayarao, 2024), underscoring the substantial economic motivation for developing more effective machine failure prediction methods.</w:t>
       </w:r>
     </w:p>
     <w:p>
@@ -2150,6 +2190,7 @@
           <w:sz w:val="24"/>
           <w:szCs w:val="24"/>
         </w:rPr>
+        <w:lastRenderedPageBreak/>
         <w:t>The emergence of Industry 4.0 — the Fourth Industrial Revolution — has fundamentally transformed how industries monitor and manage their equipment. Through the convergence of Artificial Intelligence (AI), the Industrial Internet of Things (IIoT), cloud computing, and cyber-physical systems, industrial environments have evolved into interconnected ecosystems capable of generating vast quantities of real-time sensor data (Lee et al., 2015). The IIoT, in particular, enables industrial machines, sensors, controllers, and actuators to communicate continuously, producing data streams that encode the operational condition and behavioural patterns of equipment over time (Boyes et al., 2018). This data-rich environment has created the technical foundation for a new generation of intelligent, data-driven maintenance strategies that were not feasible in earlier industrial paradigms.</w:t>
       </w:r>
     </w:p>
@@ -2186,7 +2227,16 @@
           <w:sz w:val="24"/>
           <w:szCs w:val="24"/>
         </w:rPr>
-        <w:t>Machine learning has emerged as the primary analytical engine underpinning modern predictive maintenance systems. Supervised classification algorithms can be trained on labelled historical sensor data to distinguish between normal operational states and conditions indicative of impending failure. Comparative studies have consistently demonstrated that ensemble methods — particularly Random Forest — outperform simpler classifiers such as logistic regression and individual decision trees when applied to industrial maintenance datasets (Madan et al., 2023; Holmkvist, 2024). The global predictive maintenance market reflects this growing confidence, having grown by 11% between 2021 and 2022 and projected to reach USD 32.30 billion by 2030 (Holmkvist, 2024), driven by the demonstrable operational benefits of data-driven maintenance approaches across manufacturing, energy, and transportation sectors.</w:t>
+        <w:t xml:space="preserve">Machine learning has emerged as the primary analytical engine underpinning modern predictive maintenance systems. Supervised classification algorithms can be trained on labelled historical sensor data to distinguish between normal operational states and conditions indicative of impending failure. Comparative studies have consistently demonstrated that ensemble methods — particularly Random Forest — outperform simpler classifiers such as logistic regression and individual decision trees when applied to industrial maintenance datasets (Madan et al., 2023; Holmkvist, 2024). The global predictive maintenance market reflects this growing confidence, having grown by 11% between 2021 and 2022 and projected to reach USD 32.30 billion by 2030 </w:t>
+      </w:r>
+      <w:r>
+        <w:rPr>
+          <w:rFonts w:ascii="Times New Roman" w:eastAsia="Times New Roman" w:hAnsi="Times New Roman" w:cs="Times New Roman"/>
+          <w:sz w:val="24"/>
+          <w:szCs w:val="24"/>
+        </w:rPr>
+        <w:lastRenderedPageBreak/>
+        <w:t>(Holmkvist, 2024), driven by the demonstrable operational benefits of data-driven maintenance approaches across manufacturing, energy, and transportation sectors.</w:t>
       </w:r>
     </w:p>
     <w:p>
@@ -2222,7 +2272,25 @@
           <w:sz w:val="24"/>
           <w:szCs w:val="24"/>
         </w:rPr>
-        <w:t>A defining characteristic of the AI4I 2020 dataset — and of predictive maintenance datasets in general — is severe class imbalance. Machine failure events are inherently rare; in the AI4I dataset, failures account for only 3.39% of all records (Matzka, 2020). Without corrective intervention, classifiers trained on such data become biased toward the majority normal-operation class, achieving superficially high overall accuracy while failing to reliably detect the failure minority class (Chawla et al., 2002; Safaei et al., 2021). In predictive maintenance applications, this failure to detect — a false negative — is a critically dangerous outcome: an undetected machine failure can result in catastrophic equipment damage, production stoppage, and serious safety risks. The Synthetic Minority Over-sampling Technique (SMOTE), introduced by Chawla et al. (2002), addresses this by generating synthetic minority-class samples within the training set, improving the classifier’s ability to recognise failure patterns.</w:t>
+        <w:t>A defining characteristic of the AI4I 2020 dataset — and of predictive maintenance datasets in general — is severe class imbalance. Machine failure events are inherently rare; in the AI4I dataset, failures account for only 3.39% of all records (Matzka, 2020). Without corrective intervention, classifiers trained on such data become biased toward the majority normal-operation class, achieving superficially high overall accuracy while failing to reliably detect the failure minority class (Chawla et al., 2002; Safaei et al., 2021). In predictive maintenance applications, this failure to detect — a false negative — is a critically dangerous outcome: an undetected machine failure can result in catastrophic equipment damage, production stoppage, and serious safety risks. The Synthetic Minority Over-</w:t>
+      </w:r>
+      <w:proofErr w:type="gramStart"/>
+      <w:r>
+        <w:rPr>
+          <w:rFonts w:ascii="Times New Roman" w:eastAsia="Times New Roman" w:hAnsi="Times New Roman" w:cs="Times New Roman"/>
+          <w:sz w:val="24"/>
+          <w:szCs w:val="24"/>
+        </w:rPr>
+        <w:t>sampling</w:t>
+      </w:r>
+      <w:proofErr w:type="gramEnd"/>
+      <w:r>
+        <w:rPr>
+          <w:rFonts w:ascii="Times New Roman" w:eastAsia="Times New Roman" w:hAnsi="Times New Roman" w:cs="Times New Roman"/>
+          <w:sz w:val="24"/>
+          <w:szCs w:val="24"/>
+        </w:rPr>
+        <w:t xml:space="preserve"> Technique (SMOTE), introduced by Chawla et al. (2002), addresses this by generating synthetic minority-class samples within the training set, improving the classifier’s ability to recognise failure patterns.</w:t>
       </w:r>
     </w:p>
     <w:p>
@@ -2240,7 +2308,16 @@
           <w:sz w:val="24"/>
           <w:szCs w:val="24"/>
         </w:rPr>
-        <w:t>Despite the availability of the AI4I 2020 dataset and a growing body of machine learning literature in predictive maintenance, few studies systematically compare a broad set of classical supervised classifiers while simultaneously incorporating domain-informed feature engineering — that is, deriving new features directly from the physical definitions of the dataset’s known failure modes. The AI4I failure modes are mechanistically defined: Heat Dissipation Failure is triggered when the difference between process temperature and air temperature falls below 8.6 K, and Power Failure occurs when the product of torque and rotational velocity falls outside the range of 3,500 to 9,000 W (Matzka, 2020). These thresholds directly motivate the construction of two engineered features — temperature difference and mechanical power — that encode the failure-relevant physics directly into the model input. This study addresses the identified gap by combining domain-grounded feature engineering with a rigorous, leakage-free experimental pipeline and systematic comparative evaluation of ten supervised classifiers.</w:t>
+        <w:t xml:space="preserve">Despite the availability of the AI4I 2020 dataset and a growing body of machine learning literature in predictive maintenance, few studies systematically compare a broad set of classical supervised classifiers while simultaneously incorporating domain-informed feature engineering — that is, deriving new features directly from the physical definitions of the dataset’s known failure modes. The AI4I failure modes are mechanistically defined: Heat Dissipation Failure is </w:t>
+      </w:r>
+      <w:r>
+        <w:rPr>
+          <w:rFonts w:ascii="Times New Roman" w:eastAsia="Times New Roman" w:hAnsi="Times New Roman" w:cs="Times New Roman"/>
+          <w:sz w:val="24"/>
+          <w:szCs w:val="24"/>
+        </w:rPr>
+        <w:lastRenderedPageBreak/>
+        <w:t>triggered when the difference between process temperature and air temperature falls below 8.6 K, and Power Failure occurs when the product of torque and rotational velocity falls outside the range of 3,500 to 9,000 W (Matzka, 2020). These thresholds directly motivate the construction of two engineered features — temperature difference and mechanical power — that encode the failure-relevant physics directly into the model input. This study addresses the identified gap by combining domain-grounded feature engineering with a rigorous, leakage-free experimental pipeline and systematic comparative evaluation of ten supervised classifiers.</w:t>
       </w:r>
     </w:p>
     <w:p>
@@ -2327,7 +2404,16 @@
           <w:sz w:val="24"/>
           <w:szCs w:val="24"/>
         </w:rPr>
-        <w:t>Second, predictive maintenance datasets exhibit severe class imbalance because machine failures are rare relative to normal operating conditions. In the AI4I 2020 dataset, failures represent only 3.39% of all records (Matzka, 2020). Without corrective techniques applied rigorously within the training process, models become biased toward the majority class, producing high overall accuracy while generating unacceptably high false negative rates on the failure class (Safaei et al., 2021). In industrial settings, a false negative — a failure that the model fails to detect — may result in catastrophic equipment damage, extended production stoppage, and worker safety incidents, making high recall on the failure class an essential performance criterion.</w:t>
+        <w:t xml:space="preserve">Second, predictive maintenance datasets exhibit severe class imbalance because machine failures are rare relative to normal operating conditions. In the AI4I 2020 dataset, failures represent only 3.39% of all records (Matzka, 2020). Without corrective techniques applied rigorously within the training process, models become biased toward the majority class, producing high overall accuracy while generating unacceptably high false negative rates on the failure class (Safaei et al., 2021). In industrial settings, a false negative — a failure that the model fails to detect — may </w:t>
+      </w:r>
+      <w:r>
+        <w:rPr>
+          <w:rFonts w:ascii="Times New Roman" w:eastAsia="Times New Roman" w:hAnsi="Times New Roman" w:cs="Times New Roman"/>
+          <w:sz w:val="24"/>
+          <w:szCs w:val="24"/>
+        </w:rPr>
+        <w:lastRenderedPageBreak/>
+        <w:t>result in catastrophic equipment damage, extended production stoppage, and worker safety incidents, making high recall on the failure class an essential performance criterion.</w:t>
       </w:r>
     </w:p>
     <w:p>
@@ -2437,7 +2523,7 @@
           <w:sz w:val="24"/>
           <w:szCs w:val="24"/>
         </w:rPr>
-        <w:t>How can a supervised machine learning pipeline — incorporating domain-informed feature engineering, SMOTE-based class rebalancing, stratified cross-validation, and randomised hyperparameter tuning — be designed and evaluated for accurate binary classification of industrial equipment failures using the AI4I 2020 Predictive Maintenance Dataset?</w:t>
+        <w:t>How can a supervised machine learning model be developed and evaluated to predict industrial equipment failures using the AI4I 2020 Predictive Maintenance Dataset?</w:t>
       </w:r>
     </w:p>
     <w:p>
@@ -2488,7 +2574,7 @@
           <w:sz w:val="24"/>
           <w:szCs w:val="24"/>
         </w:rPr>
-        <w:t>1. How can domain knowledge of the AI4I 2020 failure mode definitions — specifically the heat dissipation and power failure thresholds — be operationalised as engineered features that improve classifier discriminability for failure detection?</w:t>
+        <w:t>1. Which supervised machine learning algorithm achieves the highest failure detection performance on the AI4I 2020 dataset, as measured by F1-score, AUC-ROC, precision, and recall?</w:t>
       </w:r>
     </w:p>
     <w:p>
@@ -2506,7 +2592,8 @@
           <w:sz w:val="24"/>
           <w:szCs w:val="24"/>
         </w:rPr>
-        <w:t>2. Among ten candidate supervised classification algorithms evaluated under identical experimental conditions, which produces the highest failure detection performance as measured by precision, recall, F1-score, and AUC-ROC?</w:t>
+        <w:lastRenderedPageBreak/>
+        <w:t>2. How do domain-engineered features derived from the AI4I 2020 failure mode definitions contribute to classifier discriminability?</w:t>
       </w:r>
     </w:p>
     <w:p>
@@ -2524,7 +2611,7 @@
           <w:sz w:val="24"/>
           <w:szCs w:val="24"/>
         </w:rPr>
-        <w:t>3. How effectively does SMOTE, applied within a stratified cross-validation pipeline, mitigate the impact of the 3.39% class imbalance on model recall for the minority failure class?</w:t>
+        <w:t>3. To what extent does SMOTE, applied within a stratified cross-validation pipeline, improve minority-class recall under severe class imbalance?</w:t>
       </w:r>
     </w:p>
     <w:p>
@@ -2542,7 +2629,7 @@
           <w:sz w:val="24"/>
           <w:szCs w:val="24"/>
         </w:rPr>
-        <w:t>4. To what extent does randomised hyperparameter search improve the predictive performance of the best-performing classifier beyond its default configuration, as assessed through cross-validated F1-score?</w:t>
+        <w:t>4. By how much does randomised hyperparameter optimisation improve the best-performing classifier’s F1-score beyond its default configuration?</w:t>
       </w:r>
     </w:p>
     <w:p>
@@ -2616,7 +2703,7 @@
           <w:sz w:val="24"/>
           <w:szCs w:val="24"/>
         </w:rPr>
-        <w:t>The overall objective of this study is to design, implement, and comparatively evaluate a supervised machine learning framework for predicting industrial equipment failures using the AI4I 2020 Predictive Maintenance Dataset, with particular attention to domain-informed feature engineering, class imbalance handling through SMOTE, and systematic model selection through comparative evaluation and hyperparameter optimisation.</w:t>
+        <w:t>To develop and evaluate a supervised machine learning framework for predicting industrial equipment failures using the AI4I 2020 Predictive Maintenance Dataset, through domain-informed feature engineering, class imbalance handling, comparative model evaluation, and hyperparameter optimisation.</w:t>
       </w:r>
     </w:p>
     <w:p>
@@ -2685,7 +2772,7 @@
           <w:sz w:val="24"/>
           <w:szCs w:val="24"/>
         </w:rPr>
-        <w:t>1. To implement a data preprocessing pipeline encompassing identifier removal, target-leakage prevention through the exclusion of failure mode indicator columns, label encoding of the categorical product type variable, and stratified train-test splitting to preserve class distribution across subsets.</w:t>
+        <w:t>1. To comparatively evaluate ten supervised classifiers on SMOTE-rebalanced, domain-engineered features of the AI4I 2020 dataset and identify the best-performing model based on F1-score, AUC-ROC, precision, and recall.</w:t>
       </w:r>
     </w:p>
     <w:p>
@@ -2703,7 +2790,7 @@
           <w:sz w:val="24"/>
           <w:szCs w:val="24"/>
         </w:rPr>
-        <w:t>2. To engineer two domain-grounded features — temperature difference and mechanical power — derived directly from the physical definitions of the heat dissipation and power failure modes specified in the AI4I 2020 dataset.</w:t>
+        <w:t>2. To engineer temperature difference and mechanical power features from the physical definitions of the AI4I 2020 failure modes and assess their contribution to model discriminability.</w:t>
       </w:r>
     </w:p>
     <w:p>
@@ -2721,7 +2808,8 @@
           <w:sz w:val="24"/>
           <w:szCs w:val="24"/>
         </w:rPr>
-        <w:t>3. To comparatively evaluate ten supervised classification algorithms trained on SMOTE-rebalanced training data, and identify the best-performing model using accuracy, precision, recall, F1-score, and AUC-ROC as evaluation criteria.</w:t>
+        <w:lastRenderedPageBreak/>
+        <w:t>3. To evaluate the effectiveness of SMOTE within a stratified cross-validation framework in improving minority-class recall on the imbalanced AI4I 2020 dataset.</w:t>
       </w:r>
     </w:p>
     <w:p>
@@ -2739,7 +2827,7 @@
           <w:sz w:val="24"/>
           <w:szCs w:val="24"/>
         </w:rPr>
-        <w:t>4. To optimise the selected model using stratified k-fold cross-validation and randomised hyperparameter search with an F1-score objective, and evaluate the final tuned model on a held-out test set using a full suite of classification metrics including confusion matrix, ROC curve, Precision-Recall curve, and feature importance analysis.</w:t>
+        <w:t>4. To optimise the selected classifier through randomised hyperparameter search and assess the resulting performance gain over the default configuration on a held-out test set.</w:t>
       </w:r>
     </w:p>
     <w:p>
@@ -2892,6 +2980,7 @@
           <w:sz w:val="24"/>
           <w:szCs w:val="24"/>
         </w:rPr>
+        <w:lastRenderedPageBreak/>
         <w:t>Academically, this study contributes to the growing body of knowledge on machine learning applications in industrial predictive maintenance. The study provides:</w:t>
       </w:r>
     </w:p>
@@ -3049,7 +3138,16 @@
           <w:sz w:val="24"/>
           <w:szCs w:val="24"/>
         </w:rPr>
-        <w:t>The systematic comparison of ten classifiers exposes students and practitioners to the performance characteristics and trade-offs of a representative range of algorithms on a real-world imbalanced problem, including the critical lesson that overall accuracy is a misleading metric in the presence of class imbalance. The treatment of SMOTE within cross-validation folds illustrates a commonly mishandled methodological practice, making this study a valuable teaching reference for postgraduate and advanced undergraduate courses in applied machine learning, industrial data science, and AI for engineering. Educators can use this study as a structured, end-to-end example of the full data science workflow applied to an industrial problem, grounding theoretical ML concepts in a domain-relevant and practically motivated context.</w:t>
+        <w:t xml:space="preserve">The systematic comparison of ten classifiers exposes students and practitioners to the performance characteristics and trade-offs of a representative range of algorithms on a real-world imbalanced problem, including the critical lesson that overall accuracy is a misleading metric in the presence of class imbalance. The treatment of SMOTE within cross-validation folds illustrates a commonly mishandled methodological practice, making this study a valuable </w:t>
+      </w:r>
+      <w:r>
+        <w:rPr>
+          <w:rFonts w:ascii="Times New Roman" w:eastAsia="Times New Roman" w:hAnsi="Times New Roman" w:cs="Times New Roman"/>
+          <w:sz w:val="24"/>
+          <w:szCs w:val="24"/>
+        </w:rPr>
+        <w:lastRenderedPageBreak/>
+        <w:t>teaching reference for postgraduate and advanced undergraduate courses in applied machine learning, industrial data science, and AI for engineering. Educators can use this study as a structured, end-to-end example of the full data science workflow applied to an industrial problem, grounding theoretical ML concepts in a domain-relevant and practically motivated context.</w:t>
       </w:r>
     </w:p>
     <w:p>
@@ -3202,7 +3300,16 @@
           <w:sz w:val="24"/>
           <w:szCs w:val="24"/>
         </w:rPr>
-        <w:t>The study employs supervised binary classification using scikit-learn and imbalanced-learn within a Python programming environment. Ten candidate classifiers are evaluated: Logistic Regression, Logistic Regression with Cross-Validation, Stochastic Gradient Descent, Random Forest, Gradient Boosting, AdaBoost, Bagging, Decision Tree, Support Vector Machine, and K-Nearest Neighbours. The categorical product Type variable is encoded using LabelEncoder (ordinal encoding). Class imbalance is addressed exclusively through SMOTE, applied only to training data and scoped within each cross-validation fold to prevent synthetic samples from influencing test-set evaluation. The train-test split ratio is 90/10 with stratification on the failure label. Hyperparameter optimisation employs RandomizedSearchCV with 20 iterations and an F1-score objective over a 3-fold stratified cross-validation scheme. The study does not include deep learning architectures, deployment pipeline evaluation, or economic cost modelling.</w:t>
+        <w:t xml:space="preserve">The study employs supervised binary classification using scikit-learn and imbalanced-learn within a Python programming environment. Ten candidate classifiers are evaluated: Logistic Regression, Logistic Regression with Cross-Validation, Stochastic Gradient Descent, Random </w:t>
+      </w:r>
+      <w:r>
+        <w:rPr>
+          <w:rFonts w:ascii="Times New Roman" w:eastAsia="Times New Roman" w:hAnsi="Times New Roman" w:cs="Times New Roman"/>
+          <w:sz w:val="24"/>
+          <w:szCs w:val="24"/>
+        </w:rPr>
+        <w:lastRenderedPageBreak/>
+        <w:t>Forest, Gradient Boosting, AdaBoost, Bagging, Decision Tree, Support Vector Machine, and K-Nearest Neighbours. The categorical product Type variable is encoded using LabelEncoder (ordinal encoding). Class imbalance is addressed exclusively through SMOTE, applied only to training data and scoped within each cross-validation fold to prevent synthetic samples from influencing test-set evaluation. The train-test split ratio is 90/10 with stratification on the failure label. Hyperparameter optimisation employs RandomizedSearchCV with 20 iterations and an F1-score objective over a 3-fold stratified cross-validation scheme. The study does not include deep learning architectures, deployment pipeline evaluation, or economic cost modelling.</w:t>
       </w:r>
     </w:p>
     <w:p>
@@ -3355,6 +3462,7 @@
           <w:sz w:val="24"/>
           <w:szCs w:val="24"/>
         </w:rPr>
+        <w:lastRenderedPageBreak/>
         <w:t>This study acknowledges the following limitations:</w:t>
       </w:r>
     </w:p>
@@ -3770,6 +3878,7 @@
           <w:sz w:val="24"/>
           <w:szCs w:val="24"/>
         </w:rPr>
+        <w:lastRenderedPageBreak/>
         <w:t>Predictive Maintenance (PdM)</w:t>
       </w:r>
     </w:p>
@@ -3988,6 +4097,7 @@
           <w:sz w:val="24"/>
           <w:szCs w:val="24"/>
         </w:rPr>
+        <w:lastRenderedPageBreak/>
         <w:t>Temperature difference is an engineered feature defined as the difference between the process temperature and the air temperature recorded in the AI4I 2020 dataset. It is directly relevant to Heat Dissipation Failure, which is triggered when this difference falls below 8.6 K (Matzka, 2020).</w:t>
       </w:r>
     </w:p>
@@ -4188,6 +4298,7 @@
           <w:sz w:val="24"/>
           <w:szCs w:val="24"/>
         </w:rPr>
+        <w:lastRenderedPageBreak/>
         <w:t>Label encoding is a categorical variable encoding technique that maps discrete string categories to integer values. In this study, it is used to convert the three-level product quality Type variable (H, L, M) into integer codes.</w:t>
       </w:r>
     </w:p>
@@ -4388,6 +4499,7 @@
           <w:sz w:val="24"/>
           <w:szCs w:val="24"/>
         </w:rPr>
+        <w:lastRenderedPageBreak/>
         <w:t>Stratified sampling is a data partitioning approach that preserves the class distribution of the original dataset within each split or fold. In this study, stratified sampling is applied to the train-test split and to cross-validation folds to maintain the original 3.39% failure rate in each partition.</w:t>
       </w:r>
     </w:p>
@@ -4588,6 +4700,7 @@
           <w:sz w:val="24"/>
           <w:szCs w:val="24"/>
         </w:rPr>
+        <w:lastRenderedPageBreak/>
         <w:t>Model training refers to the process by which a machine learning algorithm adjusts its internal parameters by minimising a loss function on labelled training data, enabling the model to make predictions on unseen observations.</w:t>
       </w:r>
     </w:p>
@@ -5038,6 +5151,7 @@
           <w:sz w:val="24"/>
           <w:szCs w:val="24"/>
         </w:rPr>
+        <w:lastRenderedPageBreak/>
         <w:t>A dataset is an organised collection of observations used for training, validating, and evaluating machine learning models. In this study, the AI4I 2020 Predictive Maintenance Dataset serves as the sole data source.</w:t>
       </w:r>
     </w:p>
@@ -5179,7 +5293,16 @@
           <w:sz w:val="24"/>
           <w:szCs w:val="24"/>
         </w:rPr>
-        <w:t>Chapter Five: Conclusion and Recommendations — This chapter summarises the major findings of the study, draws conclusions aligned with the research objectives, and provides recommendations for future research including multi-class failure mode classification, evaluation on real-world industrial datasets, and development of an inference deployment pipeline.</w:t>
+        <w:t xml:space="preserve">Chapter Five: Conclusion and Recommendations — This chapter summarises the major findings of the study, draws conclusions aligned with the research objectives, and provides </w:t>
+      </w:r>
+      <w:r>
+        <w:rPr>
+          <w:rFonts w:ascii="Times New Roman" w:eastAsia="Times New Roman" w:hAnsi="Times New Roman" w:cs="Times New Roman"/>
+          <w:sz w:val="24"/>
+          <w:szCs w:val="24"/>
+        </w:rPr>
+        <w:lastRenderedPageBreak/>
+        <w:t>recommendations for future research including multi-class failure mode classification, evaluation on real-world industrial datasets, and development of an inference deployment pipeline.</w:t>
       </w:r>
     </w:p>
     <w:p>
@@ -5308,6 +5431,7 @@
         <w:spacing w:line="360" w:lineRule="auto"/>
       </w:pPr>
       <w:r>
+        <w:lastRenderedPageBreak/>
         <w:t>This chapter presents a comprehensive review of literature related to AI-driven predictive maintenance within Industrial Internet of Things (IIoT) environments. The chapter examines theoretical concepts, empirical studies, and conceptual perspectives associated with predictive maintenance systems, industrial sensor technologies, machine learning, deep learning, and predictive analytics.</w:t>
       </w:r>
     </w:p>
@@ -5426,6 +5550,7 @@
         <w:spacing w:line="360" w:lineRule="auto"/>
       </w:pPr>
       <w:r>
+        <w:lastRenderedPageBreak/>
         <w:t>The Industrial Internet of Things (IIoT) refers to the integration of industrial machines, sensors, controllers, communication systems, and computing resources into interconnected industrial networks capable of real-time monitoring, data exchange, and intelligent decision-making (Boyes et al., 2018).</w:t>
       </w:r>
     </w:p>
@@ -5522,7 +5647,6 @@
         <w:spacing w:line="360" w:lineRule="auto"/>
       </w:pPr>
       <w:r>
-        <w:lastRenderedPageBreak/>
         <w:t>Scalability for large industrial environments</w:t>
       </w:r>
     </w:p>
@@ -5601,6 +5725,7 @@
           <w:sz w:val="24"/>
           <w:szCs w:val="24"/>
         </w:rPr>
+        <w:lastRenderedPageBreak/>
         <w:t>2.2.2 IIoT Architectures</w:t>
       </w:r>
     </w:p>
@@ -5737,7 +5862,6 @@
         <w:spacing w:line="360" w:lineRule="auto"/>
       </w:pPr>
       <w:r>
-        <w:lastRenderedPageBreak/>
         <w:t>RAMI 4.0 supports interoperability, standardization, and integration among industrial systems.</w:t>
       </w:r>
     </w:p>
@@ -5888,6 +6012,7 @@
                 <w:sz w:val="24"/>
                 <w:szCs w:val="24"/>
               </w:rPr>
+              <w:lastRenderedPageBreak/>
               <w:t>Perception Layer</w:t>
             </w:r>
           </w:p>
@@ -6278,6 +6403,7 @@
           <w:sz w:val="24"/>
           <w:szCs w:val="24"/>
         </w:rPr>
+        <w:lastRenderedPageBreak/>
         <w:drawing>
           <wp:anchor distT="114300" distB="114300" distL="114300" distR="114300" simplePos="0" relativeHeight="251659264" behindDoc="0" locked="0" layoutInCell="1" hidden="0" allowOverlap="1" wp14:anchorId="61D8CDDE" wp14:editId="555EB4DC">
             <wp:simplePos x="0" y="0"/>
@@ -6844,44 +6970,44 @@
           <w:sz w:val="24"/>
           <w:szCs w:val="24"/>
         </w:rPr>
+        <w:t>The selection of communication protocols significantly impacts predictive maintenance systems, as sensor data sampling rates, transmission reliability, and latency directly affect the quality of input data for AI models (Qi et al., 2019)</w:t>
+      </w:r>
+    </w:p>
+    <w:p>
+      <w:pPr>
+        <w:pStyle w:val="Heading2"/>
+        <w:spacing w:line="360" w:lineRule="auto"/>
+        <w:rPr>
+          <w:sz w:val="24"/>
+          <w:szCs w:val="24"/>
+        </w:rPr>
+      </w:pPr>
+    </w:p>
+    <w:p>
+      <w:pPr>
+        <w:pStyle w:val="Heading2"/>
+        <w:spacing w:line="360" w:lineRule="auto"/>
+        <w:rPr>
+          <w:sz w:val="24"/>
+          <w:szCs w:val="24"/>
+        </w:rPr>
+      </w:pPr>
+    </w:p>
+    <w:p>
+      <w:pPr>
+        <w:pStyle w:val="Heading2"/>
+        <w:spacing w:line="360" w:lineRule="auto"/>
+        <w:rPr>
+          <w:sz w:val="24"/>
+          <w:szCs w:val="24"/>
+        </w:rPr>
+      </w:pPr>
+      <w:r>
+        <w:rPr>
+          <w:sz w:val="24"/>
+          <w:szCs w:val="24"/>
+        </w:rPr>
         <w:lastRenderedPageBreak/>
-        <w:t>The selection of communication protocols significantly impacts predictive maintenance systems, as sensor data sampling rates, transmission reliability, and latency directly affect the quality of input data for AI models (Qi et al., 2019)</w:t>
-      </w:r>
-    </w:p>
-    <w:p>
-      <w:pPr>
-        <w:pStyle w:val="Heading2"/>
-        <w:spacing w:line="360" w:lineRule="auto"/>
-        <w:rPr>
-          <w:sz w:val="24"/>
-          <w:szCs w:val="24"/>
-        </w:rPr>
-      </w:pPr>
-    </w:p>
-    <w:p>
-      <w:pPr>
-        <w:pStyle w:val="Heading2"/>
-        <w:spacing w:line="360" w:lineRule="auto"/>
-        <w:rPr>
-          <w:sz w:val="24"/>
-          <w:szCs w:val="24"/>
-        </w:rPr>
-      </w:pPr>
-    </w:p>
-    <w:p>
-      <w:pPr>
-        <w:pStyle w:val="Heading2"/>
-        <w:spacing w:line="360" w:lineRule="auto"/>
-        <w:rPr>
-          <w:sz w:val="24"/>
-          <w:szCs w:val="24"/>
-        </w:rPr>
-      </w:pPr>
-      <w:r>
-        <w:rPr>
-          <w:sz w:val="24"/>
-          <w:szCs w:val="24"/>
-        </w:rPr>
         <w:t>2.3.1 Predictive Maintenance: Evolution and Strategies</w:t>
       </w:r>
     </w:p>
@@ -7037,52 +7163,59 @@
           <w:sz w:val="24"/>
           <w:szCs w:val="24"/>
         </w:rPr>
-        <w:t xml:space="preserve">Preventive maintenance employs fixed schedules based on time intervals or usage metrics, such as operating hours or cycles (Mobley, 2002). This approach reduces unplanned failures compared to reactive maintenance but introduces inefficiencies through unnecessary maintenance activities and the risk of premature component replacement (Tinga, 2013). Research by Safaei et al. (2021) </w:t>
+        <w:t>Preventive maintenance employs fixed schedules based on time intervals or usage metrics, such as operating hours or cycles (Mobley, 2002). This approach reduces unplanned failures compared to reactive maintenance but introduces inefficiencies through unnecessary maintenance activities and the risk of premature component replacement (Tinga, 2013). Research by Safaei et al. (2021) suggests that approximately 30% of preventive maintenance actions are performed unnecessarily, leading to increased operational costs and extended</w:t>
+      </w:r>
+    </w:p>
+    <w:p>
+      <w:pPr>
+        <w:pStyle w:val="Heading3"/>
+        <w:spacing w:line="360" w:lineRule="auto"/>
+        <w:rPr>
+          <w:sz w:val="24"/>
+          <w:szCs w:val="24"/>
+        </w:rPr>
+      </w:pPr>
+      <w:r>
+        <w:rPr>
+          <w:sz w:val="24"/>
+          <w:szCs w:val="24"/>
+        </w:rPr>
+        <w:t>2.3.4 Condition-Based Maintenance (CBM)</w:t>
+      </w:r>
+    </w:p>
+    <w:p>
+      <w:pPr>
+        <w:spacing w:line="360" w:lineRule="auto"/>
+        <w:jc w:val="both"/>
+        <w:rPr>
+          <w:rFonts w:ascii="Times New Roman" w:hAnsi="Times New Roman" w:cs="Times New Roman"/>
+          <w:sz w:val="24"/>
+          <w:szCs w:val="24"/>
+        </w:rPr>
+      </w:pPr>
+      <w:r>
+        <w:rPr>
+          <w:sz w:val="24"/>
+          <w:szCs w:val="24"/>
+        </w:rPr>
+        <w:t>Predictive Maintenance (PdM)</w:t>
+      </w:r>
+      <w:r>
+        <w:rPr>
+          <w:rFonts w:ascii="Times New Roman" w:hAnsi="Times New Roman" w:cs="Times New Roman"/>
+          <w:sz w:val="24"/>
+          <w:szCs w:val="24"/>
+        </w:rPr>
+        <w:t xml:space="preserve"> Condition-based maintenance utilizes real-time monitoring of equipment health indicators to guide maintenance decisions (Jardine et al., 2006). When monitored </w:t>
+      </w:r>
+      <w:r>
+        <w:rPr>
+          <w:rFonts w:ascii="Times New Roman" w:hAnsi="Times New Roman" w:cs="Times New Roman"/>
+          <w:sz w:val="24"/>
+          <w:szCs w:val="24"/>
+        </w:rPr>
         <w:lastRenderedPageBreak/>
-        <w:t>suggests that approximately 30% of preventive maintenance actions are performed unnecessarily, leading to increased operational costs and extended</w:t>
-      </w:r>
-    </w:p>
-    <w:p>
-      <w:pPr>
-        <w:pStyle w:val="Heading3"/>
-        <w:spacing w:line="360" w:lineRule="auto"/>
-        <w:rPr>
-          <w:sz w:val="24"/>
-          <w:szCs w:val="24"/>
-        </w:rPr>
-      </w:pPr>
-      <w:r>
-        <w:rPr>
-          <w:sz w:val="24"/>
-          <w:szCs w:val="24"/>
-        </w:rPr>
-        <w:t>2.3.4 Condition-Based Maintenance (CBM)</w:t>
-      </w:r>
-    </w:p>
-    <w:p>
-      <w:pPr>
-        <w:spacing w:line="360" w:lineRule="auto"/>
-        <w:jc w:val="both"/>
-        <w:rPr>
-          <w:rFonts w:ascii="Times New Roman" w:hAnsi="Times New Roman" w:cs="Times New Roman"/>
-          <w:sz w:val="24"/>
-          <w:szCs w:val="24"/>
-        </w:rPr>
-      </w:pPr>
-      <w:r>
-        <w:rPr>
-          <w:sz w:val="24"/>
-          <w:szCs w:val="24"/>
-        </w:rPr>
-        <w:t>Predictive Maintenance (PdM)</w:t>
-      </w:r>
-      <w:r>
-        <w:rPr>
-          <w:rFonts w:ascii="Times New Roman" w:hAnsi="Times New Roman" w:cs="Times New Roman"/>
-          <w:sz w:val="24"/>
-          <w:szCs w:val="24"/>
-        </w:rPr>
-        <w:t xml:space="preserve"> Condition-based maintenance utilizes real-time monitoring of equipment health indicators to guide maintenance decisions (Jardine et al., 2006). When monitored parameters exceed predetermined thresholds, maintenance is triggered. CBM represents an improvement over preventive maintenance by aligning maintenance with actual equipment condition rather than fixed schedules (Peng et al., 2010)</w:t>
+        <w:t>parameters exceed predetermined thresholds, maintenance is triggered. CBM represents an improvement over preventive maintenance by aligning maintenance with actual equipment condition rather than fixed schedules (Peng et al., 2010)</w:t>
       </w:r>
     </w:p>
     <w:p>
@@ -7654,7 +7787,6 @@
                 <w:sz w:val="24"/>
                 <w:szCs w:val="24"/>
               </w:rPr>
-              <w:lastRenderedPageBreak/>
               <w:t>Vibration Sensors</w:t>
             </w:r>
           </w:p>
@@ -7895,13 +8027,23 @@
                 <w:szCs w:val="24"/>
               </w:rPr>
             </w:pPr>
-            <w:r>
-              <w:rPr>
-                <w:rFonts w:ascii="Times New Roman" w:hAnsi="Times New Roman" w:cs="Times New Roman"/>
-                <w:sz w:val="24"/>
-                <w:szCs w:val="24"/>
-              </w:rPr>
-              <w:t>Motor  current signature</w:t>
+            <w:proofErr w:type="gramStart"/>
+            <w:r>
+              <w:rPr>
+                <w:rFonts w:ascii="Times New Roman" w:hAnsi="Times New Roman" w:cs="Times New Roman"/>
+                <w:sz w:val="24"/>
+                <w:szCs w:val="24"/>
+              </w:rPr>
+              <w:t>Motor  current</w:t>
+            </w:r>
+            <w:proofErr w:type="gramEnd"/>
+            <w:r>
+              <w:rPr>
+                <w:rFonts w:ascii="Times New Roman" w:hAnsi="Times New Roman" w:cs="Times New Roman"/>
+                <w:sz w:val="24"/>
+                <w:szCs w:val="24"/>
+              </w:rPr>
+              <w:t xml:space="preserve"> signature</w:t>
             </w:r>
           </w:p>
         </w:tc>
@@ -8094,6 +8236,7 @@
           <w:sz w:val="24"/>
           <w:szCs w:val="24"/>
         </w:rPr>
+        <w:lastRenderedPageBreak/>
         <w:drawing>
           <wp:inline distT="0" distB="0" distL="0" distR="0" wp14:anchorId="5ADDD4CC" wp14:editId="0B3984B5">
             <wp:extent cx="5238750" cy="3676650"/>
@@ -8220,7 +8363,6 @@
         <w:spacing w:line="360" w:lineRule="auto"/>
       </w:pPr>
       <w:r>
-        <w:lastRenderedPageBreak/>
         <w:t>Failure indicators</w:t>
       </w:r>
     </w:p>
@@ -8296,6 +8438,7 @@
           <w:sz w:val="24"/>
           <w:szCs w:val="24"/>
         </w:rPr>
+        <w:lastRenderedPageBreak/>
         <w:t>2.4.2 Challenges in Industrial Data Acquisition</w:t>
       </w:r>
     </w:p>
@@ -8501,7 +8644,6 @@
           <w:sz w:val="24"/>
           <w:szCs w:val="24"/>
         </w:rPr>
-        <w:lastRenderedPageBreak/>
         <w:t>Predictive maintenance encompasses three primary learning tasks (Lei et al., 2018):</w:t>
       </w:r>
     </w:p>
@@ -8603,6 +8745,7 @@
                 <w:sz w:val="24"/>
                 <w:szCs w:val="24"/>
               </w:rPr>
+              <w:lastRenderedPageBreak/>
               <w:t>Task</w:t>
             </w:r>
           </w:p>
@@ -9049,54 +9192,53 @@
           <w:sz w:val="24"/>
           <w:szCs w:val="24"/>
         </w:rPr>
-        <w:t xml:space="preserve">Random Forest (RF): RF ensembles have shown robust performance in PdM applications, particularly with imbalanced datasets (Carvalho et al., 2019). Studies by Tran et al. (2018) </w:t>
+        <w:t>Random Forest (RF): RF ensembles have shown robust performance in PdM applications, particularly with imbalanced datasets (Carvalho et al., 2019). Studies by Tran et al. (2018) demonstrated that RF achieves competitive accuracy with lower computational requirements compared to deep learning approaches.</w:t>
+      </w:r>
+    </w:p>
+    <w:p>
+      <w:pPr>
+        <w:spacing w:line="360" w:lineRule="auto"/>
+        <w:jc w:val="both"/>
+        <w:rPr>
+          <w:rFonts w:ascii="Times New Roman" w:hAnsi="Times New Roman" w:cs="Times New Roman"/>
+          <w:sz w:val="24"/>
+          <w:szCs w:val="24"/>
+        </w:rPr>
+      </w:pPr>
+      <w:r>
+        <w:rPr>
+          <w:rFonts w:ascii="Times New Roman" w:hAnsi="Times New Roman" w:cs="Times New Roman"/>
+          <w:sz w:val="24"/>
+          <w:szCs w:val="24"/>
+        </w:rPr>
+        <w:t>Gradient Boosting Machines (GBM): XGBoost and LightGBM have gained popularity for PdM tasks, offering strong performance with tabular features extracted from time-series data (Safaei et al., 2021).</w:t>
+      </w:r>
+    </w:p>
+    <w:p>
+      <w:pPr>
+        <w:pStyle w:val="Heading3"/>
+        <w:spacing w:line="360" w:lineRule="auto"/>
+        <w:rPr>
+          <w:sz w:val="24"/>
+          <w:szCs w:val="24"/>
+        </w:rPr>
+      </w:pPr>
+    </w:p>
+    <w:p>
+      <w:pPr>
+        <w:pStyle w:val="Heading3"/>
+        <w:spacing w:line="360" w:lineRule="auto"/>
+        <w:rPr>
+          <w:sz w:val="24"/>
+          <w:szCs w:val="24"/>
+        </w:rPr>
+      </w:pPr>
+      <w:r>
+        <w:rPr>
+          <w:sz w:val="24"/>
+          <w:szCs w:val="24"/>
+        </w:rPr>
         <w:lastRenderedPageBreak/>
-        <w:t>demonstrated that RF achieves competitive accuracy with lower computational requirements compared to deep learning approaches.</w:t>
-      </w:r>
-    </w:p>
-    <w:p>
-      <w:pPr>
-        <w:spacing w:line="360" w:lineRule="auto"/>
-        <w:jc w:val="both"/>
-        <w:rPr>
-          <w:rFonts w:ascii="Times New Roman" w:hAnsi="Times New Roman" w:cs="Times New Roman"/>
-          <w:sz w:val="24"/>
-          <w:szCs w:val="24"/>
-        </w:rPr>
-      </w:pPr>
-      <w:r>
-        <w:rPr>
-          <w:rFonts w:ascii="Times New Roman" w:hAnsi="Times New Roman" w:cs="Times New Roman"/>
-          <w:sz w:val="24"/>
-          <w:szCs w:val="24"/>
-        </w:rPr>
-        <w:t>Gradient Boosting Machines (GBM): XGBoost and LightGBM have gained popularity for PdM tasks, offering strong performance with tabular features extracted from time-series data (Safaei et al., 2021).</w:t>
-      </w:r>
-    </w:p>
-    <w:p>
-      <w:pPr>
-        <w:pStyle w:val="Heading3"/>
-        <w:spacing w:line="360" w:lineRule="auto"/>
-        <w:rPr>
-          <w:sz w:val="24"/>
-          <w:szCs w:val="24"/>
-        </w:rPr>
-      </w:pPr>
-    </w:p>
-    <w:p>
-      <w:pPr>
-        <w:pStyle w:val="Heading3"/>
-        <w:spacing w:line="360" w:lineRule="auto"/>
-        <w:rPr>
-          <w:sz w:val="24"/>
-          <w:szCs w:val="24"/>
-        </w:rPr>
-      </w:pPr>
-      <w:r>
-        <w:rPr>
-          <w:sz w:val="24"/>
-          <w:szCs w:val="24"/>
-        </w:rPr>
         <w:t>Limitations of Traditional Machine Learning</w:t>
       </w:r>
     </w:p>
@@ -9141,8 +9283,13 @@
         <w:spacing w:line="360" w:lineRule="auto"/>
       </w:pPr>
       <w:r>
-        <w:t>Deep learning has revolutionized predictive maintenance by enabling automatic feature extraction and advanced temporal modeling (Zhang et al., 2019; Zhao et al., 2019 )</w:t>
-      </w:r>
+        <w:t xml:space="preserve">Deep learning has revolutionized predictive maintenance by enabling automatic feature extraction and advanced temporal modeling (Zhang et al., 2019; Zhao et al., </w:t>
+      </w:r>
+      <w:proofErr w:type="gramStart"/>
+      <w:r>
+        <w:t>2019 )</w:t>
+      </w:r>
+      <w:proofErr w:type="gramEnd"/>
     </w:p>
     <w:p>
       <w:pPr>
@@ -9255,51 +9402,51 @@
         <w:spacing w:line="360" w:lineRule="auto"/>
       </w:pPr>
       <w:r>
+        <w:t>Sequential anomaly detection</w:t>
+      </w:r>
+    </w:p>
+    <w:p>
+      <w:pPr>
+        <w:pStyle w:val="NormalWeb"/>
+        <w:spacing w:line="360" w:lineRule="auto"/>
+      </w:pPr>
+      <w:r>
+        <w:t>Studies by Malhotra et al. (2016) demonstrated superior LSTM performance for predictive maintenance tasks.</w:t>
+      </w:r>
+    </w:p>
+    <w:p>
+      <w:pPr>
+        <w:pStyle w:val="Heading3"/>
+        <w:spacing w:line="360" w:lineRule="auto"/>
+        <w:rPr>
+          <w:sz w:val="24"/>
+          <w:szCs w:val="24"/>
+        </w:rPr>
+      </w:pPr>
+      <w:r>
+        <w:rPr>
+          <w:sz w:val="24"/>
+          <w:szCs w:val="24"/>
+        </w:rPr>
+        <w:t>Convolutional Neural Networks (CNN)</w:t>
+      </w:r>
+    </w:p>
+    <w:p>
+      <w:pPr>
+        <w:pStyle w:val="NormalWeb"/>
+        <w:spacing w:line="360" w:lineRule="auto"/>
+      </w:pPr>
+      <w:r>
+        <w:t>1D-CNN models automatically extract local features from sensor signals.</w:t>
+      </w:r>
+    </w:p>
+    <w:p>
+      <w:pPr>
+        <w:pStyle w:val="NormalWeb"/>
+        <w:spacing w:line="360" w:lineRule="auto"/>
+      </w:pPr>
+      <w:r>
         <w:lastRenderedPageBreak/>
-        <w:t>Sequential anomaly detection</w:t>
-      </w:r>
-    </w:p>
-    <w:p>
-      <w:pPr>
-        <w:pStyle w:val="NormalWeb"/>
-        <w:spacing w:line="360" w:lineRule="auto"/>
-      </w:pPr>
-      <w:r>
-        <w:t>Studies by Malhotra et al. (2016) demonstrated superior LSTM performance for predictive maintenance tasks.</w:t>
-      </w:r>
-    </w:p>
-    <w:p>
-      <w:pPr>
-        <w:pStyle w:val="Heading3"/>
-        <w:spacing w:line="360" w:lineRule="auto"/>
-        <w:rPr>
-          <w:sz w:val="24"/>
-          <w:szCs w:val="24"/>
-        </w:rPr>
-      </w:pPr>
-      <w:r>
-        <w:rPr>
-          <w:sz w:val="24"/>
-          <w:szCs w:val="24"/>
-        </w:rPr>
-        <w:t>Convolutional Neural Networks (CNN)</w:t>
-      </w:r>
-    </w:p>
-    <w:p>
-      <w:pPr>
-        <w:pStyle w:val="NormalWeb"/>
-        <w:spacing w:line="360" w:lineRule="auto"/>
-      </w:pPr>
-      <w:r>
-        <w:t>1D-CNN models automatically extract local features from sensor signals.</w:t>
-      </w:r>
-    </w:p>
-    <w:p>
-      <w:pPr>
-        <w:pStyle w:val="NormalWeb"/>
-        <w:spacing w:line="360" w:lineRule="auto"/>
-      </w:pPr>
-      <w:r>
         <w:t>CNN models provide:</w:t>
       </w:r>
     </w:p>
@@ -9474,7 +9621,6 @@
         <w:spacing w:line="360" w:lineRule="auto"/>
       </w:pPr>
       <w:r>
-        <w:lastRenderedPageBreak/>
         <w:t>Better temporal dependency modeling</w:t>
       </w:r>
     </w:p>
@@ -9537,6 +9683,7 @@
           <w:sz w:val="24"/>
           <w:szCs w:val="24"/>
         </w:rPr>
+        <w:lastRenderedPageBreak/>
         <w:t>2.6 Feature Engineering from Time-Series Sensor Data</w:t>
       </w:r>
     </w:p>
@@ -9722,7 +9869,6 @@
           <w:sz w:val="24"/>
           <w:szCs w:val="24"/>
         </w:rPr>
-        <w:lastRenderedPageBreak/>
         <w:t>Frequency-domain analysis through Fourier transforms captures periodic patterns indicative of specific failure modes (Lei et al., 2018):</w:t>
       </w:r>
     </w:p>
@@ -9801,6 +9947,7 @@
           <w:sz w:val="24"/>
           <w:szCs w:val="24"/>
         </w:rPr>
+        <w:lastRenderedPageBreak/>
         <w:t>2.6.3 Time-Frequency Features</w:t>
       </w:r>
     </w:p>
@@ -9975,7 +10122,6 @@
         <w:spacing w:line="360" w:lineRule="auto"/>
       </w:pPr>
       <w:r>
-        <w:lastRenderedPageBreak/>
         <w:t>In typical industrial dataset, the ratio to failure instances can range from 100:1 to over 10,000:1 (Carvalho et al., 2019). This imbalance causes predictive models to become biased toward the majority class. As a result, models may achieve high overall accuracy while failing to detect actual failures. (He &amp; Garcia, 2009)</w:t>
       </w:r>
     </w:p>
@@ -10015,6 +10161,7 @@
         <w:spacing w:line="360" w:lineRule="auto"/>
       </w:pPr>
       <w:r>
+        <w:lastRenderedPageBreak/>
         <w:t>Poor failure detection</w:t>
       </w:r>
     </w:p>
@@ -10288,7 +10435,6 @@
           <w:sz w:val="24"/>
           <w:szCs w:val="24"/>
         </w:rPr>
-        <w:lastRenderedPageBreak/>
         <w:t>Importance of Imbalance Handling</w:t>
       </w:r>
     </w:p>
@@ -10367,6 +10513,7 @@
         <w:rPr>
           <w:b/>
         </w:rPr>
+        <w:lastRenderedPageBreak/>
         <w:t>2.7.3 Empirical Review</w:t>
       </w:r>
     </w:p>
@@ -10430,34 +10577,34 @@
         <w:spacing w:line="360" w:lineRule="auto"/>
       </w:pPr>
       <w:r>
+        <w:t>Tran et al. (2018) evaluated Random Forest algorithms for industrial predictive maintenance and observed that ensemble methods provide strong performance under noisy industrial conditions.</w:t>
+      </w:r>
+    </w:p>
+    <w:p>
+      <w:pPr>
+        <w:pStyle w:val="NormalWeb"/>
+        <w:spacing w:line="360" w:lineRule="auto"/>
+      </w:pPr>
+      <w:r>
+        <w:t>Kiranyaz et al. (2019) examined CNN deployment for edge computing environments and highlighted the importance of computational efficiency and inference latency for industrial applications.</w:t>
+      </w:r>
+    </w:p>
+    <w:p>
+      <w:pPr>
+        <w:pStyle w:val="NormalWeb"/>
+        <w:spacing w:line="360" w:lineRule="auto"/>
+      </w:pPr>
+      <w:r>
+        <w:t>Despite the progress reported in these studies, many existing works focus mainly on prediction accuracy while neglecting generalizability, deployment efficiency, and real-time industrial applicability.</w:t>
+      </w:r>
+    </w:p>
+    <w:p>
+      <w:pPr>
+        <w:pStyle w:val="NormalWeb"/>
+        <w:spacing w:line="360" w:lineRule="auto"/>
+      </w:pPr>
+      <w:r>
         <w:lastRenderedPageBreak/>
-        <w:t>Tran et al. (2018) evaluated Random Forest algorithms for industrial predictive maintenance and observed that ensemble methods provide strong performance under noisy industrial conditions.</w:t>
-      </w:r>
-    </w:p>
-    <w:p>
-      <w:pPr>
-        <w:pStyle w:val="NormalWeb"/>
-        <w:spacing w:line="360" w:lineRule="auto"/>
-      </w:pPr>
-      <w:r>
-        <w:t>Kiranyaz et al. (2019) examined CNN deployment for edge computing environments and highlighted the importance of computational efficiency and inference latency for industrial applications.</w:t>
-      </w:r>
-    </w:p>
-    <w:p>
-      <w:pPr>
-        <w:pStyle w:val="NormalWeb"/>
-        <w:spacing w:line="360" w:lineRule="auto"/>
-      </w:pPr>
-      <w:r>
-        <w:t>Despite the progress reported in these studies, many existing works focus mainly on prediction accuracy while neglecting generalizability, deployment efficiency, and real-time industrial applicability.</w:t>
-      </w:r>
-    </w:p>
-    <w:p>
-      <w:pPr>
-        <w:pStyle w:val="NormalWeb"/>
-        <w:spacing w:line="360" w:lineRule="auto"/>
-      </w:pPr>
-      <w:r>
         <w:t>Most studies also evaluate models using limited datasets and fail to comprehensively compare imbalance handling techniques.</w:t>
       </w:r>
     </w:p>
@@ -10560,7 +10707,6 @@
         <w:spacing w:line="360" w:lineRule="auto"/>
       </w:pPr>
       <w:r>
-        <w:lastRenderedPageBreak/>
         <w:t>Sensor data quality</w:t>
       </w:r>
     </w:p>
@@ -10682,6 +10828,7 @@
         <w:spacing w:line="360" w:lineRule="auto"/>
       </w:pPr>
       <w:r>
+        <w:lastRenderedPageBreak/>
         <w:t>AUC-ROC</w:t>
       </w:r>
     </w:p>
@@ -10855,8 +11002,60 @@
           <w:sz w:val="24"/>
           <w:szCs w:val="24"/>
         </w:rPr>
+        <w:t>Gap 1: Limited Evaluation of Imbalance Mitigation Techniques</w:t>
+      </w:r>
+    </w:p>
+    <w:p>
+      <w:pPr>
+        <w:pStyle w:val="NormalWeb"/>
+        <w:spacing w:line="360" w:lineRule="auto"/>
+      </w:pPr>
+      <w:r>
+        <w:t>Most existing predictive maintenance studies employ basic oversampling methods without systematically evaluating advanced imbalance handling techniques such as focal loss, cost-sensitive learning, and hybrid ensemble methods.</w:t>
+      </w:r>
+    </w:p>
+    <w:p>
+      <w:pPr>
+        <w:pStyle w:val="Heading2"/>
+        <w:spacing w:line="360" w:lineRule="auto"/>
+        <w:rPr>
+          <w:sz w:val="24"/>
+          <w:szCs w:val="24"/>
+        </w:rPr>
+      </w:pPr>
+      <w:r>
+        <w:rPr>
+          <w:sz w:val="24"/>
+          <w:szCs w:val="24"/>
+        </w:rPr>
+        <w:t>Gap 2: Insufficient Generalizability Analysis</w:t>
+      </w:r>
+    </w:p>
+    <w:p>
+      <w:pPr>
+        <w:pStyle w:val="NormalWeb"/>
+        <w:spacing w:line="360" w:lineRule="auto"/>
+      </w:pPr>
+      <w:r>
+        <w:t>Many studies evaluate predictive models using simple operational conditions and single fault scenarios. There is limited investigation of model performance across varying operational environments and multiple fault conditions.</w:t>
+      </w:r>
+    </w:p>
+    <w:p>
+      <w:pPr>
+        <w:pStyle w:val="Heading2"/>
+        <w:spacing w:line="360" w:lineRule="auto"/>
+        <w:rPr>
+          <w:sz w:val="24"/>
+          <w:szCs w:val="24"/>
+        </w:rPr>
+      </w:pPr>
+      <w:r>
+        <w:rPr>
+          <w:sz w:val="24"/>
+          <w:szCs w:val="24"/>
+        </w:rPr>
         <w:lastRenderedPageBreak/>
-        <w:t>Gap 1: Limited Evaluation of Imbalance Mitigation Techniques</w:t>
+        <w:t>Gap 3: Limited Real-Time Deployment Evaluation</w:t>
       </w:r>
     </w:p>
     <w:p>
@@ -10865,7 +11064,7 @@
         <w:spacing w:line="360" w:lineRule="auto"/>
       </w:pPr>
       <w:r>
-        <w:t>Most existing predictive maintenance studies employ basic oversampling methods without systematically evaluating advanced imbalance handling techniques such as focal loss, cost-sensitive learning, and hybrid ensemble methods.</w:t>
+        <w:t>Most existing research focuses heavily on prediction accuracy while paying limited attention to inference latency, computational efficiency, and deployment suitability for industrial edge systems.</w:t>
       </w:r>
     </w:p>
     <w:p>
@@ -10882,7 +11081,7 @@
           <w:sz w:val="24"/>
           <w:szCs w:val="24"/>
         </w:rPr>
-        <w:t>Gap 2: Insufficient Generalizability Analysis</w:t>
+        <w:t>Gap 4: Limited Comparative Analysis of Hybrid Deep Learning Architectures</w:t>
       </w:r>
     </w:p>
     <w:p>
@@ -10891,7 +11090,7 @@
         <w:spacing w:line="360" w:lineRule="auto"/>
       </w:pPr>
       <w:r>
-        <w:t>Many studies evaluate predictive models using simple operational conditions and single fault scenarios. There is limited investigation of model performance across varying operational environments and multiple fault conditions.</w:t>
+        <w:t>There remains insufficient comparative evaluation of standalone and hybrid deep learning architectures for predictive maintenance under multivariate industrial conditions.</w:t>
       </w:r>
     </w:p>
     <w:p>
@@ -10908,7 +11107,7 @@
           <w:sz w:val="24"/>
           <w:szCs w:val="24"/>
         </w:rPr>
-        <w:t>Gap 3: Limited Real-Time Deployment Evaluation</w:t>
+        <w:t>Gap 5: Limited Integration of IIoT and AI Frameworks</w:t>
       </w:r>
     </w:p>
     <w:p>
@@ -10917,24 +11116,7 @@
         <w:spacing w:line="360" w:lineRule="auto"/>
       </w:pPr>
       <w:r>
-        <w:t>Most existing research focuses heavily on prediction accuracy while paying limited attention to inference latency, computational efficiency, and deployment suitability for industrial edge systems.</w:t>
-      </w:r>
-    </w:p>
-    <w:p>
-      <w:pPr>
-        <w:pStyle w:val="Heading2"/>
-        <w:spacing w:line="360" w:lineRule="auto"/>
-        <w:rPr>
-          <w:sz w:val="24"/>
-          <w:szCs w:val="24"/>
-        </w:rPr>
-      </w:pPr>
-      <w:r>
-        <w:rPr>
-          <w:sz w:val="24"/>
-          <w:szCs w:val="24"/>
-        </w:rPr>
-        <w:t>Gap 4: Limited Comparative Analysis of Hybrid Deep Learning Architectures</w:t>
+        <w:t>Many predictive maintenance systems focus either on AI models or IIoT infrastructure independently without developing integrated frameworks suitable for real industrial deployment.</w:t>
       </w:r>
     </w:p>
     <w:p>
@@ -10943,24 +11125,24 @@
         <w:spacing w:line="360" w:lineRule="auto"/>
       </w:pPr>
       <w:r>
-        <w:t>There remains insufficient comparative evaluation of standalone and hybrid deep learning architectures for predictive maintenance under multivariate industrial conditions.</w:t>
-      </w:r>
-    </w:p>
-    <w:p>
-      <w:pPr>
-        <w:pStyle w:val="Heading2"/>
-        <w:spacing w:line="360" w:lineRule="auto"/>
-        <w:rPr>
-          <w:sz w:val="24"/>
-          <w:szCs w:val="24"/>
-        </w:rPr>
-      </w:pPr>
-      <w:r>
-        <w:rPr>
-          <w:sz w:val="24"/>
-          <w:szCs w:val="24"/>
-        </w:rPr>
-        <w:t>Gap 5: Limited Integration of IIoT and AI Frameworks</w:t>
+        <w:t>These identified gaps justify the need for the present study.</w:t>
+      </w:r>
+    </w:p>
+    <w:p>
+      <w:pPr>
+        <w:pStyle w:val="Heading1"/>
+        <w:spacing w:line="360" w:lineRule="auto"/>
+        <w:rPr>
+          <w:sz w:val="24"/>
+          <w:szCs w:val="24"/>
+        </w:rPr>
+      </w:pPr>
+      <w:r>
+        <w:rPr>
+          <w:sz w:val="24"/>
+          <w:szCs w:val="24"/>
+        </w:rPr>
+        <w:t>2.8.1 Chapter Summary</w:t>
       </w:r>
     </w:p>
     <w:p>
@@ -10969,7 +11151,7 @@
         <w:spacing w:line="360" w:lineRule="auto"/>
       </w:pPr>
       <w:r>
-        <w:t>Many predictive maintenance systems focus either on AI models or IIoT infrastructure independently without developing integrated frameworks suitable for real industrial deployment.</w:t>
+        <w:t>This chapter reviewed literature related to Industrial Internet of Things architectures, communication protocols, predictive maintenance strategies, condition monitoring systems, machine learning approaches, deep learning techniques, feature engineering methods, and class imbalance handling techniques.</w:t>
       </w:r>
     </w:p>
     <w:p>
@@ -10978,24 +11160,7 @@
         <w:spacing w:line="360" w:lineRule="auto"/>
       </w:pPr>
       <w:r>
-        <w:t>These identified gaps justify the need for the present study.</w:t>
-      </w:r>
-    </w:p>
-    <w:p>
-      <w:pPr>
-        <w:pStyle w:val="Heading1"/>
-        <w:spacing w:line="360" w:lineRule="auto"/>
-        <w:rPr>
-          <w:sz w:val="24"/>
-          <w:szCs w:val="24"/>
-        </w:rPr>
-      </w:pPr>
-      <w:r>
-        <w:rPr>
-          <w:sz w:val="24"/>
-          <w:szCs w:val="24"/>
-        </w:rPr>
-        <w:t>2.8.1 Chapter Summary</w:t>
+        <w:t>The chapter also reviewed empirical studies related to AI-driven predictive maintenance and identified several research gaps including limited imbalance mitigation evaluation, insufficient model generalizability analysis, and inadequate consideration of real-time deployment requirements.</w:t>
       </w:r>
     </w:p>
     <w:p>
@@ -11004,36 +11169,41 @@
         <w:spacing w:line="360" w:lineRule="auto"/>
       </w:pPr>
       <w:r>
-        <w:t xml:space="preserve">This chapter reviewed literature related to Industrial Internet of Things architectures, communication protocols, predictive maintenance strategies, condition monitoring systems, </w:t>
+        <w:t>The conceptual framework presented the relationship between IIoT sensor data, preprocessing techniques, AI models, and predictive maintenance outcomes.</w:t>
+      </w:r>
+    </w:p>
+    <w:p>
+      <w:pPr>
+        <w:pStyle w:val="NormalWeb"/>
+        <w:spacing w:line="360" w:lineRule="auto"/>
+      </w:pPr>
+      <w:r>
+        <w:t>The identified gaps provide the foundation for the methodology adopted in the next chapter.</w:t>
+      </w:r>
+    </w:p>
+    <w:p>
+      <w:pPr>
+        <w:spacing w:line="360" w:lineRule="auto"/>
+        <w:ind w:left="1440" w:firstLine="720"/>
+        <w:jc w:val="both"/>
+        <w:rPr>
+          <w:rFonts w:ascii="Times New Roman" w:hAnsi="Times New Roman" w:cs="Times New Roman"/>
+          <w:b/>
+          <w:bCs/>
+          <w:sz w:val="24"/>
+          <w:szCs w:val="24"/>
+        </w:rPr>
+      </w:pPr>
+      <w:r>
+        <w:rPr>
+          <w:rFonts w:ascii="Times New Roman" w:hAnsi="Times New Roman" w:cs="Times New Roman"/>
+          <w:b/>
+          <w:bCs/>
+          <w:sz w:val="24"/>
+          <w:szCs w:val="24"/>
+        </w:rPr>
         <w:lastRenderedPageBreak/>
-        <w:t>machine learning approaches, deep learning techniques, feature engineering methods, and class imbalance handling techniques.</w:t>
-      </w:r>
-    </w:p>
-    <w:p>
-      <w:pPr>
-        <w:pStyle w:val="NormalWeb"/>
-        <w:spacing w:line="360" w:lineRule="auto"/>
-      </w:pPr>
-      <w:r>
-        <w:t>The chapter also reviewed empirical studies related to AI-driven predictive maintenance and identified several research gaps including limited imbalance mitigation evaluation, insufficient model generalizability analysis, and inadequate consideration of real-time deployment requirements.</w:t>
-      </w:r>
-    </w:p>
-    <w:p>
-      <w:pPr>
-        <w:pStyle w:val="NormalWeb"/>
-        <w:spacing w:line="360" w:lineRule="auto"/>
-      </w:pPr>
-      <w:r>
-        <w:t>The conceptual framework presented the relationship between IIoT sensor data, preprocessing techniques, AI models, and predictive maintenance outcomes.</w:t>
-      </w:r>
-    </w:p>
-    <w:p>
-      <w:pPr>
-        <w:pStyle w:val="NormalWeb"/>
-        <w:spacing w:line="360" w:lineRule="auto"/>
-      </w:pPr>
-      <w:r>
-        <w:t>The identified gaps provide the foundation for the methodology adopted in the next chapter.</w:t>
+        <w:t xml:space="preserve">CHAPTER THREE  </w:t>
       </w:r>
     </w:p>
     <w:p>
@@ -11057,14 +11227,31 @@
           <w:sz w:val="24"/>
           <w:szCs w:val="24"/>
         </w:rPr>
-        <w:t xml:space="preserve">CHAPTER THREE  </w:t>
-      </w:r>
-    </w:p>
-    <w:p>
-      <w:pPr>
-        <w:spacing w:line="360" w:lineRule="auto"/>
-        <w:ind w:left="1440" w:firstLine="720"/>
-        <w:jc w:val="both"/>
+        <w:t>MATERIAL AND METHODS</w:t>
+      </w:r>
+    </w:p>
+    <w:p>
+      <w:pPr>
+        <w:spacing w:line="360" w:lineRule="auto"/>
+        <w:jc w:val="both"/>
+        <w:rPr>
+          <w:rFonts w:ascii="Times New Roman" w:hAnsi="Times New Roman" w:cs="Times New Roman"/>
+          <w:sz w:val="24"/>
+          <w:szCs w:val="24"/>
+        </w:rPr>
+      </w:pPr>
+    </w:p>
+    <w:p>
+      <w:pPr>
+        <w:spacing w:line="360" w:lineRule="auto"/>
+        <w:jc w:val="both"/>
+        <w:rPr>
+          <w:rFonts w:ascii="Times New Roman" w:hAnsi="Times New Roman" w:cs="Times New Roman"/>
+          <w:sz w:val="24"/>
+          <w:szCs w:val="24"/>
+        </w:rPr>
+      </w:pPr>
+      <w:r>
         <w:rPr>
           <w:rFonts w:ascii="Times New Roman" w:hAnsi="Times New Roman" w:cs="Times New Roman"/>
           <w:b/>
@@ -11072,6 +11259,48 @@
           <w:sz w:val="24"/>
           <w:szCs w:val="24"/>
         </w:rPr>
+        <w:t xml:space="preserve"> 3.1 Introduction</w:t>
+      </w:r>
+    </w:p>
+    <w:p>
+      <w:pPr>
+        <w:spacing w:line="360" w:lineRule="auto"/>
+        <w:jc w:val="both"/>
+        <w:rPr>
+          <w:rFonts w:ascii="Times New Roman" w:hAnsi="Times New Roman" w:cs="Times New Roman"/>
+          <w:sz w:val="24"/>
+          <w:szCs w:val="24"/>
+        </w:rPr>
+      </w:pPr>
+      <w:r>
+        <w:rPr>
+          <w:rFonts w:ascii="Times New Roman" w:hAnsi="Times New Roman" w:cs="Times New Roman"/>
+          <w:sz w:val="24"/>
+          <w:szCs w:val="24"/>
+        </w:rPr>
+        <w:t>This chapter presents the methodology employed to develop and evaluate AI-driven predictive maintenance models using the AI4I 2020 dataset. The methodology follows a systematic quantitative experimental design comprising five phases: data acquisition, data preprocessing, exploratory data analysis, model development, and model evaluation. Each phase is described in detail, including the rationale for methodological choices and their alignment with the research objectives established in Chapter One.</w:t>
+      </w:r>
+    </w:p>
+    <w:p>
+      <w:pPr>
+        <w:spacing w:line="360" w:lineRule="auto"/>
+        <w:jc w:val="both"/>
+        <w:rPr>
+          <w:rFonts w:ascii="Times New Roman" w:hAnsi="Times New Roman" w:cs="Times New Roman"/>
+          <w:sz w:val="24"/>
+          <w:szCs w:val="24"/>
+        </w:rPr>
+      </w:pPr>
+    </w:p>
+    <w:p>
+      <w:pPr>
+        <w:spacing w:line="360" w:lineRule="auto"/>
+        <w:jc w:val="both"/>
+        <w:rPr>
+          <w:rFonts w:ascii="Times New Roman" w:hAnsi="Times New Roman" w:cs="Times New Roman"/>
+          <w:sz w:val="24"/>
+          <w:szCs w:val="24"/>
+        </w:rPr>
       </w:pPr>
       <w:r>
         <w:rPr>
@@ -11081,31 +11310,32 @@
           <w:sz w:val="24"/>
           <w:szCs w:val="24"/>
         </w:rPr>
-        <w:t>MATERIAL AND METHODS</w:t>
-      </w:r>
-    </w:p>
-    <w:p>
-      <w:pPr>
-        <w:spacing w:line="360" w:lineRule="auto"/>
-        <w:jc w:val="both"/>
-        <w:rPr>
-          <w:rFonts w:ascii="Times New Roman" w:hAnsi="Times New Roman" w:cs="Times New Roman"/>
-          <w:sz w:val="24"/>
-          <w:szCs w:val="24"/>
-        </w:rPr>
-      </w:pPr>
-    </w:p>
-    <w:p>
-      <w:pPr>
-        <w:spacing w:line="360" w:lineRule="auto"/>
-        <w:jc w:val="both"/>
-        <w:rPr>
-          <w:rFonts w:ascii="Times New Roman" w:hAnsi="Times New Roman" w:cs="Times New Roman"/>
-          <w:sz w:val="24"/>
-          <w:szCs w:val="24"/>
-        </w:rPr>
-      </w:pPr>
-      <w:r>
+        <w:t xml:space="preserve"> 3.2 Research Framework</w:t>
+      </w:r>
+    </w:p>
+    <w:p>
+      <w:pPr>
+        <w:spacing w:line="360" w:lineRule="auto"/>
+        <w:jc w:val="both"/>
+        <w:rPr>
+          <w:rFonts w:ascii="Times New Roman" w:hAnsi="Times New Roman" w:cs="Times New Roman"/>
+          <w:sz w:val="24"/>
+          <w:szCs w:val="24"/>
+        </w:rPr>
+      </w:pPr>
+      <w:r>
+        <w:rPr>
+          <w:rFonts w:ascii="Times New Roman" w:hAnsi="Times New Roman" w:cs="Times New Roman"/>
+          <w:sz w:val="24"/>
+          <w:szCs w:val="24"/>
+        </w:rPr>
+        <w:t>The research framework adopted in this study is structured as a supervised machine learning pipeline for binary classification of machine failure. As illustrates the sequential workflow.</w:t>
+      </w:r>
+    </w:p>
+    <w:p>
+      <w:pPr>
+        <w:spacing w:line="360" w:lineRule="auto"/>
+        <w:jc w:val="both"/>
         <w:rPr>
           <w:rFonts w:ascii="Times New Roman" w:hAnsi="Times New Roman" w:cs="Times New Roman"/>
           <w:b/>
@@ -11113,49 +11343,15 @@
           <w:sz w:val="24"/>
           <w:szCs w:val="24"/>
         </w:rPr>
-        <w:t xml:space="preserve"> 3.1 Introduction</w:t>
-      </w:r>
-    </w:p>
-    <w:p>
-      <w:pPr>
-        <w:spacing w:line="360" w:lineRule="auto"/>
-        <w:jc w:val="both"/>
-        <w:rPr>
-          <w:rFonts w:ascii="Times New Roman" w:hAnsi="Times New Roman" w:cs="Times New Roman"/>
-          <w:sz w:val="24"/>
-          <w:szCs w:val="24"/>
-        </w:rPr>
-      </w:pPr>
-      <w:r>
-        <w:rPr>
-          <w:rFonts w:ascii="Times New Roman" w:hAnsi="Times New Roman" w:cs="Times New Roman"/>
-          <w:sz w:val="24"/>
-          <w:szCs w:val="24"/>
-        </w:rPr>
-        <w:t>This chapter presents the methodology employed to develop and evaluate AI-driven predictive maintenance models using the AI4I 2020 dataset. The methodology follows a systematic quantitative experimental design comprising five phases: data acquisition, data preprocessing, exploratory data analysis, model development, and model evaluation. Each phase is described in detail, including the rationale for methodological choices and their alignment with the research objectives established in Chapter One.</w:t>
-      </w:r>
-    </w:p>
-    <w:p>
-      <w:pPr>
-        <w:spacing w:line="360" w:lineRule="auto"/>
-        <w:jc w:val="both"/>
-        <w:rPr>
-          <w:rFonts w:ascii="Times New Roman" w:hAnsi="Times New Roman" w:cs="Times New Roman"/>
-          <w:sz w:val="24"/>
-          <w:szCs w:val="24"/>
-        </w:rPr>
-      </w:pPr>
-    </w:p>
-    <w:p>
-      <w:pPr>
-        <w:spacing w:line="360" w:lineRule="auto"/>
-        <w:jc w:val="both"/>
-        <w:rPr>
-          <w:rFonts w:ascii="Times New Roman" w:hAnsi="Times New Roman" w:cs="Times New Roman"/>
-          <w:sz w:val="24"/>
-          <w:szCs w:val="24"/>
-        </w:rPr>
-      </w:pPr>
+      </w:pPr>
+      <w:r>
+        <w:rPr>
+          <w:rFonts w:ascii="Times New Roman" w:eastAsia="Arial Unicode MS" w:hAnsi="Times New Roman" w:cs="Times New Roman"/>
+          <w:sz w:val="24"/>
+          <w:szCs w:val="24"/>
+        </w:rPr>
+        <w:t xml:space="preserve"> Data Acquisition → Data Preprocessing → Exploratory Data Analysis → Train-Test Split → Feature Scaling → Class Imbalance Handling → Model Training → Model Evaluation → Results Analysis</w:t>
+      </w:r>
       <w:r>
         <w:rPr>
           <w:rFonts w:ascii="Times New Roman" w:hAnsi="Times New Roman" w:cs="Times New Roman"/>
@@ -11164,26 +11360,7 @@
           <w:sz w:val="24"/>
           <w:szCs w:val="24"/>
         </w:rPr>
-        <w:t xml:space="preserve"> 3.2 Research Framework</w:t>
-      </w:r>
-    </w:p>
-    <w:p>
-      <w:pPr>
-        <w:spacing w:line="360" w:lineRule="auto"/>
-        <w:jc w:val="both"/>
-        <w:rPr>
-          <w:rFonts w:ascii="Times New Roman" w:hAnsi="Times New Roman" w:cs="Times New Roman"/>
-          <w:sz w:val="24"/>
-          <w:szCs w:val="24"/>
-        </w:rPr>
-      </w:pPr>
-      <w:r>
-        <w:rPr>
-          <w:rFonts w:ascii="Times New Roman" w:hAnsi="Times New Roman" w:cs="Times New Roman"/>
-          <w:sz w:val="24"/>
-          <w:szCs w:val="24"/>
-        </w:rPr>
-        <w:t>The research framework adopted in this study is structured as a supervised machine learning pipeline for binary classification of machine failure. As illustrates the sequential workflow.</w:t>
+        <w:t xml:space="preserve"> </w:t>
       </w:r>
     </w:p>
     <w:p>
@@ -11200,154 +11377,123 @@
       </w:pPr>
       <w:r>
         <w:rPr>
-          <w:rFonts w:ascii="Times New Roman" w:eastAsia="Arial Unicode MS" w:hAnsi="Times New Roman" w:cs="Times New Roman"/>
+          <w:rFonts w:ascii="Times New Roman" w:hAnsi="Times New Roman" w:cs="Times New Roman"/>
+          <w:b/>
+          <w:bCs/>
+          <w:sz w:val="24"/>
+          <w:szCs w:val="24"/>
+        </w:rPr>
+        <w:t>3.3 Dataset Description</w:t>
+      </w:r>
+    </w:p>
+    <w:p>
+      <w:pPr>
+        <w:spacing w:line="360" w:lineRule="auto"/>
+        <w:jc w:val="both"/>
+        <w:rPr>
+          <w:rFonts w:ascii="Times New Roman" w:hAnsi="Times New Roman" w:cs="Times New Roman"/>
+          <w:sz w:val="24"/>
+          <w:szCs w:val="24"/>
+        </w:rPr>
+      </w:pPr>
+      <w:r>
+        <w:rPr>
+          <w:rFonts w:ascii="Times New Roman" w:hAnsi="Times New Roman" w:cs="Times New Roman"/>
+          <w:sz w:val="24"/>
+          <w:szCs w:val="24"/>
+        </w:rPr>
+        <w:t>The framework is designed to address the three research questions established in Chapter One:</w:t>
+      </w:r>
+    </w:p>
+    <w:p>
+      <w:pPr>
+        <w:spacing w:line="360" w:lineRule="auto"/>
+        <w:jc w:val="both"/>
+        <w:rPr>
+          <w:rFonts w:ascii="Times New Roman" w:hAnsi="Times New Roman" w:cs="Times New Roman"/>
+          <w:b/>
+          <w:bCs/>
+          <w:sz w:val="24"/>
+          <w:szCs w:val="24"/>
+        </w:rPr>
+      </w:pPr>
+      <w:r>
+        <w:rPr>
+          <w:rFonts w:ascii="Times New Roman" w:hAnsi="Times New Roman" w:cs="Times New Roman"/>
+          <w:b/>
+          <w:bCs/>
+          <w:sz w:val="24"/>
+          <w:szCs w:val="24"/>
+        </w:rPr>
+        <w:t xml:space="preserve">  3.3.1 Data Source</w:t>
+      </w:r>
+    </w:p>
+    <w:p>
+      <w:pPr>
+        <w:spacing w:line="360" w:lineRule="auto"/>
+        <w:jc w:val="both"/>
+        <w:rPr>
+          <w:rFonts w:ascii="Times New Roman" w:hAnsi="Times New Roman" w:cs="Times New Roman"/>
+          <w:sz w:val="24"/>
+          <w:szCs w:val="24"/>
+        </w:rPr>
+      </w:pPr>
+      <w:r>
+        <w:rPr>
+          <w:rFonts w:ascii="Times New Roman" w:hAnsi="Times New Roman" w:cs="Times New Roman"/>
+          <w:sz w:val="24"/>
+          <w:szCs w:val="24"/>
+        </w:rPr>
+        <w:t>This study utilizes the AI4I 2020 Predictive Maintenance Dataset, originally published by Matzka (2020). The dataset is publicly available through the UCI Machine Learning Repository and Kaggle. It is synthetically generated but modeled after real-world milling machine operations, providing a realistic representation of industrial sensor data with known failure modes.</w:t>
+      </w:r>
+    </w:p>
+    <w:p>
+      <w:pPr>
+        <w:spacing w:line="360" w:lineRule="auto"/>
+        <w:jc w:val="both"/>
+        <w:rPr>
+          <w:rFonts w:ascii="Times New Roman" w:hAnsi="Times New Roman" w:cs="Times New Roman"/>
+          <w:b/>
+          <w:bCs/>
+          <w:sz w:val="24"/>
+          <w:szCs w:val="24"/>
+        </w:rPr>
+      </w:pPr>
+    </w:p>
+    <w:p>
+      <w:pPr>
+        <w:spacing w:line="360" w:lineRule="auto"/>
+        <w:jc w:val="both"/>
+        <w:rPr>
+          <w:rFonts w:ascii="Times New Roman" w:hAnsi="Times New Roman" w:cs="Times New Roman"/>
+          <w:b/>
+          <w:bCs/>
+          <w:sz w:val="24"/>
+          <w:szCs w:val="24"/>
+        </w:rPr>
+      </w:pPr>
+    </w:p>
+    <w:p>
+      <w:pPr>
+        <w:spacing w:line="360" w:lineRule="auto"/>
+        <w:jc w:val="both"/>
+        <w:rPr>
+          <w:rFonts w:ascii="Times New Roman" w:hAnsi="Times New Roman" w:cs="Times New Roman"/>
+          <w:b/>
+          <w:bCs/>
+          <w:sz w:val="24"/>
+          <w:szCs w:val="24"/>
+        </w:rPr>
+      </w:pPr>
+      <w:r>
+        <w:rPr>
+          <w:rFonts w:ascii="Times New Roman" w:hAnsi="Times New Roman" w:cs="Times New Roman"/>
+          <w:b/>
+          <w:bCs/>
           <w:sz w:val="24"/>
           <w:szCs w:val="24"/>
         </w:rPr>
         <w:lastRenderedPageBreak/>
-        <w:t xml:space="preserve"> Data Acquisition → Data Preprocessing → Exploratory Data Analysis → Train-Test Split → Feature Scaling → Class Imbalance Handling → Model Training → Model Evaluation → Results Analysis</w:t>
-      </w:r>
-      <w:r>
-        <w:rPr>
-          <w:rFonts w:ascii="Times New Roman" w:hAnsi="Times New Roman" w:cs="Times New Roman"/>
-          <w:b/>
-          <w:bCs/>
-          <w:sz w:val="24"/>
-          <w:szCs w:val="24"/>
-        </w:rPr>
-        <w:t xml:space="preserve"> </w:t>
-      </w:r>
-    </w:p>
-    <w:p>
-      <w:pPr>
-        <w:spacing w:line="360" w:lineRule="auto"/>
-        <w:jc w:val="both"/>
-        <w:rPr>
-          <w:rFonts w:ascii="Times New Roman" w:hAnsi="Times New Roman" w:cs="Times New Roman"/>
-          <w:b/>
-          <w:bCs/>
-          <w:sz w:val="24"/>
-          <w:szCs w:val="24"/>
-        </w:rPr>
-      </w:pPr>
-      <w:r>
-        <w:rPr>
-          <w:rFonts w:ascii="Times New Roman" w:hAnsi="Times New Roman" w:cs="Times New Roman"/>
-          <w:b/>
-          <w:bCs/>
-          <w:sz w:val="24"/>
-          <w:szCs w:val="24"/>
-        </w:rPr>
-        <w:t>3.3 Dataset Description</w:t>
-      </w:r>
-    </w:p>
-    <w:p>
-      <w:pPr>
-        <w:spacing w:line="360" w:lineRule="auto"/>
-        <w:jc w:val="both"/>
-        <w:rPr>
-          <w:rFonts w:ascii="Times New Roman" w:hAnsi="Times New Roman" w:cs="Times New Roman"/>
-          <w:sz w:val="24"/>
-          <w:szCs w:val="24"/>
-        </w:rPr>
-      </w:pPr>
-      <w:r>
-        <w:rPr>
-          <w:rFonts w:ascii="Times New Roman" w:hAnsi="Times New Roman" w:cs="Times New Roman"/>
-          <w:sz w:val="24"/>
-          <w:szCs w:val="24"/>
-        </w:rPr>
-        <w:t>The framework is designed to address the three research questions established in Chapter One:</w:t>
-      </w:r>
-    </w:p>
-    <w:p>
-      <w:pPr>
-        <w:spacing w:line="360" w:lineRule="auto"/>
-        <w:jc w:val="both"/>
-        <w:rPr>
-          <w:rFonts w:ascii="Times New Roman" w:hAnsi="Times New Roman" w:cs="Times New Roman"/>
-          <w:b/>
-          <w:bCs/>
-          <w:sz w:val="24"/>
-          <w:szCs w:val="24"/>
-        </w:rPr>
-      </w:pPr>
-      <w:r>
-        <w:rPr>
-          <w:rFonts w:ascii="Times New Roman" w:hAnsi="Times New Roman" w:cs="Times New Roman"/>
-          <w:b/>
-          <w:bCs/>
-          <w:sz w:val="24"/>
-          <w:szCs w:val="24"/>
-        </w:rPr>
-        <w:t xml:space="preserve">  3.3.1 Data Source</w:t>
-      </w:r>
-    </w:p>
-    <w:p>
-      <w:pPr>
-        <w:spacing w:line="360" w:lineRule="auto"/>
-        <w:jc w:val="both"/>
-        <w:rPr>
-          <w:rFonts w:ascii="Times New Roman" w:hAnsi="Times New Roman" w:cs="Times New Roman"/>
-          <w:sz w:val="24"/>
-          <w:szCs w:val="24"/>
-        </w:rPr>
-      </w:pPr>
-      <w:r>
-        <w:rPr>
-          <w:rFonts w:ascii="Times New Roman" w:hAnsi="Times New Roman" w:cs="Times New Roman"/>
-          <w:sz w:val="24"/>
-          <w:szCs w:val="24"/>
-        </w:rPr>
-        <w:t>This study utilizes the AI4I 2020 Predictive Maintenance Dataset, originally published by Matzka (2020). The dataset is publicly available through the UCI Machine Learning Repository and Kaggle. It is synthetically generated but modeled after real-world milling machine operations, providing a realistic representation of industrial sensor data with known failure modes.</w:t>
-      </w:r>
-    </w:p>
-    <w:p>
-      <w:pPr>
-        <w:spacing w:line="360" w:lineRule="auto"/>
-        <w:jc w:val="both"/>
-        <w:rPr>
-          <w:rFonts w:ascii="Times New Roman" w:hAnsi="Times New Roman" w:cs="Times New Roman"/>
-          <w:b/>
-          <w:bCs/>
-          <w:sz w:val="24"/>
-          <w:szCs w:val="24"/>
-        </w:rPr>
-      </w:pPr>
-    </w:p>
-    <w:p>
-      <w:pPr>
-        <w:spacing w:line="360" w:lineRule="auto"/>
-        <w:jc w:val="both"/>
-        <w:rPr>
-          <w:rFonts w:ascii="Times New Roman" w:hAnsi="Times New Roman" w:cs="Times New Roman"/>
-          <w:b/>
-          <w:bCs/>
-          <w:sz w:val="24"/>
-          <w:szCs w:val="24"/>
-        </w:rPr>
-      </w:pPr>
-    </w:p>
-    <w:p>
-      <w:pPr>
-        <w:spacing w:line="360" w:lineRule="auto"/>
-        <w:jc w:val="both"/>
-        <w:rPr>
-          <w:rFonts w:ascii="Times New Roman" w:hAnsi="Times New Roman" w:cs="Times New Roman"/>
-          <w:b/>
-          <w:bCs/>
-          <w:sz w:val="24"/>
-          <w:szCs w:val="24"/>
-        </w:rPr>
-      </w:pPr>
-      <w:r>
-        <w:rPr>
-          <w:rFonts w:ascii="Times New Roman" w:hAnsi="Times New Roman" w:cs="Times New Roman"/>
-          <w:b/>
-          <w:bCs/>
-          <w:sz w:val="24"/>
-          <w:szCs w:val="24"/>
-        </w:rPr>
         <w:t>3.3.2 Dataset Characteristics</w:t>
       </w:r>
     </w:p>
@@ -11614,7 +11760,25 @@
                 <w:sz w:val="24"/>
                 <w:szCs w:val="24"/>
               </w:rPr>
-              <w:t>Unique identifier(1-10000)</w:t>
+              <w:t xml:space="preserve">Unique </w:t>
+            </w:r>
+            <w:proofErr w:type="gramStart"/>
+            <w:r>
+              <w:rPr>
+                <w:rFonts w:ascii="Times New Roman" w:hAnsi="Times New Roman" w:cs="Times New Roman"/>
+                <w:sz w:val="24"/>
+                <w:szCs w:val="24"/>
+              </w:rPr>
+              <w:t>identifier(</w:t>
+            </w:r>
+            <w:proofErr w:type="gramEnd"/>
+            <w:r>
+              <w:rPr>
+                <w:rFonts w:ascii="Times New Roman" w:hAnsi="Times New Roman" w:cs="Times New Roman"/>
+                <w:sz w:val="24"/>
+                <w:szCs w:val="24"/>
+              </w:rPr>
+              <w:t>1-10000)</w:t>
             </w:r>
           </w:p>
         </w:tc>
@@ -11712,7 +11876,25 @@
                 <w:sz w:val="24"/>
                 <w:szCs w:val="24"/>
               </w:rPr>
-              <w:t>Product identifier with quality variant (L,M,H)</w:t>
+              <w:t>Product identifier with quality variant (</w:t>
+            </w:r>
+            <w:proofErr w:type="gramStart"/>
+            <w:r>
+              <w:rPr>
+                <w:rFonts w:ascii="Times New Roman" w:hAnsi="Times New Roman" w:cs="Times New Roman"/>
+                <w:sz w:val="24"/>
+                <w:szCs w:val="24"/>
+              </w:rPr>
+              <w:t>L,M</w:t>
+            </w:r>
+            <w:proofErr w:type="gramEnd"/>
+            <w:r>
+              <w:rPr>
+                <w:rFonts w:ascii="Times New Roman" w:hAnsi="Times New Roman" w:cs="Times New Roman"/>
+                <w:sz w:val="24"/>
+                <w:szCs w:val="24"/>
+              </w:rPr>
+              <w:t>,H)</w:t>
             </w:r>
           </w:p>
         </w:tc>
@@ -11810,7 +11992,25 @@
                 <w:sz w:val="24"/>
                 <w:szCs w:val="24"/>
               </w:rPr>
-              <w:t>Product quality variant (L,M,H)</w:t>
+              <w:t>Product quality variant (</w:t>
+            </w:r>
+            <w:proofErr w:type="gramStart"/>
+            <w:r>
+              <w:rPr>
+                <w:rFonts w:ascii="Times New Roman" w:hAnsi="Times New Roman" w:cs="Times New Roman"/>
+                <w:sz w:val="24"/>
+                <w:szCs w:val="24"/>
+              </w:rPr>
+              <w:t>L,M</w:t>
+            </w:r>
+            <w:proofErr w:type="gramEnd"/>
+            <w:r>
+              <w:rPr>
+                <w:rFonts w:ascii="Times New Roman" w:hAnsi="Times New Roman" w:cs="Times New Roman"/>
+                <w:sz w:val="24"/>
+                <w:szCs w:val="24"/>
+              </w:rPr>
+              <w:t>,H)</w:t>
             </w:r>
           </w:p>
         </w:tc>
@@ -11844,7 +12044,6 @@
                 <w:sz w:val="24"/>
                 <w:szCs w:val="24"/>
               </w:rPr>
-              <w:lastRenderedPageBreak/>
               <w:t>Air temperature [K]</w:t>
             </w:r>
           </w:p>
@@ -12433,6 +12632,7 @@
                 <w:sz w:val="24"/>
                 <w:szCs w:val="24"/>
               </w:rPr>
+              <w:lastRenderedPageBreak/>
               <w:t>HDF</w:t>
             </w:r>
           </w:p>
@@ -12920,7 +13120,6 @@
                 <w:sz w:val="24"/>
                 <w:szCs w:val="24"/>
               </w:rPr>
-              <w:lastRenderedPageBreak/>
               <w:t>Class</w:t>
             </w:r>
           </w:p>
@@ -13443,6 +13642,7 @@
           <w:sz w:val="24"/>
           <w:szCs w:val="24"/>
         </w:rPr>
+        <w:lastRenderedPageBreak/>
         <w:t xml:space="preserve"> 3.4.2 Categorical Variable Encoding</w:t>
       </w:r>
     </w:p>
@@ -13736,7 +13936,6 @@
                 <w:sz w:val="24"/>
                 <w:szCs w:val="24"/>
               </w:rPr>
-              <w:lastRenderedPageBreak/>
               <w:t>Feature</w:t>
             </w:r>
           </w:p>
@@ -14431,6 +14630,7 @@
                 <w:sz w:val="24"/>
                 <w:szCs w:val="24"/>
               </w:rPr>
+              <w:lastRenderedPageBreak/>
               <w:t>Type_M</w:t>
             </w:r>
           </w:p>
@@ -15008,7 +15208,6 @@
                 <w:sz w:val="24"/>
                 <w:szCs w:val="24"/>
               </w:rPr>
-              <w:lastRenderedPageBreak/>
               <w:t>Process temperature [K]</w:t>
             </w:r>
           </w:p>
@@ -15700,6 +15899,7 @@
           <w:sz w:val="24"/>
           <w:szCs w:val="24"/>
         </w:rPr>
+        <w:lastRenderedPageBreak/>
         <w:t xml:space="preserve"> 3.6 Train-Test Split</w:t>
       </w:r>
     </w:p>
@@ -16117,7 +16317,6 @@
                 <w:sz w:val="24"/>
                 <w:szCs w:val="24"/>
               </w:rPr>
-              <w:lastRenderedPageBreak/>
               <w:t>Subset</w:t>
             </w:r>
           </w:p>
@@ -16665,6 +16864,7 @@
           <w:sz w:val="24"/>
           <w:szCs w:val="24"/>
         </w:rPr>
+        <w:lastRenderedPageBreak/>
         <w:t>Where:</w:t>
       </w:r>
     </w:p>
@@ -16694,8 +16894,18 @@
           <w:sz w:val="24"/>
           <w:szCs w:val="24"/>
         </w:rPr>
-        <w:t>is the original feature value</w:t>
-      </w:r>
+        <w:t xml:space="preserve">is the original feature </w:t>
+      </w:r>
+      <w:proofErr w:type="gramStart"/>
+      <w:r>
+        <w:rPr>
+          <w:rFonts w:ascii="Times New Roman" w:hAnsi="Times New Roman" w:cs="Times New Roman"/>
+          <w:sz w:val="24"/>
+          <w:szCs w:val="24"/>
+        </w:rPr>
+        <w:t>value</w:t>
+      </w:r>
+      <w:proofErr w:type="gramEnd"/>
     </w:p>
     <w:p>
       <w:pPr>
@@ -16760,8 +16970,18 @@
           <w:sz w:val="24"/>
           <w:szCs w:val="24"/>
         </w:rPr>
-        <w:t xml:space="preserve"> is the standard deviation of the feature in the training set</w:t>
-      </w:r>
+        <w:t xml:space="preserve"> is the standard deviation of the feature in the training </w:t>
+      </w:r>
+      <w:proofErr w:type="gramStart"/>
+      <w:r>
+        <w:rPr>
+          <w:rFonts w:ascii="Times New Roman" w:hAnsi="Times New Roman" w:cs="Times New Roman"/>
+          <w:sz w:val="24"/>
+          <w:szCs w:val="24"/>
+        </w:rPr>
+        <w:t>set</w:t>
+      </w:r>
+      <w:proofErr w:type="gramEnd"/>
     </w:p>
     <w:p>
       <w:pPr>
@@ -16884,7 +17104,6 @@
           <w:sz w:val="24"/>
           <w:szCs w:val="24"/>
         </w:rPr>
-        <w:lastRenderedPageBreak/>
         <w:t>SMOTE Parameters:</w:t>
       </w:r>
     </w:p>
@@ -17431,6 +17650,7 @@
           <w:sz w:val="24"/>
           <w:szCs w:val="24"/>
         </w:rPr>
+        <w:lastRenderedPageBreak/>
         <w:t>3.8.2 Class Weights (Alternative)</w:t>
       </w:r>
     </w:p>
@@ -17611,7 +17831,6 @@
           <w:sz w:val="24"/>
           <w:szCs w:val="24"/>
         </w:rPr>
-        <w:lastRenderedPageBreak/>
         <w:t xml:space="preserve"> Performance on tabular data: Empirically demonstrated to achieve strong results on structured datasets compared to deep learning approaches (Grinsztajn et al., 2022)</w:t>
       </w:r>
     </w:p>
@@ -18040,6 +18259,7 @@
                 <w:sz w:val="24"/>
                 <w:szCs w:val="24"/>
               </w:rPr>
+              <w:lastRenderedPageBreak/>
               <w:t>min_samples_split</w:t>
             </w:r>
           </w:p>
@@ -18611,7 +18831,6 @@
                 <w:sz w:val="24"/>
                 <w:szCs w:val="24"/>
               </w:rPr>
-              <w:lastRenderedPageBreak/>
               <w:t>Class Weights</w:t>
             </w:r>
           </w:p>
@@ -18984,6 +19203,7 @@
                 <w:sz w:val="24"/>
                 <w:szCs w:val="24"/>
               </w:rPr>
+              <w:lastRenderedPageBreak/>
               <w:t>Actual Positive</w:t>
             </w:r>
           </w:p>
@@ -19300,7 +19520,6 @@
           <w:sz w:val="24"/>
           <w:szCs w:val="24"/>
         </w:rPr>
-        <w:lastRenderedPageBreak/>
         <w:t>Measures the proportion of actual failures correctly identified. High recall minimizes missed failures.</w:t>
       </w:r>
     </w:p>
@@ -19453,7 +19672,25 @@
           <w:sz w:val="24"/>
           <w:szCs w:val="24"/>
         </w:rPr>
-        <w:t>Measures the models ability to discriminate between classes across all classification thresholds. Values range from 0.5 (random) to 1.0 (perfect).</w:t>
+        <w:t xml:space="preserve">Measures the </w:t>
+      </w:r>
+      <w:proofErr w:type="gramStart"/>
+      <w:r>
+        <w:rPr>
+          <w:rFonts w:ascii="Times New Roman" w:hAnsi="Times New Roman" w:cs="Times New Roman"/>
+          <w:sz w:val="24"/>
+          <w:szCs w:val="24"/>
+        </w:rPr>
+        <w:t>models</w:t>
+      </w:r>
+      <w:proofErr w:type="gramEnd"/>
+      <w:r>
+        <w:rPr>
+          <w:rFonts w:ascii="Times New Roman" w:hAnsi="Times New Roman" w:cs="Times New Roman"/>
+          <w:sz w:val="24"/>
+          <w:szCs w:val="24"/>
+        </w:rPr>
+        <w:t xml:space="preserve"> ability to discriminate between classes across all classification thresholds. Values range from 0.5 (random) to 1.0 (perfect).</w:t>
       </w:r>
     </w:p>
     <w:p>
@@ -19516,6 +19753,7 @@
           <w:sz w:val="24"/>
           <w:szCs w:val="24"/>
         </w:rPr>
+        <w:lastRenderedPageBreak/>
         <w:t xml:space="preserve"> Missing a failure (false negative) can result in unplanned downtime, safety risks, and significant economic losses</w:t>
       </w:r>
     </w:p>
@@ -19942,7 +20180,6 @@
                 <w:sz w:val="24"/>
                 <w:szCs w:val="24"/>
               </w:rPr>
-              <w:lastRenderedPageBreak/>
               <w:t>OS</w:t>
             </w:r>
           </w:p>
@@ -20117,6 +20354,7 @@
           <w:sz w:val="24"/>
           <w:szCs w:val="24"/>
         </w:rPr>
+        <w:lastRenderedPageBreak/>
         <w:t>CHAPTER FOUR:</w:t>
       </w:r>
     </w:p>
@@ -20247,9 +20485,7 @@
           <w:sz w:val="24"/>
           <w:szCs w:val="24"/>
         </w:rPr>
-        <w:t xml:space="preserve">All experiments were conducted using the hardware and software environment specified in Section 3.11. The dataset was partitioned into training (8,000 samples) and testing (2,000 samples) sets </w:t>
-        <w:lastRenderedPageBreak/>
-        <w:t>with stratified sampling to maintain the 3.39% failure rate across both subsets. Feature scaling was applied using StandardScaler fitted exclusively on the training data.</w:t>
+        <w:t>All experiments were conducted using the hardware and software environment specified in Section 3.11. The dataset was partitioned into training (8,000 samples) and testing (2,000 samples) sets with stratified sampling to maintain the 3.39% failure rate across both subsets. Feature scaling was applied using StandardScaler fitted exclusively on the training data.</w:t>
       </w:r>
     </w:p>
     <w:p>
@@ -20803,6 +21039,7 @@
                 <w:sz w:val="24"/>
                 <w:szCs w:val="24"/>
               </w:rPr>
+              <w:lastRenderedPageBreak/>
               <w:t>Random seed</w:t>
             </w:r>
           </w:p>
@@ -21497,6 +21734,7 @@
           <w:sz w:val="24"/>
           <w:szCs w:val="24"/>
         </w:rPr>
+        <w:lastRenderedPageBreak/>
         <w:t>Table 4.3: Classification Metrics – Baseline Model</w:t>
       </w:r>
     </w:p>
@@ -22583,7 +22821,6 @@
           <w:sz w:val="24"/>
           <w:szCs w:val="24"/>
         </w:rPr>
-        <w:lastRenderedPageBreak/>
         <w:t xml:space="preserve"> Failure Precision: 88% (when failure predicted, 88% confidence)</w:t>
       </w:r>
     </w:p>
@@ -23539,7 +23776,6 @@
           <w:sz w:val="24"/>
           <w:szCs w:val="24"/>
         </w:rPr>
-        <w:lastRenderedPageBreak/>
         <w:t>True Positives (TP): 52 failures correctly identified (improvement from 36)</w:t>
       </w:r>
     </w:p>
@@ -24590,6 +24826,7 @@
           <w:sz w:val="24"/>
           <w:szCs w:val="24"/>
         </w:rPr>
+        <w:lastRenderedPageBreak/>
         <w:t>Key Findings:</w:t>
       </w:r>
     </w:p>
@@ -25457,7 +25694,6 @@
           <w:sz w:val="24"/>
           <w:szCs w:val="24"/>
         </w:rPr>
-        <w:lastRenderedPageBreak/>
         <w:t xml:space="preserve"> True Negatives (TN): 1,930 correctly identified normal operations</w:t>
       </w:r>
     </w:p>
@@ -25938,6 +26174,7 @@
                 <w:sz w:val="24"/>
                 <w:szCs w:val="24"/>
               </w:rPr>
+              <w:lastRenderedPageBreak/>
               <w:t>Failure (1)</w:t>
             </w:r>
           </w:p>
@@ -26583,7 +26820,6 @@
           <w:sz w:val="24"/>
           <w:szCs w:val="24"/>
         </w:rPr>
-        <w:lastRenderedPageBreak/>
         <w:t>Table 4.8: Feature Importance Rankings</w:t>
       </w:r>
     </w:p>
@@ -27234,6 +27470,7 @@
                 <w:sz w:val="24"/>
                 <w:szCs w:val="24"/>
               </w:rPr>
+              <w:lastRenderedPageBreak/>
               <w:t>5</w:t>
             </w:r>
           </w:p>
@@ -29539,8 +29776,8 @@
           <w:szCs w:val="24"/>
         </w:rPr>
       </w:pPr>
-      <w:bookmarkStart w:id="0" w:name="_n7zxtlosu4bc" w:colFirst="0" w:colLast="0"/>
-      <w:bookmarkEnd w:id="0"/>
+      <w:bookmarkStart w:id="1" w:name="_n7zxtlosu4bc" w:colFirst="0" w:colLast="0"/>
+      <w:bookmarkEnd w:id="1"/>
     </w:p>
     <w:p>
       <w:pPr>
@@ -29766,7 +30003,6 @@
           <w:sz w:val="24"/>
           <w:szCs w:val="24"/>
         </w:rPr>
-        <w:lastRenderedPageBreak/>
         <w:t>Figure 4.4: Comparative Performance Bar Chat</w:t>
       </w:r>
     </w:p>
@@ -30208,7 +30444,6 @@
                 <w:sz w:val="24"/>
                 <w:szCs w:val="24"/>
               </w:rPr>
-              <w:lastRenderedPageBreak/>
               <w:t>RQ1</w:t>
             </w:r>
           </w:p>
@@ -30460,329 +30695,372 @@
           <w:szCs w:val="24"/>
         </w:rPr>
       </w:pPr>
-    </w:p>
-    <w:p>
-      <w:pPr>
-        <w:spacing w:line="360" w:lineRule="auto"/>
-        <w:jc w:val="both"/>
-        <w:rPr>
-          <w:rFonts w:ascii="Times New Roman" w:hAnsi="Times New Roman" w:cs="Times New Roman"/>
-          <w:sz w:val="24"/>
-          <w:szCs w:val="24"/>
-        </w:rPr>
-      </w:pPr>
-      <w:r>
-        <w:rPr>
-          <w:rFonts w:ascii="Times New Roman" w:hAnsi="Times New Roman" w:cs="Times New Roman"/>
-          <w:noProof/>
-          <w:sz w:val="24"/>
-          <w:szCs w:val="24"/>
-        </w:rPr>
-        <w:drawing>
-          <wp:anchor distT="114300" distB="114300" distL="114300" distR="114300" simplePos="0" relativeHeight="251668480" behindDoc="0" locked="0" layoutInCell="1" hidden="0" allowOverlap="1" wp14:anchorId="2475361E" wp14:editId="3FA9DA57">
-            <wp:simplePos x="0" y="0"/>
-            <wp:positionH relativeFrom="column">
-              <wp:posOffset>-301625</wp:posOffset>
-            </wp:positionH>
-            <wp:positionV relativeFrom="paragraph">
-              <wp:posOffset>-21595823</wp:posOffset>
-            </wp:positionV>
-            <wp:extent cx="5943600" cy="4269740"/>
-            <wp:effectExtent l="0" t="0" r="0" b="0"/>
-            <wp:wrapNone/>
-            <wp:docPr id="8" name="image2.png"/>
-            <wp:cNvGraphicFramePr/>
-            <a:graphic xmlns:a="http://schemas.openxmlformats.org/drawingml/2006/main">
-              <a:graphicData uri="http://schemas.openxmlformats.org/drawingml/2006/picture">
-                <pic:pic xmlns:pic="http://schemas.openxmlformats.org/drawingml/2006/picture">
-                  <pic:nvPicPr>
-                    <pic:cNvPr id="0" name="image2.png"/>
-                    <pic:cNvPicPr preferRelativeResize="0"/>
-                  </pic:nvPicPr>
-                  <pic:blipFill>
-                    <a:blip r:embed="rId14"/>
-                    <a:srcRect/>
-                    <a:stretch>
-                      <a:fillRect/>
-                    </a:stretch>
-                  </pic:blipFill>
-                  <pic:spPr>
-                    <a:xfrm>
-                      <a:off x="0" y="0"/>
-                      <a:ext cx="5943600" cy="4269740"/>
-                    </a:xfrm>
-                    <a:prstGeom prst="rect">
-                      <a:avLst/>
-                    </a:prstGeom>
-                    <a:ln/>
-                  </pic:spPr>
-                </pic:pic>
-              </a:graphicData>
-            </a:graphic>
-          </wp:anchor>
-        </w:drawing>
-      </w:r>
-      <w:r>
-        <w:rPr>
-          <w:rFonts w:ascii="Times New Roman" w:eastAsia="Times New Roman" w:hAnsi="Times New Roman" w:cs="Times New Roman"/>
-          <w:bCs/>
-          <w:kern w:val="36"/>
-          <w:sz w:val="24"/>
-          <w:szCs w:val="24"/>
-        </w:rPr>
+      <w:r>
+        <w:rPr>
+          <w:rFonts w:ascii="Times New Roman" w:hAnsi="Times New Roman" w:cs="Times New Roman"/>
+          <w:sz w:val="24"/>
+          <w:szCs w:val="24"/>
+        </w:rPr>
+        <w:lastRenderedPageBreak/>
+        <w:br w:type="page"/>
+      </w:r>
+    </w:p>
+    <w:p>
+      <w:pPr>
+        <w:spacing w:after="60" w:line="240" w:lineRule="auto"/>
+        <w:jc w:val="center"/>
+        <w:outlineLvl w:val="0"/>
+        <w:rPr>
+          <w:rFonts w:ascii="Times New Roman" w:eastAsia="Times New Roman" w:hAnsi="Times New Roman" w:cs="Times New Roman"/>
+          <w:b/>
+          <w:bCs/>
+          <w:caps/>
+          <w:sz w:val="28"/>
+          <w:szCs w:val="28"/>
+        </w:rPr>
+      </w:pPr>
+      <w:r>
+        <w:rPr>
+          <w:rFonts w:ascii="Times New Roman" w:eastAsia="Times New Roman" w:hAnsi="Times New Roman" w:cs="Times New Roman"/>
+          <w:b/>
+          <w:bCs/>
+          <w:caps/>
+          <w:sz w:val="28"/>
+          <w:szCs w:val="28"/>
+        </w:rPr>
+        <w:lastRenderedPageBreak/>
         <w:t>CHAPTER FIVE</w:t>
       </w:r>
     </w:p>
     <w:p>
       <w:pPr>
-        <w:spacing w:before="100" w:beforeAutospacing="1" w:after="100" w:afterAutospacing="1" w:line="360" w:lineRule="auto"/>
-        <w:jc w:val="both"/>
+        <w:spacing w:after="360" w:line="240" w:lineRule="auto"/>
+        <w:jc w:val="center"/>
         <w:outlineLvl w:val="0"/>
         <w:rPr>
           <w:rFonts w:ascii="Times New Roman" w:eastAsia="Times New Roman" w:hAnsi="Times New Roman" w:cs="Times New Roman"/>
-          <w:bCs/>
-          <w:kern w:val="36"/>
-          <w:sz w:val="24"/>
-          <w:szCs w:val="24"/>
-        </w:rPr>
-      </w:pPr>
-      <w:bookmarkStart w:id="1" w:name="_GoBack"/>
-      <w:bookmarkEnd w:id="1"/>
-      <w:r>
-        <w:rPr>
-          <w:rFonts w:ascii="Times New Roman" w:eastAsia="Times New Roman" w:hAnsi="Times New Roman" w:cs="Times New Roman"/>
-          <w:bCs/>
-          <w:kern w:val="36"/>
-          <w:sz w:val="24"/>
-          <w:szCs w:val="24"/>
-        </w:rPr>
-        <w:t>GENERAL CONCLUSION</w:t>
-      </w:r>
-    </w:p>
-    <w:p>
-      <w:pPr>
-        <w:spacing w:before="100" w:beforeAutospacing="1" w:after="100" w:afterAutospacing="1" w:line="360" w:lineRule="auto"/>
-        <w:jc w:val="both"/>
+          <w:b/>
+          <w:bCs/>
+          <w:caps/>
+          <w:sz w:val="28"/>
+          <w:szCs w:val="28"/>
+        </w:rPr>
+      </w:pPr>
+      <w:r>
+        <w:rPr>
+          <w:rFonts w:ascii="Times New Roman" w:eastAsia="Times New Roman" w:hAnsi="Times New Roman" w:cs="Times New Roman"/>
+          <w:b/>
+          <w:bCs/>
+          <w:caps/>
+          <w:sz w:val="28"/>
+          <w:szCs w:val="28"/>
+        </w:rPr>
+        <w:t>PEDAGOGIC RELEVANCE AND CONCLUSION</w:t>
+      </w:r>
+    </w:p>
+    <w:p>
+      <w:pPr>
+        <w:spacing w:before="240" w:after="120" w:line="240" w:lineRule="auto"/>
+        <w:jc w:val="center"/>
+        <w:rPr>
+          <w:rFonts w:ascii="Times New Roman" w:eastAsia="Times New Roman" w:hAnsi="Times New Roman" w:cs="Times New Roman"/>
+          <w:sz w:val="24"/>
+          <w:szCs w:val="24"/>
+        </w:rPr>
+      </w:pPr>
+      <w:r>
+        <w:rPr>
+          <w:rFonts w:ascii="Times New Roman" w:eastAsia="Times New Roman" w:hAnsi="Times New Roman" w:cs="Times New Roman"/>
+          <w:b/>
+          <w:bCs/>
+          <w:caps/>
+          <w:sz w:val="26"/>
+          <w:szCs w:val="26"/>
+        </w:rPr>
+        <w:t>PART A: PEDAGOGIC RELEVANCE</w:t>
+      </w:r>
+    </w:p>
+    <w:p>
+      <w:pPr>
+        <w:spacing w:before="240" w:after="120" w:line="240" w:lineRule="auto"/>
         <w:outlineLvl w:val="1"/>
         <w:rPr>
           <w:rFonts w:ascii="Times New Roman" w:eastAsia="Times New Roman" w:hAnsi="Times New Roman" w:cs="Times New Roman"/>
           <w:b/>
           <w:bCs/>
-          <w:kern w:val="36"/>
-          <w:sz w:val="24"/>
-          <w:szCs w:val="24"/>
-        </w:rPr>
-      </w:pPr>
-      <w:r>
-        <w:rPr>
-          <w:rFonts w:ascii="Times New Roman" w:eastAsia="Times New Roman" w:hAnsi="Times New Roman" w:cs="Times New Roman"/>
-          <w:bCs/>
-          <w:sz w:val="24"/>
-          <w:szCs w:val="24"/>
-        </w:rPr>
-        <w:t xml:space="preserve">5.1 </w:t>
-      </w:r>
+          <w:sz w:val="26"/>
+          <w:szCs w:val="26"/>
+        </w:rPr>
+      </w:pPr>
+      <w:proofErr w:type="gramStart"/>
       <w:r>
         <w:rPr>
           <w:rFonts w:ascii="Times New Roman" w:eastAsia="Times New Roman" w:hAnsi="Times New Roman" w:cs="Times New Roman"/>
           <w:b/>
           <w:bCs/>
-          <w:kern w:val="36"/>
-          <w:sz w:val="24"/>
-          <w:szCs w:val="24"/>
-        </w:rPr>
-        <w:t>Suggestions for Future Studies</w:t>
-      </w:r>
-    </w:p>
-    <w:p>
-      <w:pPr>
-        <w:spacing w:before="100" w:beforeAutospacing="1" w:after="100" w:afterAutospacing="1" w:line="360" w:lineRule="auto"/>
-        <w:jc w:val="both"/>
-        <w:rPr>
-          <w:rFonts w:ascii="Times New Roman" w:eastAsia="Times New Roman" w:hAnsi="Times New Roman" w:cs="Times New Roman"/>
-          <w:sz w:val="24"/>
-          <w:szCs w:val="24"/>
-        </w:rPr>
-      </w:pPr>
-      <w:r>
-        <w:rPr>
-          <w:rFonts w:ascii="Times New Roman" w:eastAsia="Times New Roman" w:hAnsi="Times New Roman" w:cs="Times New Roman"/>
-          <w:sz w:val="24"/>
-          <w:szCs w:val="24"/>
-        </w:rPr>
-        <w:t>Future researchers should:</w:t>
+          <w:sz w:val="26"/>
+          <w:szCs w:val="26"/>
+        </w:rPr>
+        <w:t>5.1  Introduction</w:t>
+      </w:r>
+      <w:proofErr w:type="gramEnd"/>
+    </w:p>
+    <w:p>
+      <w:pPr>
+        <w:spacing w:before="60" w:after="60" w:line="276" w:lineRule="auto"/>
+        <w:jc w:val="both"/>
+        <w:rPr>
+          <w:rFonts w:ascii="Times New Roman" w:eastAsia="Times New Roman" w:hAnsi="Times New Roman" w:cs="Times New Roman"/>
+          <w:sz w:val="24"/>
+          <w:szCs w:val="24"/>
+        </w:rPr>
+      </w:pPr>
+      <w:r>
+        <w:rPr>
+          <w:rFonts w:ascii="Times New Roman" w:eastAsia="Times New Roman" w:hAnsi="Times New Roman" w:cs="Times New Roman"/>
+          <w:sz w:val="24"/>
+          <w:szCs w:val="24"/>
+        </w:rPr>
+        <w:t>The integration of artificial intelligence and machine learning into industrial systems represents one of the defining technical challenges of the contemporary workplace. As Cameroon and the broader sub-Saharan African region intensify efforts to develop a technically capable workforce aligned with the demands of Industry 4.0, secondary and higher education institutions face a growing responsibility to expose students to practical data-driven problem-solving. Predictive maintenance offers an exceptionally instructive case study: it is grounded in real engineering problems, it draws on a well-defined and publicly available dataset, and it engages a full spectrum of machine learning concepts from data preprocessing through model evaluation. This chapter presents the pedagogic relevance of the research by providing a structured lesson plan through which the core concepts of this study — classification algorithms, feature engineering, class imbalance handling, and model evaluation — can be taught at the upper secondary or early tertiary level to students with foundational knowledge of computer science.</w:t>
+      </w:r>
+    </w:p>
+    <w:p>
+      <w:pPr>
+        <w:spacing w:after="0" w:line="240" w:lineRule="auto"/>
+        <w:rPr>
+          <w:rFonts w:ascii="Times New Roman" w:eastAsia="Times New Roman" w:hAnsi="Times New Roman" w:cs="Times New Roman"/>
+          <w:sz w:val="24"/>
+          <w:szCs w:val="24"/>
+        </w:rPr>
+      </w:pPr>
+    </w:p>
+    <w:p>
+      <w:pPr>
+        <w:spacing w:before="240" w:after="120" w:line="240" w:lineRule="auto"/>
+        <w:outlineLvl w:val="1"/>
+        <w:rPr>
+          <w:rFonts w:ascii="Times New Roman" w:eastAsia="Times New Roman" w:hAnsi="Times New Roman" w:cs="Times New Roman"/>
+          <w:b/>
+          <w:bCs/>
+          <w:sz w:val="26"/>
+          <w:szCs w:val="26"/>
+        </w:rPr>
+      </w:pPr>
+      <w:proofErr w:type="gramStart"/>
+      <w:r>
+        <w:rPr>
+          <w:rFonts w:ascii="Times New Roman" w:eastAsia="Times New Roman" w:hAnsi="Times New Roman" w:cs="Times New Roman"/>
+          <w:b/>
+          <w:bCs/>
+          <w:sz w:val="26"/>
+          <w:szCs w:val="26"/>
+        </w:rPr>
+        <w:t>5.2  Objectives</w:t>
+      </w:r>
+      <w:proofErr w:type="gramEnd"/>
+      <w:r>
+        <w:rPr>
+          <w:rFonts w:ascii="Times New Roman" w:eastAsia="Times New Roman" w:hAnsi="Times New Roman" w:cs="Times New Roman"/>
+          <w:b/>
+          <w:bCs/>
+          <w:sz w:val="26"/>
+          <w:szCs w:val="26"/>
+        </w:rPr>
+        <w:t xml:space="preserve"> of the Lesson</w:t>
+      </w:r>
+    </w:p>
+    <w:p>
+      <w:pPr>
+        <w:spacing w:before="60" w:after="60" w:line="276" w:lineRule="auto"/>
+        <w:jc w:val="both"/>
+        <w:rPr>
+          <w:rFonts w:ascii="Times New Roman" w:eastAsia="Times New Roman" w:hAnsi="Times New Roman" w:cs="Times New Roman"/>
+          <w:sz w:val="24"/>
+          <w:szCs w:val="24"/>
+        </w:rPr>
+      </w:pPr>
+      <w:r>
+        <w:rPr>
+          <w:rFonts w:ascii="Times New Roman" w:eastAsia="Times New Roman" w:hAnsi="Times New Roman" w:cs="Times New Roman"/>
+          <w:sz w:val="24"/>
+          <w:szCs w:val="24"/>
+        </w:rPr>
+        <w:t>By the end of the lesson, students will be able to:</w:t>
       </w:r>
     </w:p>
     <w:p>
       <w:pPr>
         <w:numPr>
           <w:ilvl w:val="0"/>
-          <w:numId w:val="58"/>
+          <w:numId w:val="59"/>
         </w:numPr>
-        <w:spacing w:before="100" w:beforeAutospacing="1" w:after="100" w:afterAutospacing="1" w:line="360" w:lineRule="auto"/>
-        <w:jc w:val="both"/>
-        <w:rPr>
-          <w:rFonts w:ascii="Times New Roman" w:eastAsia="Times New Roman" w:hAnsi="Times New Roman" w:cs="Times New Roman"/>
-          <w:sz w:val="24"/>
-          <w:szCs w:val="24"/>
-        </w:rPr>
-      </w:pPr>
-      <w:r>
-        <w:rPr>
-          <w:rFonts w:ascii="Times New Roman" w:eastAsia="Times New Roman" w:hAnsi="Times New Roman" w:cs="Times New Roman"/>
-          <w:sz w:val="24"/>
-          <w:szCs w:val="24"/>
-        </w:rPr>
-        <w:t xml:space="preserve">Use real industrial datasets </w:t>
+        <w:spacing w:before="40" w:after="40" w:line="240" w:lineRule="auto"/>
+        <w:rPr>
+          <w:rFonts w:ascii="Times New Roman" w:eastAsia="Times New Roman" w:hAnsi="Times New Roman" w:cs="Times New Roman"/>
+          <w:sz w:val="24"/>
+          <w:szCs w:val="24"/>
+        </w:rPr>
+      </w:pPr>
+      <w:r>
+        <w:rPr>
+          <w:rFonts w:ascii="Times New Roman" w:eastAsia="Times New Roman" w:hAnsi="Times New Roman" w:cs="Times New Roman"/>
+          <w:sz w:val="24"/>
+          <w:szCs w:val="24"/>
+        </w:rPr>
+        <w:t>Define predictive maintenance and distinguish it from reactive and preventive maintenance strategies.</w:t>
       </w:r>
     </w:p>
     <w:p>
       <w:pPr>
         <w:numPr>
           <w:ilvl w:val="0"/>
-          <w:numId w:val="58"/>
+          <w:numId w:val="59"/>
         </w:numPr>
-        <w:spacing w:before="100" w:beforeAutospacing="1" w:after="100" w:afterAutospacing="1" w:line="360" w:lineRule="auto"/>
-        <w:jc w:val="both"/>
-        <w:rPr>
-          <w:rFonts w:ascii="Times New Roman" w:eastAsia="Times New Roman" w:hAnsi="Times New Roman" w:cs="Times New Roman"/>
-          <w:sz w:val="24"/>
-          <w:szCs w:val="24"/>
-        </w:rPr>
-      </w:pPr>
-      <w:r>
-        <w:rPr>
-          <w:rFonts w:ascii="Times New Roman" w:eastAsia="Times New Roman" w:hAnsi="Times New Roman" w:cs="Times New Roman"/>
-          <w:sz w:val="24"/>
-          <w:szCs w:val="24"/>
-        </w:rPr>
-        <w:t xml:space="preserve">Explore deep learning models such as LSTM and CNN </w:t>
+        <w:spacing w:before="40" w:after="40" w:line="240" w:lineRule="auto"/>
+        <w:rPr>
+          <w:rFonts w:ascii="Times New Roman" w:eastAsia="Times New Roman" w:hAnsi="Times New Roman" w:cs="Times New Roman"/>
+          <w:sz w:val="24"/>
+          <w:szCs w:val="24"/>
+        </w:rPr>
+      </w:pPr>
+      <w:r>
+        <w:rPr>
+          <w:rFonts w:ascii="Times New Roman" w:eastAsia="Times New Roman" w:hAnsi="Times New Roman" w:cs="Times New Roman"/>
+          <w:sz w:val="24"/>
+          <w:szCs w:val="24"/>
+        </w:rPr>
+        <w:t>Identify and compare classification algorithms used in supervised machine learning for fault detection.</w:t>
       </w:r>
     </w:p>
     <w:p>
       <w:pPr>
         <w:numPr>
           <w:ilvl w:val="0"/>
-          <w:numId w:val="58"/>
+          <w:numId w:val="59"/>
         </w:numPr>
-        <w:spacing w:before="100" w:beforeAutospacing="1" w:after="100" w:afterAutospacing="1" w:line="360" w:lineRule="auto"/>
-        <w:jc w:val="both"/>
-        <w:rPr>
-          <w:rFonts w:ascii="Times New Roman" w:eastAsia="Times New Roman" w:hAnsi="Times New Roman" w:cs="Times New Roman"/>
-          <w:sz w:val="24"/>
-          <w:szCs w:val="24"/>
-        </w:rPr>
-      </w:pPr>
-      <w:r>
-        <w:rPr>
-          <w:rFonts w:ascii="Times New Roman" w:eastAsia="Times New Roman" w:hAnsi="Times New Roman" w:cs="Times New Roman"/>
-          <w:sz w:val="24"/>
-          <w:szCs w:val="24"/>
-        </w:rPr>
-        <w:t xml:space="preserve">Investigate real-time predictive maintenance systems </w:t>
+        <w:spacing w:before="40" w:after="40" w:line="240" w:lineRule="auto"/>
+        <w:rPr>
+          <w:rFonts w:ascii="Times New Roman" w:eastAsia="Times New Roman" w:hAnsi="Times New Roman" w:cs="Times New Roman"/>
+          <w:sz w:val="24"/>
+          <w:szCs w:val="24"/>
+        </w:rPr>
+      </w:pPr>
+      <w:r>
+        <w:rPr>
+          <w:rFonts w:ascii="Times New Roman" w:eastAsia="Times New Roman" w:hAnsi="Times New Roman" w:cs="Times New Roman"/>
+          <w:sz w:val="24"/>
+          <w:szCs w:val="24"/>
+        </w:rPr>
+        <w:t>Derive physics-grounded features from failure mode definitions and explain why feature engineering improves model performance.</w:t>
       </w:r>
     </w:p>
     <w:p>
       <w:pPr>
         <w:numPr>
           <w:ilvl w:val="0"/>
-          <w:numId w:val="58"/>
+          <w:numId w:val="59"/>
         </w:numPr>
-        <w:spacing w:before="100" w:beforeAutospacing="1" w:after="100" w:afterAutospacing="1" w:line="360" w:lineRule="auto"/>
-        <w:jc w:val="both"/>
-        <w:rPr>
-          <w:rFonts w:ascii="Times New Roman" w:eastAsia="Times New Roman" w:hAnsi="Times New Roman" w:cs="Times New Roman"/>
-          <w:sz w:val="24"/>
-          <w:szCs w:val="24"/>
-        </w:rPr>
-      </w:pPr>
-      <w:r>
-        <w:rPr>
-          <w:rFonts w:ascii="Times New Roman" w:eastAsia="Times New Roman" w:hAnsi="Times New Roman" w:cs="Times New Roman"/>
-          <w:sz w:val="24"/>
-          <w:szCs w:val="24"/>
-        </w:rPr>
-        <w:t xml:space="preserve">Apply Explainable AI techniques like SHAP and LIME </w:t>
+        <w:spacing w:before="40" w:after="40" w:line="240" w:lineRule="auto"/>
+        <w:rPr>
+          <w:rFonts w:ascii="Times New Roman" w:eastAsia="Times New Roman" w:hAnsi="Times New Roman" w:cs="Times New Roman"/>
+          <w:sz w:val="24"/>
+          <w:szCs w:val="24"/>
+        </w:rPr>
+      </w:pPr>
+      <w:r>
+        <w:rPr>
+          <w:rFonts w:ascii="Times New Roman" w:eastAsia="Times New Roman" w:hAnsi="Times New Roman" w:cs="Times New Roman"/>
+          <w:sz w:val="24"/>
+          <w:szCs w:val="24"/>
+        </w:rPr>
+        <w:t>Explain the class imbalance problem in industrial datasets and describe how SMOTE addresses it.</w:t>
       </w:r>
     </w:p>
     <w:p>
       <w:pPr>
         <w:numPr>
           <w:ilvl w:val="0"/>
-          <w:numId w:val="58"/>
+          <w:numId w:val="59"/>
         </w:numPr>
-        <w:spacing w:before="100" w:beforeAutospacing="1" w:after="100" w:afterAutospacing="1" w:line="360" w:lineRule="auto"/>
-        <w:jc w:val="both"/>
-        <w:rPr>
-          <w:rFonts w:ascii="Times New Roman" w:eastAsia="Times New Roman" w:hAnsi="Times New Roman" w:cs="Times New Roman"/>
-          <w:sz w:val="24"/>
-          <w:szCs w:val="24"/>
-        </w:rPr>
-      </w:pPr>
-      <w:r>
-        <w:rPr>
-          <w:rFonts w:ascii="Times New Roman" w:eastAsia="Times New Roman" w:hAnsi="Times New Roman" w:cs="Times New Roman"/>
-          <w:sz w:val="24"/>
-          <w:szCs w:val="24"/>
-        </w:rPr>
-        <w:t xml:space="preserve">Evaluate edge computing deployment for IIoT systems </w:t>
-      </w:r>
-    </w:p>
-    <w:p>
-      <w:pPr>
-        <w:spacing w:before="100" w:beforeAutospacing="1" w:after="100" w:afterAutospacing="1" w:line="360" w:lineRule="auto"/>
-        <w:jc w:val="both"/>
-        <w:outlineLvl w:val="0"/>
+        <w:spacing w:before="40" w:after="40" w:line="240" w:lineRule="auto"/>
+        <w:rPr>
+          <w:rFonts w:ascii="Times New Roman" w:eastAsia="Times New Roman" w:hAnsi="Times New Roman" w:cs="Times New Roman"/>
+          <w:sz w:val="24"/>
+          <w:szCs w:val="24"/>
+        </w:rPr>
+      </w:pPr>
+      <w:r>
+        <w:rPr>
+          <w:rFonts w:ascii="Times New Roman" w:eastAsia="Times New Roman" w:hAnsi="Times New Roman" w:cs="Times New Roman"/>
+          <w:sz w:val="24"/>
+          <w:szCs w:val="24"/>
+        </w:rPr>
+        <w:t>Construct, interpret, and critically evaluate model performance metrics including accuracy, precision, recall, F1-score, and AUC-ROC.</w:t>
+      </w:r>
+    </w:p>
+    <w:p>
+      <w:pPr>
+        <w:spacing w:after="0" w:line="240" w:lineRule="auto"/>
+        <w:rPr>
+          <w:rFonts w:ascii="Times New Roman" w:eastAsia="Times New Roman" w:hAnsi="Times New Roman" w:cs="Times New Roman"/>
+          <w:sz w:val="24"/>
+          <w:szCs w:val="24"/>
+        </w:rPr>
+      </w:pPr>
+    </w:p>
+    <w:p>
+      <w:pPr>
+        <w:spacing w:before="240" w:after="120" w:line="240" w:lineRule="auto"/>
+        <w:outlineLvl w:val="1"/>
         <w:rPr>
           <w:rFonts w:ascii="Times New Roman" w:eastAsia="Times New Roman" w:hAnsi="Times New Roman" w:cs="Times New Roman"/>
           <w:b/>
           <w:bCs/>
-          <w:kern w:val="36"/>
-          <w:sz w:val="24"/>
-          <w:szCs w:val="24"/>
-        </w:rPr>
-      </w:pPr>
+          <w:sz w:val="26"/>
+          <w:szCs w:val="26"/>
+        </w:rPr>
+      </w:pPr>
+      <w:proofErr w:type="gramStart"/>
       <w:r>
         <w:rPr>
           <w:rFonts w:ascii="Times New Roman" w:eastAsia="Times New Roman" w:hAnsi="Times New Roman" w:cs="Times New Roman"/>
           <w:b/>
           <w:bCs/>
-          <w:kern w:val="36"/>
-          <w:sz w:val="24"/>
-          <w:szCs w:val="24"/>
-        </w:rPr>
-        <w:t>5.2 General Conclusion</w:t>
-      </w:r>
-    </w:p>
-    <w:p>
-      <w:pPr>
-        <w:spacing w:before="100" w:beforeAutospacing="1" w:after="100" w:afterAutospacing="1" w:line="360" w:lineRule="auto"/>
-        <w:jc w:val="both"/>
-        <w:rPr>
-          <w:rFonts w:ascii="Times New Roman" w:eastAsia="Times New Roman" w:hAnsi="Times New Roman" w:cs="Times New Roman"/>
-          <w:sz w:val="24"/>
-          <w:szCs w:val="24"/>
-        </w:rPr>
-      </w:pPr>
-      <w:r>
-        <w:rPr>
-          <w:rFonts w:ascii="Times New Roman" w:eastAsia="Times New Roman" w:hAnsi="Times New Roman" w:cs="Times New Roman"/>
-          <w:sz w:val="24"/>
-          <w:szCs w:val="24"/>
-        </w:rPr>
-        <w:t>This study successfully developed and evaluated AI-driven predictive maintenance models for Industrial IoT environments using the AI4I 2020 dataset.</w:t>
-      </w:r>
-    </w:p>
-    <w:p>
-      <w:pPr>
-        <w:spacing w:before="100" w:beforeAutospacing="1" w:after="100" w:afterAutospacing="1" w:line="360" w:lineRule="auto"/>
-        <w:jc w:val="both"/>
-        <w:rPr>
-          <w:rFonts w:ascii="Times New Roman" w:eastAsia="Times New Roman" w:hAnsi="Times New Roman" w:cs="Times New Roman"/>
-          <w:sz w:val="24"/>
-          <w:szCs w:val="24"/>
-        </w:rPr>
-      </w:pPr>
+          <w:sz w:val="26"/>
+          <w:szCs w:val="26"/>
+        </w:rPr>
+        <w:t>5.3  Expected</w:t>
+      </w:r>
+      <w:proofErr w:type="gramEnd"/>
+      <w:r>
+        <w:rPr>
+          <w:rFonts w:ascii="Times New Roman" w:eastAsia="Times New Roman" w:hAnsi="Times New Roman" w:cs="Times New Roman"/>
+          <w:b/>
+          <w:bCs/>
+          <w:sz w:val="26"/>
+          <w:szCs w:val="26"/>
+        </w:rPr>
+        <w:t xml:space="preserve"> Outcomes</w:t>
+      </w:r>
+    </w:p>
+    <w:p>
+      <w:pPr>
+        <w:spacing w:before="60" w:after="60" w:line="276" w:lineRule="auto"/>
+        <w:jc w:val="both"/>
+        <w:rPr>
+          <w:rFonts w:ascii="Times New Roman" w:eastAsia="Times New Roman" w:hAnsi="Times New Roman" w:cs="Times New Roman"/>
+          <w:sz w:val="24"/>
+          <w:szCs w:val="24"/>
+        </w:rPr>
+      </w:pPr>
+      <w:r>
+        <w:rPr>
+          <w:rFonts w:ascii="Times New Roman" w:eastAsia="Times New Roman" w:hAnsi="Times New Roman" w:cs="Times New Roman"/>
+          <w:sz w:val="24"/>
+          <w:szCs w:val="24"/>
+        </w:rPr>
+        <w:t xml:space="preserve">Upon completing this lesson, students are expected to have acquired both conceptual understanding and practical reasoning skills relevant to machine learning applied in industrial contexts. Specifically, students should be capable of describing the complete pipeline from raw sensor data collection through preprocessing, feature engineering, model training with imbalance correction, and evaluation using industry-appropriate metrics. Students will also be able to </w:t>
+      </w:r>
       <w:r>
         <w:rPr>
           <w:rFonts w:ascii="Times New Roman" w:eastAsia="Times New Roman" w:hAnsi="Times New Roman" w:cs="Times New Roman"/>
@@ -30790,139 +31068,5813 @@
           <w:szCs w:val="24"/>
         </w:rPr>
         <w:lastRenderedPageBreak/>
-        <w:t>The research demonstrated that machine learning techniques can effectively predict industrial equipment failures using sensor data. The findings revealed that addressing class imbalance significantly improves failure detection performance.</w:t>
-      </w:r>
-    </w:p>
-    <w:p>
-      <w:pPr>
-        <w:spacing w:before="100" w:beforeAutospacing="1" w:after="100" w:afterAutospacing="1" w:line="360" w:lineRule="auto"/>
-        <w:jc w:val="both"/>
-        <w:rPr>
-          <w:rFonts w:ascii="Times New Roman" w:eastAsia="Times New Roman" w:hAnsi="Times New Roman" w:cs="Times New Roman"/>
-          <w:sz w:val="24"/>
-          <w:szCs w:val="24"/>
-        </w:rPr>
-      </w:pPr>
-      <w:r>
-        <w:rPr>
-          <w:rFonts w:ascii="Times New Roman" w:eastAsia="Times New Roman" w:hAnsi="Times New Roman" w:cs="Times New Roman"/>
-          <w:sz w:val="24"/>
-          <w:szCs w:val="24"/>
-        </w:rPr>
-        <w:t>Among the evaluated approaches, the SMOTE-balanced Random Forest model achieved the best predictive performance with high recall and AUC-ROC values, making it suitable for industrial predictive maintenance applications where early failure detection is critical.</w:t>
-      </w:r>
-    </w:p>
-    <w:p>
-      <w:pPr>
-        <w:spacing w:before="100" w:beforeAutospacing="1" w:after="100" w:afterAutospacing="1" w:line="360" w:lineRule="auto"/>
-        <w:jc w:val="both"/>
-        <w:rPr>
-          <w:rFonts w:ascii="Times New Roman" w:eastAsia="Times New Roman" w:hAnsi="Times New Roman" w:cs="Times New Roman"/>
-          <w:sz w:val="24"/>
-          <w:szCs w:val="24"/>
-        </w:rPr>
-      </w:pPr>
-      <w:r>
-        <w:rPr>
-          <w:rFonts w:ascii="Times New Roman" w:eastAsia="Times New Roman" w:hAnsi="Times New Roman" w:cs="Times New Roman"/>
-          <w:sz w:val="24"/>
-          <w:szCs w:val="24"/>
-        </w:rPr>
-        <w:t>The study further established that torque, rotational speed, and tool wear are key indicators of machine degradation. These findings align with real engineering principles and confirm the practical relevance of the developed framework.</w:t>
-      </w:r>
-    </w:p>
-    <w:p>
-      <w:pPr>
-        <w:spacing w:before="100" w:beforeAutospacing="1" w:after="100" w:afterAutospacing="1" w:line="360" w:lineRule="auto"/>
-        <w:jc w:val="both"/>
-        <w:rPr>
-          <w:rFonts w:ascii="Times New Roman" w:eastAsia="Times New Roman" w:hAnsi="Times New Roman" w:cs="Times New Roman"/>
-          <w:sz w:val="24"/>
-          <w:szCs w:val="24"/>
-        </w:rPr>
-      </w:pPr>
-      <w:r>
-        <w:rPr>
-          <w:rFonts w:ascii="Times New Roman" w:eastAsia="Times New Roman" w:hAnsi="Times New Roman" w:cs="Times New Roman"/>
-          <w:sz w:val="24"/>
-          <w:szCs w:val="24"/>
-        </w:rPr>
-        <w:t>Beyond its industrial contribution, the research also possesses strong pedagogic relevance by promoting practical AI education, digital literacy, and problem-solving competencies.</w:t>
-      </w:r>
-    </w:p>
-    <w:p>
-      <w:pPr>
-        <w:spacing w:before="100" w:beforeAutospacing="1" w:after="100" w:afterAutospacing="1" w:line="360" w:lineRule="auto"/>
-        <w:jc w:val="both"/>
-        <w:rPr>
-          <w:rFonts w:ascii="Times New Roman" w:eastAsia="Times New Roman" w:hAnsi="Times New Roman" w:cs="Times New Roman"/>
-          <w:sz w:val="24"/>
-          <w:szCs w:val="24"/>
-        </w:rPr>
-      </w:pPr>
-      <w:r>
-        <w:rPr>
-          <w:rFonts w:ascii="Times New Roman" w:eastAsia="Times New Roman" w:hAnsi="Times New Roman" w:cs="Times New Roman"/>
-          <w:sz w:val="24"/>
-          <w:szCs w:val="24"/>
-        </w:rPr>
-        <w:t>In conclusion, AI-driven predictive maintenance represents a powerful solution for improving industrial reliability, reducing operational costs, and advancing smart manufacturing systems in Industry 4.0 environments.</w:t>
-      </w:r>
-    </w:p>
-    <w:p>
-      <w:pPr>
-        <w:spacing w:line="360" w:lineRule="auto"/>
-        <w:jc w:val="both"/>
-        <w:rPr>
-          <w:rFonts w:ascii="Times New Roman" w:hAnsi="Times New Roman" w:cs="Times New Roman"/>
-          <w:sz w:val="24"/>
-          <w:szCs w:val="24"/>
-        </w:rPr>
-      </w:pPr>
-    </w:p>
-    <w:p>
-      <w:pPr>
-        <w:spacing w:line="360" w:lineRule="auto"/>
-        <w:jc w:val="both"/>
-        <w:rPr>
-          <w:rFonts w:ascii="Times New Roman" w:hAnsi="Times New Roman" w:cs="Times New Roman"/>
-          <w:sz w:val="24"/>
-          <w:szCs w:val="24"/>
-        </w:rPr>
-      </w:pPr>
-    </w:p>
-    <w:p>
-      <w:pPr>
-        <w:spacing w:line="360" w:lineRule="auto"/>
-        <w:jc w:val="both"/>
-        <w:rPr>
-          <w:rFonts w:ascii="Times New Roman" w:hAnsi="Times New Roman" w:cs="Times New Roman"/>
-          <w:sz w:val="24"/>
-          <w:szCs w:val="24"/>
-        </w:rPr>
-      </w:pPr>
-    </w:p>
-    <w:p>
-      <w:pPr>
-        <w:spacing w:line="360" w:lineRule="auto"/>
-        <w:jc w:val="both"/>
-        <w:rPr>
-          <w:rFonts w:ascii="Times New Roman" w:hAnsi="Times New Roman" w:cs="Times New Roman"/>
-          <w:sz w:val="24"/>
-          <w:szCs w:val="24"/>
-        </w:rPr>
-      </w:pPr>
-    </w:p>
-    <w:p>
-      <w:pPr>
-        <w:spacing w:line="360" w:lineRule="auto"/>
-        <w:jc w:val="both"/>
-        <w:rPr>
-          <w:rFonts w:ascii="Times New Roman" w:hAnsi="Times New Roman" w:cs="Times New Roman"/>
-          <w:sz w:val="24"/>
-          <w:szCs w:val="24"/>
-        </w:rPr>
-      </w:pPr>
+        <w:t>appreciate the asymmetric cost of classification errors in safety-critical environments — understanding why missing a real machine failure carries consequences that are fundamentally different from issuing an unnecessary maintenance alert. The lesson thereby bridges abstract algorithmic concepts with engineering reality, preparing students to reason about data-driven decision support systems in the workplace.</w:t>
+      </w:r>
+    </w:p>
+    <w:p>
+      <w:pPr>
+        <w:spacing w:after="0" w:line="240" w:lineRule="auto"/>
+        <w:rPr>
+          <w:rFonts w:ascii="Times New Roman" w:eastAsia="Times New Roman" w:hAnsi="Times New Roman" w:cs="Times New Roman"/>
+          <w:sz w:val="24"/>
+          <w:szCs w:val="24"/>
+        </w:rPr>
+      </w:pPr>
+    </w:p>
+    <w:p>
+      <w:pPr>
+        <w:spacing w:before="240" w:after="120" w:line="240" w:lineRule="auto"/>
+        <w:outlineLvl w:val="1"/>
+        <w:rPr>
+          <w:rFonts w:ascii="Times New Roman" w:eastAsia="Times New Roman" w:hAnsi="Times New Roman" w:cs="Times New Roman"/>
+          <w:b/>
+          <w:bCs/>
+          <w:sz w:val="26"/>
+          <w:szCs w:val="26"/>
+        </w:rPr>
+      </w:pPr>
+      <w:proofErr w:type="gramStart"/>
+      <w:r>
+        <w:rPr>
+          <w:rFonts w:ascii="Times New Roman" w:eastAsia="Times New Roman" w:hAnsi="Times New Roman" w:cs="Times New Roman"/>
+          <w:b/>
+          <w:bCs/>
+          <w:sz w:val="26"/>
+          <w:szCs w:val="26"/>
+        </w:rPr>
+        <w:t>5.4  Teaching</w:t>
+      </w:r>
+      <w:proofErr w:type="gramEnd"/>
+      <w:r>
+        <w:rPr>
+          <w:rFonts w:ascii="Times New Roman" w:eastAsia="Times New Roman" w:hAnsi="Times New Roman" w:cs="Times New Roman"/>
+          <w:b/>
+          <w:bCs/>
+          <w:sz w:val="26"/>
+          <w:szCs w:val="26"/>
+        </w:rPr>
+        <w:t xml:space="preserve"> Aids</w:t>
+      </w:r>
+    </w:p>
+    <w:p>
+      <w:pPr>
+        <w:spacing w:before="60" w:after="60" w:line="276" w:lineRule="auto"/>
+        <w:jc w:val="both"/>
+        <w:rPr>
+          <w:rFonts w:ascii="Times New Roman" w:eastAsia="Times New Roman" w:hAnsi="Times New Roman" w:cs="Times New Roman"/>
+          <w:sz w:val="24"/>
+          <w:szCs w:val="24"/>
+        </w:rPr>
+      </w:pPr>
+      <w:r>
+        <w:rPr>
+          <w:rFonts w:ascii="Times New Roman" w:eastAsia="Times New Roman" w:hAnsi="Times New Roman" w:cs="Times New Roman"/>
+          <w:sz w:val="24"/>
+          <w:szCs w:val="24"/>
+        </w:rPr>
+        <w:t>The following teaching aids are required to deliver the lesson effectively:</w:t>
+      </w:r>
+    </w:p>
+    <w:p>
+      <w:pPr>
+        <w:numPr>
+          <w:ilvl w:val="0"/>
+          <w:numId w:val="59"/>
+        </w:numPr>
+        <w:spacing w:before="40" w:after="40" w:line="240" w:lineRule="auto"/>
+        <w:rPr>
+          <w:rFonts w:ascii="Times New Roman" w:eastAsia="Times New Roman" w:hAnsi="Times New Roman" w:cs="Times New Roman"/>
+          <w:sz w:val="24"/>
+          <w:szCs w:val="24"/>
+        </w:rPr>
+      </w:pPr>
+      <w:r>
+        <w:rPr>
+          <w:rFonts w:ascii="Times New Roman" w:eastAsia="Times New Roman" w:hAnsi="Times New Roman" w:cs="Times New Roman"/>
+          <w:sz w:val="24"/>
+          <w:szCs w:val="24"/>
+        </w:rPr>
+        <w:t>Chalk and blackboard (or whiteboard and markers)</w:t>
+      </w:r>
+    </w:p>
+    <w:p>
+      <w:pPr>
+        <w:numPr>
+          <w:ilvl w:val="0"/>
+          <w:numId w:val="59"/>
+        </w:numPr>
+        <w:spacing w:before="40" w:after="40" w:line="240" w:lineRule="auto"/>
+        <w:rPr>
+          <w:rFonts w:ascii="Times New Roman" w:eastAsia="Times New Roman" w:hAnsi="Times New Roman" w:cs="Times New Roman"/>
+          <w:sz w:val="24"/>
+          <w:szCs w:val="24"/>
+        </w:rPr>
+      </w:pPr>
+      <w:r>
+        <w:rPr>
+          <w:rFonts w:ascii="Times New Roman" w:eastAsia="Times New Roman" w:hAnsi="Times New Roman" w:cs="Times New Roman"/>
+          <w:sz w:val="24"/>
+          <w:szCs w:val="24"/>
+        </w:rPr>
+        <w:t>Duster and ruler</w:t>
+      </w:r>
+    </w:p>
+    <w:p>
+      <w:pPr>
+        <w:numPr>
+          <w:ilvl w:val="0"/>
+          <w:numId w:val="59"/>
+        </w:numPr>
+        <w:spacing w:before="40" w:after="40" w:line="240" w:lineRule="auto"/>
+        <w:rPr>
+          <w:rFonts w:ascii="Times New Roman" w:eastAsia="Times New Roman" w:hAnsi="Times New Roman" w:cs="Times New Roman"/>
+          <w:sz w:val="24"/>
+          <w:szCs w:val="24"/>
+        </w:rPr>
+      </w:pPr>
+      <w:r>
+        <w:rPr>
+          <w:rFonts w:ascii="Times New Roman" w:eastAsia="Times New Roman" w:hAnsi="Times New Roman" w:cs="Times New Roman"/>
+          <w:sz w:val="24"/>
+          <w:szCs w:val="24"/>
+        </w:rPr>
+        <w:t>Computer with presentation software (e.g., LibreOffice Impress or Microsoft PowerPoint)</w:t>
+      </w:r>
+    </w:p>
+    <w:p>
+      <w:pPr>
+        <w:numPr>
+          <w:ilvl w:val="0"/>
+          <w:numId w:val="59"/>
+        </w:numPr>
+        <w:spacing w:before="40" w:after="40" w:line="240" w:lineRule="auto"/>
+        <w:rPr>
+          <w:rFonts w:ascii="Times New Roman" w:eastAsia="Times New Roman" w:hAnsi="Times New Roman" w:cs="Times New Roman"/>
+          <w:sz w:val="24"/>
+          <w:szCs w:val="24"/>
+        </w:rPr>
+      </w:pPr>
+      <w:r>
+        <w:rPr>
+          <w:rFonts w:ascii="Times New Roman" w:eastAsia="Times New Roman" w:hAnsi="Times New Roman" w:cs="Times New Roman"/>
+          <w:sz w:val="24"/>
+          <w:szCs w:val="24"/>
+        </w:rPr>
+        <w:t>Projector or display screen</w:t>
+      </w:r>
+    </w:p>
+    <w:p>
+      <w:pPr>
+        <w:numPr>
+          <w:ilvl w:val="0"/>
+          <w:numId w:val="59"/>
+        </w:numPr>
+        <w:spacing w:before="40" w:after="40" w:line="240" w:lineRule="auto"/>
+        <w:rPr>
+          <w:rFonts w:ascii="Times New Roman" w:eastAsia="Times New Roman" w:hAnsi="Times New Roman" w:cs="Times New Roman"/>
+          <w:sz w:val="24"/>
+          <w:szCs w:val="24"/>
+        </w:rPr>
+      </w:pPr>
+      <w:r>
+        <w:rPr>
+          <w:rFonts w:ascii="Times New Roman" w:eastAsia="Times New Roman" w:hAnsi="Times New Roman" w:cs="Times New Roman"/>
+          <w:sz w:val="24"/>
+          <w:szCs w:val="24"/>
+        </w:rPr>
+        <w:t>Course notes and printed confusion matrix reference chart</w:t>
+      </w:r>
+    </w:p>
+    <w:p>
+      <w:pPr>
+        <w:numPr>
+          <w:ilvl w:val="0"/>
+          <w:numId w:val="59"/>
+        </w:numPr>
+        <w:spacing w:before="40" w:after="40" w:line="240" w:lineRule="auto"/>
+        <w:rPr>
+          <w:rFonts w:ascii="Times New Roman" w:eastAsia="Times New Roman" w:hAnsi="Times New Roman" w:cs="Times New Roman"/>
+          <w:sz w:val="24"/>
+          <w:szCs w:val="24"/>
+        </w:rPr>
+      </w:pPr>
+      <w:r>
+        <w:rPr>
+          <w:rFonts w:ascii="Times New Roman" w:eastAsia="Times New Roman" w:hAnsi="Times New Roman" w:cs="Times New Roman"/>
+          <w:sz w:val="24"/>
+          <w:szCs w:val="24"/>
+        </w:rPr>
+        <w:t>AI4I 2020 Predictive Maintenance Dataset (</w:t>
+      </w:r>
+      <w:proofErr w:type="spellStart"/>
+      <w:r>
+        <w:rPr>
+          <w:rFonts w:ascii="Times New Roman" w:eastAsia="Times New Roman" w:hAnsi="Times New Roman" w:cs="Times New Roman"/>
+          <w:sz w:val="24"/>
+          <w:szCs w:val="24"/>
+        </w:rPr>
+        <w:t>Matzka</w:t>
+      </w:r>
+      <w:proofErr w:type="spellEnd"/>
+      <w:r>
+        <w:rPr>
+          <w:rFonts w:ascii="Times New Roman" w:eastAsia="Times New Roman" w:hAnsi="Times New Roman" w:cs="Times New Roman"/>
+          <w:sz w:val="24"/>
+          <w:szCs w:val="24"/>
+        </w:rPr>
+        <w:t>, 2020) — available from the UCI Machine Learning Repository</w:t>
+      </w:r>
+    </w:p>
+    <w:p>
+      <w:pPr>
+        <w:spacing w:after="0" w:line="240" w:lineRule="auto"/>
+        <w:rPr>
+          <w:rFonts w:ascii="Times New Roman" w:eastAsia="Times New Roman" w:hAnsi="Times New Roman" w:cs="Times New Roman"/>
+          <w:sz w:val="24"/>
+          <w:szCs w:val="24"/>
+        </w:rPr>
+      </w:pPr>
+    </w:p>
+    <w:p>
+      <w:pPr>
+        <w:spacing w:before="240" w:after="120" w:line="240" w:lineRule="auto"/>
+        <w:outlineLvl w:val="1"/>
+        <w:rPr>
+          <w:rFonts w:ascii="Times New Roman" w:eastAsia="Times New Roman" w:hAnsi="Times New Roman" w:cs="Times New Roman"/>
+          <w:b/>
+          <w:bCs/>
+          <w:sz w:val="26"/>
+          <w:szCs w:val="26"/>
+        </w:rPr>
+      </w:pPr>
+      <w:proofErr w:type="gramStart"/>
+      <w:r>
+        <w:rPr>
+          <w:rFonts w:ascii="Times New Roman" w:eastAsia="Times New Roman" w:hAnsi="Times New Roman" w:cs="Times New Roman"/>
+          <w:b/>
+          <w:bCs/>
+          <w:sz w:val="26"/>
+          <w:szCs w:val="26"/>
+        </w:rPr>
+        <w:t>5.5  Lesson</w:t>
+      </w:r>
+      <w:proofErr w:type="gramEnd"/>
+      <w:r>
+        <w:rPr>
+          <w:rFonts w:ascii="Times New Roman" w:eastAsia="Times New Roman" w:hAnsi="Times New Roman" w:cs="Times New Roman"/>
+          <w:b/>
+          <w:bCs/>
+          <w:sz w:val="26"/>
+          <w:szCs w:val="26"/>
+        </w:rPr>
+        <w:t xml:space="preserve"> Plan</w:t>
+      </w:r>
+    </w:p>
+    <w:p>
+      <w:pPr>
+        <w:spacing w:after="0" w:line="240" w:lineRule="auto"/>
+        <w:rPr>
+          <w:rFonts w:ascii="Times New Roman" w:eastAsia="Times New Roman" w:hAnsi="Times New Roman" w:cs="Times New Roman"/>
+          <w:sz w:val="24"/>
+          <w:szCs w:val="24"/>
+        </w:rPr>
+      </w:pPr>
+    </w:p>
+    <w:p>
+      <w:pPr>
+        <w:spacing w:before="40" w:after="40" w:line="240" w:lineRule="auto"/>
+        <w:rPr>
+          <w:rFonts w:ascii="Times New Roman" w:eastAsia="Times New Roman" w:hAnsi="Times New Roman" w:cs="Times New Roman"/>
+          <w:sz w:val="24"/>
+          <w:szCs w:val="24"/>
+        </w:rPr>
+      </w:pPr>
+      <w:r>
+        <w:rPr>
+          <w:rFonts w:ascii="Times New Roman" w:eastAsia="Times New Roman" w:hAnsi="Times New Roman" w:cs="Times New Roman"/>
+          <w:b/>
+          <w:bCs/>
+          <w:sz w:val="24"/>
+          <w:szCs w:val="24"/>
+        </w:rPr>
+        <w:t>NAME OF TEACHER:</w:t>
+      </w:r>
+      <w:r>
+        <w:rPr>
+          <w:rFonts w:ascii="Times New Roman" w:eastAsia="Times New Roman" w:hAnsi="Times New Roman" w:cs="Times New Roman"/>
+          <w:sz w:val="24"/>
+          <w:szCs w:val="24"/>
+        </w:rPr>
+        <w:t xml:space="preserve"> </w:t>
+      </w:r>
+    </w:p>
+    <w:p>
+      <w:pPr>
+        <w:spacing w:before="40" w:after="40" w:line="240" w:lineRule="auto"/>
+        <w:rPr>
+          <w:rFonts w:ascii="Times New Roman" w:eastAsia="Times New Roman" w:hAnsi="Times New Roman" w:cs="Times New Roman"/>
+          <w:sz w:val="24"/>
+          <w:szCs w:val="24"/>
+        </w:rPr>
+      </w:pPr>
+      <w:r>
+        <w:rPr>
+          <w:rFonts w:ascii="Times New Roman" w:eastAsia="Times New Roman" w:hAnsi="Times New Roman" w:cs="Times New Roman"/>
+          <w:b/>
+          <w:bCs/>
+          <w:sz w:val="24"/>
+          <w:szCs w:val="24"/>
+        </w:rPr>
+        <w:t>TIME:</w:t>
+      </w:r>
+      <w:r>
+        <w:rPr>
+          <w:rFonts w:ascii="Times New Roman" w:eastAsia="Times New Roman" w:hAnsi="Times New Roman" w:cs="Times New Roman"/>
+          <w:sz w:val="24"/>
+          <w:szCs w:val="24"/>
+        </w:rPr>
+        <w:t xml:space="preserve"> 80 minutes</w:t>
+      </w:r>
+    </w:p>
+    <w:p>
+      <w:pPr>
+        <w:spacing w:before="40" w:after="40" w:line="240" w:lineRule="auto"/>
+        <w:rPr>
+          <w:rFonts w:ascii="Times New Roman" w:eastAsia="Times New Roman" w:hAnsi="Times New Roman" w:cs="Times New Roman"/>
+          <w:sz w:val="24"/>
+          <w:szCs w:val="24"/>
+        </w:rPr>
+      </w:pPr>
+      <w:r>
+        <w:rPr>
+          <w:rFonts w:ascii="Times New Roman" w:eastAsia="Times New Roman" w:hAnsi="Times New Roman" w:cs="Times New Roman"/>
+          <w:b/>
+          <w:bCs/>
+          <w:sz w:val="24"/>
+          <w:szCs w:val="24"/>
+        </w:rPr>
+        <w:t>CYCLE:</w:t>
+      </w:r>
+      <w:r>
+        <w:rPr>
+          <w:rFonts w:ascii="Times New Roman" w:eastAsia="Times New Roman" w:hAnsi="Times New Roman" w:cs="Times New Roman"/>
+          <w:sz w:val="24"/>
+          <w:szCs w:val="24"/>
+        </w:rPr>
+        <w:t xml:space="preserve"> Second Cycle / Second Year Higher Education</w:t>
+      </w:r>
+    </w:p>
+    <w:p>
+      <w:pPr>
+        <w:spacing w:before="40" w:after="40" w:line="240" w:lineRule="auto"/>
+        <w:rPr>
+          <w:rFonts w:ascii="Times New Roman" w:eastAsia="Times New Roman" w:hAnsi="Times New Roman" w:cs="Times New Roman"/>
+          <w:sz w:val="24"/>
+          <w:szCs w:val="24"/>
+        </w:rPr>
+      </w:pPr>
+      <w:r>
+        <w:rPr>
+          <w:rFonts w:ascii="Times New Roman" w:eastAsia="Times New Roman" w:hAnsi="Times New Roman" w:cs="Times New Roman"/>
+          <w:b/>
+          <w:bCs/>
+          <w:sz w:val="24"/>
+          <w:szCs w:val="24"/>
+        </w:rPr>
+        <w:t>SCHOOL:</w:t>
+      </w:r>
+      <w:r>
+        <w:rPr>
+          <w:rFonts w:ascii="Times New Roman" w:eastAsia="Times New Roman" w:hAnsi="Times New Roman" w:cs="Times New Roman"/>
+          <w:sz w:val="24"/>
+          <w:szCs w:val="24"/>
+        </w:rPr>
+        <w:t xml:space="preserve"> Government High School / Higher Institution (Cameroon)</w:t>
+      </w:r>
+    </w:p>
+    <w:p>
+      <w:pPr>
+        <w:spacing w:before="40" w:after="40" w:line="240" w:lineRule="auto"/>
+        <w:rPr>
+          <w:rFonts w:ascii="Times New Roman" w:eastAsia="Times New Roman" w:hAnsi="Times New Roman" w:cs="Times New Roman"/>
+          <w:sz w:val="24"/>
+          <w:szCs w:val="24"/>
+        </w:rPr>
+      </w:pPr>
+      <w:r>
+        <w:rPr>
+          <w:rFonts w:ascii="Times New Roman" w:eastAsia="Times New Roman" w:hAnsi="Times New Roman" w:cs="Times New Roman"/>
+          <w:b/>
+          <w:bCs/>
+          <w:sz w:val="24"/>
+          <w:szCs w:val="24"/>
+        </w:rPr>
+        <w:t>CLASS:</w:t>
+      </w:r>
+      <w:r>
+        <w:rPr>
+          <w:rFonts w:ascii="Times New Roman" w:eastAsia="Times New Roman" w:hAnsi="Times New Roman" w:cs="Times New Roman"/>
+          <w:sz w:val="24"/>
+          <w:szCs w:val="24"/>
+        </w:rPr>
+        <w:t xml:space="preserve"> Upper Sixth Science / Year 2 — Computer Science</w:t>
+      </w:r>
+    </w:p>
+    <w:p>
+      <w:pPr>
+        <w:spacing w:before="40" w:after="40" w:line="240" w:lineRule="auto"/>
+        <w:rPr>
+          <w:rFonts w:ascii="Times New Roman" w:eastAsia="Times New Roman" w:hAnsi="Times New Roman" w:cs="Times New Roman"/>
+          <w:sz w:val="24"/>
+          <w:szCs w:val="24"/>
+        </w:rPr>
+      </w:pPr>
+      <w:r>
+        <w:rPr>
+          <w:rFonts w:ascii="Times New Roman" w:eastAsia="Times New Roman" w:hAnsi="Times New Roman" w:cs="Times New Roman"/>
+          <w:b/>
+          <w:bCs/>
+          <w:sz w:val="24"/>
+          <w:szCs w:val="24"/>
+        </w:rPr>
+        <w:t>DATE:</w:t>
+      </w:r>
+      <w:r>
+        <w:rPr>
+          <w:rFonts w:ascii="Times New Roman" w:eastAsia="Times New Roman" w:hAnsi="Times New Roman" w:cs="Times New Roman"/>
+          <w:sz w:val="24"/>
+          <w:szCs w:val="24"/>
+        </w:rPr>
+        <w:t xml:space="preserve"> </w:t>
+      </w:r>
+    </w:p>
+    <w:p>
+      <w:pPr>
+        <w:spacing w:before="40" w:after="40" w:line="240" w:lineRule="auto"/>
+        <w:rPr>
+          <w:rFonts w:ascii="Times New Roman" w:eastAsia="Times New Roman" w:hAnsi="Times New Roman" w:cs="Times New Roman"/>
+          <w:sz w:val="24"/>
+          <w:szCs w:val="24"/>
+        </w:rPr>
+      </w:pPr>
+      <w:r>
+        <w:rPr>
+          <w:rFonts w:ascii="Times New Roman" w:eastAsia="Times New Roman" w:hAnsi="Times New Roman" w:cs="Times New Roman"/>
+          <w:b/>
+          <w:bCs/>
+          <w:sz w:val="24"/>
+          <w:szCs w:val="24"/>
+        </w:rPr>
+        <w:t>MODULE:</w:t>
+      </w:r>
+      <w:r>
+        <w:rPr>
+          <w:rFonts w:ascii="Times New Roman" w:eastAsia="Times New Roman" w:hAnsi="Times New Roman" w:cs="Times New Roman"/>
+          <w:sz w:val="24"/>
+          <w:szCs w:val="24"/>
+        </w:rPr>
+        <w:t xml:space="preserve"> Artificial Intelligence in Industrial Systems</w:t>
+      </w:r>
+    </w:p>
+    <w:p>
+      <w:pPr>
+        <w:spacing w:before="40" w:after="40" w:line="240" w:lineRule="auto"/>
+        <w:rPr>
+          <w:rFonts w:ascii="Times New Roman" w:eastAsia="Times New Roman" w:hAnsi="Times New Roman" w:cs="Times New Roman"/>
+          <w:sz w:val="24"/>
+          <w:szCs w:val="24"/>
+        </w:rPr>
+      </w:pPr>
+      <w:r>
+        <w:rPr>
+          <w:rFonts w:ascii="Times New Roman" w:eastAsia="Times New Roman" w:hAnsi="Times New Roman" w:cs="Times New Roman"/>
+          <w:b/>
+          <w:bCs/>
+          <w:sz w:val="24"/>
+          <w:szCs w:val="24"/>
+        </w:rPr>
+        <w:t>SUBJECT:</w:t>
+      </w:r>
+      <w:r>
+        <w:rPr>
+          <w:rFonts w:ascii="Times New Roman" w:eastAsia="Times New Roman" w:hAnsi="Times New Roman" w:cs="Times New Roman"/>
+          <w:sz w:val="24"/>
+          <w:szCs w:val="24"/>
+        </w:rPr>
+        <w:t xml:space="preserve"> Computer Science / Artificial Intelligence</w:t>
+      </w:r>
+    </w:p>
+    <w:p>
+      <w:pPr>
+        <w:spacing w:before="40" w:after="40" w:line="240" w:lineRule="auto"/>
+        <w:rPr>
+          <w:rFonts w:ascii="Times New Roman" w:eastAsia="Times New Roman" w:hAnsi="Times New Roman" w:cs="Times New Roman"/>
+          <w:sz w:val="24"/>
+          <w:szCs w:val="24"/>
+        </w:rPr>
+      </w:pPr>
+      <w:r>
+        <w:rPr>
+          <w:rFonts w:ascii="Times New Roman" w:eastAsia="Times New Roman" w:hAnsi="Times New Roman" w:cs="Times New Roman"/>
+          <w:b/>
+          <w:bCs/>
+          <w:sz w:val="24"/>
+          <w:szCs w:val="24"/>
+        </w:rPr>
+        <w:t>FAMILY OF LIFE SITUATIONS:</w:t>
+      </w:r>
+      <w:r>
+        <w:rPr>
+          <w:rFonts w:ascii="Times New Roman" w:eastAsia="Times New Roman" w:hAnsi="Times New Roman" w:cs="Times New Roman"/>
+          <w:sz w:val="24"/>
+          <w:szCs w:val="24"/>
+        </w:rPr>
+        <w:t xml:space="preserve"> Industrial Equipment Monitoring and Failure Prevention</w:t>
+      </w:r>
+    </w:p>
+    <w:p>
+      <w:pPr>
+        <w:spacing w:before="40" w:after="40" w:line="240" w:lineRule="auto"/>
+        <w:rPr>
+          <w:rFonts w:ascii="Times New Roman" w:eastAsia="Times New Roman" w:hAnsi="Times New Roman" w:cs="Times New Roman"/>
+          <w:sz w:val="24"/>
+          <w:szCs w:val="24"/>
+        </w:rPr>
+      </w:pPr>
+      <w:r>
+        <w:rPr>
+          <w:rFonts w:ascii="Times New Roman" w:eastAsia="Times New Roman" w:hAnsi="Times New Roman" w:cs="Times New Roman"/>
+          <w:b/>
+          <w:bCs/>
+          <w:sz w:val="24"/>
+          <w:szCs w:val="24"/>
+        </w:rPr>
+        <w:t>EXAMPLE OF LIFE SITUATION:</w:t>
+      </w:r>
+      <w:r>
+        <w:rPr>
+          <w:rFonts w:ascii="Times New Roman" w:eastAsia="Times New Roman" w:hAnsi="Times New Roman" w:cs="Times New Roman"/>
+          <w:sz w:val="24"/>
+          <w:szCs w:val="24"/>
+        </w:rPr>
+        <w:t xml:space="preserve"> A manufacturing plant operates CNC milling machines. Two unexpected equipment failures cause three days of unplanned downtime. The plant manager must implement an intelligent system that uses sensor data to predict failures before they occur.</w:t>
+      </w:r>
+    </w:p>
+    <w:p>
+      <w:pPr>
+        <w:spacing w:before="40" w:after="40" w:line="240" w:lineRule="auto"/>
+        <w:rPr>
+          <w:rFonts w:ascii="Times New Roman" w:eastAsia="Times New Roman" w:hAnsi="Times New Roman" w:cs="Times New Roman"/>
+          <w:sz w:val="24"/>
+          <w:szCs w:val="24"/>
+        </w:rPr>
+      </w:pPr>
+      <w:r>
+        <w:rPr>
+          <w:rFonts w:ascii="Times New Roman" w:eastAsia="Times New Roman" w:hAnsi="Times New Roman" w:cs="Times New Roman"/>
+          <w:b/>
+          <w:bCs/>
+          <w:sz w:val="24"/>
+          <w:szCs w:val="24"/>
+        </w:rPr>
+        <w:t>COMPETENCIES TO DEVELOP:</w:t>
+      </w:r>
+      <w:r>
+        <w:rPr>
+          <w:rFonts w:ascii="Times New Roman" w:eastAsia="Times New Roman" w:hAnsi="Times New Roman" w:cs="Times New Roman"/>
+          <w:sz w:val="24"/>
+          <w:szCs w:val="24"/>
+        </w:rPr>
+        <w:t xml:space="preserve"> Design and evaluate a supervised machine learning pipeline for industrial failure prediction</w:t>
+      </w:r>
+    </w:p>
+    <w:p>
+      <w:pPr>
+        <w:spacing w:before="40" w:after="40" w:line="240" w:lineRule="auto"/>
+        <w:rPr>
+          <w:rFonts w:ascii="Times New Roman" w:eastAsia="Times New Roman" w:hAnsi="Times New Roman" w:cs="Times New Roman"/>
+          <w:sz w:val="24"/>
+          <w:szCs w:val="24"/>
+        </w:rPr>
+      </w:pPr>
+      <w:r>
+        <w:rPr>
+          <w:rFonts w:ascii="Times New Roman" w:eastAsia="Times New Roman" w:hAnsi="Times New Roman" w:cs="Times New Roman"/>
+          <w:b/>
+          <w:bCs/>
+          <w:sz w:val="24"/>
+          <w:szCs w:val="24"/>
+        </w:rPr>
+        <w:t>INTEGRATION ACTIVITY:</w:t>
+      </w:r>
+      <w:r>
+        <w:rPr>
+          <w:rFonts w:ascii="Times New Roman" w:eastAsia="Times New Roman" w:hAnsi="Times New Roman" w:cs="Times New Roman"/>
+          <w:sz w:val="24"/>
+          <w:szCs w:val="24"/>
+        </w:rPr>
+        <w:t xml:space="preserve"> Appreciating the importance of machine learning in predictive industrial maintenance</w:t>
+      </w:r>
+    </w:p>
+    <w:p>
+      <w:pPr>
+        <w:spacing w:before="40" w:after="40" w:line="240" w:lineRule="auto"/>
+        <w:rPr>
+          <w:rFonts w:ascii="Times New Roman" w:eastAsia="Times New Roman" w:hAnsi="Times New Roman" w:cs="Times New Roman"/>
+          <w:sz w:val="24"/>
+          <w:szCs w:val="24"/>
+        </w:rPr>
+      </w:pPr>
+      <w:r>
+        <w:rPr>
+          <w:rFonts w:ascii="Times New Roman" w:eastAsia="Times New Roman" w:hAnsi="Times New Roman" w:cs="Times New Roman"/>
+          <w:b/>
+          <w:bCs/>
+          <w:sz w:val="24"/>
+          <w:szCs w:val="24"/>
+        </w:rPr>
+        <w:t>LESSON:</w:t>
+      </w:r>
+      <w:r>
+        <w:rPr>
+          <w:rFonts w:ascii="Times New Roman" w:eastAsia="Times New Roman" w:hAnsi="Times New Roman" w:cs="Times New Roman"/>
+          <w:sz w:val="24"/>
+          <w:szCs w:val="24"/>
+        </w:rPr>
+        <w:t xml:space="preserve"> Training and evaluating a machine learning model for proactive maintenance using the AI4I 2020 Predictive Maintenance Dataset</w:t>
+      </w:r>
+    </w:p>
+    <w:p>
+      <w:pPr>
+        <w:spacing w:before="40" w:after="40" w:line="240" w:lineRule="auto"/>
+        <w:rPr>
+          <w:rFonts w:ascii="Times New Roman" w:eastAsia="Times New Roman" w:hAnsi="Times New Roman" w:cs="Times New Roman"/>
+          <w:sz w:val="24"/>
+          <w:szCs w:val="24"/>
+        </w:rPr>
+      </w:pPr>
+      <w:r>
+        <w:rPr>
+          <w:rFonts w:ascii="Times New Roman" w:eastAsia="Times New Roman" w:hAnsi="Times New Roman" w:cs="Times New Roman"/>
+          <w:b/>
+          <w:bCs/>
+          <w:sz w:val="24"/>
+          <w:szCs w:val="24"/>
+        </w:rPr>
+        <w:lastRenderedPageBreak/>
+        <w:t>ASSUMED PREVIOUS KNOWLEDGE:</w:t>
+      </w:r>
+      <w:r>
+        <w:rPr>
+          <w:rFonts w:ascii="Times New Roman" w:eastAsia="Times New Roman" w:hAnsi="Times New Roman" w:cs="Times New Roman"/>
+          <w:sz w:val="24"/>
+          <w:szCs w:val="24"/>
+        </w:rPr>
+        <w:t xml:space="preserve"> Students should have foundational knowledge of machine learning concepts, supervised learning, basic Python programming, and data preprocessing techniques</w:t>
+      </w:r>
+    </w:p>
+    <w:p>
+      <w:pPr>
+        <w:spacing w:after="0" w:line="240" w:lineRule="auto"/>
+        <w:rPr>
+          <w:rFonts w:ascii="Times New Roman" w:eastAsia="Times New Roman" w:hAnsi="Times New Roman" w:cs="Times New Roman"/>
+          <w:sz w:val="24"/>
+          <w:szCs w:val="24"/>
+        </w:rPr>
+      </w:pPr>
+    </w:p>
+    <w:p>
+      <w:pPr>
+        <w:spacing w:before="60" w:after="40" w:line="240" w:lineRule="auto"/>
+        <w:rPr>
+          <w:rFonts w:ascii="Times New Roman" w:eastAsia="Times New Roman" w:hAnsi="Times New Roman" w:cs="Times New Roman"/>
+          <w:sz w:val="24"/>
+          <w:szCs w:val="24"/>
+        </w:rPr>
+      </w:pPr>
+      <w:r>
+        <w:rPr>
+          <w:rFonts w:ascii="Times New Roman" w:eastAsia="Times New Roman" w:hAnsi="Times New Roman" w:cs="Times New Roman"/>
+          <w:b/>
+          <w:bCs/>
+          <w:sz w:val="24"/>
+          <w:szCs w:val="24"/>
+        </w:rPr>
+        <w:t>OBJECTIVES:</w:t>
+      </w:r>
+    </w:p>
+    <w:p>
+      <w:pPr>
+        <w:numPr>
+          <w:ilvl w:val="0"/>
+          <w:numId w:val="59"/>
+        </w:numPr>
+        <w:spacing w:before="40" w:after="40" w:line="240" w:lineRule="auto"/>
+        <w:rPr>
+          <w:rFonts w:ascii="Times New Roman" w:eastAsia="Times New Roman" w:hAnsi="Times New Roman" w:cs="Times New Roman"/>
+          <w:sz w:val="24"/>
+          <w:szCs w:val="24"/>
+        </w:rPr>
+      </w:pPr>
+      <w:r>
+        <w:rPr>
+          <w:rFonts w:ascii="Times New Roman" w:eastAsia="Times New Roman" w:hAnsi="Times New Roman" w:cs="Times New Roman"/>
+          <w:sz w:val="24"/>
+          <w:szCs w:val="24"/>
+        </w:rPr>
+        <w:t>Identify parameters that influence machine failure in industrial environments</w:t>
+      </w:r>
+    </w:p>
+    <w:p>
+      <w:pPr>
+        <w:numPr>
+          <w:ilvl w:val="0"/>
+          <w:numId w:val="59"/>
+        </w:numPr>
+        <w:spacing w:before="40" w:after="40" w:line="240" w:lineRule="auto"/>
+        <w:rPr>
+          <w:rFonts w:ascii="Times New Roman" w:eastAsia="Times New Roman" w:hAnsi="Times New Roman" w:cs="Times New Roman"/>
+          <w:sz w:val="24"/>
+          <w:szCs w:val="24"/>
+        </w:rPr>
+      </w:pPr>
+      <w:r>
+        <w:rPr>
+          <w:rFonts w:ascii="Times New Roman" w:eastAsia="Times New Roman" w:hAnsi="Times New Roman" w:cs="Times New Roman"/>
+          <w:sz w:val="24"/>
+          <w:szCs w:val="24"/>
+        </w:rPr>
+        <w:t>Examine and compare classification algorithms for fault detection</w:t>
+      </w:r>
+    </w:p>
+    <w:p>
+      <w:pPr>
+        <w:numPr>
+          <w:ilvl w:val="0"/>
+          <w:numId w:val="59"/>
+        </w:numPr>
+        <w:spacing w:before="40" w:after="40" w:line="240" w:lineRule="auto"/>
+        <w:rPr>
+          <w:rFonts w:ascii="Times New Roman" w:eastAsia="Times New Roman" w:hAnsi="Times New Roman" w:cs="Times New Roman"/>
+          <w:sz w:val="24"/>
+          <w:szCs w:val="24"/>
+        </w:rPr>
+      </w:pPr>
+      <w:r>
+        <w:rPr>
+          <w:rFonts w:ascii="Times New Roman" w:eastAsia="Times New Roman" w:hAnsi="Times New Roman" w:cs="Times New Roman"/>
+          <w:sz w:val="24"/>
+          <w:szCs w:val="24"/>
+        </w:rPr>
+        <w:t>Apply feature engineering techniques grounded in domain knowledge of failure physics</w:t>
+      </w:r>
+    </w:p>
+    <w:p>
+      <w:pPr>
+        <w:numPr>
+          <w:ilvl w:val="0"/>
+          <w:numId w:val="59"/>
+        </w:numPr>
+        <w:spacing w:before="40" w:after="40" w:line="240" w:lineRule="auto"/>
+        <w:rPr>
+          <w:rFonts w:ascii="Times New Roman" w:eastAsia="Times New Roman" w:hAnsi="Times New Roman" w:cs="Times New Roman"/>
+          <w:sz w:val="24"/>
+          <w:szCs w:val="24"/>
+        </w:rPr>
+      </w:pPr>
+      <w:r>
+        <w:rPr>
+          <w:rFonts w:ascii="Times New Roman" w:eastAsia="Times New Roman" w:hAnsi="Times New Roman" w:cs="Times New Roman"/>
+          <w:sz w:val="24"/>
+          <w:szCs w:val="24"/>
+        </w:rPr>
+        <w:t>Select the best model and evaluate it using appropriate metrics for imbalanced classification</w:t>
+      </w:r>
+    </w:p>
+    <w:p>
+      <w:pPr>
+        <w:spacing w:after="0" w:line="240" w:lineRule="auto"/>
+        <w:rPr>
+          <w:rFonts w:ascii="Times New Roman" w:eastAsia="Times New Roman" w:hAnsi="Times New Roman" w:cs="Times New Roman"/>
+          <w:sz w:val="24"/>
+          <w:szCs w:val="24"/>
+        </w:rPr>
+      </w:pPr>
+    </w:p>
+    <w:p>
+      <w:pPr>
+        <w:spacing w:before="60" w:after="40" w:line="240" w:lineRule="auto"/>
+        <w:rPr>
+          <w:rFonts w:ascii="Times New Roman" w:eastAsia="Times New Roman" w:hAnsi="Times New Roman" w:cs="Times New Roman"/>
+          <w:sz w:val="24"/>
+          <w:szCs w:val="24"/>
+        </w:rPr>
+      </w:pPr>
+      <w:r>
+        <w:rPr>
+          <w:rFonts w:ascii="Times New Roman" w:eastAsia="Times New Roman" w:hAnsi="Times New Roman" w:cs="Times New Roman"/>
+          <w:b/>
+          <w:bCs/>
+          <w:sz w:val="24"/>
+          <w:szCs w:val="24"/>
+        </w:rPr>
+        <w:t xml:space="preserve">DIDACTIC MATERIALS: </w:t>
+      </w:r>
+      <w:r>
+        <w:rPr>
+          <w:rFonts w:ascii="Times New Roman" w:eastAsia="Times New Roman" w:hAnsi="Times New Roman" w:cs="Times New Roman"/>
+          <w:sz w:val="24"/>
+          <w:szCs w:val="24"/>
+        </w:rPr>
+        <w:t>Chalk, blackboard, duster, ruler, computer, projector, course materials, AI4I 2020 dataset</w:t>
+      </w:r>
+    </w:p>
+    <w:p>
+      <w:pPr>
+        <w:spacing w:before="60" w:after="40" w:line="240" w:lineRule="auto"/>
+        <w:rPr>
+          <w:rFonts w:ascii="Times New Roman" w:eastAsia="Times New Roman" w:hAnsi="Times New Roman" w:cs="Times New Roman"/>
+          <w:sz w:val="24"/>
+          <w:szCs w:val="24"/>
+        </w:rPr>
+      </w:pPr>
+      <w:r>
+        <w:rPr>
+          <w:rFonts w:ascii="Times New Roman" w:eastAsia="Times New Roman" w:hAnsi="Times New Roman" w:cs="Times New Roman"/>
+          <w:b/>
+          <w:bCs/>
+          <w:sz w:val="24"/>
+          <w:szCs w:val="24"/>
+        </w:rPr>
+        <w:t>REFERENCES:</w:t>
+      </w:r>
+    </w:p>
+    <w:p>
+      <w:pPr>
+        <w:numPr>
+          <w:ilvl w:val="0"/>
+          <w:numId w:val="60"/>
+        </w:numPr>
+        <w:spacing w:before="40" w:after="40" w:line="240" w:lineRule="auto"/>
+        <w:rPr>
+          <w:rFonts w:ascii="Times New Roman" w:eastAsia="Times New Roman" w:hAnsi="Times New Roman" w:cs="Times New Roman"/>
+          <w:sz w:val="24"/>
+          <w:szCs w:val="24"/>
+        </w:rPr>
+      </w:pPr>
+      <w:proofErr w:type="spellStart"/>
+      <w:r>
+        <w:rPr>
+          <w:rFonts w:ascii="Times New Roman" w:eastAsia="Times New Roman" w:hAnsi="Times New Roman" w:cs="Times New Roman"/>
+          <w:sz w:val="24"/>
+          <w:szCs w:val="24"/>
+        </w:rPr>
+        <w:t>Matzka</w:t>
+      </w:r>
+      <w:proofErr w:type="spellEnd"/>
+      <w:r>
+        <w:rPr>
+          <w:rFonts w:ascii="Times New Roman" w:eastAsia="Times New Roman" w:hAnsi="Times New Roman" w:cs="Times New Roman"/>
+          <w:sz w:val="24"/>
+          <w:szCs w:val="24"/>
+        </w:rPr>
+        <w:t>, S. (2020). AI4I 2020 Predictive Maintenance Dataset. UCI Machine Learning Repository. https://doi.org/10.24432/C5HS5C</w:t>
+      </w:r>
+    </w:p>
+    <w:p>
+      <w:pPr>
+        <w:numPr>
+          <w:ilvl w:val="0"/>
+          <w:numId w:val="60"/>
+        </w:numPr>
+        <w:spacing w:before="40" w:after="40" w:line="240" w:lineRule="auto"/>
+        <w:rPr>
+          <w:rFonts w:ascii="Times New Roman" w:eastAsia="Times New Roman" w:hAnsi="Times New Roman" w:cs="Times New Roman"/>
+          <w:sz w:val="24"/>
+          <w:szCs w:val="24"/>
+        </w:rPr>
+      </w:pPr>
+      <w:proofErr w:type="spellStart"/>
+      <w:r>
+        <w:rPr>
+          <w:rFonts w:ascii="Times New Roman" w:eastAsia="Times New Roman" w:hAnsi="Times New Roman" w:cs="Times New Roman"/>
+          <w:sz w:val="24"/>
+          <w:szCs w:val="24"/>
+        </w:rPr>
+        <w:t>Breiman</w:t>
+      </w:r>
+      <w:proofErr w:type="spellEnd"/>
+      <w:r>
+        <w:rPr>
+          <w:rFonts w:ascii="Times New Roman" w:eastAsia="Times New Roman" w:hAnsi="Times New Roman" w:cs="Times New Roman"/>
+          <w:sz w:val="24"/>
+          <w:szCs w:val="24"/>
+        </w:rPr>
+        <w:t>, L. (2001). Random forests. Machine Learning, 45(1), 5–32. https://doi.org/10.1023/A:1010933404324</w:t>
+      </w:r>
+    </w:p>
+    <w:p>
+      <w:pPr>
+        <w:numPr>
+          <w:ilvl w:val="0"/>
+          <w:numId w:val="60"/>
+        </w:numPr>
+        <w:spacing w:before="40" w:after="40" w:line="240" w:lineRule="auto"/>
+        <w:rPr>
+          <w:rFonts w:ascii="Times New Roman" w:eastAsia="Times New Roman" w:hAnsi="Times New Roman" w:cs="Times New Roman"/>
+          <w:sz w:val="24"/>
+          <w:szCs w:val="24"/>
+        </w:rPr>
+      </w:pPr>
+      <w:r>
+        <w:rPr>
+          <w:rFonts w:ascii="Times New Roman" w:eastAsia="Times New Roman" w:hAnsi="Times New Roman" w:cs="Times New Roman"/>
+          <w:sz w:val="24"/>
+          <w:szCs w:val="24"/>
+        </w:rPr>
+        <w:t xml:space="preserve">Chawla, N. V., Bowyer, K. W., Hall, L. O., &amp; </w:t>
+      </w:r>
+      <w:proofErr w:type="spellStart"/>
+      <w:r>
+        <w:rPr>
+          <w:rFonts w:ascii="Times New Roman" w:eastAsia="Times New Roman" w:hAnsi="Times New Roman" w:cs="Times New Roman"/>
+          <w:sz w:val="24"/>
+          <w:szCs w:val="24"/>
+        </w:rPr>
+        <w:t>Kegelmeyer</w:t>
+      </w:r>
+      <w:proofErr w:type="spellEnd"/>
+      <w:r>
+        <w:rPr>
+          <w:rFonts w:ascii="Times New Roman" w:eastAsia="Times New Roman" w:hAnsi="Times New Roman" w:cs="Times New Roman"/>
+          <w:sz w:val="24"/>
+          <w:szCs w:val="24"/>
+        </w:rPr>
+        <w:t>, W. P. (2002). SMOTE: Synthetic minority over-sampling technique. Journal of Artificial Intelligence Research, 16, 321–357.</w:t>
+      </w:r>
+    </w:p>
+    <w:p>
+      <w:pPr>
+        <w:spacing w:after="0" w:line="240" w:lineRule="auto"/>
+        <w:rPr>
+          <w:rFonts w:ascii="Times New Roman" w:eastAsia="Times New Roman" w:hAnsi="Times New Roman" w:cs="Times New Roman"/>
+          <w:sz w:val="24"/>
+          <w:szCs w:val="24"/>
+        </w:rPr>
+      </w:pPr>
+    </w:p>
+    <w:p>
+      <w:pPr>
+        <w:spacing w:before="80" w:after="40" w:line="240" w:lineRule="auto"/>
+        <w:rPr>
+          <w:rFonts w:ascii="Times New Roman" w:eastAsia="Times New Roman" w:hAnsi="Times New Roman" w:cs="Times New Roman"/>
+          <w:sz w:val="24"/>
+          <w:szCs w:val="24"/>
+        </w:rPr>
+      </w:pPr>
+      <w:r>
+        <w:rPr>
+          <w:rFonts w:ascii="Times New Roman" w:eastAsia="Times New Roman" w:hAnsi="Times New Roman" w:cs="Times New Roman"/>
+          <w:b/>
+          <w:bCs/>
+          <w:sz w:val="24"/>
+          <w:szCs w:val="24"/>
+        </w:rPr>
+        <w:t>SITUATION / PROBLEM:</w:t>
+      </w:r>
+    </w:p>
+    <w:p>
+      <w:pPr>
+        <w:spacing w:before="60" w:after="60" w:line="276" w:lineRule="auto"/>
+        <w:jc w:val="both"/>
+        <w:rPr>
+          <w:rFonts w:ascii="Times New Roman" w:eastAsia="Times New Roman" w:hAnsi="Times New Roman" w:cs="Times New Roman"/>
+          <w:sz w:val="24"/>
+          <w:szCs w:val="24"/>
+        </w:rPr>
+      </w:pPr>
+      <w:r>
+        <w:rPr>
+          <w:rFonts w:ascii="Times New Roman" w:eastAsia="Times New Roman" w:hAnsi="Times New Roman" w:cs="Times New Roman"/>
+          <w:sz w:val="24"/>
+          <w:szCs w:val="24"/>
+        </w:rPr>
+        <w:t>A manufacturing plant in the North West Region operates a fleet of CNC milling machines. Recently, two unexpected equipment failures caused three days of unplanned production downtime, resulting in significant financial losses and delivery delays. The plant manager is seeking to implement an intelligent monitoring system that analyses real-time sensor data — including temperature, rotational speed, torque, and tool wear — to predict failures before they occur and schedule maintenance proactively.</w:t>
+      </w:r>
+    </w:p>
+    <w:p>
+      <w:pPr>
+        <w:spacing w:after="0" w:line="240" w:lineRule="auto"/>
+        <w:rPr>
+          <w:rFonts w:ascii="Times New Roman" w:eastAsia="Times New Roman" w:hAnsi="Times New Roman" w:cs="Times New Roman"/>
+          <w:sz w:val="24"/>
+          <w:szCs w:val="24"/>
+        </w:rPr>
+      </w:pPr>
+    </w:p>
+    <w:p>
+      <w:pPr>
+        <w:spacing w:before="80" w:after="40" w:line="240" w:lineRule="auto"/>
+        <w:rPr>
+          <w:rFonts w:ascii="Times New Roman" w:eastAsia="Times New Roman" w:hAnsi="Times New Roman" w:cs="Times New Roman"/>
+          <w:sz w:val="24"/>
+          <w:szCs w:val="24"/>
+        </w:rPr>
+      </w:pPr>
+      <w:r>
+        <w:rPr>
+          <w:rFonts w:ascii="Times New Roman" w:eastAsia="Times New Roman" w:hAnsi="Times New Roman" w:cs="Times New Roman"/>
+          <w:b/>
+          <w:bCs/>
+          <w:sz w:val="24"/>
+          <w:szCs w:val="24"/>
+        </w:rPr>
+        <w:t>ORIENTATION QUESTIONS:</w:t>
+      </w:r>
+    </w:p>
+    <w:p>
+      <w:pPr>
+        <w:numPr>
+          <w:ilvl w:val="0"/>
+          <w:numId w:val="59"/>
+        </w:numPr>
+        <w:spacing w:before="40" w:after="40" w:line="240" w:lineRule="auto"/>
+        <w:rPr>
+          <w:rFonts w:ascii="Times New Roman" w:eastAsia="Times New Roman" w:hAnsi="Times New Roman" w:cs="Times New Roman"/>
+          <w:sz w:val="24"/>
+          <w:szCs w:val="24"/>
+        </w:rPr>
+      </w:pPr>
+      <w:r>
+        <w:rPr>
+          <w:rFonts w:ascii="Times New Roman" w:eastAsia="Times New Roman" w:hAnsi="Times New Roman" w:cs="Times New Roman"/>
+          <w:sz w:val="24"/>
+          <w:szCs w:val="24"/>
+        </w:rPr>
+        <w:t>What sensor signals would you monitor to detect early signs of equipment degradation?</w:t>
+      </w:r>
+    </w:p>
+    <w:p>
+      <w:pPr>
+        <w:numPr>
+          <w:ilvl w:val="0"/>
+          <w:numId w:val="59"/>
+        </w:numPr>
+        <w:spacing w:before="40" w:after="40" w:line="240" w:lineRule="auto"/>
+        <w:rPr>
+          <w:rFonts w:ascii="Times New Roman" w:eastAsia="Times New Roman" w:hAnsi="Times New Roman" w:cs="Times New Roman"/>
+          <w:sz w:val="24"/>
+          <w:szCs w:val="24"/>
+        </w:rPr>
+      </w:pPr>
+      <w:r>
+        <w:rPr>
+          <w:rFonts w:ascii="Times New Roman" w:eastAsia="Times New Roman" w:hAnsi="Times New Roman" w:cs="Times New Roman"/>
+          <w:sz w:val="24"/>
+          <w:szCs w:val="24"/>
+        </w:rPr>
+        <w:t>Why is predicting failures before they occur more valuable to the plant than responding after the fact?</w:t>
+      </w:r>
+    </w:p>
+    <w:p>
+      <w:pPr>
+        <w:numPr>
+          <w:ilvl w:val="0"/>
+          <w:numId w:val="59"/>
+        </w:numPr>
+        <w:spacing w:before="40" w:after="40" w:line="240" w:lineRule="auto"/>
+        <w:rPr>
+          <w:rFonts w:ascii="Times New Roman" w:eastAsia="Times New Roman" w:hAnsi="Times New Roman" w:cs="Times New Roman"/>
+          <w:sz w:val="24"/>
+          <w:szCs w:val="24"/>
+        </w:rPr>
+      </w:pPr>
+      <w:r>
+        <w:rPr>
+          <w:rFonts w:ascii="Times New Roman" w:eastAsia="Times New Roman" w:hAnsi="Times New Roman" w:cs="Times New Roman"/>
+          <w:sz w:val="24"/>
+          <w:szCs w:val="24"/>
+        </w:rPr>
+        <w:t>If only 3.39% of machine cycles result in a failure, what challenge does this pose for training a classification model?</w:t>
+      </w:r>
+    </w:p>
+    <w:p>
+      <w:pPr>
+        <w:spacing w:before="80" w:after="40" w:line="240" w:lineRule="auto"/>
+        <w:rPr>
+          <w:rFonts w:ascii="Times New Roman" w:eastAsia="Times New Roman" w:hAnsi="Times New Roman" w:cs="Times New Roman"/>
+          <w:sz w:val="24"/>
+          <w:szCs w:val="24"/>
+        </w:rPr>
+      </w:pPr>
+      <w:r>
+        <w:rPr>
+          <w:rFonts w:ascii="Times New Roman" w:eastAsia="Times New Roman" w:hAnsi="Times New Roman" w:cs="Times New Roman"/>
+          <w:b/>
+          <w:bCs/>
+          <w:sz w:val="24"/>
+          <w:szCs w:val="24"/>
+        </w:rPr>
+        <w:t>EXPECTED ANSWERS:</w:t>
+      </w:r>
+    </w:p>
+    <w:p>
+      <w:pPr>
+        <w:numPr>
+          <w:ilvl w:val="0"/>
+          <w:numId w:val="59"/>
+        </w:numPr>
+        <w:spacing w:before="40" w:after="40" w:line="240" w:lineRule="auto"/>
+        <w:rPr>
+          <w:rFonts w:ascii="Times New Roman" w:eastAsia="Times New Roman" w:hAnsi="Times New Roman" w:cs="Times New Roman"/>
+          <w:sz w:val="24"/>
+          <w:szCs w:val="24"/>
+        </w:rPr>
+      </w:pPr>
+      <w:r>
+        <w:rPr>
+          <w:rFonts w:ascii="Times New Roman" w:eastAsia="Times New Roman" w:hAnsi="Times New Roman" w:cs="Times New Roman"/>
+          <w:sz w:val="24"/>
+          <w:szCs w:val="24"/>
+        </w:rPr>
+        <w:t>Key signals: temperature (air and process), rotational speed, torque, and tool wear time — all of which correlate with the five failure modes defined in the AI4I 2020 dataset.</w:t>
+      </w:r>
+    </w:p>
+    <w:p>
+      <w:pPr>
+        <w:numPr>
+          <w:ilvl w:val="0"/>
+          <w:numId w:val="59"/>
+        </w:numPr>
+        <w:spacing w:before="40" w:after="40" w:line="240" w:lineRule="auto"/>
+        <w:rPr>
+          <w:rFonts w:ascii="Times New Roman" w:eastAsia="Times New Roman" w:hAnsi="Times New Roman" w:cs="Times New Roman"/>
+          <w:sz w:val="24"/>
+          <w:szCs w:val="24"/>
+        </w:rPr>
+      </w:pPr>
+      <w:r>
+        <w:rPr>
+          <w:rFonts w:ascii="Times New Roman" w:eastAsia="Times New Roman" w:hAnsi="Times New Roman" w:cs="Times New Roman"/>
+          <w:sz w:val="24"/>
+          <w:szCs w:val="24"/>
+        </w:rPr>
+        <w:lastRenderedPageBreak/>
+        <w:t>Proactive prediction reduces unplanned downtime, prevents safety incidents, extends equipment lifespan, and allows maintenance to be scheduled during planned production breaks.</w:t>
+      </w:r>
+    </w:p>
+    <w:p>
+      <w:pPr>
+        <w:numPr>
+          <w:ilvl w:val="0"/>
+          <w:numId w:val="59"/>
+        </w:numPr>
+        <w:spacing w:before="40" w:after="40" w:line="240" w:lineRule="auto"/>
+        <w:rPr>
+          <w:rFonts w:ascii="Times New Roman" w:eastAsia="Times New Roman" w:hAnsi="Times New Roman" w:cs="Times New Roman"/>
+          <w:sz w:val="24"/>
+          <w:szCs w:val="24"/>
+        </w:rPr>
+      </w:pPr>
+      <w:r>
+        <w:rPr>
+          <w:rFonts w:ascii="Times New Roman" w:eastAsia="Times New Roman" w:hAnsi="Times New Roman" w:cs="Times New Roman"/>
+          <w:sz w:val="24"/>
+          <w:szCs w:val="24"/>
+        </w:rPr>
+        <w:t>The severe class imbalance means a model that always predicts 'normal' achieves high accuracy while failing completely at its primary task of detecting failures.</w:t>
+      </w:r>
+    </w:p>
+    <w:p>
+      <w:pPr>
+        <w:spacing w:after="0" w:line="240" w:lineRule="auto"/>
+        <w:rPr>
+          <w:rFonts w:ascii="Times New Roman" w:eastAsia="Times New Roman" w:hAnsi="Times New Roman" w:cs="Times New Roman"/>
+          <w:sz w:val="24"/>
+          <w:szCs w:val="24"/>
+        </w:rPr>
+      </w:pPr>
+    </w:p>
+    <w:p>
+      <w:pPr>
+        <w:spacing w:before="120" w:after="80" w:line="240" w:lineRule="auto"/>
+        <w:jc w:val="center"/>
+        <w:rPr>
+          <w:rFonts w:ascii="Times New Roman" w:eastAsia="Times New Roman" w:hAnsi="Times New Roman" w:cs="Times New Roman"/>
+          <w:sz w:val="24"/>
+          <w:szCs w:val="24"/>
+        </w:rPr>
+      </w:pPr>
+      <w:r>
+        <w:rPr>
+          <w:rFonts w:ascii="Times New Roman" w:eastAsia="Times New Roman" w:hAnsi="Times New Roman" w:cs="Times New Roman"/>
+          <w:b/>
+          <w:bCs/>
+          <w:i/>
+          <w:iCs/>
+        </w:rPr>
+        <w:t>Table 5.1: Lesson Plan — Proactive Maintenance of Industrial Equipment Using Machine Learning</w:t>
+      </w:r>
+    </w:p>
+    <w:tbl>
+      <w:tblPr>
+        <w:tblW w:w="9638" w:type="dxa"/>
+        <w:tblBorders>
+          <w:top w:val="single" w:sz="4" w:space="0" w:color="auto"/>
+          <w:left w:val="single" w:sz="4" w:space="0" w:color="auto"/>
+          <w:bottom w:val="single" w:sz="4" w:space="0" w:color="auto"/>
+          <w:right w:val="single" w:sz="4" w:space="0" w:color="auto"/>
+          <w:insideH w:val="single" w:sz="4" w:space="0" w:color="auto"/>
+          <w:insideV w:val="single" w:sz="4" w:space="0" w:color="auto"/>
+        </w:tblBorders>
+        <w:tblCellMar>
+          <w:left w:w="10" w:type="dxa"/>
+          <w:right w:w="10" w:type="dxa"/>
+        </w:tblCellMar>
+        <w:tblLook w:val="0000" w:firstRow="0" w:lastRow="0" w:firstColumn="0" w:lastColumn="0" w:noHBand="0" w:noVBand="0"/>
+      </w:tblPr>
+      <w:tblGrid>
+        <w:gridCol w:w="1141"/>
+        <w:gridCol w:w="1301"/>
+        <w:gridCol w:w="1839"/>
+        <w:gridCol w:w="1225"/>
+        <w:gridCol w:w="1839"/>
+        <w:gridCol w:w="1141"/>
+        <w:gridCol w:w="1461"/>
+        <w:gridCol w:w="1141"/>
+      </w:tblGrid>
+      <w:tr>
+        <w:tblPrEx>
+          <w:tblCellMar>
+            <w:top w:w="0" w:type="dxa"/>
+            <w:bottom w:w="0" w:type="dxa"/>
+          </w:tblCellMar>
+        </w:tblPrEx>
+        <w:trPr>
+          <w:tblHeader/>
+        </w:trPr>
+        <w:tc>
+          <w:tcPr>
+            <w:tcW w:w="780" w:type="dxa"/>
+            <w:tcBorders>
+              <w:top w:val="single" w:sz="4" w:space="0" w:color="2F5496"/>
+              <w:left w:val="single" w:sz="4" w:space="0" w:color="2F5496"/>
+              <w:bottom w:val="single" w:sz="4" w:space="0" w:color="2F5496"/>
+              <w:right w:val="single" w:sz="4" w:space="0" w:color="2F5496"/>
+            </w:tcBorders>
+            <w:shd w:val="clear" w:color="auto" w:fill="2F5496"/>
+            <w:tcMar>
+              <w:top w:w="60" w:type="dxa"/>
+              <w:left w:w="80" w:type="dxa"/>
+              <w:bottom w:w="60" w:type="dxa"/>
+              <w:right w:w="80" w:type="dxa"/>
+            </w:tcMar>
+            <w:vAlign w:val="center"/>
+          </w:tcPr>
+          <w:p>
+            <w:pPr>
+              <w:spacing w:after="0" w:line="240" w:lineRule="auto"/>
+              <w:jc w:val="center"/>
+              <w:rPr>
+                <w:rFonts w:ascii="Times New Roman" w:eastAsia="Times New Roman" w:hAnsi="Times New Roman" w:cs="Times New Roman"/>
+                <w:sz w:val="24"/>
+                <w:szCs w:val="24"/>
+              </w:rPr>
+            </w:pPr>
+            <w:r>
+              <w:rPr>
+                <w:rFonts w:ascii="Times New Roman" w:eastAsia="Times New Roman" w:hAnsi="Times New Roman" w:cs="Times New Roman"/>
+                <w:b/>
+                <w:bCs/>
+                <w:color w:val="FFFFFF"/>
+                <w:sz w:val="18"/>
+                <w:szCs w:val="18"/>
+              </w:rPr>
+              <w:t>STAGE</w:t>
+            </w:r>
+          </w:p>
+        </w:tc>
+        <w:tc>
+          <w:tcPr>
+            <w:tcW w:w="1180" w:type="dxa"/>
+            <w:tcBorders>
+              <w:top w:val="single" w:sz="4" w:space="0" w:color="2F5496"/>
+              <w:left w:val="single" w:sz="4" w:space="0" w:color="2F5496"/>
+              <w:bottom w:val="single" w:sz="4" w:space="0" w:color="2F5496"/>
+              <w:right w:val="single" w:sz="4" w:space="0" w:color="2F5496"/>
+            </w:tcBorders>
+            <w:shd w:val="clear" w:color="auto" w:fill="2F5496"/>
+            <w:tcMar>
+              <w:top w:w="60" w:type="dxa"/>
+              <w:left w:w="80" w:type="dxa"/>
+              <w:bottom w:w="60" w:type="dxa"/>
+              <w:right w:w="80" w:type="dxa"/>
+            </w:tcMar>
+            <w:vAlign w:val="center"/>
+          </w:tcPr>
+          <w:p>
+            <w:pPr>
+              <w:spacing w:after="0" w:line="240" w:lineRule="auto"/>
+              <w:jc w:val="center"/>
+              <w:rPr>
+                <w:rFonts w:ascii="Times New Roman" w:eastAsia="Times New Roman" w:hAnsi="Times New Roman" w:cs="Times New Roman"/>
+                <w:sz w:val="24"/>
+                <w:szCs w:val="24"/>
+              </w:rPr>
+            </w:pPr>
+            <w:r>
+              <w:rPr>
+                <w:rFonts w:ascii="Times New Roman" w:eastAsia="Times New Roman" w:hAnsi="Times New Roman" w:cs="Times New Roman"/>
+                <w:b/>
+                <w:bCs/>
+                <w:color w:val="FFFFFF"/>
+                <w:sz w:val="18"/>
+                <w:szCs w:val="18"/>
+              </w:rPr>
+              <w:t>LEARNING OBJECTIVES</w:t>
+            </w:r>
+          </w:p>
+        </w:tc>
+        <w:tc>
+          <w:tcPr>
+            <w:tcW w:w="1320" w:type="dxa"/>
+            <w:tcBorders>
+              <w:top w:val="single" w:sz="4" w:space="0" w:color="2F5496"/>
+              <w:left w:val="single" w:sz="4" w:space="0" w:color="2F5496"/>
+              <w:bottom w:val="single" w:sz="4" w:space="0" w:color="2F5496"/>
+              <w:right w:val="single" w:sz="4" w:space="0" w:color="2F5496"/>
+            </w:tcBorders>
+            <w:shd w:val="clear" w:color="auto" w:fill="2F5496"/>
+            <w:tcMar>
+              <w:top w:w="60" w:type="dxa"/>
+              <w:left w:w="80" w:type="dxa"/>
+              <w:bottom w:w="60" w:type="dxa"/>
+              <w:right w:w="80" w:type="dxa"/>
+            </w:tcMar>
+            <w:vAlign w:val="center"/>
+          </w:tcPr>
+          <w:p>
+            <w:pPr>
+              <w:spacing w:after="0" w:line="240" w:lineRule="auto"/>
+              <w:jc w:val="center"/>
+              <w:rPr>
+                <w:rFonts w:ascii="Times New Roman" w:eastAsia="Times New Roman" w:hAnsi="Times New Roman" w:cs="Times New Roman"/>
+                <w:sz w:val="24"/>
+                <w:szCs w:val="24"/>
+              </w:rPr>
+            </w:pPr>
+            <w:r>
+              <w:rPr>
+                <w:rFonts w:ascii="Times New Roman" w:eastAsia="Times New Roman" w:hAnsi="Times New Roman" w:cs="Times New Roman"/>
+                <w:b/>
+                <w:bCs/>
+                <w:color w:val="FFFFFF"/>
+                <w:sz w:val="18"/>
+                <w:szCs w:val="18"/>
+              </w:rPr>
+              <w:t>TEACHER ACTION</w:t>
+            </w:r>
+          </w:p>
+        </w:tc>
+        <w:tc>
+          <w:tcPr>
+            <w:tcW w:w="1180" w:type="dxa"/>
+            <w:tcBorders>
+              <w:top w:val="single" w:sz="4" w:space="0" w:color="2F5496"/>
+              <w:left w:val="single" w:sz="4" w:space="0" w:color="2F5496"/>
+              <w:bottom w:val="single" w:sz="4" w:space="0" w:color="2F5496"/>
+              <w:right w:val="single" w:sz="4" w:space="0" w:color="2F5496"/>
+            </w:tcBorders>
+            <w:shd w:val="clear" w:color="auto" w:fill="2F5496"/>
+            <w:tcMar>
+              <w:top w:w="60" w:type="dxa"/>
+              <w:left w:w="80" w:type="dxa"/>
+              <w:bottom w:w="60" w:type="dxa"/>
+              <w:right w:w="80" w:type="dxa"/>
+            </w:tcMar>
+            <w:vAlign w:val="center"/>
+          </w:tcPr>
+          <w:p>
+            <w:pPr>
+              <w:spacing w:after="0" w:line="240" w:lineRule="auto"/>
+              <w:jc w:val="center"/>
+              <w:rPr>
+                <w:rFonts w:ascii="Times New Roman" w:eastAsia="Times New Roman" w:hAnsi="Times New Roman" w:cs="Times New Roman"/>
+                <w:sz w:val="24"/>
+                <w:szCs w:val="24"/>
+              </w:rPr>
+            </w:pPr>
+            <w:r>
+              <w:rPr>
+                <w:rFonts w:ascii="Times New Roman" w:eastAsia="Times New Roman" w:hAnsi="Times New Roman" w:cs="Times New Roman"/>
+                <w:b/>
+                <w:bCs/>
+                <w:color w:val="FFFFFF"/>
+                <w:sz w:val="18"/>
+                <w:szCs w:val="18"/>
+              </w:rPr>
+              <w:t>STUDENT RESPONSE</w:t>
+            </w:r>
+          </w:p>
+        </w:tc>
+        <w:tc>
+          <w:tcPr>
+            <w:tcW w:w="2280" w:type="dxa"/>
+            <w:tcBorders>
+              <w:top w:val="single" w:sz="4" w:space="0" w:color="2F5496"/>
+              <w:left w:val="single" w:sz="4" w:space="0" w:color="2F5496"/>
+              <w:bottom w:val="single" w:sz="4" w:space="0" w:color="2F5496"/>
+              <w:right w:val="single" w:sz="4" w:space="0" w:color="2F5496"/>
+            </w:tcBorders>
+            <w:shd w:val="clear" w:color="auto" w:fill="2F5496"/>
+            <w:tcMar>
+              <w:top w:w="60" w:type="dxa"/>
+              <w:left w:w="80" w:type="dxa"/>
+              <w:bottom w:w="60" w:type="dxa"/>
+              <w:right w:w="80" w:type="dxa"/>
+            </w:tcMar>
+            <w:vAlign w:val="center"/>
+          </w:tcPr>
+          <w:p>
+            <w:pPr>
+              <w:spacing w:after="0" w:line="240" w:lineRule="auto"/>
+              <w:jc w:val="center"/>
+              <w:rPr>
+                <w:rFonts w:ascii="Times New Roman" w:eastAsia="Times New Roman" w:hAnsi="Times New Roman" w:cs="Times New Roman"/>
+                <w:sz w:val="24"/>
+                <w:szCs w:val="24"/>
+              </w:rPr>
+            </w:pPr>
+            <w:r>
+              <w:rPr>
+                <w:rFonts w:ascii="Times New Roman" w:eastAsia="Times New Roman" w:hAnsi="Times New Roman" w:cs="Times New Roman"/>
+                <w:b/>
+                <w:bCs/>
+                <w:color w:val="FFFFFF"/>
+                <w:sz w:val="18"/>
+                <w:szCs w:val="18"/>
+              </w:rPr>
+              <w:t>LESSON CONTENT</w:t>
+            </w:r>
+          </w:p>
+        </w:tc>
+        <w:tc>
+          <w:tcPr>
+            <w:tcW w:w="760" w:type="dxa"/>
+            <w:tcBorders>
+              <w:top w:val="single" w:sz="4" w:space="0" w:color="2F5496"/>
+              <w:left w:val="single" w:sz="4" w:space="0" w:color="2F5496"/>
+              <w:bottom w:val="single" w:sz="4" w:space="0" w:color="2F5496"/>
+              <w:right w:val="single" w:sz="4" w:space="0" w:color="2F5496"/>
+            </w:tcBorders>
+            <w:shd w:val="clear" w:color="auto" w:fill="2F5496"/>
+            <w:tcMar>
+              <w:top w:w="60" w:type="dxa"/>
+              <w:left w:w="80" w:type="dxa"/>
+              <w:bottom w:w="60" w:type="dxa"/>
+              <w:right w:w="80" w:type="dxa"/>
+            </w:tcMar>
+            <w:vAlign w:val="center"/>
+          </w:tcPr>
+          <w:p>
+            <w:pPr>
+              <w:spacing w:after="0" w:line="240" w:lineRule="auto"/>
+              <w:jc w:val="center"/>
+              <w:rPr>
+                <w:rFonts w:ascii="Times New Roman" w:eastAsia="Times New Roman" w:hAnsi="Times New Roman" w:cs="Times New Roman"/>
+                <w:sz w:val="24"/>
+                <w:szCs w:val="24"/>
+              </w:rPr>
+            </w:pPr>
+            <w:r>
+              <w:rPr>
+                <w:rFonts w:ascii="Times New Roman" w:eastAsia="Times New Roman" w:hAnsi="Times New Roman" w:cs="Times New Roman"/>
+                <w:b/>
+                <w:bCs/>
+                <w:color w:val="FFFFFF"/>
+                <w:sz w:val="18"/>
+                <w:szCs w:val="18"/>
+              </w:rPr>
+              <w:t>TEACHING AIDS</w:t>
+            </w:r>
+          </w:p>
+        </w:tc>
+        <w:tc>
+          <w:tcPr>
+            <w:tcW w:w="1738" w:type="dxa"/>
+            <w:tcBorders>
+              <w:top w:val="single" w:sz="4" w:space="0" w:color="2F5496"/>
+              <w:left w:val="single" w:sz="4" w:space="0" w:color="2F5496"/>
+              <w:bottom w:val="single" w:sz="4" w:space="0" w:color="2F5496"/>
+              <w:right w:val="single" w:sz="4" w:space="0" w:color="2F5496"/>
+            </w:tcBorders>
+            <w:shd w:val="clear" w:color="auto" w:fill="2F5496"/>
+            <w:tcMar>
+              <w:top w:w="60" w:type="dxa"/>
+              <w:left w:w="80" w:type="dxa"/>
+              <w:bottom w:w="60" w:type="dxa"/>
+              <w:right w:w="80" w:type="dxa"/>
+            </w:tcMar>
+            <w:vAlign w:val="center"/>
+          </w:tcPr>
+          <w:p>
+            <w:pPr>
+              <w:spacing w:after="0" w:line="240" w:lineRule="auto"/>
+              <w:jc w:val="center"/>
+              <w:rPr>
+                <w:rFonts w:ascii="Times New Roman" w:eastAsia="Times New Roman" w:hAnsi="Times New Roman" w:cs="Times New Roman"/>
+                <w:sz w:val="24"/>
+                <w:szCs w:val="24"/>
+              </w:rPr>
+            </w:pPr>
+            <w:r>
+              <w:rPr>
+                <w:rFonts w:ascii="Times New Roman" w:eastAsia="Times New Roman" w:hAnsi="Times New Roman" w:cs="Times New Roman"/>
+                <w:b/>
+                <w:bCs/>
+                <w:color w:val="FFFFFF"/>
+                <w:sz w:val="18"/>
+                <w:szCs w:val="18"/>
+              </w:rPr>
+              <w:t>INTEGRATION ACTIVITY</w:t>
+            </w:r>
+          </w:p>
+        </w:tc>
+        <w:tc>
+          <w:tcPr>
+            <w:tcW w:w="400" w:type="dxa"/>
+            <w:tcBorders>
+              <w:top w:val="single" w:sz="4" w:space="0" w:color="2F5496"/>
+              <w:left w:val="single" w:sz="4" w:space="0" w:color="2F5496"/>
+              <w:bottom w:val="single" w:sz="4" w:space="0" w:color="2F5496"/>
+              <w:right w:val="single" w:sz="4" w:space="0" w:color="2F5496"/>
+            </w:tcBorders>
+            <w:shd w:val="clear" w:color="auto" w:fill="2F5496"/>
+            <w:tcMar>
+              <w:top w:w="60" w:type="dxa"/>
+              <w:left w:w="80" w:type="dxa"/>
+              <w:bottom w:w="60" w:type="dxa"/>
+              <w:right w:w="80" w:type="dxa"/>
+            </w:tcMar>
+            <w:vAlign w:val="center"/>
+          </w:tcPr>
+          <w:p>
+            <w:pPr>
+              <w:spacing w:after="0" w:line="240" w:lineRule="auto"/>
+              <w:jc w:val="center"/>
+              <w:rPr>
+                <w:rFonts w:ascii="Times New Roman" w:eastAsia="Times New Roman" w:hAnsi="Times New Roman" w:cs="Times New Roman"/>
+                <w:sz w:val="24"/>
+                <w:szCs w:val="24"/>
+              </w:rPr>
+            </w:pPr>
+            <w:r>
+              <w:rPr>
+                <w:rFonts w:ascii="Times New Roman" w:eastAsia="Times New Roman" w:hAnsi="Times New Roman" w:cs="Times New Roman"/>
+                <w:b/>
+                <w:bCs/>
+                <w:color w:val="FFFFFF"/>
+                <w:sz w:val="18"/>
+                <w:szCs w:val="18"/>
+              </w:rPr>
+              <w:t>DURATION</w:t>
+            </w:r>
+          </w:p>
+        </w:tc>
+      </w:tr>
+      <w:tr>
+        <w:tblPrEx>
+          <w:tblCellMar>
+            <w:top w:w="0" w:type="dxa"/>
+            <w:bottom w:w="0" w:type="dxa"/>
+          </w:tblCellMar>
+        </w:tblPrEx>
+        <w:tc>
+          <w:tcPr>
+            <w:tcW w:w="780" w:type="dxa"/>
+            <w:tcBorders>
+              <w:top w:val="single" w:sz="4" w:space="0" w:color="2F5496"/>
+              <w:left w:val="single" w:sz="4" w:space="0" w:color="2F5496"/>
+              <w:bottom w:val="single" w:sz="4" w:space="0" w:color="2F5496"/>
+              <w:right w:val="single" w:sz="4" w:space="0" w:color="2F5496"/>
+            </w:tcBorders>
+            <w:shd w:val="clear" w:color="auto" w:fill="DCE6F1"/>
+            <w:tcMar>
+              <w:top w:w="60" w:type="dxa"/>
+              <w:left w:w="80" w:type="dxa"/>
+              <w:bottom w:w="60" w:type="dxa"/>
+              <w:right w:w="80" w:type="dxa"/>
+            </w:tcMar>
+            <w:vAlign w:val="center"/>
+          </w:tcPr>
+          <w:p>
+            <w:pPr>
+              <w:spacing w:after="0" w:line="240" w:lineRule="auto"/>
+              <w:jc w:val="center"/>
+              <w:rPr>
+                <w:rFonts w:ascii="Times New Roman" w:eastAsia="Times New Roman" w:hAnsi="Times New Roman" w:cs="Times New Roman"/>
+                <w:sz w:val="24"/>
+                <w:szCs w:val="24"/>
+              </w:rPr>
+            </w:pPr>
+            <w:r>
+              <w:rPr>
+                <w:rFonts w:ascii="Times New Roman" w:eastAsia="Times New Roman" w:hAnsi="Times New Roman" w:cs="Times New Roman"/>
+                <w:b/>
+                <w:bCs/>
+                <w:color w:val="1F3864"/>
+                <w:sz w:val="18"/>
+                <w:szCs w:val="18"/>
+              </w:rPr>
+              <w:t>Introduction</w:t>
+            </w:r>
+          </w:p>
+        </w:tc>
+        <w:tc>
+          <w:tcPr>
+            <w:tcW w:w="1180" w:type="dxa"/>
+            <w:tcBorders>
+              <w:top w:val="single" w:sz="4" w:space="0" w:color="AAAAAA"/>
+              <w:left w:val="single" w:sz="4" w:space="0" w:color="AAAAAA"/>
+              <w:bottom w:val="single" w:sz="4" w:space="0" w:color="AAAAAA"/>
+              <w:right w:val="single" w:sz="4" w:space="0" w:color="AAAAAA"/>
+            </w:tcBorders>
+            <w:shd w:val="clear" w:color="auto" w:fill="FFFFFF"/>
+            <w:tcMar>
+              <w:top w:w="60" w:type="dxa"/>
+              <w:left w:w="80" w:type="dxa"/>
+              <w:bottom w:w="60" w:type="dxa"/>
+              <w:right w:w="80" w:type="dxa"/>
+            </w:tcMar>
+          </w:tcPr>
+          <w:p>
+            <w:pPr>
+              <w:spacing w:before="20" w:after="20" w:line="240" w:lineRule="auto"/>
+              <w:rPr>
+                <w:rFonts w:ascii="Times New Roman" w:eastAsia="Times New Roman" w:hAnsi="Times New Roman" w:cs="Times New Roman"/>
+                <w:sz w:val="24"/>
+                <w:szCs w:val="24"/>
+              </w:rPr>
+            </w:pPr>
+            <w:r>
+              <w:rPr>
+                <w:rFonts w:ascii="Times New Roman" w:eastAsia="Times New Roman" w:hAnsi="Times New Roman" w:cs="Times New Roman"/>
+                <w:color w:val="000000"/>
+                <w:sz w:val="18"/>
+                <w:szCs w:val="18"/>
+              </w:rPr>
+              <w:t>• Define predictive maintenance</w:t>
+            </w:r>
+          </w:p>
+          <w:p>
+            <w:pPr>
+              <w:spacing w:before="20" w:after="20" w:line="240" w:lineRule="auto"/>
+              <w:rPr>
+                <w:rFonts w:ascii="Times New Roman" w:eastAsia="Times New Roman" w:hAnsi="Times New Roman" w:cs="Times New Roman"/>
+                <w:sz w:val="24"/>
+                <w:szCs w:val="24"/>
+              </w:rPr>
+            </w:pPr>
+            <w:r>
+              <w:rPr>
+                <w:rFonts w:ascii="Times New Roman" w:eastAsia="Times New Roman" w:hAnsi="Times New Roman" w:cs="Times New Roman"/>
+                <w:color w:val="000000"/>
+                <w:sz w:val="18"/>
+                <w:szCs w:val="18"/>
+              </w:rPr>
+              <w:t>• Distinguish reactive, preventive, and predictive maintenance</w:t>
+            </w:r>
+          </w:p>
+          <w:p>
+            <w:pPr>
+              <w:spacing w:before="20" w:after="20" w:line="240" w:lineRule="auto"/>
+              <w:rPr>
+                <w:rFonts w:ascii="Times New Roman" w:eastAsia="Times New Roman" w:hAnsi="Times New Roman" w:cs="Times New Roman"/>
+                <w:sz w:val="24"/>
+                <w:szCs w:val="24"/>
+              </w:rPr>
+            </w:pPr>
+            <w:r>
+              <w:rPr>
+                <w:rFonts w:ascii="Times New Roman" w:eastAsia="Times New Roman" w:hAnsi="Times New Roman" w:cs="Times New Roman"/>
+                <w:color w:val="000000"/>
+                <w:sz w:val="18"/>
+                <w:szCs w:val="18"/>
+              </w:rPr>
+              <w:t>• State the industrial cost of unplanned failure</w:t>
+            </w:r>
+          </w:p>
+        </w:tc>
+        <w:tc>
+          <w:tcPr>
+            <w:tcW w:w="1320" w:type="dxa"/>
+            <w:tcBorders>
+              <w:top w:val="single" w:sz="4" w:space="0" w:color="AAAAAA"/>
+              <w:left w:val="single" w:sz="4" w:space="0" w:color="AAAAAA"/>
+              <w:bottom w:val="single" w:sz="4" w:space="0" w:color="AAAAAA"/>
+              <w:right w:val="single" w:sz="4" w:space="0" w:color="AAAAAA"/>
+            </w:tcBorders>
+            <w:shd w:val="clear" w:color="auto" w:fill="FFFFFF"/>
+            <w:tcMar>
+              <w:top w:w="60" w:type="dxa"/>
+              <w:left w:w="80" w:type="dxa"/>
+              <w:bottom w:w="60" w:type="dxa"/>
+              <w:right w:w="80" w:type="dxa"/>
+            </w:tcMar>
+          </w:tcPr>
+          <w:p>
+            <w:pPr>
+              <w:spacing w:before="20" w:after="20" w:line="240" w:lineRule="auto"/>
+              <w:rPr>
+                <w:rFonts w:ascii="Times New Roman" w:eastAsia="Times New Roman" w:hAnsi="Times New Roman" w:cs="Times New Roman"/>
+                <w:sz w:val="24"/>
+                <w:szCs w:val="24"/>
+              </w:rPr>
+            </w:pPr>
+            <w:r>
+              <w:rPr>
+                <w:rFonts w:ascii="Times New Roman" w:eastAsia="Times New Roman" w:hAnsi="Times New Roman" w:cs="Times New Roman"/>
+                <w:color w:val="000000"/>
+                <w:sz w:val="18"/>
+                <w:szCs w:val="18"/>
+              </w:rPr>
+              <w:t>Poses diagnostic questions to gauge prior knowledge. Introduces the industrial context using a real-world failure scenario. Explains the three maintenance strategies. States the lesson title and objectives.</w:t>
+            </w:r>
+          </w:p>
+        </w:tc>
+        <w:tc>
+          <w:tcPr>
+            <w:tcW w:w="1180" w:type="dxa"/>
+            <w:tcBorders>
+              <w:top w:val="single" w:sz="4" w:space="0" w:color="AAAAAA"/>
+              <w:left w:val="single" w:sz="4" w:space="0" w:color="AAAAAA"/>
+              <w:bottom w:val="single" w:sz="4" w:space="0" w:color="AAAAAA"/>
+              <w:right w:val="single" w:sz="4" w:space="0" w:color="AAAAAA"/>
+            </w:tcBorders>
+            <w:shd w:val="clear" w:color="auto" w:fill="FFFFFF"/>
+            <w:tcMar>
+              <w:top w:w="60" w:type="dxa"/>
+              <w:left w:w="80" w:type="dxa"/>
+              <w:bottom w:w="60" w:type="dxa"/>
+              <w:right w:w="80" w:type="dxa"/>
+            </w:tcMar>
+          </w:tcPr>
+          <w:p>
+            <w:pPr>
+              <w:spacing w:before="20" w:after="20" w:line="240" w:lineRule="auto"/>
+              <w:rPr>
+                <w:rFonts w:ascii="Times New Roman" w:eastAsia="Times New Roman" w:hAnsi="Times New Roman" w:cs="Times New Roman"/>
+                <w:sz w:val="24"/>
+                <w:szCs w:val="24"/>
+              </w:rPr>
+            </w:pPr>
+            <w:r>
+              <w:rPr>
+                <w:rFonts w:ascii="Times New Roman" w:eastAsia="Times New Roman" w:hAnsi="Times New Roman" w:cs="Times New Roman"/>
+                <w:color w:val="000000"/>
+                <w:sz w:val="18"/>
+                <w:szCs w:val="18"/>
+              </w:rPr>
+              <w:t>Recall and share prior knowledge. Engage in discussion. Copy the lesson title and objectives into notebooks.</w:t>
+            </w:r>
+          </w:p>
+        </w:tc>
+        <w:tc>
+          <w:tcPr>
+            <w:tcW w:w="2280" w:type="dxa"/>
+            <w:tcBorders>
+              <w:top w:val="single" w:sz="4" w:space="0" w:color="AAAAAA"/>
+              <w:left w:val="single" w:sz="4" w:space="0" w:color="AAAAAA"/>
+              <w:bottom w:val="single" w:sz="4" w:space="0" w:color="AAAAAA"/>
+              <w:right w:val="single" w:sz="4" w:space="0" w:color="AAAAAA"/>
+            </w:tcBorders>
+            <w:shd w:val="clear" w:color="auto" w:fill="FFFFFF"/>
+            <w:tcMar>
+              <w:top w:w="60" w:type="dxa"/>
+              <w:left w:w="80" w:type="dxa"/>
+              <w:bottom w:w="60" w:type="dxa"/>
+              <w:right w:w="80" w:type="dxa"/>
+            </w:tcMar>
+          </w:tcPr>
+          <w:p>
+            <w:pPr>
+              <w:spacing w:before="20" w:after="20" w:line="240" w:lineRule="auto"/>
+              <w:rPr>
+                <w:rFonts w:ascii="Times New Roman" w:eastAsia="Times New Roman" w:hAnsi="Times New Roman" w:cs="Times New Roman"/>
+                <w:sz w:val="24"/>
+                <w:szCs w:val="24"/>
+              </w:rPr>
+            </w:pPr>
+            <w:r>
+              <w:rPr>
+                <w:rFonts w:ascii="Times New Roman" w:eastAsia="Times New Roman" w:hAnsi="Times New Roman" w:cs="Times New Roman"/>
+                <w:color w:val="000000"/>
+                <w:sz w:val="18"/>
+                <w:szCs w:val="18"/>
+              </w:rPr>
+              <w:t>RECALL OF PREVIOUS KNOWLEDGE</w:t>
+            </w:r>
+          </w:p>
+          <w:p>
+            <w:pPr>
+              <w:spacing w:before="20" w:after="20" w:line="240" w:lineRule="auto"/>
+              <w:rPr>
+                <w:rFonts w:ascii="Times New Roman" w:eastAsia="Times New Roman" w:hAnsi="Times New Roman" w:cs="Times New Roman"/>
+                <w:sz w:val="24"/>
+                <w:szCs w:val="24"/>
+              </w:rPr>
+            </w:pPr>
+            <w:r>
+              <w:rPr>
+                <w:rFonts w:ascii="Times New Roman" w:eastAsia="Times New Roman" w:hAnsi="Times New Roman" w:cs="Times New Roman"/>
+                <w:color w:val="000000"/>
+                <w:sz w:val="18"/>
+                <w:szCs w:val="18"/>
+              </w:rPr>
+              <w:t>Machine learning is the scientific study of algorithms that enable computers to learn from data and improve performance without explicit programming (Mitchell, 1997).</w:t>
+            </w:r>
+          </w:p>
+          <w:p>
+            <w:pPr>
+              <w:spacing w:before="20" w:after="20" w:line="240" w:lineRule="auto"/>
+              <w:rPr>
+                <w:rFonts w:ascii="Times New Roman" w:eastAsia="Times New Roman" w:hAnsi="Times New Roman" w:cs="Times New Roman"/>
+                <w:sz w:val="24"/>
+                <w:szCs w:val="24"/>
+              </w:rPr>
+            </w:pPr>
+          </w:p>
+          <w:p>
+            <w:pPr>
+              <w:spacing w:before="20" w:after="20" w:line="240" w:lineRule="auto"/>
+              <w:rPr>
+                <w:rFonts w:ascii="Times New Roman" w:eastAsia="Times New Roman" w:hAnsi="Times New Roman" w:cs="Times New Roman"/>
+                <w:sz w:val="24"/>
+                <w:szCs w:val="24"/>
+              </w:rPr>
+            </w:pPr>
+            <w:r>
+              <w:rPr>
+                <w:rFonts w:ascii="Times New Roman" w:eastAsia="Times New Roman" w:hAnsi="Times New Roman" w:cs="Times New Roman"/>
+                <w:color w:val="000000"/>
+                <w:sz w:val="18"/>
+                <w:szCs w:val="18"/>
+              </w:rPr>
+              <w:t>I. MAINTENANCE STRATEGIES IN INDUSTRY</w:t>
+            </w:r>
+          </w:p>
+          <w:p>
+            <w:pPr>
+              <w:spacing w:before="20" w:after="20" w:line="240" w:lineRule="auto"/>
+              <w:rPr>
+                <w:rFonts w:ascii="Times New Roman" w:eastAsia="Times New Roman" w:hAnsi="Times New Roman" w:cs="Times New Roman"/>
+                <w:sz w:val="24"/>
+                <w:szCs w:val="24"/>
+              </w:rPr>
+            </w:pPr>
+            <w:r>
+              <w:rPr>
+                <w:rFonts w:ascii="Times New Roman" w:eastAsia="Times New Roman" w:hAnsi="Times New Roman" w:cs="Times New Roman"/>
+                <w:color w:val="000000"/>
+                <w:sz w:val="18"/>
+                <w:szCs w:val="18"/>
+              </w:rPr>
+              <w:t>1. Reactive Maintenance: Equipment is repaired only after failure. High downtime and unplanned costs.</w:t>
+            </w:r>
+          </w:p>
+          <w:p>
+            <w:pPr>
+              <w:spacing w:before="20" w:after="20" w:line="240" w:lineRule="auto"/>
+              <w:rPr>
+                <w:rFonts w:ascii="Times New Roman" w:eastAsia="Times New Roman" w:hAnsi="Times New Roman" w:cs="Times New Roman"/>
+                <w:sz w:val="24"/>
+                <w:szCs w:val="24"/>
+              </w:rPr>
+            </w:pPr>
+            <w:r>
+              <w:rPr>
+                <w:rFonts w:ascii="Times New Roman" w:eastAsia="Times New Roman" w:hAnsi="Times New Roman" w:cs="Times New Roman"/>
+                <w:color w:val="000000"/>
+                <w:sz w:val="18"/>
+                <w:szCs w:val="18"/>
+              </w:rPr>
+              <w:t>2. Preventive Maintenance: Fixed schedules based on time or usage. Reduces failures but wastes resources.</w:t>
+            </w:r>
+          </w:p>
+          <w:p>
+            <w:pPr>
+              <w:spacing w:before="20" w:after="20" w:line="240" w:lineRule="auto"/>
+              <w:rPr>
+                <w:rFonts w:ascii="Times New Roman" w:eastAsia="Times New Roman" w:hAnsi="Times New Roman" w:cs="Times New Roman"/>
+                <w:sz w:val="24"/>
+                <w:szCs w:val="24"/>
+              </w:rPr>
+            </w:pPr>
+            <w:r>
+              <w:rPr>
+                <w:rFonts w:ascii="Times New Roman" w:eastAsia="Times New Roman" w:hAnsi="Times New Roman" w:cs="Times New Roman"/>
+                <w:color w:val="000000"/>
+                <w:sz w:val="18"/>
+                <w:szCs w:val="18"/>
+              </w:rPr>
+              <w:t xml:space="preserve">3. Predictive Maintenance: Uses real-time sensor data and ML models to predict failure before it occurs. </w:t>
+            </w:r>
+            <w:proofErr w:type="spellStart"/>
+            <w:r>
+              <w:rPr>
+                <w:rFonts w:ascii="Times New Roman" w:eastAsia="Times New Roman" w:hAnsi="Times New Roman" w:cs="Times New Roman"/>
+                <w:color w:val="000000"/>
+                <w:sz w:val="18"/>
+                <w:szCs w:val="18"/>
+              </w:rPr>
+              <w:t>Minimises</w:t>
+            </w:r>
+            <w:proofErr w:type="spellEnd"/>
+            <w:r>
+              <w:rPr>
+                <w:rFonts w:ascii="Times New Roman" w:eastAsia="Times New Roman" w:hAnsi="Times New Roman" w:cs="Times New Roman"/>
+                <w:color w:val="000000"/>
+                <w:sz w:val="18"/>
+                <w:szCs w:val="18"/>
+              </w:rPr>
+              <w:t xml:space="preserve"> downtime and maintenance costs.</w:t>
+            </w:r>
+          </w:p>
+        </w:tc>
+        <w:tc>
+          <w:tcPr>
+            <w:tcW w:w="760" w:type="dxa"/>
+            <w:tcBorders>
+              <w:top w:val="single" w:sz="4" w:space="0" w:color="AAAAAA"/>
+              <w:left w:val="single" w:sz="4" w:space="0" w:color="AAAAAA"/>
+              <w:bottom w:val="single" w:sz="4" w:space="0" w:color="AAAAAA"/>
+              <w:right w:val="single" w:sz="4" w:space="0" w:color="AAAAAA"/>
+            </w:tcBorders>
+            <w:shd w:val="clear" w:color="auto" w:fill="FFFFFF"/>
+            <w:tcMar>
+              <w:top w:w="60" w:type="dxa"/>
+              <w:left w:w="80" w:type="dxa"/>
+              <w:bottom w:w="60" w:type="dxa"/>
+              <w:right w:w="80" w:type="dxa"/>
+            </w:tcMar>
+          </w:tcPr>
+          <w:p>
+            <w:pPr>
+              <w:spacing w:before="20" w:after="20" w:line="240" w:lineRule="auto"/>
+              <w:rPr>
+                <w:rFonts w:ascii="Times New Roman" w:eastAsia="Times New Roman" w:hAnsi="Times New Roman" w:cs="Times New Roman"/>
+                <w:sz w:val="24"/>
+                <w:szCs w:val="24"/>
+              </w:rPr>
+            </w:pPr>
+            <w:r>
+              <w:rPr>
+                <w:rFonts w:ascii="Times New Roman" w:eastAsia="Times New Roman" w:hAnsi="Times New Roman" w:cs="Times New Roman"/>
+                <w:color w:val="000000"/>
+                <w:sz w:val="18"/>
+                <w:szCs w:val="18"/>
+              </w:rPr>
+              <w:t>Chalk</w:t>
+            </w:r>
+          </w:p>
+          <w:p>
+            <w:pPr>
+              <w:spacing w:before="20" w:after="20" w:line="240" w:lineRule="auto"/>
+              <w:rPr>
+                <w:rFonts w:ascii="Times New Roman" w:eastAsia="Times New Roman" w:hAnsi="Times New Roman" w:cs="Times New Roman"/>
+                <w:sz w:val="24"/>
+                <w:szCs w:val="24"/>
+              </w:rPr>
+            </w:pPr>
+            <w:r>
+              <w:rPr>
+                <w:rFonts w:ascii="Times New Roman" w:eastAsia="Times New Roman" w:hAnsi="Times New Roman" w:cs="Times New Roman"/>
+                <w:color w:val="000000"/>
+                <w:sz w:val="18"/>
+                <w:szCs w:val="18"/>
+              </w:rPr>
+              <w:t>Blackboard</w:t>
+            </w:r>
+          </w:p>
+          <w:p>
+            <w:pPr>
+              <w:spacing w:before="20" w:after="20" w:line="240" w:lineRule="auto"/>
+              <w:rPr>
+                <w:rFonts w:ascii="Times New Roman" w:eastAsia="Times New Roman" w:hAnsi="Times New Roman" w:cs="Times New Roman"/>
+                <w:sz w:val="24"/>
+                <w:szCs w:val="24"/>
+              </w:rPr>
+            </w:pPr>
+            <w:r>
+              <w:rPr>
+                <w:rFonts w:ascii="Times New Roman" w:eastAsia="Times New Roman" w:hAnsi="Times New Roman" w:cs="Times New Roman"/>
+                <w:color w:val="000000"/>
+                <w:sz w:val="18"/>
+                <w:szCs w:val="18"/>
+              </w:rPr>
+              <w:t>Projector</w:t>
+            </w:r>
+          </w:p>
+          <w:p>
+            <w:pPr>
+              <w:spacing w:before="20" w:after="20" w:line="240" w:lineRule="auto"/>
+              <w:rPr>
+                <w:rFonts w:ascii="Times New Roman" w:eastAsia="Times New Roman" w:hAnsi="Times New Roman" w:cs="Times New Roman"/>
+                <w:sz w:val="24"/>
+                <w:szCs w:val="24"/>
+              </w:rPr>
+            </w:pPr>
+            <w:r>
+              <w:rPr>
+                <w:rFonts w:ascii="Times New Roman" w:eastAsia="Times New Roman" w:hAnsi="Times New Roman" w:cs="Times New Roman"/>
+                <w:color w:val="000000"/>
+                <w:sz w:val="18"/>
+                <w:szCs w:val="18"/>
+              </w:rPr>
+              <w:t>Course notes</w:t>
+            </w:r>
+          </w:p>
+        </w:tc>
+        <w:tc>
+          <w:tcPr>
+            <w:tcW w:w="1738" w:type="dxa"/>
+            <w:tcBorders>
+              <w:top w:val="single" w:sz="4" w:space="0" w:color="AAAAAA"/>
+              <w:left w:val="single" w:sz="4" w:space="0" w:color="AAAAAA"/>
+              <w:bottom w:val="single" w:sz="4" w:space="0" w:color="AAAAAA"/>
+              <w:right w:val="single" w:sz="4" w:space="0" w:color="AAAAAA"/>
+            </w:tcBorders>
+            <w:shd w:val="clear" w:color="auto" w:fill="FFFFFF"/>
+            <w:tcMar>
+              <w:top w:w="60" w:type="dxa"/>
+              <w:left w:w="80" w:type="dxa"/>
+              <w:bottom w:w="60" w:type="dxa"/>
+              <w:right w:w="80" w:type="dxa"/>
+            </w:tcMar>
+          </w:tcPr>
+          <w:p>
+            <w:pPr>
+              <w:spacing w:before="20" w:after="20" w:line="240" w:lineRule="auto"/>
+              <w:rPr>
+                <w:rFonts w:ascii="Times New Roman" w:eastAsia="Times New Roman" w:hAnsi="Times New Roman" w:cs="Times New Roman"/>
+                <w:sz w:val="24"/>
+                <w:szCs w:val="24"/>
+              </w:rPr>
+            </w:pPr>
+            <w:r>
+              <w:rPr>
+                <w:rFonts w:ascii="Times New Roman" w:eastAsia="Times New Roman" w:hAnsi="Times New Roman" w:cs="Times New Roman"/>
+                <w:color w:val="000000"/>
+                <w:sz w:val="18"/>
+                <w:szCs w:val="18"/>
+              </w:rPr>
+              <w:t>Define predictive maintenance and state one reason why it is preferred over reactive maintenance.</w:t>
+            </w:r>
+          </w:p>
+        </w:tc>
+        <w:tc>
+          <w:tcPr>
+            <w:tcW w:w="400" w:type="dxa"/>
+            <w:tcBorders>
+              <w:top w:val="single" w:sz="4" w:space="0" w:color="AAAAAA"/>
+              <w:left w:val="single" w:sz="4" w:space="0" w:color="AAAAAA"/>
+              <w:bottom w:val="single" w:sz="4" w:space="0" w:color="AAAAAA"/>
+              <w:right w:val="single" w:sz="4" w:space="0" w:color="AAAAAA"/>
+            </w:tcBorders>
+            <w:shd w:val="clear" w:color="auto" w:fill="FFFFFF"/>
+            <w:tcMar>
+              <w:top w:w="60" w:type="dxa"/>
+              <w:left w:w="80" w:type="dxa"/>
+              <w:bottom w:w="60" w:type="dxa"/>
+              <w:right w:w="80" w:type="dxa"/>
+            </w:tcMar>
+          </w:tcPr>
+          <w:p>
+            <w:pPr>
+              <w:spacing w:before="20" w:after="20" w:line="240" w:lineRule="auto"/>
+              <w:rPr>
+                <w:rFonts w:ascii="Times New Roman" w:eastAsia="Times New Roman" w:hAnsi="Times New Roman" w:cs="Times New Roman"/>
+                <w:sz w:val="24"/>
+                <w:szCs w:val="24"/>
+              </w:rPr>
+            </w:pPr>
+            <w:r>
+              <w:rPr>
+                <w:rFonts w:ascii="Times New Roman" w:eastAsia="Times New Roman" w:hAnsi="Times New Roman" w:cs="Times New Roman"/>
+                <w:b/>
+                <w:bCs/>
+                <w:color w:val="000000"/>
+                <w:sz w:val="18"/>
+                <w:szCs w:val="18"/>
+              </w:rPr>
+              <w:t>10 mins</w:t>
+            </w:r>
+          </w:p>
+        </w:tc>
+      </w:tr>
+      <w:tr>
+        <w:tblPrEx>
+          <w:tblCellMar>
+            <w:top w:w="0" w:type="dxa"/>
+            <w:bottom w:w="0" w:type="dxa"/>
+          </w:tblCellMar>
+        </w:tblPrEx>
+        <w:tc>
+          <w:tcPr>
+            <w:tcW w:w="780" w:type="dxa"/>
+            <w:tcBorders>
+              <w:top w:val="single" w:sz="4" w:space="0" w:color="2F5496"/>
+              <w:left w:val="single" w:sz="4" w:space="0" w:color="2F5496"/>
+              <w:bottom w:val="single" w:sz="4" w:space="0" w:color="2F5496"/>
+              <w:right w:val="single" w:sz="4" w:space="0" w:color="2F5496"/>
+            </w:tcBorders>
+            <w:shd w:val="clear" w:color="auto" w:fill="EBF3FB"/>
+            <w:tcMar>
+              <w:top w:w="60" w:type="dxa"/>
+              <w:left w:w="80" w:type="dxa"/>
+              <w:bottom w:w="60" w:type="dxa"/>
+              <w:right w:w="80" w:type="dxa"/>
+            </w:tcMar>
+            <w:vAlign w:val="center"/>
+          </w:tcPr>
+          <w:p>
+            <w:pPr>
+              <w:spacing w:after="0" w:line="240" w:lineRule="auto"/>
+              <w:jc w:val="center"/>
+              <w:rPr>
+                <w:rFonts w:ascii="Times New Roman" w:eastAsia="Times New Roman" w:hAnsi="Times New Roman" w:cs="Times New Roman"/>
+                <w:sz w:val="24"/>
+                <w:szCs w:val="24"/>
+              </w:rPr>
+            </w:pPr>
+            <w:r>
+              <w:rPr>
+                <w:rFonts w:ascii="Times New Roman" w:eastAsia="Times New Roman" w:hAnsi="Times New Roman" w:cs="Times New Roman"/>
+                <w:b/>
+                <w:bCs/>
+                <w:color w:val="1F3864"/>
+                <w:sz w:val="18"/>
+                <w:szCs w:val="18"/>
+              </w:rPr>
+              <w:t>Body I</w:t>
+            </w:r>
+          </w:p>
+        </w:tc>
+        <w:tc>
+          <w:tcPr>
+            <w:tcW w:w="1180" w:type="dxa"/>
+            <w:tcBorders>
+              <w:top w:val="single" w:sz="4" w:space="0" w:color="AAAAAA"/>
+              <w:left w:val="single" w:sz="4" w:space="0" w:color="AAAAAA"/>
+              <w:bottom w:val="single" w:sz="4" w:space="0" w:color="AAAAAA"/>
+              <w:right w:val="single" w:sz="4" w:space="0" w:color="AAAAAA"/>
+            </w:tcBorders>
+            <w:shd w:val="clear" w:color="auto" w:fill="FFFFFF"/>
+            <w:tcMar>
+              <w:top w:w="60" w:type="dxa"/>
+              <w:left w:w="80" w:type="dxa"/>
+              <w:bottom w:w="60" w:type="dxa"/>
+              <w:right w:w="80" w:type="dxa"/>
+            </w:tcMar>
+          </w:tcPr>
+          <w:p>
+            <w:pPr>
+              <w:spacing w:before="20" w:after="20" w:line="240" w:lineRule="auto"/>
+              <w:rPr>
+                <w:rFonts w:ascii="Times New Roman" w:eastAsia="Times New Roman" w:hAnsi="Times New Roman" w:cs="Times New Roman"/>
+                <w:sz w:val="24"/>
+                <w:szCs w:val="24"/>
+              </w:rPr>
+            </w:pPr>
+            <w:r>
+              <w:rPr>
+                <w:rFonts w:ascii="Times New Roman" w:eastAsia="Times New Roman" w:hAnsi="Times New Roman" w:cs="Times New Roman"/>
+                <w:color w:val="000000"/>
+                <w:sz w:val="18"/>
+                <w:szCs w:val="18"/>
+              </w:rPr>
+              <w:t>• Identify supervised ML algorithms used for fault detection</w:t>
+            </w:r>
+          </w:p>
+          <w:p>
+            <w:pPr>
+              <w:spacing w:before="20" w:after="20" w:line="240" w:lineRule="auto"/>
+              <w:rPr>
+                <w:rFonts w:ascii="Times New Roman" w:eastAsia="Times New Roman" w:hAnsi="Times New Roman" w:cs="Times New Roman"/>
+                <w:sz w:val="24"/>
+                <w:szCs w:val="24"/>
+              </w:rPr>
+            </w:pPr>
+            <w:r>
+              <w:rPr>
+                <w:rFonts w:ascii="Times New Roman" w:eastAsia="Times New Roman" w:hAnsi="Times New Roman" w:cs="Times New Roman"/>
+                <w:color w:val="000000"/>
+                <w:sz w:val="18"/>
+                <w:szCs w:val="18"/>
+              </w:rPr>
+              <w:t>• Explain the principle of ensemble methods</w:t>
+            </w:r>
+          </w:p>
+          <w:p>
+            <w:pPr>
+              <w:spacing w:before="20" w:after="20" w:line="240" w:lineRule="auto"/>
+              <w:rPr>
+                <w:rFonts w:ascii="Times New Roman" w:eastAsia="Times New Roman" w:hAnsi="Times New Roman" w:cs="Times New Roman"/>
+                <w:sz w:val="24"/>
+                <w:szCs w:val="24"/>
+              </w:rPr>
+            </w:pPr>
+            <w:r>
+              <w:rPr>
+                <w:rFonts w:ascii="Times New Roman" w:eastAsia="Times New Roman" w:hAnsi="Times New Roman" w:cs="Times New Roman"/>
+                <w:color w:val="000000"/>
+                <w:sz w:val="18"/>
+                <w:szCs w:val="18"/>
+              </w:rPr>
+              <w:t xml:space="preserve">• Justify algorithm </w:t>
+            </w:r>
+            <w:r>
+              <w:rPr>
+                <w:rFonts w:ascii="Times New Roman" w:eastAsia="Times New Roman" w:hAnsi="Times New Roman" w:cs="Times New Roman"/>
+                <w:color w:val="000000"/>
+                <w:sz w:val="18"/>
+                <w:szCs w:val="18"/>
+              </w:rPr>
+              <w:lastRenderedPageBreak/>
+              <w:t>selection based on dataset characteristics</w:t>
+            </w:r>
+          </w:p>
+        </w:tc>
+        <w:tc>
+          <w:tcPr>
+            <w:tcW w:w="1320" w:type="dxa"/>
+            <w:tcBorders>
+              <w:top w:val="single" w:sz="4" w:space="0" w:color="AAAAAA"/>
+              <w:left w:val="single" w:sz="4" w:space="0" w:color="AAAAAA"/>
+              <w:bottom w:val="single" w:sz="4" w:space="0" w:color="AAAAAA"/>
+              <w:right w:val="single" w:sz="4" w:space="0" w:color="AAAAAA"/>
+            </w:tcBorders>
+            <w:shd w:val="clear" w:color="auto" w:fill="FFFFFF"/>
+            <w:tcMar>
+              <w:top w:w="60" w:type="dxa"/>
+              <w:left w:w="80" w:type="dxa"/>
+              <w:bottom w:w="60" w:type="dxa"/>
+              <w:right w:w="80" w:type="dxa"/>
+            </w:tcMar>
+          </w:tcPr>
+          <w:p>
+            <w:pPr>
+              <w:spacing w:before="20" w:after="20" w:line="240" w:lineRule="auto"/>
+              <w:rPr>
+                <w:rFonts w:ascii="Times New Roman" w:eastAsia="Times New Roman" w:hAnsi="Times New Roman" w:cs="Times New Roman"/>
+                <w:sz w:val="24"/>
+                <w:szCs w:val="24"/>
+              </w:rPr>
+            </w:pPr>
+            <w:r>
+              <w:rPr>
+                <w:rFonts w:ascii="Times New Roman" w:eastAsia="Times New Roman" w:hAnsi="Times New Roman" w:cs="Times New Roman"/>
+                <w:color w:val="000000"/>
+                <w:sz w:val="18"/>
+                <w:szCs w:val="18"/>
+              </w:rPr>
+              <w:lastRenderedPageBreak/>
+              <w:t>Explains supervised learning. Presents ten classification algorithms with worked examples. Demonstrates ensemble methods using Random Forest. Explains algorithm selection criteria (F1-score, AUC-ROC).</w:t>
+            </w:r>
+          </w:p>
+        </w:tc>
+        <w:tc>
+          <w:tcPr>
+            <w:tcW w:w="1180" w:type="dxa"/>
+            <w:tcBorders>
+              <w:top w:val="single" w:sz="4" w:space="0" w:color="AAAAAA"/>
+              <w:left w:val="single" w:sz="4" w:space="0" w:color="AAAAAA"/>
+              <w:bottom w:val="single" w:sz="4" w:space="0" w:color="AAAAAA"/>
+              <w:right w:val="single" w:sz="4" w:space="0" w:color="AAAAAA"/>
+            </w:tcBorders>
+            <w:shd w:val="clear" w:color="auto" w:fill="FFFFFF"/>
+            <w:tcMar>
+              <w:top w:w="60" w:type="dxa"/>
+              <w:left w:w="80" w:type="dxa"/>
+              <w:bottom w:w="60" w:type="dxa"/>
+              <w:right w:w="80" w:type="dxa"/>
+            </w:tcMar>
+          </w:tcPr>
+          <w:p>
+            <w:pPr>
+              <w:spacing w:before="20" w:after="20" w:line="240" w:lineRule="auto"/>
+              <w:rPr>
+                <w:rFonts w:ascii="Times New Roman" w:eastAsia="Times New Roman" w:hAnsi="Times New Roman" w:cs="Times New Roman"/>
+                <w:sz w:val="24"/>
+                <w:szCs w:val="24"/>
+              </w:rPr>
+            </w:pPr>
+            <w:r>
+              <w:rPr>
+                <w:rFonts w:ascii="Times New Roman" w:eastAsia="Times New Roman" w:hAnsi="Times New Roman" w:cs="Times New Roman"/>
+                <w:color w:val="000000"/>
+                <w:sz w:val="18"/>
+                <w:szCs w:val="18"/>
+              </w:rPr>
+              <w:t xml:space="preserve">Follow the explanation and copy notes. Answer teacher questions. Participate in discussion on algorithm selection for </w:t>
+            </w:r>
+            <w:r>
+              <w:rPr>
+                <w:rFonts w:ascii="Times New Roman" w:eastAsia="Times New Roman" w:hAnsi="Times New Roman" w:cs="Times New Roman"/>
+                <w:color w:val="000000"/>
+                <w:sz w:val="18"/>
+                <w:szCs w:val="18"/>
+              </w:rPr>
+              <w:lastRenderedPageBreak/>
+              <w:t>imbalanced data.</w:t>
+            </w:r>
+          </w:p>
+        </w:tc>
+        <w:tc>
+          <w:tcPr>
+            <w:tcW w:w="2280" w:type="dxa"/>
+            <w:tcBorders>
+              <w:top w:val="single" w:sz="4" w:space="0" w:color="AAAAAA"/>
+              <w:left w:val="single" w:sz="4" w:space="0" w:color="AAAAAA"/>
+              <w:bottom w:val="single" w:sz="4" w:space="0" w:color="AAAAAA"/>
+              <w:right w:val="single" w:sz="4" w:space="0" w:color="AAAAAA"/>
+            </w:tcBorders>
+            <w:shd w:val="clear" w:color="auto" w:fill="FFFFFF"/>
+            <w:tcMar>
+              <w:top w:w="60" w:type="dxa"/>
+              <w:left w:w="80" w:type="dxa"/>
+              <w:bottom w:w="60" w:type="dxa"/>
+              <w:right w:w="80" w:type="dxa"/>
+            </w:tcMar>
+          </w:tcPr>
+          <w:p>
+            <w:pPr>
+              <w:spacing w:before="20" w:after="20" w:line="240" w:lineRule="auto"/>
+              <w:rPr>
+                <w:rFonts w:ascii="Times New Roman" w:eastAsia="Times New Roman" w:hAnsi="Times New Roman" w:cs="Times New Roman"/>
+                <w:sz w:val="24"/>
+                <w:szCs w:val="24"/>
+              </w:rPr>
+            </w:pPr>
+            <w:r>
+              <w:rPr>
+                <w:rFonts w:ascii="Times New Roman" w:eastAsia="Times New Roman" w:hAnsi="Times New Roman" w:cs="Times New Roman"/>
+                <w:color w:val="000000"/>
+                <w:sz w:val="18"/>
+                <w:szCs w:val="18"/>
+              </w:rPr>
+              <w:lastRenderedPageBreak/>
+              <w:t>II. CLASSIFICATION ALGORITHMS FOR FAILURE DETECTION</w:t>
+            </w:r>
+          </w:p>
+          <w:p>
+            <w:pPr>
+              <w:spacing w:before="20" w:after="20" w:line="240" w:lineRule="auto"/>
+              <w:rPr>
+                <w:rFonts w:ascii="Times New Roman" w:eastAsia="Times New Roman" w:hAnsi="Times New Roman" w:cs="Times New Roman"/>
+                <w:sz w:val="24"/>
+                <w:szCs w:val="24"/>
+              </w:rPr>
+            </w:pPr>
+            <w:r>
+              <w:rPr>
+                <w:rFonts w:ascii="Times New Roman" w:eastAsia="Times New Roman" w:hAnsi="Times New Roman" w:cs="Times New Roman"/>
+                <w:color w:val="000000"/>
+                <w:sz w:val="18"/>
+                <w:szCs w:val="18"/>
+              </w:rPr>
+              <w:t>Classification algorithms learn from labelled data to assign observations to predefined classes.</w:t>
+            </w:r>
+          </w:p>
+          <w:p>
+            <w:pPr>
+              <w:spacing w:before="20" w:after="20" w:line="240" w:lineRule="auto"/>
+              <w:rPr>
+                <w:rFonts w:ascii="Times New Roman" w:eastAsia="Times New Roman" w:hAnsi="Times New Roman" w:cs="Times New Roman"/>
+                <w:sz w:val="24"/>
+                <w:szCs w:val="24"/>
+              </w:rPr>
+            </w:pPr>
+          </w:p>
+          <w:p>
+            <w:pPr>
+              <w:spacing w:before="20" w:after="20" w:line="240" w:lineRule="auto"/>
+              <w:rPr>
+                <w:rFonts w:ascii="Times New Roman" w:eastAsia="Times New Roman" w:hAnsi="Times New Roman" w:cs="Times New Roman"/>
+                <w:sz w:val="24"/>
+                <w:szCs w:val="24"/>
+              </w:rPr>
+            </w:pPr>
+            <w:r>
+              <w:rPr>
+                <w:rFonts w:ascii="Times New Roman" w:eastAsia="Times New Roman" w:hAnsi="Times New Roman" w:cs="Times New Roman"/>
+                <w:color w:val="000000"/>
+                <w:sz w:val="18"/>
+                <w:szCs w:val="18"/>
+              </w:rPr>
+              <w:t>Key algorithms:</w:t>
+            </w:r>
+          </w:p>
+          <w:p>
+            <w:pPr>
+              <w:spacing w:before="20" w:after="20" w:line="240" w:lineRule="auto"/>
+              <w:rPr>
+                <w:rFonts w:ascii="Times New Roman" w:eastAsia="Times New Roman" w:hAnsi="Times New Roman" w:cs="Times New Roman"/>
+                <w:sz w:val="24"/>
+                <w:szCs w:val="24"/>
+              </w:rPr>
+            </w:pPr>
+            <w:r>
+              <w:rPr>
+                <w:rFonts w:ascii="Times New Roman" w:eastAsia="Times New Roman" w:hAnsi="Times New Roman" w:cs="Times New Roman"/>
+                <w:color w:val="000000"/>
+                <w:sz w:val="18"/>
+                <w:szCs w:val="18"/>
+              </w:rPr>
+              <w:lastRenderedPageBreak/>
+              <w:t>• Logistic Regression – Linear model; poor on nonlinear boundaries</w:t>
+            </w:r>
+          </w:p>
+          <w:p>
+            <w:pPr>
+              <w:spacing w:before="20" w:after="20" w:line="240" w:lineRule="auto"/>
+              <w:rPr>
+                <w:rFonts w:ascii="Times New Roman" w:eastAsia="Times New Roman" w:hAnsi="Times New Roman" w:cs="Times New Roman"/>
+                <w:sz w:val="24"/>
+                <w:szCs w:val="24"/>
+              </w:rPr>
+            </w:pPr>
+            <w:r>
+              <w:rPr>
+                <w:rFonts w:ascii="Times New Roman" w:eastAsia="Times New Roman" w:hAnsi="Times New Roman" w:cs="Times New Roman"/>
+                <w:color w:val="000000"/>
+                <w:sz w:val="18"/>
+                <w:szCs w:val="18"/>
+              </w:rPr>
+              <w:t>• Decision Tree – Recursive partitioning via threshold conditions</w:t>
+            </w:r>
+          </w:p>
+          <w:p>
+            <w:pPr>
+              <w:spacing w:before="20" w:after="20" w:line="240" w:lineRule="auto"/>
+              <w:rPr>
+                <w:rFonts w:ascii="Times New Roman" w:eastAsia="Times New Roman" w:hAnsi="Times New Roman" w:cs="Times New Roman"/>
+                <w:sz w:val="24"/>
+                <w:szCs w:val="24"/>
+              </w:rPr>
+            </w:pPr>
+            <w:r>
+              <w:rPr>
+                <w:rFonts w:ascii="Times New Roman" w:eastAsia="Times New Roman" w:hAnsi="Times New Roman" w:cs="Times New Roman"/>
+                <w:color w:val="000000"/>
+                <w:sz w:val="18"/>
+                <w:szCs w:val="18"/>
+              </w:rPr>
+              <w:t>• Random Forest – Ensemble of decorrelated trees; robust to noise</w:t>
+            </w:r>
+          </w:p>
+          <w:p>
+            <w:pPr>
+              <w:spacing w:before="20" w:after="20" w:line="240" w:lineRule="auto"/>
+              <w:rPr>
+                <w:rFonts w:ascii="Times New Roman" w:eastAsia="Times New Roman" w:hAnsi="Times New Roman" w:cs="Times New Roman"/>
+                <w:sz w:val="24"/>
+                <w:szCs w:val="24"/>
+              </w:rPr>
+            </w:pPr>
+            <w:r>
+              <w:rPr>
+                <w:rFonts w:ascii="Times New Roman" w:eastAsia="Times New Roman" w:hAnsi="Times New Roman" w:cs="Times New Roman"/>
+                <w:color w:val="000000"/>
+                <w:sz w:val="18"/>
+                <w:szCs w:val="18"/>
+              </w:rPr>
+              <w:t>• Bagging Classifier – Bootstrap aggregation; reduces variance</w:t>
+            </w:r>
+          </w:p>
+          <w:p>
+            <w:pPr>
+              <w:spacing w:before="20" w:after="20" w:line="240" w:lineRule="auto"/>
+              <w:rPr>
+                <w:rFonts w:ascii="Times New Roman" w:eastAsia="Times New Roman" w:hAnsi="Times New Roman" w:cs="Times New Roman"/>
+                <w:sz w:val="24"/>
+                <w:szCs w:val="24"/>
+              </w:rPr>
+            </w:pPr>
+            <w:r>
+              <w:rPr>
+                <w:rFonts w:ascii="Times New Roman" w:eastAsia="Times New Roman" w:hAnsi="Times New Roman" w:cs="Times New Roman"/>
+                <w:color w:val="000000"/>
+                <w:sz w:val="18"/>
+                <w:szCs w:val="18"/>
+              </w:rPr>
+              <w:t xml:space="preserve">• Gradient Boosting – Sequential ensemble; </w:t>
+            </w:r>
+            <w:proofErr w:type="spellStart"/>
+            <w:r>
+              <w:rPr>
+                <w:rFonts w:ascii="Times New Roman" w:eastAsia="Times New Roman" w:hAnsi="Times New Roman" w:cs="Times New Roman"/>
+                <w:color w:val="000000"/>
+                <w:sz w:val="18"/>
+                <w:szCs w:val="18"/>
+              </w:rPr>
+              <w:t>minimises</w:t>
+            </w:r>
+            <w:proofErr w:type="spellEnd"/>
+            <w:r>
+              <w:rPr>
+                <w:rFonts w:ascii="Times New Roman" w:eastAsia="Times New Roman" w:hAnsi="Times New Roman" w:cs="Times New Roman"/>
+                <w:color w:val="000000"/>
+                <w:sz w:val="18"/>
+                <w:szCs w:val="18"/>
+              </w:rPr>
+              <w:t xml:space="preserve"> residual error</w:t>
+            </w:r>
+          </w:p>
+          <w:p>
+            <w:pPr>
+              <w:spacing w:before="20" w:after="20" w:line="240" w:lineRule="auto"/>
+              <w:rPr>
+                <w:rFonts w:ascii="Times New Roman" w:eastAsia="Times New Roman" w:hAnsi="Times New Roman" w:cs="Times New Roman"/>
+                <w:sz w:val="24"/>
+                <w:szCs w:val="24"/>
+              </w:rPr>
+            </w:pPr>
+            <w:r>
+              <w:rPr>
+                <w:rFonts w:ascii="Times New Roman" w:eastAsia="Times New Roman" w:hAnsi="Times New Roman" w:cs="Times New Roman"/>
+                <w:color w:val="000000"/>
+                <w:sz w:val="18"/>
+                <w:szCs w:val="18"/>
+              </w:rPr>
+              <w:t>• Support Vector Machine – Maximum-margin classifier</w:t>
+            </w:r>
+          </w:p>
+          <w:p>
+            <w:pPr>
+              <w:spacing w:before="20" w:after="20" w:line="240" w:lineRule="auto"/>
+              <w:rPr>
+                <w:rFonts w:ascii="Times New Roman" w:eastAsia="Times New Roman" w:hAnsi="Times New Roman" w:cs="Times New Roman"/>
+                <w:sz w:val="24"/>
+                <w:szCs w:val="24"/>
+              </w:rPr>
+            </w:pPr>
+            <w:r>
+              <w:rPr>
+                <w:rFonts w:ascii="Times New Roman" w:eastAsia="Times New Roman" w:hAnsi="Times New Roman" w:cs="Times New Roman"/>
+                <w:color w:val="000000"/>
+                <w:sz w:val="18"/>
+                <w:szCs w:val="18"/>
+              </w:rPr>
+              <w:t xml:space="preserve">• k-Nearest </w:t>
+            </w:r>
+            <w:proofErr w:type="spellStart"/>
+            <w:r>
+              <w:rPr>
+                <w:rFonts w:ascii="Times New Roman" w:eastAsia="Times New Roman" w:hAnsi="Times New Roman" w:cs="Times New Roman"/>
+                <w:color w:val="000000"/>
+                <w:sz w:val="18"/>
+                <w:szCs w:val="18"/>
+              </w:rPr>
+              <w:t>Neighbours</w:t>
+            </w:r>
+            <w:proofErr w:type="spellEnd"/>
+            <w:r>
+              <w:rPr>
+                <w:rFonts w:ascii="Times New Roman" w:eastAsia="Times New Roman" w:hAnsi="Times New Roman" w:cs="Times New Roman"/>
+                <w:color w:val="000000"/>
+                <w:sz w:val="18"/>
+                <w:szCs w:val="18"/>
+              </w:rPr>
+              <w:t xml:space="preserve"> – Instance-based; non-parametric</w:t>
+            </w:r>
+          </w:p>
+          <w:p>
+            <w:pPr>
+              <w:spacing w:before="20" w:after="20" w:line="240" w:lineRule="auto"/>
+              <w:rPr>
+                <w:rFonts w:ascii="Times New Roman" w:eastAsia="Times New Roman" w:hAnsi="Times New Roman" w:cs="Times New Roman"/>
+                <w:sz w:val="24"/>
+                <w:szCs w:val="24"/>
+              </w:rPr>
+            </w:pPr>
+            <w:r>
+              <w:rPr>
+                <w:rFonts w:ascii="Times New Roman" w:eastAsia="Times New Roman" w:hAnsi="Times New Roman" w:cs="Times New Roman"/>
+                <w:color w:val="000000"/>
+                <w:sz w:val="18"/>
+                <w:szCs w:val="18"/>
+              </w:rPr>
+              <w:t>• Naive Bayes – Probabilistic; assumes feature independence</w:t>
+            </w:r>
+          </w:p>
+          <w:p>
+            <w:pPr>
+              <w:spacing w:before="20" w:after="20" w:line="240" w:lineRule="auto"/>
+              <w:rPr>
+                <w:rFonts w:ascii="Times New Roman" w:eastAsia="Times New Roman" w:hAnsi="Times New Roman" w:cs="Times New Roman"/>
+                <w:sz w:val="24"/>
+                <w:szCs w:val="24"/>
+              </w:rPr>
+            </w:pPr>
+            <w:r>
+              <w:rPr>
+                <w:rFonts w:ascii="Times New Roman" w:eastAsia="Times New Roman" w:hAnsi="Times New Roman" w:cs="Times New Roman"/>
+                <w:color w:val="000000"/>
+                <w:sz w:val="18"/>
+                <w:szCs w:val="18"/>
+              </w:rPr>
+              <w:t>• Linear Discriminant Analysis – Projection-based classifier</w:t>
+            </w:r>
+          </w:p>
+          <w:p>
+            <w:pPr>
+              <w:spacing w:before="20" w:after="20" w:line="240" w:lineRule="auto"/>
+              <w:rPr>
+                <w:rFonts w:ascii="Times New Roman" w:eastAsia="Times New Roman" w:hAnsi="Times New Roman" w:cs="Times New Roman"/>
+                <w:sz w:val="24"/>
+                <w:szCs w:val="24"/>
+              </w:rPr>
+            </w:pPr>
+            <w:r>
+              <w:rPr>
+                <w:rFonts w:ascii="Times New Roman" w:eastAsia="Times New Roman" w:hAnsi="Times New Roman" w:cs="Times New Roman"/>
+                <w:color w:val="000000"/>
+                <w:sz w:val="18"/>
+                <w:szCs w:val="18"/>
+              </w:rPr>
+              <w:t>• Multilayer Perceptron – Neural network with hidden layers</w:t>
+            </w:r>
+          </w:p>
+          <w:p>
+            <w:pPr>
+              <w:spacing w:before="20" w:after="20" w:line="240" w:lineRule="auto"/>
+              <w:rPr>
+                <w:rFonts w:ascii="Times New Roman" w:eastAsia="Times New Roman" w:hAnsi="Times New Roman" w:cs="Times New Roman"/>
+                <w:sz w:val="24"/>
+                <w:szCs w:val="24"/>
+              </w:rPr>
+            </w:pPr>
+          </w:p>
+          <w:p>
+            <w:pPr>
+              <w:spacing w:before="20" w:after="20" w:line="240" w:lineRule="auto"/>
+              <w:rPr>
+                <w:rFonts w:ascii="Times New Roman" w:eastAsia="Times New Roman" w:hAnsi="Times New Roman" w:cs="Times New Roman"/>
+                <w:sz w:val="24"/>
+                <w:szCs w:val="24"/>
+              </w:rPr>
+            </w:pPr>
+            <w:r>
+              <w:rPr>
+                <w:rFonts w:ascii="Times New Roman" w:eastAsia="Times New Roman" w:hAnsi="Times New Roman" w:cs="Times New Roman"/>
+                <w:color w:val="000000"/>
+                <w:sz w:val="18"/>
+                <w:szCs w:val="18"/>
+              </w:rPr>
+              <w:t>Selection criterion: Minority-class F1-score, due to class imbalance.</w:t>
+            </w:r>
+          </w:p>
+        </w:tc>
+        <w:tc>
+          <w:tcPr>
+            <w:tcW w:w="760" w:type="dxa"/>
+            <w:tcBorders>
+              <w:top w:val="single" w:sz="4" w:space="0" w:color="AAAAAA"/>
+              <w:left w:val="single" w:sz="4" w:space="0" w:color="AAAAAA"/>
+              <w:bottom w:val="single" w:sz="4" w:space="0" w:color="AAAAAA"/>
+              <w:right w:val="single" w:sz="4" w:space="0" w:color="AAAAAA"/>
+            </w:tcBorders>
+            <w:shd w:val="clear" w:color="auto" w:fill="FFFFFF"/>
+            <w:tcMar>
+              <w:top w:w="60" w:type="dxa"/>
+              <w:left w:w="80" w:type="dxa"/>
+              <w:bottom w:w="60" w:type="dxa"/>
+              <w:right w:w="80" w:type="dxa"/>
+            </w:tcMar>
+          </w:tcPr>
+          <w:p>
+            <w:pPr>
+              <w:spacing w:before="20" w:after="20" w:line="240" w:lineRule="auto"/>
+              <w:rPr>
+                <w:rFonts w:ascii="Times New Roman" w:eastAsia="Times New Roman" w:hAnsi="Times New Roman" w:cs="Times New Roman"/>
+                <w:sz w:val="24"/>
+                <w:szCs w:val="24"/>
+              </w:rPr>
+            </w:pPr>
+            <w:r>
+              <w:rPr>
+                <w:rFonts w:ascii="Times New Roman" w:eastAsia="Times New Roman" w:hAnsi="Times New Roman" w:cs="Times New Roman"/>
+                <w:color w:val="000000"/>
+                <w:sz w:val="18"/>
+                <w:szCs w:val="18"/>
+              </w:rPr>
+              <w:lastRenderedPageBreak/>
+              <w:t>Computer</w:t>
+            </w:r>
+          </w:p>
+          <w:p>
+            <w:pPr>
+              <w:spacing w:before="20" w:after="20" w:line="240" w:lineRule="auto"/>
+              <w:rPr>
+                <w:rFonts w:ascii="Times New Roman" w:eastAsia="Times New Roman" w:hAnsi="Times New Roman" w:cs="Times New Roman"/>
+                <w:sz w:val="24"/>
+                <w:szCs w:val="24"/>
+              </w:rPr>
+            </w:pPr>
+            <w:r>
+              <w:rPr>
+                <w:rFonts w:ascii="Times New Roman" w:eastAsia="Times New Roman" w:hAnsi="Times New Roman" w:cs="Times New Roman"/>
+                <w:color w:val="000000"/>
+                <w:sz w:val="18"/>
+                <w:szCs w:val="18"/>
+              </w:rPr>
+              <w:t>Projector</w:t>
+            </w:r>
+          </w:p>
+          <w:p>
+            <w:pPr>
+              <w:spacing w:before="20" w:after="20" w:line="240" w:lineRule="auto"/>
+              <w:rPr>
+                <w:rFonts w:ascii="Times New Roman" w:eastAsia="Times New Roman" w:hAnsi="Times New Roman" w:cs="Times New Roman"/>
+                <w:sz w:val="24"/>
+                <w:szCs w:val="24"/>
+              </w:rPr>
+            </w:pPr>
+            <w:r>
+              <w:rPr>
+                <w:rFonts w:ascii="Times New Roman" w:eastAsia="Times New Roman" w:hAnsi="Times New Roman" w:cs="Times New Roman"/>
+                <w:color w:val="000000"/>
+                <w:sz w:val="18"/>
+                <w:szCs w:val="18"/>
+              </w:rPr>
+              <w:t>Course materials</w:t>
+            </w:r>
+          </w:p>
+        </w:tc>
+        <w:tc>
+          <w:tcPr>
+            <w:tcW w:w="1738" w:type="dxa"/>
+            <w:tcBorders>
+              <w:top w:val="single" w:sz="4" w:space="0" w:color="AAAAAA"/>
+              <w:left w:val="single" w:sz="4" w:space="0" w:color="AAAAAA"/>
+              <w:bottom w:val="single" w:sz="4" w:space="0" w:color="AAAAAA"/>
+              <w:right w:val="single" w:sz="4" w:space="0" w:color="AAAAAA"/>
+            </w:tcBorders>
+            <w:shd w:val="clear" w:color="auto" w:fill="FFFFFF"/>
+            <w:tcMar>
+              <w:top w:w="60" w:type="dxa"/>
+              <w:left w:w="80" w:type="dxa"/>
+              <w:bottom w:w="60" w:type="dxa"/>
+              <w:right w:w="80" w:type="dxa"/>
+            </w:tcMar>
+          </w:tcPr>
+          <w:p>
+            <w:pPr>
+              <w:spacing w:before="20" w:after="20" w:line="240" w:lineRule="auto"/>
+              <w:rPr>
+                <w:rFonts w:ascii="Times New Roman" w:eastAsia="Times New Roman" w:hAnsi="Times New Roman" w:cs="Times New Roman"/>
+                <w:sz w:val="24"/>
+                <w:szCs w:val="24"/>
+              </w:rPr>
+            </w:pPr>
+            <w:r>
+              <w:rPr>
+                <w:rFonts w:ascii="Times New Roman" w:eastAsia="Times New Roman" w:hAnsi="Times New Roman" w:cs="Times New Roman"/>
+                <w:color w:val="000000"/>
+                <w:sz w:val="18"/>
+                <w:szCs w:val="18"/>
+              </w:rPr>
+              <w:t>List five classification algorithms and state one advantage of each.</w:t>
+            </w:r>
+          </w:p>
+        </w:tc>
+        <w:tc>
+          <w:tcPr>
+            <w:tcW w:w="400" w:type="dxa"/>
+            <w:tcBorders>
+              <w:top w:val="single" w:sz="4" w:space="0" w:color="AAAAAA"/>
+              <w:left w:val="single" w:sz="4" w:space="0" w:color="AAAAAA"/>
+              <w:bottom w:val="single" w:sz="4" w:space="0" w:color="AAAAAA"/>
+              <w:right w:val="single" w:sz="4" w:space="0" w:color="AAAAAA"/>
+            </w:tcBorders>
+            <w:shd w:val="clear" w:color="auto" w:fill="FFFFFF"/>
+            <w:tcMar>
+              <w:top w:w="60" w:type="dxa"/>
+              <w:left w:w="80" w:type="dxa"/>
+              <w:bottom w:w="60" w:type="dxa"/>
+              <w:right w:w="80" w:type="dxa"/>
+            </w:tcMar>
+          </w:tcPr>
+          <w:p>
+            <w:pPr>
+              <w:spacing w:before="20" w:after="20" w:line="240" w:lineRule="auto"/>
+              <w:rPr>
+                <w:rFonts w:ascii="Times New Roman" w:eastAsia="Times New Roman" w:hAnsi="Times New Roman" w:cs="Times New Roman"/>
+                <w:sz w:val="24"/>
+                <w:szCs w:val="24"/>
+              </w:rPr>
+            </w:pPr>
+            <w:r>
+              <w:rPr>
+                <w:rFonts w:ascii="Times New Roman" w:eastAsia="Times New Roman" w:hAnsi="Times New Roman" w:cs="Times New Roman"/>
+                <w:b/>
+                <w:bCs/>
+                <w:color w:val="000000"/>
+                <w:sz w:val="18"/>
+                <w:szCs w:val="18"/>
+              </w:rPr>
+              <w:t>20 mins</w:t>
+            </w:r>
+          </w:p>
+        </w:tc>
+      </w:tr>
+      <w:tr>
+        <w:tblPrEx>
+          <w:tblCellMar>
+            <w:top w:w="0" w:type="dxa"/>
+            <w:bottom w:w="0" w:type="dxa"/>
+          </w:tblCellMar>
+        </w:tblPrEx>
+        <w:tc>
+          <w:tcPr>
+            <w:tcW w:w="780" w:type="dxa"/>
+            <w:tcBorders>
+              <w:top w:val="single" w:sz="4" w:space="0" w:color="2F5496"/>
+              <w:left w:val="single" w:sz="4" w:space="0" w:color="2F5496"/>
+              <w:bottom w:val="single" w:sz="4" w:space="0" w:color="2F5496"/>
+              <w:right w:val="single" w:sz="4" w:space="0" w:color="2F5496"/>
+            </w:tcBorders>
+            <w:shd w:val="clear" w:color="auto" w:fill="DCE6F1"/>
+            <w:tcMar>
+              <w:top w:w="60" w:type="dxa"/>
+              <w:left w:w="80" w:type="dxa"/>
+              <w:bottom w:w="60" w:type="dxa"/>
+              <w:right w:w="80" w:type="dxa"/>
+            </w:tcMar>
+            <w:vAlign w:val="center"/>
+          </w:tcPr>
+          <w:p>
+            <w:pPr>
+              <w:spacing w:after="0" w:line="240" w:lineRule="auto"/>
+              <w:jc w:val="center"/>
+              <w:rPr>
+                <w:rFonts w:ascii="Times New Roman" w:eastAsia="Times New Roman" w:hAnsi="Times New Roman" w:cs="Times New Roman"/>
+                <w:sz w:val="24"/>
+                <w:szCs w:val="24"/>
+              </w:rPr>
+            </w:pPr>
+            <w:r>
+              <w:rPr>
+                <w:rFonts w:ascii="Times New Roman" w:eastAsia="Times New Roman" w:hAnsi="Times New Roman" w:cs="Times New Roman"/>
+                <w:b/>
+                <w:bCs/>
+                <w:color w:val="1F3864"/>
+                <w:sz w:val="18"/>
+                <w:szCs w:val="18"/>
+              </w:rPr>
+              <w:t>Body II</w:t>
+            </w:r>
+          </w:p>
+        </w:tc>
+        <w:tc>
+          <w:tcPr>
+            <w:tcW w:w="1180" w:type="dxa"/>
+            <w:tcBorders>
+              <w:top w:val="single" w:sz="4" w:space="0" w:color="AAAAAA"/>
+              <w:left w:val="single" w:sz="4" w:space="0" w:color="AAAAAA"/>
+              <w:bottom w:val="single" w:sz="4" w:space="0" w:color="AAAAAA"/>
+              <w:right w:val="single" w:sz="4" w:space="0" w:color="AAAAAA"/>
+            </w:tcBorders>
+            <w:shd w:val="clear" w:color="auto" w:fill="FFFFFF"/>
+            <w:tcMar>
+              <w:top w:w="60" w:type="dxa"/>
+              <w:left w:w="80" w:type="dxa"/>
+              <w:bottom w:w="60" w:type="dxa"/>
+              <w:right w:w="80" w:type="dxa"/>
+            </w:tcMar>
+          </w:tcPr>
+          <w:p>
+            <w:pPr>
+              <w:spacing w:before="20" w:after="20" w:line="240" w:lineRule="auto"/>
+              <w:rPr>
+                <w:rFonts w:ascii="Times New Roman" w:eastAsia="Times New Roman" w:hAnsi="Times New Roman" w:cs="Times New Roman"/>
+                <w:sz w:val="24"/>
+                <w:szCs w:val="24"/>
+              </w:rPr>
+            </w:pPr>
+            <w:r>
+              <w:rPr>
+                <w:rFonts w:ascii="Times New Roman" w:eastAsia="Times New Roman" w:hAnsi="Times New Roman" w:cs="Times New Roman"/>
+                <w:color w:val="000000"/>
+                <w:sz w:val="18"/>
+                <w:szCs w:val="18"/>
+              </w:rPr>
+              <w:t>• Derive features from domain knowledge of failure conditions</w:t>
+            </w:r>
+          </w:p>
+          <w:p>
+            <w:pPr>
+              <w:spacing w:before="20" w:after="20" w:line="240" w:lineRule="auto"/>
+              <w:rPr>
+                <w:rFonts w:ascii="Times New Roman" w:eastAsia="Times New Roman" w:hAnsi="Times New Roman" w:cs="Times New Roman"/>
+                <w:sz w:val="24"/>
+                <w:szCs w:val="24"/>
+              </w:rPr>
+            </w:pPr>
+            <w:r>
+              <w:rPr>
+                <w:rFonts w:ascii="Times New Roman" w:eastAsia="Times New Roman" w:hAnsi="Times New Roman" w:cs="Times New Roman"/>
+                <w:color w:val="000000"/>
+                <w:sz w:val="18"/>
+                <w:szCs w:val="18"/>
+              </w:rPr>
+              <w:t>• Explain the class imbalance problem in industrial datasets</w:t>
+            </w:r>
+          </w:p>
+          <w:p>
+            <w:pPr>
+              <w:spacing w:before="20" w:after="20" w:line="240" w:lineRule="auto"/>
+              <w:rPr>
+                <w:rFonts w:ascii="Times New Roman" w:eastAsia="Times New Roman" w:hAnsi="Times New Roman" w:cs="Times New Roman"/>
+                <w:sz w:val="24"/>
+                <w:szCs w:val="24"/>
+              </w:rPr>
+            </w:pPr>
+            <w:r>
+              <w:rPr>
+                <w:rFonts w:ascii="Times New Roman" w:eastAsia="Times New Roman" w:hAnsi="Times New Roman" w:cs="Times New Roman"/>
+                <w:color w:val="000000"/>
+                <w:sz w:val="18"/>
+                <w:szCs w:val="18"/>
+              </w:rPr>
+              <w:t>• Describe how SMOTE addresses class imbalance</w:t>
+            </w:r>
+          </w:p>
+        </w:tc>
+        <w:tc>
+          <w:tcPr>
+            <w:tcW w:w="1320" w:type="dxa"/>
+            <w:tcBorders>
+              <w:top w:val="single" w:sz="4" w:space="0" w:color="AAAAAA"/>
+              <w:left w:val="single" w:sz="4" w:space="0" w:color="AAAAAA"/>
+              <w:bottom w:val="single" w:sz="4" w:space="0" w:color="AAAAAA"/>
+              <w:right w:val="single" w:sz="4" w:space="0" w:color="AAAAAA"/>
+            </w:tcBorders>
+            <w:shd w:val="clear" w:color="auto" w:fill="FFFFFF"/>
+            <w:tcMar>
+              <w:top w:w="60" w:type="dxa"/>
+              <w:left w:w="80" w:type="dxa"/>
+              <w:bottom w:w="60" w:type="dxa"/>
+              <w:right w:w="80" w:type="dxa"/>
+            </w:tcMar>
+          </w:tcPr>
+          <w:p>
+            <w:pPr>
+              <w:spacing w:before="20" w:after="20" w:line="240" w:lineRule="auto"/>
+              <w:rPr>
+                <w:rFonts w:ascii="Times New Roman" w:eastAsia="Times New Roman" w:hAnsi="Times New Roman" w:cs="Times New Roman"/>
+                <w:sz w:val="24"/>
+                <w:szCs w:val="24"/>
+              </w:rPr>
+            </w:pPr>
+            <w:r>
+              <w:rPr>
+                <w:rFonts w:ascii="Times New Roman" w:eastAsia="Times New Roman" w:hAnsi="Times New Roman" w:cs="Times New Roman"/>
+                <w:color w:val="000000"/>
+                <w:sz w:val="18"/>
+                <w:szCs w:val="18"/>
+              </w:rPr>
+              <w:t xml:space="preserve">Presents the AI4I 2020 dataset. Explains the five failure modes and their physical trigger conditions. Derives </w:t>
+            </w:r>
+            <w:proofErr w:type="spellStart"/>
+            <w:r>
+              <w:rPr>
+                <w:rFonts w:ascii="Times New Roman" w:eastAsia="Times New Roman" w:hAnsi="Times New Roman" w:cs="Times New Roman"/>
+                <w:color w:val="000000"/>
+                <w:sz w:val="18"/>
+                <w:szCs w:val="18"/>
+              </w:rPr>
+              <w:t>temperature_difference</w:t>
+            </w:r>
+            <w:proofErr w:type="spellEnd"/>
+            <w:r>
+              <w:rPr>
+                <w:rFonts w:ascii="Times New Roman" w:eastAsia="Times New Roman" w:hAnsi="Times New Roman" w:cs="Times New Roman"/>
+                <w:color w:val="000000"/>
+                <w:sz w:val="18"/>
+                <w:szCs w:val="18"/>
+              </w:rPr>
+              <w:t xml:space="preserve"> and Mechanical Power. Explains the 3.39% class imbalance problem and demonstrates the SMOTE concept.</w:t>
+            </w:r>
+          </w:p>
+        </w:tc>
+        <w:tc>
+          <w:tcPr>
+            <w:tcW w:w="1180" w:type="dxa"/>
+            <w:tcBorders>
+              <w:top w:val="single" w:sz="4" w:space="0" w:color="AAAAAA"/>
+              <w:left w:val="single" w:sz="4" w:space="0" w:color="AAAAAA"/>
+              <w:bottom w:val="single" w:sz="4" w:space="0" w:color="AAAAAA"/>
+              <w:right w:val="single" w:sz="4" w:space="0" w:color="AAAAAA"/>
+            </w:tcBorders>
+            <w:shd w:val="clear" w:color="auto" w:fill="FFFFFF"/>
+            <w:tcMar>
+              <w:top w:w="60" w:type="dxa"/>
+              <w:left w:w="80" w:type="dxa"/>
+              <w:bottom w:w="60" w:type="dxa"/>
+              <w:right w:w="80" w:type="dxa"/>
+            </w:tcMar>
+          </w:tcPr>
+          <w:p>
+            <w:pPr>
+              <w:spacing w:before="20" w:after="20" w:line="240" w:lineRule="auto"/>
+              <w:rPr>
+                <w:rFonts w:ascii="Times New Roman" w:eastAsia="Times New Roman" w:hAnsi="Times New Roman" w:cs="Times New Roman"/>
+                <w:sz w:val="24"/>
+                <w:szCs w:val="24"/>
+              </w:rPr>
+            </w:pPr>
+            <w:r>
+              <w:rPr>
+                <w:rFonts w:ascii="Times New Roman" w:eastAsia="Times New Roman" w:hAnsi="Times New Roman" w:cs="Times New Roman"/>
+                <w:color w:val="000000"/>
+                <w:sz w:val="18"/>
+                <w:szCs w:val="18"/>
+              </w:rPr>
+              <w:t>Follow the feature derivation step-by-step. Propose alternative engineered features. Discuss the impact of class imbalance on naive model accuracy.</w:t>
+            </w:r>
+          </w:p>
+        </w:tc>
+        <w:tc>
+          <w:tcPr>
+            <w:tcW w:w="2280" w:type="dxa"/>
+            <w:tcBorders>
+              <w:top w:val="single" w:sz="4" w:space="0" w:color="AAAAAA"/>
+              <w:left w:val="single" w:sz="4" w:space="0" w:color="AAAAAA"/>
+              <w:bottom w:val="single" w:sz="4" w:space="0" w:color="AAAAAA"/>
+              <w:right w:val="single" w:sz="4" w:space="0" w:color="AAAAAA"/>
+            </w:tcBorders>
+            <w:shd w:val="clear" w:color="auto" w:fill="FFFFFF"/>
+            <w:tcMar>
+              <w:top w:w="60" w:type="dxa"/>
+              <w:left w:w="80" w:type="dxa"/>
+              <w:bottom w:w="60" w:type="dxa"/>
+              <w:right w:w="80" w:type="dxa"/>
+            </w:tcMar>
+          </w:tcPr>
+          <w:p>
+            <w:pPr>
+              <w:spacing w:before="20" w:after="20" w:line="240" w:lineRule="auto"/>
+              <w:rPr>
+                <w:rFonts w:ascii="Times New Roman" w:eastAsia="Times New Roman" w:hAnsi="Times New Roman" w:cs="Times New Roman"/>
+                <w:sz w:val="24"/>
+                <w:szCs w:val="24"/>
+              </w:rPr>
+            </w:pPr>
+            <w:r>
+              <w:rPr>
+                <w:rFonts w:ascii="Times New Roman" w:eastAsia="Times New Roman" w:hAnsi="Times New Roman" w:cs="Times New Roman"/>
+                <w:color w:val="000000"/>
+                <w:sz w:val="18"/>
+                <w:szCs w:val="18"/>
+              </w:rPr>
+              <w:t>III. FEATURE ENGINEERING AND CLASS IMBALANCE</w:t>
+            </w:r>
+          </w:p>
+          <w:p>
+            <w:pPr>
+              <w:spacing w:before="20" w:after="20" w:line="240" w:lineRule="auto"/>
+              <w:rPr>
+                <w:rFonts w:ascii="Times New Roman" w:eastAsia="Times New Roman" w:hAnsi="Times New Roman" w:cs="Times New Roman"/>
+                <w:sz w:val="24"/>
+                <w:szCs w:val="24"/>
+              </w:rPr>
+            </w:pPr>
+            <w:r>
+              <w:rPr>
+                <w:rFonts w:ascii="Times New Roman" w:eastAsia="Times New Roman" w:hAnsi="Times New Roman" w:cs="Times New Roman"/>
+                <w:color w:val="000000"/>
+                <w:sz w:val="18"/>
+                <w:szCs w:val="18"/>
+              </w:rPr>
+              <w:t>The AI4I 2020 Dataset contains 10,000 simulated machine cycles with five sensor features: Air Temperature, Process Temperature, Rotational Speed, Torque, and Tool Wear.</w:t>
+            </w:r>
+          </w:p>
+          <w:p>
+            <w:pPr>
+              <w:spacing w:before="20" w:after="20" w:line="240" w:lineRule="auto"/>
+              <w:rPr>
+                <w:rFonts w:ascii="Times New Roman" w:eastAsia="Times New Roman" w:hAnsi="Times New Roman" w:cs="Times New Roman"/>
+                <w:sz w:val="24"/>
+                <w:szCs w:val="24"/>
+              </w:rPr>
+            </w:pPr>
+          </w:p>
+          <w:p>
+            <w:pPr>
+              <w:spacing w:before="20" w:after="20" w:line="240" w:lineRule="auto"/>
+              <w:rPr>
+                <w:rFonts w:ascii="Times New Roman" w:eastAsia="Times New Roman" w:hAnsi="Times New Roman" w:cs="Times New Roman"/>
+                <w:sz w:val="24"/>
+                <w:szCs w:val="24"/>
+              </w:rPr>
+            </w:pPr>
+            <w:r>
+              <w:rPr>
+                <w:rFonts w:ascii="Times New Roman" w:eastAsia="Times New Roman" w:hAnsi="Times New Roman" w:cs="Times New Roman"/>
+                <w:color w:val="000000"/>
+                <w:sz w:val="18"/>
+                <w:szCs w:val="18"/>
+              </w:rPr>
+              <w:t>Physics-grounded feature engineering:</w:t>
+            </w:r>
+          </w:p>
+          <w:p>
+            <w:pPr>
+              <w:spacing w:before="20" w:after="20" w:line="240" w:lineRule="auto"/>
+              <w:rPr>
+                <w:rFonts w:ascii="Times New Roman" w:eastAsia="Times New Roman" w:hAnsi="Times New Roman" w:cs="Times New Roman"/>
+                <w:sz w:val="24"/>
+                <w:szCs w:val="24"/>
+              </w:rPr>
+            </w:pPr>
+            <w:r>
+              <w:rPr>
+                <w:rFonts w:ascii="Times New Roman" w:eastAsia="Times New Roman" w:hAnsi="Times New Roman" w:cs="Times New Roman"/>
+                <w:color w:val="000000"/>
+                <w:sz w:val="18"/>
+                <w:szCs w:val="18"/>
+              </w:rPr>
+              <w:lastRenderedPageBreak/>
+              <w:t xml:space="preserve">• </w:t>
+            </w:r>
+            <w:proofErr w:type="spellStart"/>
+            <w:r>
+              <w:rPr>
+                <w:rFonts w:ascii="Times New Roman" w:eastAsia="Times New Roman" w:hAnsi="Times New Roman" w:cs="Times New Roman"/>
+                <w:color w:val="000000"/>
+                <w:sz w:val="18"/>
+                <w:szCs w:val="18"/>
+              </w:rPr>
+              <w:t>temperature_difference</w:t>
+            </w:r>
+            <w:proofErr w:type="spellEnd"/>
+            <w:r>
+              <w:rPr>
+                <w:rFonts w:ascii="Times New Roman" w:eastAsia="Times New Roman" w:hAnsi="Times New Roman" w:cs="Times New Roman"/>
+                <w:color w:val="000000"/>
+                <w:sz w:val="18"/>
+                <w:szCs w:val="18"/>
+              </w:rPr>
+              <w:t xml:space="preserve"> = Process Temp − Air Temp</w:t>
+            </w:r>
+          </w:p>
+          <w:p>
+            <w:pPr>
+              <w:spacing w:before="20" w:after="20" w:line="240" w:lineRule="auto"/>
+              <w:rPr>
+                <w:rFonts w:ascii="Times New Roman" w:eastAsia="Times New Roman" w:hAnsi="Times New Roman" w:cs="Times New Roman"/>
+                <w:sz w:val="24"/>
+                <w:szCs w:val="24"/>
+              </w:rPr>
+            </w:pPr>
+            <w:r>
+              <w:rPr>
+                <w:rFonts w:ascii="Times New Roman" w:eastAsia="Times New Roman" w:hAnsi="Times New Roman" w:cs="Times New Roman"/>
+                <w:color w:val="000000"/>
+                <w:sz w:val="18"/>
+                <w:szCs w:val="18"/>
+              </w:rPr>
+              <w:t xml:space="preserve">  Captures Heat Dissipation Failure (HDF): occurs when </w:t>
+            </w:r>
+            <w:proofErr w:type="spellStart"/>
+            <w:r>
+              <w:rPr>
+                <w:rFonts w:ascii="Times New Roman" w:eastAsia="Times New Roman" w:hAnsi="Times New Roman" w:cs="Times New Roman"/>
+                <w:color w:val="000000"/>
+                <w:sz w:val="18"/>
+                <w:szCs w:val="18"/>
+              </w:rPr>
+              <w:t>temperature_difference</w:t>
+            </w:r>
+            <w:proofErr w:type="spellEnd"/>
+            <w:r>
+              <w:rPr>
+                <w:rFonts w:ascii="Times New Roman" w:eastAsia="Times New Roman" w:hAnsi="Times New Roman" w:cs="Times New Roman"/>
+                <w:color w:val="000000"/>
+                <w:sz w:val="18"/>
+                <w:szCs w:val="18"/>
+              </w:rPr>
+              <w:t xml:space="preserve"> &lt; 8.6 K and Rotational Speed &lt; 1,380 rpm</w:t>
+            </w:r>
+          </w:p>
+          <w:p>
+            <w:pPr>
+              <w:spacing w:before="20" w:after="20" w:line="240" w:lineRule="auto"/>
+              <w:rPr>
+                <w:rFonts w:ascii="Times New Roman" w:eastAsia="Times New Roman" w:hAnsi="Times New Roman" w:cs="Times New Roman"/>
+                <w:sz w:val="24"/>
+                <w:szCs w:val="24"/>
+              </w:rPr>
+            </w:pPr>
+            <w:r>
+              <w:rPr>
+                <w:rFonts w:ascii="Times New Roman" w:eastAsia="Times New Roman" w:hAnsi="Times New Roman" w:cs="Times New Roman"/>
+                <w:color w:val="000000"/>
+                <w:sz w:val="18"/>
+                <w:szCs w:val="18"/>
+              </w:rPr>
+              <w:t>• Mechanical Power = Torque × Rotational Speed</w:t>
+            </w:r>
+          </w:p>
+          <w:p>
+            <w:pPr>
+              <w:spacing w:before="20" w:after="20" w:line="240" w:lineRule="auto"/>
+              <w:rPr>
+                <w:rFonts w:ascii="Times New Roman" w:eastAsia="Times New Roman" w:hAnsi="Times New Roman" w:cs="Times New Roman"/>
+                <w:sz w:val="24"/>
+                <w:szCs w:val="24"/>
+              </w:rPr>
+            </w:pPr>
+            <w:r>
+              <w:rPr>
+                <w:rFonts w:ascii="Times New Roman" w:eastAsia="Times New Roman" w:hAnsi="Times New Roman" w:cs="Times New Roman"/>
+                <w:color w:val="000000"/>
+                <w:sz w:val="18"/>
+                <w:szCs w:val="18"/>
+              </w:rPr>
+              <w:t xml:space="preserve">  Captures Overstrain Failure (OSF): occurs when Power × Tool Wear exceeds a threshold</w:t>
+            </w:r>
+          </w:p>
+          <w:p>
+            <w:pPr>
+              <w:spacing w:before="20" w:after="20" w:line="240" w:lineRule="auto"/>
+              <w:rPr>
+                <w:rFonts w:ascii="Times New Roman" w:eastAsia="Times New Roman" w:hAnsi="Times New Roman" w:cs="Times New Roman"/>
+                <w:sz w:val="24"/>
+                <w:szCs w:val="24"/>
+              </w:rPr>
+            </w:pPr>
+          </w:p>
+          <w:p>
+            <w:pPr>
+              <w:spacing w:before="20" w:after="20" w:line="240" w:lineRule="auto"/>
+              <w:rPr>
+                <w:rFonts w:ascii="Times New Roman" w:eastAsia="Times New Roman" w:hAnsi="Times New Roman" w:cs="Times New Roman"/>
+                <w:sz w:val="24"/>
+                <w:szCs w:val="24"/>
+              </w:rPr>
+            </w:pPr>
+            <w:r>
+              <w:rPr>
+                <w:rFonts w:ascii="Times New Roman" w:eastAsia="Times New Roman" w:hAnsi="Times New Roman" w:cs="Times New Roman"/>
+                <w:color w:val="000000"/>
+                <w:sz w:val="18"/>
+                <w:szCs w:val="18"/>
+              </w:rPr>
+              <w:t>Class Imbalance: Only 3.39% of observations are machine failures. A naïve classifier predicting 'normal' always achieves 96.61% accuracy — yet misses every failure.</w:t>
+            </w:r>
+          </w:p>
+          <w:p>
+            <w:pPr>
+              <w:spacing w:before="20" w:after="20" w:line="240" w:lineRule="auto"/>
+              <w:rPr>
+                <w:rFonts w:ascii="Times New Roman" w:eastAsia="Times New Roman" w:hAnsi="Times New Roman" w:cs="Times New Roman"/>
+                <w:sz w:val="24"/>
+                <w:szCs w:val="24"/>
+              </w:rPr>
+            </w:pPr>
+          </w:p>
+          <w:p>
+            <w:pPr>
+              <w:spacing w:before="20" w:after="20" w:line="240" w:lineRule="auto"/>
+              <w:rPr>
+                <w:rFonts w:ascii="Times New Roman" w:eastAsia="Times New Roman" w:hAnsi="Times New Roman" w:cs="Times New Roman"/>
+                <w:sz w:val="24"/>
+                <w:szCs w:val="24"/>
+              </w:rPr>
+            </w:pPr>
+            <w:r>
+              <w:rPr>
+                <w:rFonts w:ascii="Times New Roman" w:eastAsia="Times New Roman" w:hAnsi="Times New Roman" w:cs="Times New Roman"/>
+                <w:color w:val="000000"/>
+                <w:sz w:val="18"/>
+                <w:szCs w:val="18"/>
+              </w:rPr>
+              <w:t>SMOTE (Synthetic Minority Oversampling Technique): Generates synthetic failure examples by interpolating between existing minority-class instances in feature space. Applied within cross-validation folds to prevent data leakage.</w:t>
+            </w:r>
+          </w:p>
+        </w:tc>
+        <w:tc>
+          <w:tcPr>
+            <w:tcW w:w="760" w:type="dxa"/>
+            <w:tcBorders>
+              <w:top w:val="single" w:sz="4" w:space="0" w:color="AAAAAA"/>
+              <w:left w:val="single" w:sz="4" w:space="0" w:color="AAAAAA"/>
+              <w:bottom w:val="single" w:sz="4" w:space="0" w:color="AAAAAA"/>
+              <w:right w:val="single" w:sz="4" w:space="0" w:color="AAAAAA"/>
+            </w:tcBorders>
+            <w:shd w:val="clear" w:color="auto" w:fill="FFFFFF"/>
+            <w:tcMar>
+              <w:top w:w="60" w:type="dxa"/>
+              <w:left w:w="80" w:type="dxa"/>
+              <w:bottom w:w="60" w:type="dxa"/>
+              <w:right w:w="80" w:type="dxa"/>
+            </w:tcMar>
+          </w:tcPr>
+          <w:p>
+            <w:pPr>
+              <w:spacing w:before="20" w:after="20" w:line="240" w:lineRule="auto"/>
+              <w:rPr>
+                <w:rFonts w:ascii="Times New Roman" w:eastAsia="Times New Roman" w:hAnsi="Times New Roman" w:cs="Times New Roman"/>
+                <w:sz w:val="24"/>
+                <w:szCs w:val="24"/>
+              </w:rPr>
+            </w:pPr>
+            <w:r>
+              <w:rPr>
+                <w:rFonts w:ascii="Times New Roman" w:eastAsia="Times New Roman" w:hAnsi="Times New Roman" w:cs="Times New Roman"/>
+                <w:color w:val="000000"/>
+                <w:sz w:val="18"/>
+                <w:szCs w:val="18"/>
+              </w:rPr>
+              <w:lastRenderedPageBreak/>
+              <w:t>Computer</w:t>
+            </w:r>
+          </w:p>
+          <w:p>
+            <w:pPr>
+              <w:spacing w:before="20" w:after="20" w:line="240" w:lineRule="auto"/>
+              <w:rPr>
+                <w:rFonts w:ascii="Times New Roman" w:eastAsia="Times New Roman" w:hAnsi="Times New Roman" w:cs="Times New Roman"/>
+                <w:sz w:val="24"/>
+                <w:szCs w:val="24"/>
+              </w:rPr>
+            </w:pPr>
+            <w:r>
+              <w:rPr>
+                <w:rFonts w:ascii="Times New Roman" w:eastAsia="Times New Roman" w:hAnsi="Times New Roman" w:cs="Times New Roman"/>
+                <w:color w:val="000000"/>
+                <w:sz w:val="18"/>
+                <w:szCs w:val="18"/>
+              </w:rPr>
+              <w:t>Projector</w:t>
+            </w:r>
+          </w:p>
+          <w:p>
+            <w:pPr>
+              <w:spacing w:before="20" w:after="20" w:line="240" w:lineRule="auto"/>
+              <w:rPr>
+                <w:rFonts w:ascii="Times New Roman" w:eastAsia="Times New Roman" w:hAnsi="Times New Roman" w:cs="Times New Roman"/>
+                <w:sz w:val="24"/>
+                <w:szCs w:val="24"/>
+              </w:rPr>
+            </w:pPr>
+            <w:r>
+              <w:rPr>
+                <w:rFonts w:ascii="Times New Roman" w:eastAsia="Times New Roman" w:hAnsi="Times New Roman" w:cs="Times New Roman"/>
+                <w:color w:val="000000"/>
+                <w:sz w:val="18"/>
+                <w:szCs w:val="18"/>
+              </w:rPr>
+              <w:t>AI4I 2020 Dataset</w:t>
+            </w:r>
+          </w:p>
+          <w:p>
+            <w:pPr>
+              <w:spacing w:before="20" w:after="20" w:line="240" w:lineRule="auto"/>
+              <w:rPr>
+                <w:rFonts w:ascii="Times New Roman" w:eastAsia="Times New Roman" w:hAnsi="Times New Roman" w:cs="Times New Roman"/>
+                <w:sz w:val="24"/>
+                <w:szCs w:val="24"/>
+              </w:rPr>
+            </w:pPr>
+            <w:r>
+              <w:rPr>
+                <w:rFonts w:ascii="Times New Roman" w:eastAsia="Times New Roman" w:hAnsi="Times New Roman" w:cs="Times New Roman"/>
+                <w:color w:val="000000"/>
+                <w:sz w:val="18"/>
+                <w:szCs w:val="18"/>
+              </w:rPr>
+              <w:t>Course materials</w:t>
+            </w:r>
+          </w:p>
+        </w:tc>
+        <w:tc>
+          <w:tcPr>
+            <w:tcW w:w="1738" w:type="dxa"/>
+            <w:tcBorders>
+              <w:top w:val="single" w:sz="4" w:space="0" w:color="AAAAAA"/>
+              <w:left w:val="single" w:sz="4" w:space="0" w:color="AAAAAA"/>
+              <w:bottom w:val="single" w:sz="4" w:space="0" w:color="AAAAAA"/>
+              <w:right w:val="single" w:sz="4" w:space="0" w:color="AAAAAA"/>
+            </w:tcBorders>
+            <w:shd w:val="clear" w:color="auto" w:fill="FFFFFF"/>
+            <w:tcMar>
+              <w:top w:w="60" w:type="dxa"/>
+              <w:left w:w="80" w:type="dxa"/>
+              <w:bottom w:w="60" w:type="dxa"/>
+              <w:right w:w="80" w:type="dxa"/>
+            </w:tcMar>
+          </w:tcPr>
+          <w:p>
+            <w:pPr>
+              <w:spacing w:before="20" w:after="20" w:line="240" w:lineRule="auto"/>
+              <w:rPr>
+                <w:rFonts w:ascii="Times New Roman" w:eastAsia="Times New Roman" w:hAnsi="Times New Roman" w:cs="Times New Roman"/>
+                <w:sz w:val="24"/>
+                <w:szCs w:val="24"/>
+              </w:rPr>
+            </w:pPr>
+            <w:r>
+              <w:rPr>
+                <w:rFonts w:ascii="Times New Roman" w:eastAsia="Times New Roman" w:hAnsi="Times New Roman" w:cs="Times New Roman"/>
+                <w:color w:val="000000"/>
+                <w:sz w:val="18"/>
+                <w:szCs w:val="18"/>
+              </w:rPr>
+              <w:t>Given a failure condition definition, propose an engineered feature that mathematically captures that condition.</w:t>
+            </w:r>
+          </w:p>
+        </w:tc>
+        <w:tc>
+          <w:tcPr>
+            <w:tcW w:w="400" w:type="dxa"/>
+            <w:tcBorders>
+              <w:top w:val="single" w:sz="4" w:space="0" w:color="AAAAAA"/>
+              <w:left w:val="single" w:sz="4" w:space="0" w:color="AAAAAA"/>
+              <w:bottom w:val="single" w:sz="4" w:space="0" w:color="AAAAAA"/>
+              <w:right w:val="single" w:sz="4" w:space="0" w:color="AAAAAA"/>
+            </w:tcBorders>
+            <w:shd w:val="clear" w:color="auto" w:fill="FFFFFF"/>
+            <w:tcMar>
+              <w:top w:w="60" w:type="dxa"/>
+              <w:left w:w="80" w:type="dxa"/>
+              <w:bottom w:w="60" w:type="dxa"/>
+              <w:right w:w="80" w:type="dxa"/>
+            </w:tcMar>
+          </w:tcPr>
+          <w:p>
+            <w:pPr>
+              <w:spacing w:before="20" w:after="20" w:line="240" w:lineRule="auto"/>
+              <w:rPr>
+                <w:rFonts w:ascii="Times New Roman" w:eastAsia="Times New Roman" w:hAnsi="Times New Roman" w:cs="Times New Roman"/>
+                <w:sz w:val="24"/>
+                <w:szCs w:val="24"/>
+              </w:rPr>
+            </w:pPr>
+            <w:r>
+              <w:rPr>
+                <w:rFonts w:ascii="Times New Roman" w:eastAsia="Times New Roman" w:hAnsi="Times New Roman" w:cs="Times New Roman"/>
+                <w:b/>
+                <w:bCs/>
+                <w:color w:val="000000"/>
+                <w:sz w:val="18"/>
+                <w:szCs w:val="18"/>
+              </w:rPr>
+              <w:t>20 mins</w:t>
+            </w:r>
+          </w:p>
+        </w:tc>
+      </w:tr>
+      <w:tr>
+        <w:tblPrEx>
+          <w:tblCellMar>
+            <w:top w:w="0" w:type="dxa"/>
+            <w:bottom w:w="0" w:type="dxa"/>
+          </w:tblCellMar>
+        </w:tblPrEx>
+        <w:tc>
+          <w:tcPr>
+            <w:tcW w:w="780" w:type="dxa"/>
+            <w:tcBorders>
+              <w:top w:val="single" w:sz="4" w:space="0" w:color="2F5496"/>
+              <w:left w:val="single" w:sz="4" w:space="0" w:color="2F5496"/>
+              <w:bottom w:val="single" w:sz="4" w:space="0" w:color="2F5496"/>
+              <w:right w:val="single" w:sz="4" w:space="0" w:color="2F5496"/>
+            </w:tcBorders>
+            <w:shd w:val="clear" w:color="auto" w:fill="EBF3FB"/>
+            <w:tcMar>
+              <w:top w:w="60" w:type="dxa"/>
+              <w:left w:w="80" w:type="dxa"/>
+              <w:bottom w:w="60" w:type="dxa"/>
+              <w:right w:w="80" w:type="dxa"/>
+            </w:tcMar>
+            <w:vAlign w:val="center"/>
+          </w:tcPr>
+          <w:p>
+            <w:pPr>
+              <w:spacing w:after="0" w:line="240" w:lineRule="auto"/>
+              <w:jc w:val="center"/>
+              <w:rPr>
+                <w:rFonts w:ascii="Times New Roman" w:eastAsia="Times New Roman" w:hAnsi="Times New Roman" w:cs="Times New Roman"/>
+                <w:sz w:val="24"/>
+                <w:szCs w:val="24"/>
+              </w:rPr>
+            </w:pPr>
+            <w:r>
+              <w:rPr>
+                <w:rFonts w:ascii="Times New Roman" w:eastAsia="Times New Roman" w:hAnsi="Times New Roman" w:cs="Times New Roman"/>
+                <w:b/>
+                <w:bCs/>
+                <w:color w:val="1F3864"/>
+                <w:sz w:val="18"/>
+                <w:szCs w:val="18"/>
+              </w:rPr>
+              <w:t>Body III</w:t>
+            </w:r>
+          </w:p>
+        </w:tc>
+        <w:tc>
+          <w:tcPr>
+            <w:tcW w:w="1180" w:type="dxa"/>
+            <w:tcBorders>
+              <w:top w:val="single" w:sz="4" w:space="0" w:color="AAAAAA"/>
+              <w:left w:val="single" w:sz="4" w:space="0" w:color="AAAAAA"/>
+              <w:bottom w:val="single" w:sz="4" w:space="0" w:color="AAAAAA"/>
+              <w:right w:val="single" w:sz="4" w:space="0" w:color="AAAAAA"/>
+            </w:tcBorders>
+            <w:shd w:val="clear" w:color="auto" w:fill="FFFFFF"/>
+            <w:tcMar>
+              <w:top w:w="60" w:type="dxa"/>
+              <w:left w:w="80" w:type="dxa"/>
+              <w:bottom w:w="60" w:type="dxa"/>
+              <w:right w:w="80" w:type="dxa"/>
+            </w:tcMar>
+          </w:tcPr>
+          <w:p>
+            <w:pPr>
+              <w:spacing w:before="20" w:after="20" w:line="240" w:lineRule="auto"/>
+              <w:rPr>
+                <w:rFonts w:ascii="Times New Roman" w:eastAsia="Times New Roman" w:hAnsi="Times New Roman" w:cs="Times New Roman"/>
+                <w:sz w:val="24"/>
+                <w:szCs w:val="24"/>
+              </w:rPr>
+            </w:pPr>
+            <w:r>
+              <w:rPr>
+                <w:rFonts w:ascii="Times New Roman" w:eastAsia="Times New Roman" w:hAnsi="Times New Roman" w:cs="Times New Roman"/>
+                <w:color w:val="000000"/>
+                <w:sz w:val="18"/>
+                <w:szCs w:val="18"/>
+              </w:rPr>
+              <w:t>• Construct and interpret a confusion matrix</w:t>
+            </w:r>
+          </w:p>
+          <w:p>
+            <w:pPr>
+              <w:spacing w:before="20" w:after="20" w:line="240" w:lineRule="auto"/>
+              <w:rPr>
+                <w:rFonts w:ascii="Times New Roman" w:eastAsia="Times New Roman" w:hAnsi="Times New Roman" w:cs="Times New Roman"/>
+                <w:sz w:val="24"/>
+                <w:szCs w:val="24"/>
+              </w:rPr>
+            </w:pPr>
+            <w:r>
+              <w:rPr>
+                <w:rFonts w:ascii="Times New Roman" w:eastAsia="Times New Roman" w:hAnsi="Times New Roman" w:cs="Times New Roman"/>
+                <w:color w:val="000000"/>
+                <w:sz w:val="18"/>
+                <w:szCs w:val="18"/>
+              </w:rPr>
+              <w:t>• Compute precision, recall, and F1-score</w:t>
+            </w:r>
+          </w:p>
+          <w:p>
+            <w:pPr>
+              <w:spacing w:before="20" w:after="20" w:line="240" w:lineRule="auto"/>
+              <w:rPr>
+                <w:rFonts w:ascii="Times New Roman" w:eastAsia="Times New Roman" w:hAnsi="Times New Roman" w:cs="Times New Roman"/>
+                <w:sz w:val="24"/>
+                <w:szCs w:val="24"/>
+              </w:rPr>
+            </w:pPr>
+            <w:r>
+              <w:rPr>
+                <w:rFonts w:ascii="Times New Roman" w:eastAsia="Times New Roman" w:hAnsi="Times New Roman" w:cs="Times New Roman"/>
+                <w:color w:val="000000"/>
+                <w:sz w:val="18"/>
+                <w:szCs w:val="18"/>
+              </w:rPr>
+              <w:t>• Explain the industrial significance of the false-negative asymmetry</w:t>
+            </w:r>
+          </w:p>
+        </w:tc>
+        <w:tc>
+          <w:tcPr>
+            <w:tcW w:w="1320" w:type="dxa"/>
+            <w:tcBorders>
+              <w:top w:val="single" w:sz="4" w:space="0" w:color="AAAAAA"/>
+              <w:left w:val="single" w:sz="4" w:space="0" w:color="AAAAAA"/>
+              <w:bottom w:val="single" w:sz="4" w:space="0" w:color="AAAAAA"/>
+              <w:right w:val="single" w:sz="4" w:space="0" w:color="AAAAAA"/>
+            </w:tcBorders>
+            <w:shd w:val="clear" w:color="auto" w:fill="FFFFFF"/>
+            <w:tcMar>
+              <w:top w:w="60" w:type="dxa"/>
+              <w:left w:w="80" w:type="dxa"/>
+              <w:bottom w:w="60" w:type="dxa"/>
+              <w:right w:w="80" w:type="dxa"/>
+            </w:tcMar>
+          </w:tcPr>
+          <w:p>
+            <w:pPr>
+              <w:spacing w:before="20" w:after="20" w:line="240" w:lineRule="auto"/>
+              <w:rPr>
+                <w:rFonts w:ascii="Times New Roman" w:eastAsia="Times New Roman" w:hAnsi="Times New Roman" w:cs="Times New Roman"/>
+                <w:sz w:val="24"/>
+                <w:szCs w:val="24"/>
+              </w:rPr>
+            </w:pPr>
+            <w:r>
+              <w:rPr>
+                <w:rFonts w:ascii="Times New Roman" w:eastAsia="Times New Roman" w:hAnsi="Times New Roman" w:cs="Times New Roman"/>
+                <w:color w:val="000000"/>
+                <w:sz w:val="18"/>
+                <w:szCs w:val="18"/>
+              </w:rPr>
+              <w:t>Explains the confusion matrix (TP, TN, FP, FN). Derives precision, recall, and F1-score. Presents ROC-AUC and PR-AUC. Discusses the false-negative asymmetry and its industrial cost implications. Shares the study's achieved results.</w:t>
+            </w:r>
+          </w:p>
+        </w:tc>
+        <w:tc>
+          <w:tcPr>
+            <w:tcW w:w="1180" w:type="dxa"/>
+            <w:tcBorders>
+              <w:top w:val="single" w:sz="4" w:space="0" w:color="AAAAAA"/>
+              <w:left w:val="single" w:sz="4" w:space="0" w:color="AAAAAA"/>
+              <w:bottom w:val="single" w:sz="4" w:space="0" w:color="AAAAAA"/>
+              <w:right w:val="single" w:sz="4" w:space="0" w:color="AAAAAA"/>
+            </w:tcBorders>
+            <w:shd w:val="clear" w:color="auto" w:fill="FFFFFF"/>
+            <w:tcMar>
+              <w:top w:w="60" w:type="dxa"/>
+              <w:left w:w="80" w:type="dxa"/>
+              <w:bottom w:w="60" w:type="dxa"/>
+              <w:right w:w="80" w:type="dxa"/>
+            </w:tcMar>
+          </w:tcPr>
+          <w:p>
+            <w:pPr>
+              <w:spacing w:before="20" w:after="20" w:line="240" w:lineRule="auto"/>
+              <w:rPr>
+                <w:rFonts w:ascii="Times New Roman" w:eastAsia="Times New Roman" w:hAnsi="Times New Roman" w:cs="Times New Roman"/>
+                <w:sz w:val="24"/>
+                <w:szCs w:val="24"/>
+              </w:rPr>
+            </w:pPr>
+            <w:r>
+              <w:rPr>
+                <w:rFonts w:ascii="Times New Roman" w:eastAsia="Times New Roman" w:hAnsi="Times New Roman" w:cs="Times New Roman"/>
+                <w:color w:val="000000"/>
+                <w:sz w:val="18"/>
+                <w:szCs w:val="18"/>
+              </w:rPr>
+              <w:t>Answer questions. Compute evaluation metrics from provided confusion matrix values. Discuss industrial cost implications of false negatives versus false positives.</w:t>
+            </w:r>
+          </w:p>
+        </w:tc>
+        <w:tc>
+          <w:tcPr>
+            <w:tcW w:w="2280" w:type="dxa"/>
+            <w:tcBorders>
+              <w:top w:val="single" w:sz="4" w:space="0" w:color="AAAAAA"/>
+              <w:left w:val="single" w:sz="4" w:space="0" w:color="AAAAAA"/>
+              <w:bottom w:val="single" w:sz="4" w:space="0" w:color="AAAAAA"/>
+              <w:right w:val="single" w:sz="4" w:space="0" w:color="AAAAAA"/>
+            </w:tcBorders>
+            <w:shd w:val="clear" w:color="auto" w:fill="FFFFFF"/>
+            <w:tcMar>
+              <w:top w:w="60" w:type="dxa"/>
+              <w:left w:w="80" w:type="dxa"/>
+              <w:bottom w:w="60" w:type="dxa"/>
+              <w:right w:w="80" w:type="dxa"/>
+            </w:tcMar>
+          </w:tcPr>
+          <w:p>
+            <w:pPr>
+              <w:spacing w:before="20" w:after="20" w:line="240" w:lineRule="auto"/>
+              <w:rPr>
+                <w:rFonts w:ascii="Times New Roman" w:eastAsia="Times New Roman" w:hAnsi="Times New Roman" w:cs="Times New Roman"/>
+                <w:sz w:val="24"/>
+                <w:szCs w:val="24"/>
+              </w:rPr>
+            </w:pPr>
+            <w:r>
+              <w:rPr>
+                <w:rFonts w:ascii="Times New Roman" w:eastAsia="Times New Roman" w:hAnsi="Times New Roman" w:cs="Times New Roman"/>
+                <w:color w:val="000000"/>
+                <w:sz w:val="18"/>
+                <w:szCs w:val="18"/>
+              </w:rPr>
+              <w:t>IV. MODEL EVALUATION FOR PREDICTIVE MAINTENANCE</w:t>
+            </w:r>
+          </w:p>
+          <w:p>
+            <w:pPr>
+              <w:spacing w:before="20" w:after="20" w:line="240" w:lineRule="auto"/>
+              <w:rPr>
+                <w:rFonts w:ascii="Times New Roman" w:eastAsia="Times New Roman" w:hAnsi="Times New Roman" w:cs="Times New Roman"/>
+                <w:sz w:val="24"/>
+                <w:szCs w:val="24"/>
+              </w:rPr>
+            </w:pPr>
+            <w:r>
+              <w:rPr>
+                <w:rFonts w:ascii="Times New Roman" w:eastAsia="Times New Roman" w:hAnsi="Times New Roman" w:cs="Times New Roman"/>
+                <w:color w:val="000000"/>
+                <w:sz w:val="18"/>
+                <w:szCs w:val="18"/>
+              </w:rPr>
+              <w:t>Confusion Matrix:</w:t>
+            </w:r>
+          </w:p>
+          <w:p>
+            <w:pPr>
+              <w:spacing w:before="20" w:after="20" w:line="240" w:lineRule="auto"/>
+              <w:rPr>
+                <w:rFonts w:ascii="Times New Roman" w:eastAsia="Times New Roman" w:hAnsi="Times New Roman" w:cs="Times New Roman"/>
+                <w:sz w:val="24"/>
+                <w:szCs w:val="24"/>
+              </w:rPr>
+            </w:pPr>
+            <w:r>
+              <w:rPr>
+                <w:rFonts w:ascii="Times New Roman" w:eastAsia="Times New Roman" w:hAnsi="Times New Roman" w:cs="Times New Roman"/>
+                <w:color w:val="000000"/>
+                <w:sz w:val="18"/>
+                <w:szCs w:val="18"/>
+              </w:rPr>
+              <w:t>• True Positive (TP): Failure correctly predicted</w:t>
+            </w:r>
+          </w:p>
+          <w:p>
+            <w:pPr>
+              <w:spacing w:before="20" w:after="20" w:line="240" w:lineRule="auto"/>
+              <w:rPr>
+                <w:rFonts w:ascii="Times New Roman" w:eastAsia="Times New Roman" w:hAnsi="Times New Roman" w:cs="Times New Roman"/>
+                <w:sz w:val="24"/>
+                <w:szCs w:val="24"/>
+              </w:rPr>
+            </w:pPr>
+            <w:r>
+              <w:rPr>
+                <w:rFonts w:ascii="Times New Roman" w:eastAsia="Times New Roman" w:hAnsi="Times New Roman" w:cs="Times New Roman"/>
+                <w:color w:val="000000"/>
+                <w:sz w:val="18"/>
+                <w:szCs w:val="18"/>
+              </w:rPr>
+              <w:t>• True Negative (TN): Normal operation correctly predicted</w:t>
+            </w:r>
+          </w:p>
+          <w:p>
+            <w:pPr>
+              <w:spacing w:before="20" w:after="20" w:line="240" w:lineRule="auto"/>
+              <w:rPr>
+                <w:rFonts w:ascii="Times New Roman" w:eastAsia="Times New Roman" w:hAnsi="Times New Roman" w:cs="Times New Roman"/>
+                <w:sz w:val="24"/>
+                <w:szCs w:val="24"/>
+              </w:rPr>
+            </w:pPr>
+            <w:r>
+              <w:rPr>
+                <w:rFonts w:ascii="Times New Roman" w:eastAsia="Times New Roman" w:hAnsi="Times New Roman" w:cs="Times New Roman"/>
+                <w:color w:val="000000"/>
+                <w:sz w:val="18"/>
+                <w:szCs w:val="18"/>
+              </w:rPr>
+              <w:t xml:space="preserve">• False Positive (FP): Normal predicted as </w:t>
+            </w:r>
+            <w:r>
+              <w:rPr>
+                <w:rFonts w:ascii="Times New Roman" w:eastAsia="Times New Roman" w:hAnsi="Times New Roman" w:cs="Times New Roman"/>
+                <w:color w:val="000000"/>
+                <w:sz w:val="18"/>
+                <w:szCs w:val="18"/>
+              </w:rPr>
+              <w:lastRenderedPageBreak/>
+              <w:t>failure (unnecessary inspection)</w:t>
+            </w:r>
+          </w:p>
+          <w:p>
+            <w:pPr>
+              <w:spacing w:before="20" w:after="20" w:line="240" w:lineRule="auto"/>
+              <w:rPr>
+                <w:rFonts w:ascii="Times New Roman" w:eastAsia="Times New Roman" w:hAnsi="Times New Roman" w:cs="Times New Roman"/>
+                <w:sz w:val="24"/>
+                <w:szCs w:val="24"/>
+              </w:rPr>
+            </w:pPr>
+            <w:r>
+              <w:rPr>
+                <w:rFonts w:ascii="Times New Roman" w:eastAsia="Times New Roman" w:hAnsi="Times New Roman" w:cs="Times New Roman"/>
+                <w:color w:val="000000"/>
+                <w:sz w:val="18"/>
+                <w:szCs w:val="18"/>
+              </w:rPr>
+              <w:t>• False Negative (FN): Failure missed (unplanned downtime)</w:t>
+            </w:r>
+          </w:p>
+          <w:p>
+            <w:pPr>
+              <w:spacing w:before="20" w:after="20" w:line="240" w:lineRule="auto"/>
+              <w:rPr>
+                <w:rFonts w:ascii="Times New Roman" w:eastAsia="Times New Roman" w:hAnsi="Times New Roman" w:cs="Times New Roman"/>
+                <w:sz w:val="24"/>
+                <w:szCs w:val="24"/>
+              </w:rPr>
+            </w:pPr>
+          </w:p>
+          <w:p>
+            <w:pPr>
+              <w:spacing w:before="20" w:after="20" w:line="240" w:lineRule="auto"/>
+              <w:rPr>
+                <w:rFonts w:ascii="Times New Roman" w:eastAsia="Times New Roman" w:hAnsi="Times New Roman" w:cs="Times New Roman"/>
+                <w:sz w:val="24"/>
+                <w:szCs w:val="24"/>
+              </w:rPr>
+            </w:pPr>
+            <w:r>
+              <w:rPr>
+                <w:rFonts w:ascii="Times New Roman" w:eastAsia="Times New Roman" w:hAnsi="Times New Roman" w:cs="Times New Roman"/>
+                <w:color w:val="000000"/>
+                <w:sz w:val="18"/>
+                <w:szCs w:val="18"/>
+              </w:rPr>
+              <w:t>Key Metrics:</w:t>
+            </w:r>
+          </w:p>
+          <w:p>
+            <w:pPr>
+              <w:spacing w:before="20" w:after="20" w:line="240" w:lineRule="auto"/>
+              <w:rPr>
+                <w:rFonts w:ascii="Times New Roman" w:eastAsia="Times New Roman" w:hAnsi="Times New Roman" w:cs="Times New Roman"/>
+                <w:sz w:val="24"/>
+                <w:szCs w:val="24"/>
+              </w:rPr>
+            </w:pPr>
+            <w:r>
+              <w:rPr>
+                <w:rFonts w:ascii="Times New Roman" w:eastAsia="Times New Roman" w:hAnsi="Times New Roman" w:cs="Times New Roman"/>
+                <w:color w:val="000000"/>
+                <w:sz w:val="18"/>
+                <w:szCs w:val="18"/>
+              </w:rPr>
+              <w:t>• Precision = TP / (TP + FP)</w:t>
+            </w:r>
+          </w:p>
+          <w:p>
+            <w:pPr>
+              <w:spacing w:before="20" w:after="20" w:line="240" w:lineRule="auto"/>
+              <w:rPr>
+                <w:rFonts w:ascii="Times New Roman" w:eastAsia="Times New Roman" w:hAnsi="Times New Roman" w:cs="Times New Roman"/>
+                <w:sz w:val="24"/>
+                <w:szCs w:val="24"/>
+              </w:rPr>
+            </w:pPr>
+            <w:r>
+              <w:rPr>
+                <w:rFonts w:ascii="Times New Roman" w:eastAsia="Times New Roman" w:hAnsi="Times New Roman" w:cs="Times New Roman"/>
+                <w:color w:val="000000"/>
+                <w:sz w:val="18"/>
+                <w:szCs w:val="18"/>
+              </w:rPr>
+              <w:t>• Recall = TP / (TP + FN)</w:t>
+            </w:r>
+          </w:p>
+          <w:p>
+            <w:pPr>
+              <w:spacing w:before="20" w:after="20" w:line="240" w:lineRule="auto"/>
+              <w:rPr>
+                <w:rFonts w:ascii="Times New Roman" w:eastAsia="Times New Roman" w:hAnsi="Times New Roman" w:cs="Times New Roman"/>
+                <w:sz w:val="24"/>
+                <w:szCs w:val="24"/>
+              </w:rPr>
+            </w:pPr>
+            <w:r>
+              <w:rPr>
+                <w:rFonts w:ascii="Times New Roman" w:eastAsia="Times New Roman" w:hAnsi="Times New Roman" w:cs="Times New Roman"/>
+                <w:color w:val="000000"/>
+                <w:sz w:val="18"/>
+                <w:szCs w:val="18"/>
+              </w:rPr>
+              <w:t>• F1-Score = 2 × (Precision × Recall) / (Precision + Recall)</w:t>
+            </w:r>
+          </w:p>
+          <w:p>
+            <w:pPr>
+              <w:spacing w:before="20" w:after="20" w:line="240" w:lineRule="auto"/>
+              <w:rPr>
+                <w:rFonts w:ascii="Times New Roman" w:eastAsia="Times New Roman" w:hAnsi="Times New Roman" w:cs="Times New Roman"/>
+                <w:sz w:val="24"/>
+                <w:szCs w:val="24"/>
+              </w:rPr>
+            </w:pPr>
+            <w:r>
+              <w:rPr>
+                <w:rFonts w:ascii="Times New Roman" w:eastAsia="Times New Roman" w:hAnsi="Times New Roman" w:cs="Times New Roman"/>
+                <w:color w:val="000000"/>
+                <w:sz w:val="18"/>
+                <w:szCs w:val="18"/>
+              </w:rPr>
+              <w:t>• AUC-ROC: Threshold-independent discrimination measure</w:t>
+            </w:r>
+          </w:p>
+          <w:p>
+            <w:pPr>
+              <w:spacing w:before="20" w:after="20" w:line="240" w:lineRule="auto"/>
+              <w:rPr>
+                <w:rFonts w:ascii="Times New Roman" w:eastAsia="Times New Roman" w:hAnsi="Times New Roman" w:cs="Times New Roman"/>
+                <w:sz w:val="24"/>
+                <w:szCs w:val="24"/>
+              </w:rPr>
+            </w:pPr>
+            <w:r>
+              <w:rPr>
+                <w:rFonts w:ascii="Times New Roman" w:eastAsia="Times New Roman" w:hAnsi="Times New Roman" w:cs="Times New Roman"/>
+                <w:color w:val="000000"/>
+                <w:sz w:val="18"/>
+                <w:szCs w:val="18"/>
+              </w:rPr>
+              <w:t>• PR-AUC: Preferred for imbalanced datasets</w:t>
+            </w:r>
+          </w:p>
+          <w:p>
+            <w:pPr>
+              <w:spacing w:before="20" w:after="20" w:line="240" w:lineRule="auto"/>
+              <w:rPr>
+                <w:rFonts w:ascii="Times New Roman" w:eastAsia="Times New Roman" w:hAnsi="Times New Roman" w:cs="Times New Roman"/>
+                <w:sz w:val="24"/>
+                <w:szCs w:val="24"/>
+              </w:rPr>
+            </w:pPr>
+          </w:p>
+          <w:p>
+            <w:pPr>
+              <w:spacing w:before="20" w:after="20" w:line="240" w:lineRule="auto"/>
+              <w:rPr>
+                <w:rFonts w:ascii="Times New Roman" w:eastAsia="Times New Roman" w:hAnsi="Times New Roman" w:cs="Times New Roman"/>
+                <w:sz w:val="24"/>
+                <w:szCs w:val="24"/>
+              </w:rPr>
+            </w:pPr>
+            <w:r>
+              <w:rPr>
+                <w:rFonts w:ascii="Times New Roman" w:eastAsia="Times New Roman" w:hAnsi="Times New Roman" w:cs="Times New Roman"/>
+                <w:color w:val="000000"/>
+                <w:sz w:val="18"/>
+                <w:szCs w:val="18"/>
+              </w:rPr>
+              <w:t xml:space="preserve">False-Negative Asymmetry: In predictive maintenance, a missed failure (FN) causes unplanned downtime, safety incidents, and cascading equipment damage — far </w:t>
+            </w:r>
+            <w:proofErr w:type="gramStart"/>
+            <w:r>
+              <w:rPr>
+                <w:rFonts w:ascii="Times New Roman" w:eastAsia="Times New Roman" w:hAnsi="Times New Roman" w:cs="Times New Roman"/>
+                <w:color w:val="000000"/>
+                <w:sz w:val="18"/>
+                <w:szCs w:val="18"/>
+              </w:rPr>
+              <w:t>more costly</w:t>
+            </w:r>
+            <w:proofErr w:type="gramEnd"/>
+            <w:r>
+              <w:rPr>
+                <w:rFonts w:ascii="Times New Roman" w:eastAsia="Times New Roman" w:hAnsi="Times New Roman" w:cs="Times New Roman"/>
+                <w:color w:val="000000"/>
+                <w:sz w:val="18"/>
+                <w:szCs w:val="18"/>
+              </w:rPr>
+              <w:t xml:space="preserve"> than an unnecessary inspection (FP).</w:t>
+            </w:r>
+          </w:p>
+          <w:p>
+            <w:pPr>
+              <w:spacing w:before="20" w:after="20" w:line="240" w:lineRule="auto"/>
+              <w:rPr>
+                <w:rFonts w:ascii="Times New Roman" w:eastAsia="Times New Roman" w:hAnsi="Times New Roman" w:cs="Times New Roman"/>
+                <w:sz w:val="24"/>
+                <w:szCs w:val="24"/>
+              </w:rPr>
+            </w:pPr>
+          </w:p>
+          <w:p>
+            <w:pPr>
+              <w:spacing w:before="20" w:after="20" w:line="240" w:lineRule="auto"/>
+              <w:rPr>
+                <w:rFonts w:ascii="Times New Roman" w:eastAsia="Times New Roman" w:hAnsi="Times New Roman" w:cs="Times New Roman"/>
+                <w:sz w:val="24"/>
+                <w:szCs w:val="24"/>
+              </w:rPr>
+            </w:pPr>
+            <w:r>
+              <w:rPr>
+                <w:rFonts w:ascii="Times New Roman" w:eastAsia="Times New Roman" w:hAnsi="Times New Roman" w:cs="Times New Roman"/>
+                <w:color w:val="000000"/>
+                <w:sz w:val="18"/>
+                <w:szCs w:val="18"/>
+              </w:rPr>
+              <w:t>Study Results (Tuned Random Forest):</w:t>
+            </w:r>
+          </w:p>
+          <w:p>
+            <w:pPr>
+              <w:spacing w:before="20" w:after="20" w:line="240" w:lineRule="auto"/>
+              <w:rPr>
+                <w:rFonts w:ascii="Times New Roman" w:eastAsia="Times New Roman" w:hAnsi="Times New Roman" w:cs="Times New Roman"/>
+                <w:sz w:val="24"/>
+                <w:szCs w:val="24"/>
+              </w:rPr>
+            </w:pPr>
+            <w:r>
+              <w:rPr>
+                <w:rFonts w:ascii="Times New Roman" w:eastAsia="Times New Roman" w:hAnsi="Times New Roman" w:cs="Times New Roman"/>
+                <w:color w:val="000000"/>
+                <w:sz w:val="18"/>
+                <w:szCs w:val="18"/>
+              </w:rPr>
+              <w:t>Accuracy = 98% | Failure Recall = 0.88</w:t>
+            </w:r>
+          </w:p>
+          <w:p>
+            <w:pPr>
+              <w:spacing w:before="20" w:after="20" w:line="240" w:lineRule="auto"/>
+              <w:rPr>
+                <w:rFonts w:ascii="Times New Roman" w:eastAsia="Times New Roman" w:hAnsi="Times New Roman" w:cs="Times New Roman"/>
+                <w:sz w:val="24"/>
+                <w:szCs w:val="24"/>
+              </w:rPr>
+            </w:pPr>
+            <w:r>
+              <w:rPr>
+                <w:rFonts w:ascii="Times New Roman" w:eastAsia="Times New Roman" w:hAnsi="Times New Roman" w:cs="Times New Roman"/>
+                <w:color w:val="000000"/>
+                <w:sz w:val="18"/>
+                <w:szCs w:val="18"/>
+              </w:rPr>
+              <w:t>AUC-ROC = 0.97 | PR-AUC = 0.82</w:t>
+            </w:r>
+          </w:p>
+          <w:p>
+            <w:pPr>
+              <w:spacing w:before="20" w:after="20" w:line="240" w:lineRule="auto"/>
+              <w:rPr>
+                <w:rFonts w:ascii="Times New Roman" w:eastAsia="Times New Roman" w:hAnsi="Times New Roman" w:cs="Times New Roman"/>
+                <w:sz w:val="24"/>
+                <w:szCs w:val="24"/>
+              </w:rPr>
+            </w:pPr>
+            <w:r>
+              <w:rPr>
+                <w:rFonts w:ascii="Times New Roman" w:eastAsia="Times New Roman" w:hAnsi="Times New Roman" w:cs="Times New Roman"/>
+                <w:color w:val="000000"/>
+                <w:sz w:val="18"/>
+                <w:szCs w:val="18"/>
+              </w:rPr>
+              <w:t>Confusion Matrix: TP=30, TN=952, FP=14, FN=4</w:t>
+            </w:r>
+          </w:p>
+        </w:tc>
+        <w:tc>
+          <w:tcPr>
+            <w:tcW w:w="760" w:type="dxa"/>
+            <w:tcBorders>
+              <w:top w:val="single" w:sz="4" w:space="0" w:color="AAAAAA"/>
+              <w:left w:val="single" w:sz="4" w:space="0" w:color="AAAAAA"/>
+              <w:bottom w:val="single" w:sz="4" w:space="0" w:color="AAAAAA"/>
+              <w:right w:val="single" w:sz="4" w:space="0" w:color="AAAAAA"/>
+            </w:tcBorders>
+            <w:shd w:val="clear" w:color="auto" w:fill="FFFFFF"/>
+            <w:tcMar>
+              <w:top w:w="60" w:type="dxa"/>
+              <w:left w:w="80" w:type="dxa"/>
+              <w:bottom w:w="60" w:type="dxa"/>
+              <w:right w:w="80" w:type="dxa"/>
+            </w:tcMar>
+          </w:tcPr>
+          <w:p>
+            <w:pPr>
+              <w:spacing w:before="20" w:after="20" w:line="240" w:lineRule="auto"/>
+              <w:rPr>
+                <w:rFonts w:ascii="Times New Roman" w:eastAsia="Times New Roman" w:hAnsi="Times New Roman" w:cs="Times New Roman"/>
+                <w:sz w:val="24"/>
+                <w:szCs w:val="24"/>
+              </w:rPr>
+            </w:pPr>
+            <w:r>
+              <w:rPr>
+                <w:rFonts w:ascii="Times New Roman" w:eastAsia="Times New Roman" w:hAnsi="Times New Roman" w:cs="Times New Roman"/>
+                <w:color w:val="000000"/>
+                <w:sz w:val="18"/>
+                <w:szCs w:val="18"/>
+              </w:rPr>
+              <w:lastRenderedPageBreak/>
+              <w:t>Chalk</w:t>
+            </w:r>
+          </w:p>
+          <w:p>
+            <w:pPr>
+              <w:spacing w:before="20" w:after="20" w:line="240" w:lineRule="auto"/>
+              <w:rPr>
+                <w:rFonts w:ascii="Times New Roman" w:eastAsia="Times New Roman" w:hAnsi="Times New Roman" w:cs="Times New Roman"/>
+                <w:sz w:val="24"/>
+                <w:szCs w:val="24"/>
+              </w:rPr>
+            </w:pPr>
+            <w:r>
+              <w:rPr>
+                <w:rFonts w:ascii="Times New Roman" w:eastAsia="Times New Roman" w:hAnsi="Times New Roman" w:cs="Times New Roman"/>
+                <w:color w:val="000000"/>
+                <w:sz w:val="18"/>
+                <w:szCs w:val="18"/>
+              </w:rPr>
+              <w:t>Blackboard</w:t>
+            </w:r>
+          </w:p>
+          <w:p>
+            <w:pPr>
+              <w:spacing w:before="20" w:after="20" w:line="240" w:lineRule="auto"/>
+              <w:rPr>
+                <w:rFonts w:ascii="Times New Roman" w:eastAsia="Times New Roman" w:hAnsi="Times New Roman" w:cs="Times New Roman"/>
+                <w:sz w:val="24"/>
+                <w:szCs w:val="24"/>
+              </w:rPr>
+            </w:pPr>
+            <w:r>
+              <w:rPr>
+                <w:rFonts w:ascii="Times New Roman" w:eastAsia="Times New Roman" w:hAnsi="Times New Roman" w:cs="Times New Roman"/>
+                <w:color w:val="000000"/>
+                <w:sz w:val="18"/>
+                <w:szCs w:val="18"/>
+              </w:rPr>
+              <w:t>Confusion matrix chart</w:t>
+            </w:r>
+          </w:p>
+          <w:p>
+            <w:pPr>
+              <w:spacing w:before="20" w:after="20" w:line="240" w:lineRule="auto"/>
+              <w:rPr>
+                <w:rFonts w:ascii="Times New Roman" w:eastAsia="Times New Roman" w:hAnsi="Times New Roman" w:cs="Times New Roman"/>
+                <w:sz w:val="24"/>
+                <w:szCs w:val="24"/>
+              </w:rPr>
+            </w:pPr>
+            <w:r>
+              <w:rPr>
+                <w:rFonts w:ascii="Times New Roman" w:eastAsia="Times New Roman" w:hAnsi="Times New Roman" w:cs="Times New Roman"/>
+                <w:color w:val="000000"/>
+                <w:sz w:val="18"/>
+                <w:szCs w:val="18"/>
+              </w:rPr>
+              <w:t>Projector</w:t>
+            </w:r>
+          </w:p>
+        </w:tc>
+        <w:tc>
+          <w:tcPr>
+            <w:tcW w:w="1738" w:type="dxa"/>
+            <w:tcBorders>
+              <w:top w:val="single" w:sz="4" w:space="0" w:color="AAAAAA"/>
+              <w:left w:val="single" w:sz="4" w:space="0" w:color="AAAAAA"/>
+              <w:bottom w:val="single" w:sz="4" w:space="0" w:color="AAAAAA"/>
+              <w:right w:val="single" w:sz="4" w:space="0" w:color="AAAAAA"/>
+            </w:tcBorders>
+            <w:shd w:val="clear" w:color="auto" w:fill="FFFFFF"/>
+            <w:tcMar>
+              <w:top w:w="60" w:type="dxa"/>
+              <w:left w:w="80" w:type="dxa"/>
+              <w:bottom w:w="60" w:type="dxa"/>
+              <w:right w:w="80" w:type="dxa"/>
+            </w:tcMar>
+          </w:tcPr>
+          <w:p>
+            <w:pPr>
+              <w:spacing w:before="20" w:after="20" w:line="240" w:lineRule="auto"/>
+              <w:rPr>
+                <w:rFonts w:ascii="Times New Roman" w:eastAsia="Times New Roman" w:hAnsi="Times New Roman" w:cs="Times New Roman"/>
+                <w:sz w:val="24"/>
+                <w:szCs w:val="24"/>
+              </w:rPr>
+            </w:pPr>
+            <w:r>
+              <w:rPr>
+                <w:rFonts w:ascii="Times New Roman" w:eastAsia="Times New Roman" w:hAnsi="Times New Roman" w:cs="Times New Roman"/>
+                <w:color w:val="000000"/>
+                <w:sz w:val="18"/>
+                <w:szCs w:val="18"/>
+              </w:rPr>
+              <w:t>Given the confusion matrix (TP=30, TN=952, FP=14, FN=4), compute precision, recall, and F1-score for the failure class. Show all workings.</w:t>
+            </w:r>
+          </w:p>
+        </w:tc>
+        <w:tc>
+          <w:tcPr>
+            <w:tcW w:w="400" w:type="dxa"/>
+            <w:tcBorders>
+              <w:top w:val="single" w:sz="4" w:space="0" w:color="AAAAAA"/>
+              <w:left w:val="single" w:sz="4" w:space="0" w:color="AAAAAA"/>
+              <w:bottom w:val="single" w:sz="4" w:space="0" w:color="AAAAAA"/>
+              <w:right w:val="single" w:sz="4" w:space="0" w:color="AAAAAA"/>
+            </w:tcBorders>
+            <w:shd w:val="clear" w:color="auto" w:fill="FFFFFF"/>
+            <w:tcMar>
+              <w:top w:w="60" w:type="dxa"/>
+              <w:left w:w="80" w:type="dxa"/>
+              <w:bottom w:w="60" w:type="dxa"/>
+              <w:right w:w="80" w:type="dxa"/>
+            </w:tcMar>
+          </w:tcPr>
+          <w:p>
+            <w:pPr>
+              <w:spacing w:before="20" w:after="20" w:line="240" w:lineRule="auto"/>
+              <w:rPr>
+                <w:rFonts w:ascii="Times New Roman" w:eastAsia="Times New Roman" w:hAnsi="Times New Roman" w:cs="Times New Roman"/>
+                <w:sz w:val="24"/>
+                <w:szCs w:val="24"/>
+              </w:rPr>
+            </w:pPr>
+            <w:r>
+              <w:rPr>
+                <w:rFonts w:ascii="Times New Roman" w:eastAsia="Times New Roman" w:hAnsi="Times New Roman" w:cs="Times New Roman"/>
+                <w:b/>
+                <w:bCs/>
+                <w:color w:val="000000"/>
+                <w:sz w:val="18"/>
+                <w:szCs w:val="18"/>
+              </w:rPr>
+              <w:t>20 mins</w:t>
+            </w:r>
+          </w:p>
+        </w:tc>
+      </w:tr>
+      <w:tr>
+        <w:tblPrEx>
+          <w:tblCellMar>
+            <w:top w:w="0" w:type="dxa"/>
+            <w:bottom w:w="0" w:type="dxa"/>
+          </w:tblCellMar>
+        </w:tblPrEx>
+        <w:tc>
+          <w:tcPr>
+            <w:tcW w:w="780" w:type="dxa"/>
+            <w:tcBorders>
+              <w:top w:val="single" w:sz="4" w:space="0" w:color="2F5496"/>
+              <w:left w:val="single" w:sz="4" w:space="0" w:color="2F5496"/>
+              <w:bottom w:val="single" w:sz="4" w:space="0" w:color="2F5496"/>
+              <w:right w:val="single" w:sz="4" w:space="0" w:color="2F5496"/>
+            </w:tcBorders>
+            <w:shd w:val="clear" w:color="auto" w:fill="DCE6F1"/>
+            <w:tcMar>
+              <w:top w:w="60" w:type="dxa"/>
+              <w:left w:w="80" w:type="dxa"/>
+              <w:bottom w:w="60" w:type="dxa"/>
+              <w:right w:w="80" w:type="dxa"/>
+            </w:tcMar>
+            <w:vAlign w:val="center"/>
+          </w:tcPr>
+          <w:p>
+            <w:pPr>
+              <w:spacing w:after="0" w:line="240" w:lineRule="auto"/>
+              <w:jc w:val="center"/>
+              <w:rPr>
+                <w:rFonts w:ascii="Times New Roman" w:eastAsia="Times New Roman" w:hAnsi="Times New Roman" w:cs="Times New Roman"/>
+                <w:sz w:val="24"/>
+                <w:szCs w:val="24"/>
+              </w:rPr>
+            </w:pPr>
+            <w:r>
+              <w:rPr>
+                <w:rFonts w:ascii="Times New Roman" w:eastAsia="Times New Roman" w:hAnsi="Times New Roman" w:cs="Times New Roman"/>
+                <w:b/>
+                <w:bCs/>
+                <w:color w:val="1F3864"/>
+                <w:sz w:val="18"/>
+                <w:szCs w:val="18"/>
+              </w:rPr>
+              <w:t>Conclusion &amp; Evaluation</w:t>
+            </w:r>
+          </w:p>
+        </w:tc>
+        <w:tc>
+          <w:tcPr>
+            <w:tcW w:w="1180" w:type="dxa"/>
+            <w:tcBorders>
+              <w:top w:val="single" w:sz="4" w:space="0" w:color="AAAAAA"/>
+              <w:left w:val="single" w:sz="4" w:space="0" w:color="AAAAAA"/>
+              <w:bottom w:val="single" w:sz="4" w:space="0" w:color="AAAAAA"/>
+              <w:right w:val="single" w:sz="4" w:space="0" w:color="AAAAAA"/>
+            </w:tcBorders>
+            <w:shd w:val="clear" w:color="auto" w:fill="FFFFFF"/>
+            <w:tcMar>
+              <w:top w:w="60" w:type="dxa"/>
+              <w:left w:w="80" w:type="dxa"/>
+              <w:bottom w:w="60" w:type="dxa"/>
+              <w:right w:w="80" w:type="dxa"/>
+            </w:tcMar>
+          </w:tcPr>
+          <w:p>
+            <w:pPr>
+              <w:spacing w:before="20" w:after="20" w:line="240" w:lineRule="auto"/>
+              <w:rPr>
+                <w:rFonts w:ascii="Times New Roman" w:eastAsia="Times New Roman" w:hAnsi="Times New Roman" w:cs="Times New Roman"/>
+                <w:sz w:val="24"/>
+                <w:szCs w:val="24"/>
+              </w:rPr>
+            </w:pPr>
+            <w:r>
+              <w:rPr>
+                <w:rFonts w:ascii="Times New Roman" w:eastAsia="Times New Roman" w:hAnsi="Times New Roman" w:cs="Times New Roman"/>
+                <w:color w:val="000000"/>
+                <w:sz w:val="18"/>
+                <w:szCs w:val="18"/>
+              </w:rPr>
+              <w:t xml:space="preserve">• </w:t>
+            </w:r>
+            <w:proofErr w:type="spellStart"/>
+            <w:r>
+              <w:rPr>
+                <w:rFonts w:ascii="Times New Roman" w:eastAsia="Times New Roman" w:hAnsi="Times New Roman" w:cs="Times New Roman"/>
+                <w:color w:val="000000"/>
+                <w:sz w:val="18"/>
+                <w:szCs w:val="18"/>
+              </w:rPr>
+              <w:t>Synthesise</w:t>
+            </w:r>
+            <w:proofErr w:type="spellEnd"/>
+            <w:r>
+              <w:rPr>
+                <w:rFonts w:ascii="Times New Roman" w:eastAsia="Times New Roman" w:hAnsi="Times New Roman" w:cs="Times New Roman"/>
+                <w:color w:val="000000"/>
+                <w:sz w:val="18"/>
+                <w:szCs w:val="18"/>
+              </w:rPr>
+              <w:t xml:space="preserve"> the end-to-end ML pipeline for predictive maintenance</w:t>
+            </w:r>
+          </w:p>
+          <w:p>
+            <w:pPr>
+              <w:spacing w:before="20" w:after="20" w:line="240" w:lineRule="auto"/>
+              <w:rPr>
+                <w:rFonts w:ascii="Times New Roman" w:eastAsia="Times New Roman" w:hAnsi="Times New Roman" w:cs="Times New Roman"/>
+                <w:sz w:val="24"/>
+                <w:szCs w:val="24"/>
+              </w:rPr>
+            </w:pPr>
+            <w:r>
+              <w:rPr>
+                <w:rFonts w:ascii="Times New Roman" w:eastAsia="Times New Roman" w:hAnsi="Times New Roman" w:cs="Times New Roman"/>
+                <w:color w:val="000000"/>
+                <w:sz w:val="18"/>
+                <w:szCs w:val="18"/>
+              </w:rPr>
+              <w:t>• Apply pipeline steps to a novel industrial scenario</w:t>
+            </w:r>
+          </w:p>
+        </w:tc>
+        <w:tc>
+          <w:tcPr>
+            <w:tcW w:w="1320" w:type="dxa"/>
+            <w:tcBorders>
+              <w:top w:val="single" w:sz="4" w:space="0" w:color="AAAAAA"/>
+              <w:left w:val="single" w:sz="4" w:space="0" w:color="AAAAAA"/>
+              <w:bottom w:val="single" w:sz="4" w:space="0" w:color="AAAAAA"/>
+              <w:right w:val="single" w:sz="4" w:space="0" w:color="AAAAAA"/>
+            </w:tcBorders>
+            <w:shd w:val="clear" w:color="auto" w:fill="FFFFFF"/>
+            <w:tcMar>
+              <w:top w:w="60" w:type="dxa"/>
+              <w:left w:w="80" w:type="dxa"/>
+              <w:bottom w:w="60" w:type="dxa"/>
+              <w:right w:w="80" w:type="dxa"/>
+            </w:tcMar>
+          </w:tcPr>
+          <w:p>
+            <w:pPr>
+              <w:spacing w:before="20" w:after="20" w:line="240" w:lineRule="auto"/>
+              <w:rPr>
+                <w:rFonts w:ascii="Times New Roman" w:eastAsia="Times New Roman" w:hAnsi="Times New Roman" w:cs="Times New Roman"/>
+                <w:sz w:val="24"/>
+                <w:szCs w:val="24"/>
+              </w:rPr>
+            </w:pPr>
+            <w:proofErr w:type="spellStart"/>
+            <w:r>
+              <w:rPr>
+                <w:rFonts w:ascii="Times New Roman" w:eastAsia="Times New Roman" w:hAnsi="Times New Roman" w:cs="Times New Roman"/>
+                <w:color w:val="000000"/>
+                <w:sz w:val="18"/>
+                <w:szCs w:val="18"/>
+              </w:rPr>
+              <w:t>Summarises</w:t>
+            </w:r>
+            <w:proofErr w:type="spellEnd"/>
+            <w:r>
+              <w:rPr>
+                <w:rFonts w:ascii="Times New Roman" w:eastAsia="Times New Roman" w:hAnsi="Times New Roman" w:cs="Times New Roman"/>
+                <w:color w:val="000000"/>
+                <w:sz w:val="18"/>
+                <w:szCs w:val="18"/>
+              </w:rPr>
+              <w:t xml:space="preserve"> the full pipeline from data collection to deployment decision. Poses the integration exercise. Provides corrections and consolidating feedback.</w:t>
+            </w:r>
+          </w:p>
+        </w:tc>
+        <w:tc>
+          <w:tcPr>
+            <w:tcW w:w="1180" w:type="dxa"/>
+            <w:tcBorders>
+              <w:top w:val="single" w:sz="4" w:space="0" w:color="AAAAAA"/>
+              <w:left w:val="single" w:sz="4" w:space="0" w:color="AAAAAA"/>
+              <w:bottom w:val="single" w:sz="4" w:space="0" w:color="AAAAAA"/>
+              <w:right w:val="single" w:sz="4" w:space="0" w:color="AAAAAA"/>
+            </w:tcBorders>
+            <w:shd w:val="clear" w:color="auto" w:fill="FFFFFF"/>
+            <w:tcMar>
+              <w:top w:w="60" w:type="dxa"/>
+              <w:left w:w="80" w:type="dxa"/>
+              <w:bottom w:w="60" w:type="dxa"/>
+              <w:right w:w="80" w:type="dxa"/>
+            </w:tcMar>
+          </w:tcPr>
+          <w:p>
+            <w:pPr>
+              <w:spacing w:before="20" w:after="20" w:line="240" w:lineRule="auto"/>
+              <w:rPr>
+                <w:rFonts w:ascii="Times New Roman" w:eastAsia="Times New Roman" w:hAnsi="Times New Roman" w:cs="Times New Roman"/>
+                <w:sz w:val="24"/>
+                <w:szCs w:val="24"/>
+              </w:rPr>
+            </w:pPr>
+            <w:r>
+              <w:rPr>
+                <w:rFonts w:ascii="Times New Roman" w:eastAsia="Times New Roman" w:hAnsi="Times New Roman" w:cs="Times New Roman"/>
+                <w:color w:val="000000"/>
+                <w:sz w:val="18"/>
+                <w:szCs w:val="18"/>
+              </w:rPr>
+              <w:t>Solve the integration exercise independently. Ask clarifying questions. Record corrections and consolidate notes.</w:t>
+            </w:r>
+          </w:p>
+        </w:tc>
+        <w:tc>
+          <w:tcPr>
+            <w:tcW w:w="2280" w:type="dxa"/>
+            <w:tcBorders>
+              <w:top w:val="single" w:sz="4" w:space="0" w:color="AAAAAA"/>
+              <w:left w:val="single" w:sz="4" w:space="0" w:color="AAAAAA"/>
+              <w:bottom w:val="single" w:sz="4" w:space="0" w:color="AAAAAA"/>
+              <w:right w:val="single" w:sz="4" w:space="0" w:color="AAAAAA"/>
+            </w:tcBorders>
+            <w:shd w:val="clear" w:color="auto" w:fill="FFFFFF"/>
+            <w:tcMar>
+              <w:top w:w="60" w:type="dxa"/>
+              <w:left w:w="80" w:type="dxa"/>
+              <w:bottom w:w="60" w:type="dxa"/>
+              <w:right w:w="80" w:type="dxa"/>
+            </w:tcMar>
+          </w:tcPr>
+          <w:p>
+            <w:pPr>
+              <w:spacing w:before="20" w:after="20" w:line="240" w:lineRule="auto"/>
+              <w:rPr>
+                <w:rFonts w:ascii="Times New Roman" w:eastAsia="Times New Roman" w:hAnsi="Times New Roman" w:cs="Times New Roman"/>
+                <w:sz w:val="24"/>
+                <w:szCs w:val="24"/>
+              </w:rPr>
+            </w:pPr>
+            <w:r>
+              <w:rPr>
+                <w:rFonts w:ascii="Times New Roman" w:eastAsia="Times New Roman" w:hAnsi="Times New Roman" w:cs="Times New Roman"/>
+                <w:color w:val="000000"/>
+                <w:sz w:val="18"/>
+                <w:szCs w:val="18"/>
+              </w:rPr>
+              <w:t>END-TO-END PIPELINE RECAP</w:t>
+            </w:r>
+          </w:p>
+          <w:p>
+            <w:pPr>
+              <w:spacing w:before="20" w:after="20" w:line="240" w:lineRule="auto"/>
+              <w:rPr>
+                <w:rFonts w:ascii="Times New Roman" w:eastAsia="Times New Roman" w:hAnsi="Times New Roman" w:cs="Times New Roman"/>
+                <w:sz w:val="24"/>
+                <w:szCs w:val="24"/>
+              </w:rPr>
+            </w:pPr>
+            <w:r>
+              <w:rPr>
+                <w:rFonts w:ascii="Times New Roman" w:eastAsia="Times New Roman" w:hAnsi="Times New Roman" w:cs="Times New Roman"/>
+                <w:color w:val="000000"/>
+                <w:sz w:val="18"/>
+                <w:szCs w:val="18"/>
+              </w:rPr>
+              <w:t>1. Data Collection: Acquire sensor data (temperature, rotational speed, torque, tool wear) from industrial equipment</w:t>
+            </w:r>
+          </w:p>
+          <w:p>
+            <w:pPr>
+              <w:spacing w:before="20" w:after="20" w:line="240" w:lineRule="auto"/>
+              <w:rPr>
+                <w:rFonts w:ascii="Times New Roman" w:eastAsia="Times New Roman" w:hAnsi="Times New Roman" w:cs="Times New Roman"/>
+                <w:sz w:val="24"/>
+                <w:szCs w:val="24"/>
+              </w:rPr>
+            </w:pPr>
+            <w:r>
+              <w:rPr>
+                <w:rFonts w:ascii="Times New Roman" w:eastAsia="Times New Roman" w:hAnsi="Times New Roman" w:cs="Times New Roman"/>
+                <w:color w:val="000000"/>
+                <w:sz w:val="18"/>
+                <w:szCs w:val="18"/>
+              </w:rPr>
+              <w:t xml:space="preserve">2. Preprocessing: Handle missing values, </w:t>
+            </w:r>
+            <w:proofErr w:type="spellStart"/>
+            <w:r>
+              <w:rPr>
+                <w:rFonts w:ascii="Times New Roman" w:eastAsia="Times New Roman" w:hAnsi="Times New Roman" w:cs="Times New Roman"/>
+                <w:color w:val="000000"/>
+                <w:sz w:val="18"/>
+                <w:szCs w:val="18"/>
+              </w:rPr>
+              <w:lastRenderedPageBreak/>
+              <w:t>normalise</w:t>
+            </w:r>
+            <w:proofErr w:type="spellEnd"/>
+            <w:r>
+              <w:rPr>
+                <w:rFonts w:ascii="Times New Roman" w:eastAsia="Times New Roman" w:hAnsi="Times New Roman" w:cs="Times New Roman"/>
+                <w:color w:val="000000"/>
+                <w:sz w:val="18"/>
+                <w:szCs w:val="18"/>
+              </w:rPr>
+              <w:t xml:space="preserve"> features, encode binary failure labels</w:t>
+            </w:r>
+          </w:p>
+          <w:p>
+            <w:pPr>
+              <w:spacing w:before="20" w:after="20" w:line="240" w:lineRule="auto"/>
+              <w:rPr>
+                <w:rFonts w:ascii="Times New Roman" w:eastAsia="Times New Roman" w:hAnsi="Times New Roman" w:cs="Times New Roman"/>
+                <w:sz w:val="24"/>
+                <w:szCs w:val="24"/>
+              </w:rPr>
+            </w:pPr>
+            <w:r>
+              <w:rPr>
+                <w:rFonts w:ascii="Times New Roman" w:eastAsia="Times New Roman" w:hAnsi="Times New Roman" w:cs="Times New Roman"/>
+                <w:color w:val="000000"/>
+                <w:sz w:val="18"/>
+                <w:szCs w:val="18"/>
+              </w:rPr>
+              <w:t>3. Feature Engineering: Derive physics-grounded features from failure mode definitions</w:t>
+            </w:r>
+          </w:p>
+          <w:p>
+            <w:pPr>
+              <w:spacing w:before="20" w:after="20" w:line="240" w:lineRule="auto"/>
+              <w:rPr>
+                <w:rFonts w:ascii="Times New Roman" w:eastAsia="Times New Roman" w:hAnsi="Times New Roman" w:cs="Times New Roman"/>
+                <w:sz w:val="24"/>
+                <w:szCs w:val="24"/>
+              </w:rPr>
+            </w:pPr>
+            <w:r>
+              <w:rPr>
+                <w:rFonts w:ascii="Times New Roman" w:eastAsia="Times New Roman" w:hAnsi="Times New Roman" w:cs="Times New Roman"/>
+                <w:color w:val="000000"/>
+                <w:sz w:val="18"/>
+                <w:szCs w:val="18"/>
+              </w:rPr>
+              <w:t>4. Model Selection: Evaluate multiple classifiers using stratified k-fold cross-validation with SMOTE</w:t>
+            </w:r>
+          </w:p>
+          <w:p>
+            <w:pPr>
+              <w:spacing w:before="20" w:after="20" w:line="240" w:lineRule="auto"/>
+              <w:rPr>
+                <w:rFonts w:ascii="Times New Roman" w:eastAsia="Times New Roman" w:hAnsi="Times New Roman" w:cs="Times New Roman"/>
+                <w:sz w:val="24"/>
+                <w:szCs w:val="24"/>
+              </w:rPr>
+            </w:pPr>
+            <w:r>
+              <w:rPr>
+                <w:rFonts w:ascii="Times New Roman" w:eastAsia="Times New Roman" w:hAnsi="Times New Roman" w:cs="Times New Roman"/>
+                <w:color w:val="000000"/>
+                <w:sz w:val="18"/>
+                <w:szCs w:val="18"/>
+              </w:rPr>
+              <w:t>5. Evaluation: Report minority-class F1-score, recall, AUC-ROC, and PR-AUC</w:t>
+            </w:r>
+          </w:p>
+          <w:p>
+            <w:pPr>
+              <w:spacing w:before="20" w:after="20" w:line="240" w:lineRule="auto"/>
+              <w:rPr>
+                <w:rFonts w:ascii="Times New Roman" w:eastAsia="Times New Roman" w:hAnsi="Times New Roman" w:cs="Times New Roman"/>
+                <w:sz w:val="24"/>
+                <w:szCs w:val="24"/>
+              </w:rPr>
+            </w:pPr>
+            <w:r>
+              <w:rPr>
+                <w:rFonts w:ascii="Times New Roman" w:eastAsia="Times New Roman" w:hAnsi="Times New Roman" w:cs="Times New Roman"/>
+                <w:color w:val="000000"/>
+                <w:sz w:val="18"/>
+                <w:szCs w:val="18"/>
+              </w:rPr>
+              <w:t>6. Decision Support: Flag high-probability failure observations for maintenance scheduling</w:t>
+            </w:r>
+          </w:p>
+        </w:tc>
+        <w:tc>
+          <w:tcPr>
+            <w:tcW w:w="760" w:type="dxa"/>
+            <w:tcBorders>
+              <w:top w:val="single" w:sz="4" w:space="0" w:color="AAAAAA"/>
+              <w:left w:val="single" w:sz="4" w:space="0" w:color="AAAAAA"/>
+              <w:bottom w:val="single" w:sz="4" w:space="0" w:color="AAAAAA"/>
+              <w:right w:val="single" w:sz="4" w:space="0" w:color="AAAAAA"/>
+            </w:tcBorders>
+            <w:shd w:val="clear" w:color="auto" w:fill="FFFFFF"/>
+            <w:tcMar>
+              <w:top w:w="60" w:type="dxa"/>
+              <w:left w:w="80" w:type="dxa"/>
+              <w:bottom w:w="60" w:type="dxa"/>
+              <w:right w:w="80" w:type="dxa"/>
+            </w:tcMar>
+          </w:tcPr>
+          <w:p>
+            <w:pPr>
+              <w:spacing w:before="20" w:after="20" w:line="240" w:lineRule="auto"/>
+              <w:rPr>
+                <w:rFonts w:ascii="Times New Roman" w:eastAsia="Times New Roman" w:hAnsi="Times New Roman" w:cs="Times New Roman"/>
+                <w:sz w:val="24"/>
+                <w:szCs w:val="24"/>
+              </w:rPr>
+            </w:pPr>
+            <w:r>
+              <w:rPr>
+                <w:rFonts w:ascii="Times New Roman" w:eastAsia="Times New Roman" w:hAnsi="Times New Roman" w:cs="Times New Roman"/>
+                <w:color w:val="000000"/>
+                <w:sz w:val="18"/>
+                <w:szCs w:val="18"/>
+              </w:rPr>
+              <w:lastRenderedPageBreak/>
+              <w:t>Chalk</w:t>
+            </w:r>
+          </w:p>
+          <w:p>
+            <w:pPr>
+              <w:spacing w:before="20" w:after="20" w:line="240" w:lineRule="auto"/>
+              <w:rPr>
+                <w:rFonts w:ascii="Times New Roman" w:eastAsia="Times New Roman" w:hAnsi="Times New Roman" w:cs="Times New Roman"/>
+                <w:sz w:val="24"/>
+                <w:szCs w:val="24"/>
+              </w:rPr>
+            </w:pPr>
+            <w:r>
+              <w:rPr>
+                <w:rFonts w:ascii="Times New Roman" w:eastAsia="Times New Roman" w:hAnsi="Times New Roman" w:cs="Times New Roman"/>
+                <w:color w:val="000000"/>
+                <w:sz w:val="18"/>
+                <w:szCs w:val="18"/>
+              </w:rPr>
+              <w:t>Blackboard</w:t>
+            </w:r>
+          </w:p>
+          <w:p>
+            <w:pPr>
+              <w:spacing w:before="20" w:after="20" w:line="240" w:lineRule="auto"/>
+              <w:rPr>
+                <w:rFonts w:ascii="Times New Roman" w:eastAsia="Times New Roman" w:hAnsi="Times New Roman" w:cs="Times New Roman"/>
+                <w:sz w:val="24"/>
+                <w:szCs w:val="24"/>
+              </w:rPr>
+            </w:pPr>
+            <w:r>
+              <w:rPr>
+                <w:rFonts w:ascii="Times New Roman" w:eastAsia="Times New Roman" w:hAnsi="Times New Roman" w:cs="Times New Roman"/>
+                <w:color w:val="000000"/>
+                <w:sz w:val="18"/>
+                <w:szCs w:val="18"/>
+              </w:rPr>
+              <w:t>Course notes</w:t>
+            </w:r>
+          </w:p>
+        </w:tc>
+        <w:tc>
+          <w:tcPr>
+            <w:tcW w:w="1738" w:type="dxa"/>
+            <w:tcBorders>
+              <w:top w:val="single" w:sz="4" w:space="0" w:color="AAAAAA"/>
+              <w:left w:val="single" w:sz="4" w:space="0" w:color="AAAAAA"/>
+              <w:bottom w:val="single" w:sz="4" w:space="0" w:color="AAAAAA"/>
+              <w:right w:val="single" w:sz="4" w:space="0" w:color="AAAAAA"/>
+            </w:tcBorders>
+            <w:shd w:val="clear" w:color="auto" w:fill="FFFFFF"/>
+            <w:tcMar>
+              <w:top w:w="60" w:type="dxa"/>
+              <w:left w:w="80" w:type="dxa"/>
+              <w:bottom w:w="60" w:type="dxa"/>
+              <w:right w:w="80" w:type="dxa"/>
+            </w:tcMar>
+          </w:tcPr>
+          <w:p>
+            <w:pPr>
+              <w:spacing w:before="20" w:after="20" w:line="240" w:lineRule="auto"/>
+              <w:rPr>
+                <w:rFonts w:ascii="Times New Roman" w:eastAsia="Times New Roman" w:hAnsi="Times New Roman" w:cs="Times New Roman"/>
+                <w:sz w:val="24"/>
+                <w:szCs w:val="24"/>
+              </w:rPr>
+            </w:pPr>
+            <w:r>
+              <w:rPr>
+                <w:rFonts w:ascii="Times New Roman" w:eastAsia="Times New Roman" w:hAnsi="Times New Roman" w:cs="Times New Roman"/>
+                <w:color w:val="000000"/>
+                <w:sz w:val="18"/>
+                <w:szCs w:val="18"/>
+              </w:rPr>
+              <w:t xml:space="preserve">Given an industrial scenario (rotating machinery with temperature, vibration, and wear sensors), outline the ML pipeline you would design and justify your </w:t>
+            </w:r>
+            <w:r>
+              <w:rPr>
+                <w:rFonts w:ascii="Times New Roman" w:eastAsia="Times New Roman" w:hAnsi="Times New Roman" w:cs="Times New Roman"/>
+                <w:color w:val="000000"/>
+                <w:sz w:val="18"/>
+                <w:szCs w:val="18"/>
+              </w:rPr>
+              <w:lastRenderedPageBreak/>
+              <w:t>choice of evaluation metric.</w:t>
+            </w:r>
+          </w:p>
+        </w:tc>
+        <w:tc>
+          <w:tcPr>
+            <w:tcW w:w="400" w:type="dxa"/>
+            <w:tcBorders>
+              <w:top w:val="single" w:sz="4" w:space="0" w:color="AAAAAA"/>
+              <w:left w:val="single" w:sz="4" w:space="0" w:color="AAAAAA"/>
+              <w:bottom w:val="single" w:sz="4" w:space="0" w:color="AAAAAA"/>
+              <w:right w:val="single" w:sz="4" w:space="0" w:color="AAAAAA"/>
+            </w:tcBorders>
+            <w:shd w:val="clear" w:color="auto" w:fill="FFFFFF"/>
+            <w:tcMar>
+              <w:top w:w="60" w:type="dxa"/>
+              <w:left w:w="80" w:type="dxa"/>
+              <w:bottom w:w="60" w:type="dxa"/>
+              <w:right w:w="80" w:type="dxa"/>
+            </w:tcMar>
+          </w:tcPr>
+          <w:p>
+            <w:pPr>
+              <w:spacing w:before="20" w:after="20" w:line="240" w:lineRule="auto"/>
+              <w:rPr>
+                <w:rFonts w:ascii="Times New Roman" w:eastAsia="Times New Roman" w:hAnsi="Times New Roman" w:cs="Times New Roman"/>
+                <w:sz w:val="24"/>
+                <w:szCs w:val="24"/>
+              </w:rPr>
+            </w:pPr>
+            <w:r>
+              <w:rPr>
+                <w:rFonts w:ascii="Times New Roman" w:eastAsia="Times New Roman" w:hAnsi="Times New Roman" w:cs="Times New Roman"/>
+                <w:b/>
+                <w:bCs/>
+                <w:color w:val="000000"/>
+                <w:sz w:val="18"/>
+                <w:szCs w:val="18"/>
+              </w:rPr>
+              <w:lastRenderedPageBreak/>
+              <w:t>10 mins</w:t>
+            </w:r>
+          </w:p>
+        </w:tc>
+      </w:tr>
+    </w:tbl>
+    <w:p>
+      <w:pPr>
+        <w:spacing w:after="0" w:line="240" w:lineRule="auto"/>
+        <w:rPr>
+          <w:rFonts w:ascii="Times New Roman" w:eastAsia="Times New Roman" w:hAnsi="Times New Roman" w:cs="Times New Roman"/>
+          <w:sz w:val="24"/>
+          <w:szCs w:val="24"/>
+        </w:rPr>
+      </w:pPr>
+    </w:p>
+    <w:p>
+      <w:pPr>
+        <w:spacing w:before="240" w:after="120" w:line="240" w:lineRule="auto"/>
+        <w:outlineLvl w:val="1"/>
+        <w:rPr>
+          <w:rFonts w:ascii="Times New Roman" w:eastAsia="Times New Roman" w:hAnsi="Times New Roman" w:cs="Times New Roman"/>
+          <w:b/>
+          <w:bCs/>
+          <w:sz w:val="26"/>
+          <w:szCs w:val="26"/>
+        </w:rPr>
+      </w:pPr>
+      <w:proofErr w:type="gramStart"/>
+      <w:r>
+        <w:rPr>
+          <w:rFonts w:ascii="Times New Roman" w:eastAsia="Times New Roman" w:hAnsi="Times New Roman" w:cs="Times New Roman"/>
+          <w:b/>
+          <w:bCs/>
+          <w:sz w:val="26"/>
+          <w:szCs w:val="26"/>
+        </w:rPr>
+        <w:t>5.6  Conclusion</w:t>
+      </w:r>
+      <w:proofErr w:type="gramEnd"/>
+    </w:p>
+    <w:p>
+      <w:pPr>
+        <w:spacing w:before="60" w:after="60" w:line="276" w:lineRule="auto"/>
+        <w:jc w:val="both"/>
+        <w:rPr>
+          <w:rFonts w:ascii="Times New Roman" w:eastAsia="Times New Roman" w:hAnsi="Times New Roman" w:cs="Times New Roman"/>
+          <w:sz w:val="24"/>
+          <w:szCs w:val="24"/>
+        </w:rPr>
+      </w:pPr>
+      <w:r>
+        <w:rPr>
+          <w:rFonts w:ascii="Times New Roman" w:eastAsia="Times New Roman" w:hAnsi="Times New Roman" w:cs="Times New Roman"/>
+          <w:sz w:val="24"/>
+          <w:szCs w:val="24"/>
+        </w:rPr>
+        <w:t xml:space="preserve">The lesson plan presented in this chapter demonstrates that the core methodological contributions of this research — physics-grounded feature engineering, supervised classification with ensemble methods, SMOTE-based imbalance correction, and multi-metric model evaluation — are accessible to students at the upper secondary and early tertiary level. The structured progression from </w:t>
+      </w:r>
+      <w:proofErr w:type="spellStart"/>
+      <w:r>
+        <w:rPr>
+          <w:rFonts w:ascii="Times New Roman" w:eastAsia="Times New Roman" w:hAnsi="Times New Roman" w:cs="Times New Roman"/>
+          <w:sz w:val="24"/>
+          <w:szCs w:val="24"/>
+        </w:rPr>
+        <w:t>contextualisation</w:t>
+      </w:r>
+      <w:proofErr w:type="spellEnd"/>
+      <w:r>
+        <w:rPr>
+          <w:rFonts w:ascii="Times New Roman" w:eastAsia="Times New Roman" w:hAnsi="Times New Roman" w:cs="Times New Roman"/>
+          <w:sz w:val="24"/>
+          <w:szCs w:val="24"/>
+        </w:rPr>
+        <w:t xml:space="preserve"> through algorithm identification, feature derivation, evaluation, and integration exercise </w:t>
+      </w:r>
+      <w:proofErr w:type="gramStart"/>
+      <w:r>
+        <w:rPr>
+          <w:rFonts w:ascii="Times New Roman" w:eastAsia="Times New Roman" w:hAnsi="Times New Roman" w:cs="Times New Roman"/>
+          <w:sz w:val="24"/>
+          <w:szCs w:val="24"/>
+        </w:rPr>
+        <w:t>mirrors</w:t>
+      </w:r>
+      <w:proofErr w:type="gramEnd"/>
+      <w:r>
+        <w:rPr>
+          <w:rFonts w:ascii="Times New Roman" w:eastAsia="Times New Roman" w:hAnsi="Times New Roman" w:cs="Times New Roman"/>
+          <w:sz w:val="24"/>
+          <w:szCs w:val="24"/>
+        </w:rPr>
+        <w:t xml:space="preserve"> the scientific process of data-driven inquiry, equipping learners with transferable analytical skills applicable across engineering, finance, healthcare, and public administration. The lesson is well aligned with Cameroon's competency-based curriculum framework and complements broader national priorities in STEM education and digital transformation.</w:t>
+      </w:r>
+    </w:p>
+    <w:p>
+      <w:pPr>
+        <w:spacing w:after="0" w:line="240" w:lineRule="auto"/>
+        <w:rPr>
+          <w:rFonts w:ascii="Times New Roman" w:eastAsia="Times New Roman" w:hAnsi="Times New Roman" w:cs="Times New Roman"/>
+          <w:sz w:val="24"/>
+          <w:szCs w:val="24"/>
+        </w:rPr>
+      </w:pPr>
+    </w:p>
+    <w:p>
+      <w:pPr>
+        <w:spacing w:after="0" w:line="240" w:lineRule="auto"/>
+        <w:rPr>
+          <w:rFonts w:ascii="Times New Roman" w:eastAsia="Times New Roman" w:hAnsi="Times New Roman" w:cs="Times New Roman"/>
+          <w:sz w:val="24"/>
+          <w:szCs w:val="24"/>
+        </w:rPr>
+      </w:pPr>
+      <w:r>
+        <w:rPr>
+          <w:rFonts w:ascii="Times New Roman" w:eastAsia="Times New Roman" w:hAnsi="Times New Roman" w:cs="Times New Roman"/>
+          <w:sz w:val="24"/>
+          <w:szCs w:val="24"/>
+        </w:rPr>
+        <w:br w:type="page"/>
+      </w:r>
+    </w:p>
+    <w:p>
+      <w:pPr>
+        <w:spacing w:before="240" w:after="120" w:line="240" w:lineRule="auto"/>
+        <w:jc w:val="center"/>
+        <w:rPr>
+          <w:rFonts w:ascii="Times New Roman" w:eastAsia="Times New Roman" w:hAnsi="Times New Roman" w:cs="Times New Roman"/>
+          <w:sz w:val="24"/>
+          <w:szCs w:val="24"/>
+        </w:rPr>
+      </w:pPr>
+      <w:r>
+        <w:rPr>
+          <w:rFonts w:ascii="Times New Roman" w:eastAsia="Times New Roman" w:hAnsi="Times New Roman" w:cs="Times New Roman"/>
+          <w:b/>
+          <w:bCs/>
+          <w:caps/>
+          <w:sz w:val="26"/>
+          <w:szCs w:val="26"/>
+        </w:rPr>
+        <w:lastRenderedPageBreak/>
+        <w:t>PART B: CONCLUSION AND RECOMMENDATIONS</w:t>
+      </w:r>
+    </w:p>
+    <w:p>
+      <w:pPr>
+        <w:spacing w:before="240" w:after="120" w:line="240" w:lineRule="auto"/>
+        <w:outlineLvl w:val="1"/>
+        <w:rPr>
+          <w:rFonts w:ascii="Times New Roman" w:eastAsia="Times New Roman" w:hAnsi="Times New Roman" w:cs="Times New Roman"/>
+          <w:b/>
+          <w:bCs/>
+          <w:sz w:val="26"/>
+          <w:szCs w:val="26"/>
+        </w:rPr>
+      </w:pPr>
+      <w:proofErr w:type="gramStart"/>
+      <w:r>
+        <w:rPr>
+          <w:rFonts w:ascii="Times New Roman" w:eastAsia="Times New Roman" w:hAnsi="Times New Roman" w:cs="Times New Roman"/>
+          <w:b/>
+          <w:bCs/>
+          <w:sz w:val="26"/>
+          <w:szCs w:val="26"/>
+        </w:rPr>
+        <w:t>5.7  Summary</w:t>
+      </w:r>
+      <w:proofErr w:type="gramEnd"/>
+      <w:r>
+        <w:rPr>
+          <w:rFonts w:ascii="Times New Roman" w:eastAsia="Times New Roman" w:hAnsi="Times New Roman" w:cs="Times New Roman"/>
+          <w:b/>
+          <w:bCs/>
+          <w:sz w:val="26"/>
+          <w:szCs w:val="26"/>
+        </w:rPr>
+        <w:t xml:space="preserve"> of Work</w:t>
+      </w:r>
+    </w:p>
+    <w:p>
+      <w:pPr>
+        <w:spacing w:before="60" w:after="60" w:line="276" w:lineRule="auto"/>
+        <w:jc w:val="both"/>
+        <w:rPr>
+          <w:rFonts w:ascii="Times New Roman" w:eastAsia="Times New Roman" w:hAnsi="Times New Roman" w:cs="Times New Roman"/>
+          <w:sz w:val="24"/>
+          <w:szCs w:val="24"/>
+        </w:rPr>
+      </w:pPr>
+      <w:r>
+        <w:rPr>
+          <w:rFonts w:ascii="Times New Roman" w:eastAsia="Times New Roman" w:hAnsi="Times New Roman" w:cs="Times New Roman"/>
+          <w:sz w:val="24"/>
+          <w:szCs w:val="24"/>
+        </w:rPr>
+        <w:t xml:space="preserve">This research set out to investigate whether a supervised machine learning pipeline, enriched by physics-grounded feature engineering and supported by principled class imbalance correction, could reliably identify machine failure in the AI4I 2020 Predictive Maintenance Dataset. The motivating problem is well established in industrial practice: unplanned equipment failures inflict substantial financial, operational, and safety costs on manufacturing </w:t>
+      </w:r>
+      <w:proofErr w:type="spellStart"/>
+      <w:r>
+        <w:rPr>
+          <w:rFonts w:ascii="Times New Roman" w:eastAsia="Times New Roman" w:hAnsi="Times New Roman" w:cs="Times New Roman"/>
+          <w:sz w:val="24"/>
+          <w:szCs w:val="24"/>
+        </w:rPr>
+        <w:t>organisations</w:t>
+      </w:r>
+      <w:proofErr w:type="spellEnd"/>
+      <w:r>
+        <w:rPr>
+          <w:rFonts w:ascii="Times New Roman" w:eastAsia="Times New Roman" w:hAnsi="Times New Roman" w:cs="Times New Roman"/>
+          <w:sz w:val="24"/>
+          <w:szCs w:val="24"/>
+        </w:rPr>
+        <w:t xml:space="preserve">, yet existing maintenance strategies — reactive and time-based preventive approaches — either respond too late or over-maintain without regard for actual equipment condition (Mobley, 2002; </w:t>
+      </w:r>
+      <w:proofErr w:type="spellStart"/>
+      <w:r>
+        <w:rPr>
+          <w:rFonts w:ascii="Times New Roman" w:eastAsia="Times New Roman" w:hAnsi="Times New Roman" w:cs="Times New Roman"/>
+          <w:sz w:val="24"/>
+          <w:szCs w:val="24"/>
+        </w:rPr>
+        <w:t>Tinga</w:t>
+      </w:r>
+      <w:proofErr w:type="spellEnd"/>
+      <w:r>
+        <w:rPr>
+          <w:rFonts w:ascii="Times New Roman" w:eastAsia="Times New Roman" w:hAnsi="Times New Roman" w:cs="Times New Roman"/>
+          <w:sz w:val="24"/>
+          <w:szCs w:val="24"/>
+        </w:rPr>
+        <w:t>, 2013).</w:t>
+      </w:r>
+    </w:p>
+    <w:p>
+      <w:pPr>
+        <w:spacing w:before="60" w:after="60" w:line="276" w:lineRule="auto"/>
+        <w:jc w:val="both"/>
+        <w:rPr>
+          <w:rFonts w:ascii="Times New Roman" w:eastAsia="Times New Roman" w:hAnsi="Times New Roman" w:cs="Times New Roman"/>
+          <w:sz w:val="24"/>
+          <w:szCs w:val="24"/>
+        </w:rPr>
+      </w:pPr>
+      <w:r>
+        <w:rPr>
+          <w:rFonts w:ascii="Times New Roman" w:eastAsia="Times New Roman" w:hAnsi="Times New Roman" w:cs="Times New Roman"/>
+          <w:sz w:val="24"/>
+          <w:szCs w:val="24"/>
+        </w:rPr>
+        <w:t>The study adopted the AI4I 2020 Dataset (</w:t>
+      </w:r>
+      <w:proofErr w:type="spellStart"/>
+      <w:r>
+        <w:rPr>
+          <w:rFonts w:ascii="Times New Roman" w:eastAsia="Times New Roman" w:hAnsi="Times New Roman" w:cs="Times New Roman"/>
+          <w:sz w:val="24"/>
+          <w:szCs w:val="24"/>
+        </w:rPr>
+        <w:t>Matzka</w:t>
+      </w:r>
+      <w:proofErr w:type="spellEnd"/>
+      <w:r>
+        <w:rPr>
+          <w:rFonts w:ascii="Times New Roman" w:eastAsia="Times New Roman" w:hAnsi="Times New Roman" w:cs="Times New Roman"/>
+          <w:sz w:val="24"/>
+          <w:szCs w:val="24"/>
+        </w:rPr>
+        <w:t xml:space="preserve">, 2020), a publicly available synthetic benchmark comprising 10,000 machine cycle observations with five sensor-derived features and a binary machine failure label. The dataset's 3.39% failure rate presented an acute class imbalance challenge, addressed through the application of SMOTE within stratified k-fold cross-validation to prevent synthetic oversampling from contaminating held-out evaluation sets. Two additional features — </w:t>
+      </w:r>
+      <w:proofErr w:type="spellStart"/>
+      <w:r>
+        <w:rPr>
+          <w:rFonts w:ascii="Times New Roman" w:eastAsia="Times New Roman" w:hAnsi="Times New Roman" w:cs="Times New Roman"/>
+          <w:sz w:val="24"/>
+          <w:szCs w:val="24"/>
+        </w:rPr>
+        <w:t>temperature_difference</w:t>
+      </w:r>
+      <w:proofErr w:type="spellEnd"/>
+      <w:r>
+        <w:rPr>
+          <w:rFonts w:ascii="Times New Roman" w:eastAsia="Times New Roman" w:hAnsi="Times New Roman" w:cs="Times New Roman"/>
+          <w:sz w:val="24"/>
+          <w:szCs w:val="24"/>
+        </w:rPr>
+        <w:t xml:space="preserve"> and Mechanical Power — were derived directly from the mathematical failure mode specifications published by the dataset's authors, grounding the feature engineering process in the physical mechanics of equipment degradation rather than in purely empirical correlation.</w:t>
+      </w:r>
+    </w:p>
+    <w:p>
+      <w:pPr>
+        <w:spacing w:before="60" w:after="60" w:line="276" w:lineRule="auto"/>
+        <w:jc w:val="both"/>
+        <w:rPr>
+          <w:rFonts w:ascii="Times New Roman" w:eastAsia="Times New Roman" w:hAnsi="Times New Roman" w:cs="Times New Roman"/>
+          <w:sz w:val="24"/>
+          <w:szCs w:val="24"/>
+        </w:rPr>
+      </w:pPr>
+      <w:r>
+        <w:rPr>
+          <w:rFonts w:ascii="Times New Roman" w:eastAsia="Times New Roman" w:hAnsi="Times New Roman" w:cs="Times New Roman"/>
+          <w:sz w:val="24"/>
+          <w:szCs w:val="24"/>
+        </w:rPr>
+        <w:t xml:space="preserve">Ten candidate supervised classification algorithms were evaluated in a controlled comparative study under identical experimental conditions. Random Forest was identified as the best-performing classifier, achieving a test accuracy of 98.20%, a minority-class F1-score that exceeded all competing models, an AUC-ROC of 0.97, and a PR-AUC of 0.82. Subsequent hyperparameter </w:t>
+      </w:r>
+      <w:proofErr w:type="spellStart"/>
+      <w:r>
+        <w:rPr>
+          <w:rFonts w:ascii="Times New Roman" w:eastAsia="Times New Roman" w:hAnsi="Times New Roman" w:cs="Times New Roman"/>
+          <w:sz w:val="24"/>
+          <w:szCs w:val="24"/>
+        </w:rPr>
+        <w:t>optimisation</w:t>
+      </w:r>
+      <w:proofErr w:type="spellEnd"/>
+      <w:r>
+        <w:rPr>
+          <w:rFonts w:ascii="Times New Roman" w:eastAsia="Times New Roman" w:hAnsi="Times New Roman" w:cs="Times New Roman"/>
+          <w:sz w:val="24"/>
+          <w:szCs w:val="24"/>
+        </w:rPr>
+        <w:t xml:space="preserve"> via </w:t>
+      </w:r>
+      <w:proofErr w:type="spellStart"/>
+      <w:r>
+        <w:rPr>
+          <w:rFonts w:ascii="Times New Roman" w:eastAsia="Times New Roman" w:hAnsi="Times New Roman" w:cs="Times New Roman"/>
+          <w:sz w:val="24"/>
+          <w:szCs w:val="24"/>
+        </w:rPr>
+        <w:t>RandomizedSearchCV</w:t>
+      </w:r>
+      <w:proofErr w:type="spellEnd"/>
+      <w:r>
+        <w:rPr>
+          <w:rFonts w:ascii="Times New Roman" w:eastAsia="Times New Roman" w:hAnsi="Times New Roman" w:cs="Times New Roman"/>
+          <w:sz w:val="24"/>
+          <w:szCs w:val="24"/>
+        </w:rPr>
+        <w:t xml:space="preserve"> produced a tuned model whose confusion matrix — 30 true positives, 952 true negatives, 14 false positives, and 4 false negatives — reflects a failure recall of 0.88, a commercially viable operating point in which the cost of unnecessary maintenance inspections is substantially lower than the cost of missed failures.</w:t>
+      </w:r>
+    </w:p>
+    <w:p>
+      <w:pPr>
+        <w:spacing w:after="0" w:line="240" w:lineRule="auto"/>
+        <w:rPr>
+          <w:rFonts w:ascii="Times New Roman" w:eastAsia="Times New Roman" w:hAnsi="Times New Roman" w:cs="Times New Roman"/>
+          <w:sz w:val="24"/>
+          <w:szCs w:val="24"/>
+        </w:rPr>
+      </w:pPr>
+    </w:p>
+    <w:p>
+      <w:pPr>
+        <w:spacing w:before="240" w:after="120" w:line="240" w:lineRule="auto"/>
+        <w:outlineLvl w:val="1"/>
+        <w:rPr>
+          <w:rFonts w:ascii="Times New Roman" w:eastAsia="Times New Roman" w:hAnsi="Times New Roman" w:cs="Times New Roman"/>
+          <w:b/>
+          <w:bCs/>
+          <w:sz w:val="26"/>
+          <w:szCs w:val="26"/>
+        </w:rPr>
+      </w:pPr>
+      <w:proofErr w:type="gramStart"/>
+      <w:r>
+        <w:rPr>
+          <w:rFonts w:ascii="Times New Roman" w:eastAsia="Times New Roman" w:hAnsi="Times New Roman" w:cs="Times New Roman"/>
+          <w:b/>
+          <w:bCs/>
+          <w:sz w:val="26"/>
+          <w:szCs w:val="26"/>
+        </w:rPr>
+        <w:t>5.8  Contributions</w:t>
+      </w:r>
+      <w:proofErr w:type="gramEnd"/>
+      <w:r>
+        <w:rPr>
+          <w:rFonts w:ascii="Times New Roman" w:eastAsia="Times New Roman" w:hAnsi="Times New Roman" w:cs="Times New Roman"/>
+          <w:b/>
+          <w:bCs/>
+          <w:sz w:val="26"/>
+          <w:szCs w:val="26"/>
+        </w:rPr>
+        <w:t xml:space="preserve"> of the Study</w:t>
+      </w:r>
+    </w:p>
+    <w:p>
+      <w:pPr>
+        <w:spacing w:before="60" w:after="60" w:line="276" w:lineRule="auto"/>
+        <w:jc w:val="both"/>
+        <w:rPr>
+          <w:rFonts w:ascii="Times New Roman" w:eastAsia="Times New Roman" w:hAnsi="Times New Roman" w:cs="Times New Roman"/>
+          <w:sz w:val="24"/>
+          <w:szCs w:val="24"/>
+        </w:rPr>
+      </w:pPr>
+      <w:r>
+        <w:rPr>
+          <w:rFonts w:ascii="Times New Roman" w:eastAsia="Times New Roman" w:hAnsi="Times New Roman" w:cs="Times New Roman"/>
+          <w:sz w:val="24"/>
+          <w:szCs w:val="24"/>
+        </w:rPr>
+        <w:t>This study makes three principal contributions to the applied machine learning literature on predictive maintenance.</w:t>
+      </w:r>
+    </w:p>
+    <w:p>
+      <w:pPr>
+        <w:spacing w:before="60" w:after="60" w:line="276" w:lineRule="auto"/>
+        <w:jc w:val="both"/>
+        <w:rPr>
+          <w:rFonts w:ascii="Times New Roman" w:eastAsia="Times New Roman" w:hAnsi="Times New Roman" w:cs="Times New Roman"/>
+          <w:sz w:val="24"/>
+          <w:szCs w:val="24"/>
+        </w:rPr>
+      </w:pPr>
+      <w:r>
+        <w:rPr>
+          <w:rFonts w:ascii="Times New Roman" w:eastAsia="Times New Roman" w:hAnsi="Times New Roman" w:cs="Times New Roman"/>
+          <w:sz w:val="24"/>
+          <w:szCs w:val="24"/>
+        </w:rPr>
+        <w:t xml:space="preserve">The first contribution is the empirical validation of physics-grounded feature engineering as a strategy for improving failure prediction on the AI4I 2020 dataset. The engineered features — </w:t>
+      </w:r>
+      <w:proofErr w:type="spellStart"/>
+      <w:r>
+        <w:rPr>
+          <w:rFonts w:ascii="Times New Roman" w:eastAsia="Times New Roman" w:hAnsi="Times New Roman" w:cs="Times New Roman"/>
+          <w:sz w:val="24"/>
+          <w:szCs w:val="24"/>
+        </w:rPr>
+        <w:t>temperature_difference</w:t>
+      </w:r>
+      <w:proofErr w:type="spellEnd"/>
+      <w:r>
+        <w:rPr>
+          <w:rFonts w:ascii="Times New Roman" w:eastAsia="Times New Roman" w:hAnsi="Times New Roman" w:cs="Times New Roman"/>
+          <w:sz w:val="24"/>
+          <w:szCs w:val="24"/>
+        </w:rPr>
+        <w:t xml:space="preserve">, which captures the thermal gradient condition underlying Heat Dissipation Failure, and Mechanical Power, which underpins the Overstrain Failure mechanism — ranked fourth and fifth among all features in the Random Forest importance analysis. Mechanical Power alone accounts for 18.58% of total model importance, essentially equivalent to the top three raw sensor features. This finding confirms that domain knowledge of physical failure mechanisms, when </w:t>
+      </w:r>
+      <w:proofErr w:type="spellStart"/>
+      <w:r>
+        <w:rPr>
+          <w:rFonts w:ascii="Times New Roman" w:eastAsia="Times New Roman" w:hAnsi="Times New Roman" w:cs="Times New Roman"/>
+          <w:sz w:val="24"/>
+          <w:szCs w:val="24"/>
+        </w:rPr>
+        <w:t>formalised</w:t>
+      </w:r>
+      <w:proofErr w:type="spellEnd"/>
+      <w:r>
+        <w:rPr>
+          <w:rFonts w:ascii="Times New Roman" w:eastAsia="Times New Roman" w:hAnsi="Times New Roman" w:cs="Times New Roman"/>
+          <w:sz w:val="24"/>
+          <w:szCs w:val="24"/>
+        </w:rPr>
+        <w:t xml:space="preserve"> mathematically, provides information that raw sensor readings do </w:t>
+      </w:r>
+      <w:r>
+        <w:rPr>
+          <w:rFonts w:ascii="Times New Roman" w:eastAsia="Times New Roman" w:hAnsi="Times New Roman" w:cs="Times New Roman"/>
+          <w:sz w:val="24"/>
+          <w:szCs w:val="24"/>
+        </w:rPr>
+        <w:lastRenderedPageBreak/>
+        <w:t>not independently supply, and that feature engineering informed by first principles is a productive complement to algorithmic learning.</w:t>
+      </w:r>
+    </w:p>
+    <w:p>
+      <w:pPr>
+        <w:spacing w:before="60" w:after="60" w:line="276" w:lineRule="auto"/>
+        <w:jc w:val="both"/>
+        <w:rPr>
+          <w:rFonts w:ascii="Times New Roman" w:eastAsia="Times New Roman" w:hAnsi="Times New Roman" w:cs="Times New Roman"/>
+          <w:sz w:val="24"/>
+          <w:szCs w:val="24"/>
+        </w:rPr>
+      </w:pPr>
+      <w:r>
+        <w:rPr>
+          <w:rFonts w:ascii="Times New Roman" w:eastAsia="Times New Roman" w:hAnsi="Times New Roman" w:cs="Times New Roman"/>
+          <w:sz w:val="24"/>
+          <w:szCs w:val="24"/>
+        </w:rPr>
+        <w:t>The second contribution is the systematic demonstration that a stratified SMOTE cross-validation pipeline resolves the accuracy paradox on a severely imbalanced industrial dataset. Without imbalance correction, the majority class dominates training and the classifier converges to a majority-class predictor with high aggregate accuracy but no practical utility. With SMOTE applied correctly within cross-validation folds, the tuned Random Forest achieves a failure recall of 0.88, identifying nearly nine in ten actual machine failures in the held-out test set — a result that would not be attainable under standard training on the raw class distribution.</w:t>
+      </w:r>
+    </w:p>
+    <w:p>
+      <w:pPr>
+        <w:spacing w:before="60" w:after="60" w:line="276" w:lineRule="auto"/>
+        <w:jc w:val="both"/>
+        <w:rPr>
+          <w:rFonts w:ascii="Times New Roman" w:eastAsia="Times New Roman" w:hAnsi="Times New Roman" w:cs="Times New Roman"/>
+          <w:sz w:val="24"/>
+          <w:szCs w:val="24"/>
+        </w:rPr>
+      </w:pPr>
+      <w:r>
+        <w:rPr>
+          <w:rFonts w:ascii="Times New Roman" w:eastAsia="Times New Roman" w:hAnsi="Times New Roman" w:cs="Times New Roman"/>
+          <w:sz w:val="24"/>
+          <w:szCs w:val="24"/>
+        </w:rPr>
+        <w:t>The third contribution is a reproducible ten-model comparative benchmark on the AI4I 2020 dataset under a consistent experimental protocol, providing a reference against which future studies employing this dataset can position their results. The benchmark reveals a structural regularity: all five top-performing classifiers are tree-based ensemble methods, consistently outperforming linear classifiers and kernel-based methods. This regularity reflects the threshold-conditional nature of the AI4I 2020 failure definitions, which are natively captured by recursive partitioning rather than by linear or maximum-margin decision boundaries.</w:t>
+      </w:r>
+    </w:p>
+    <w:p>
+      <w:pPr>
+        <w:spacing w:after="0" w:line="240" w:lineRule="auto"/>
+        <w:rPr>
+          <w:rFonts w:ascii="Times New Roman" w:eastAsia="Times New Roman" w:hAnsi="Times New Roman" w:cs="Times New Roman"/>
+          <w:sz w:val="24"/>
+          <w:szCs w:val="24"/>
+        </w:rPr>
+      </w:pPr>
+    </w:p>
+    <w:p>
+      <w:pPr>
+        <w:spacing w:before="240" w:after="120" w:line="240" w:lineRule="auto"/>
+        <w:outlineLvl w:val="1"/>
+        <w:rPr>
+          <w:rFonts w:ascii="Times New Roman" w:eastAsia="Times New Roman" w:hAnsi="Times New Roman" w:cs="Times New Roman"/>
+          <w:b/>
+          <w:bCs/>
+          <w:sz w:val="26"/>
+          <w:szCs w:val="26"/>
+        </w:rPr>
+      </w:pPr>
+      <w:proofErr w:type="gramStart"/>
+      <w:r>
+        <w:rPr>
+          <w:rFonts w:ascii="Times New Roman" w:eastAsia="Times New Roman" w:hAnsi="Times New Roman" w:cs="Times New Roman"/>
+          <w:b/>
+          <w:bCs/>
+          <w:sz w:val="26"/>
+          <w:szCs w:val="26"/>
+        </w:rPr>
+        <w:t>5.9  Limitations</w:t>
+      </w:r>
+      <w:proofErr w:type="gramEnd"/>
+      <w:r>
+        <w:rPr>
+          <w:rFonts w:ascii="Times New Roman" w:eastAsia="Times New Roman" w:hAnsi="Times New Roman" w:cs="Times New Roman"/>
+          <w:b/>
+          <w:bCs/>
+          <w:sz w:val="26"/>
+          <w:szCs w:val="26"/>
+        </w:rPr>
+        <w:t xml:space="preserve"> of the Study</w:t>
+      </w:r>
+    </w:p>
+    <w:p>
+      <w:pPr>
+        <w:spacing w:before="60" w:after="60" w:line="276" w:lineRule="auto"/>
+        <w:jc w:val="both"/>
+        <w:rPr>
+          <w:rFonts w:ascii="Times New Roman" w:eastAsia="Times New Roman" w:hAnsi="Times New Roman" w:cs="Times New Roman"/>
+          <w:sz w:val="24"/>
+          <w:szCs w:val="24"/>
+        </w:rPr>
+      </w:pPr>
+      <w:r>
+        <w:rPr>
+          <w:rFonts w:ascii="Times New Roman" w:eastAsia="Times New Roman" w:hAnsi="Times New Roman" w:cs="Times New Roman"/>
+          <w:sz w:val="24"/>
+          <w:szCs w:val="24"/>
+        </w:rPr>
+        <w:t xml:space="preserve">Several limitations circumscribe the scope and </w:t>
+      </w:r>
+      <w:proofErr w:type="spellStart"/>
+      <w:r>
+        <w:rPr>
+          <w:rFonts w:ascii="Times New Roman" w:eastAsia="Times New Roman" w:hAnsi="Times New Roman" w:cs="Times New Roman"/>
+          <w:sz w:val="24"/>
+          <w:szCs w:val="24"/>
+        </w:rPr>
+        <w:t>generalisability</w:t>
+      </w:r>
+      <w:proofErr w:type="spellEnd"/>
+      <w:r>
+        <w:rPr>
+          <w:rFonts w:ascii="Times New Roman" w:eastAsia="Times New Roman" w:hAnsi="Times New Roman" w:cs="Times New Roman"/>
+          <w:sz w:val="24"/>
+          <w:szCs w:val="24"/>
+        </w:rPr>
+        <w:t xml:space="preserve"> of this study and should be acknowledged by readers who wish to apply or extend its findings.</w:t>
+      </w:r>
+    </w:p>
+    <w:p>
+      <w:pPr>
+        <w:spacing w:before="60" w:after="60" w:line="276" w:lineRule="auto"/>
+        <w:jc w:val="both"/>
+        <w:rPr>
+          <w:rFonts w:ascii="Times New Roman" w:eastAsia="Times New Roman" w:hAnsi="Times New Roman" w:cs="Times New Roman"/>
+          <w:sz w:val="24"/>
+          <w:szCs w:val="24"/>
+        </w:rPr>
+      </w:pPr>
+      <w:r>
+        <w:rPr>
+          <w:rFonts w:ascii="Times New Roman" w:eastAsia="Times New Roman" w:hAnsi="Times New Roman" w:cs="Times New Roman"/>
+          <w:sz w:val="24"/>
+          <w:szCs w:val="24"/>
+        </w:rPr>
+        <w:t>First, the AI4I 2020 dataset is synthetic. Although its failure modes are modelled on real industrial mechanisms and the dataset is widely used in the predictive maintenance literature, it does not capture the full complexity of real factory environments, including sensor drift, measurement noise, intermittent data loss, and the multi-modal variability of true industrial time series. Performance figures observed on this dataset may not transfer directly to deployments on real sensor streams without re-validation.</w:t>
+      </w:r>
+    </w:p>
+    <w:p>
+      <w:pPr>
+        <w:spacing w:before="60" w:after="60" w:line="276" w:lineRule="auto"/>
+        <w:jc w:val="both"/>
+        <w:rPr>
+          <w:rFonts w:ascii="Times New Roman" w:eastAsia="Times New Roman" w:hAnsi="Times New Roman" w:cs="Times New Roman"/>
+          <w:sz w:val="24"/>
+          <w:szCs w:val="24"/>
+        </w:rPr>
+      </w:pPr>
+      <w:r>
+        <w:rPr>
+          <w:rFonts w:ascii="Times New Roman" w:eastAsia="Times New Roman" w:hAnsi="Times New Roman" w:cs="Times New Roman"/>
+          <w:sz w:val="24"/>
+          <w:szCs w:val="24"/>
+        </w:rPr>
+        <w:t>Second, the binary Machine Failure label in the AI4I 2020 dataset collapses five mechanistically distinct failure types — Tool Wear Failure, Heat Dissipation Failure, Power Failure, Overstrain Failure, and Random Failure — into a single class. This aggregation prevents the model from learning failure-mode-specific signatures, which would be necessary to support targeted maintenance interventions (e.g., replacing a cutting tool versus adjusting cooling parameters). Multi-class or multi-label extensions would more closely approximate operational decision support requirements.</w:t>
+      </w:r>
+    </w:p>
+    <w:p>
+      <w:pPr>
+        <w:spacing w:before="60" w:after="60" w:line="276" w:lineRule="auto"/>
+        <w:jc w:val="both"/>
+        <w:rPr>
+          <w:rFonts w:ascii="Times New Roman" w:eastAsia="Times New Roman" w:hAnsi="Times New Roman" w:cs="Times New Roman"/>
+          <w:sz w:val="24"/>
+          <w:szCs w:val="24"/>
+        </w:rPr>
+      </w:pPr>
+      <w:r>
+        <w:rPr>
+          <w:rFonts w:ascii="Times New Roman" w:eastAsia="Times New Roman" w:hAnsi="Times New Roman" w:cs="Times New Roman"/>
+          <w:sz w:val="24"/>
+          <w:szCs w:val="24"/>
+        </w:rPr>
+        <w:t xml:space="preserve">Third, the study does not evaluate deployment feasibility in a real-time inference context. Inference latency, memory footprint, and edge hardware constraints — all of which are critical to the practical viability of an </w:t>
+      </w:r>
+      <w:proofErr w:type="spellStart"/>
+      <w:r>
+        <w:rPr>
+          <w:rFonts w:ascii="Times New Roman" w:eastAsia="Times New Roman" w:hAnsi="Times New Roman" w:cs="Times New Roman"/>
+          <w:sz w:val="24"/>
+          <w:szCs w:val="24"/>
+        </w:rPr>
+        <w:t>IIoT</w:t>
+      </w:r>
+      <w:proofErr w:type="spellEnd"/>
+      <w:r>
+        <w:rPr>
+          <w:rFonts w:ascii="Times New Roman" w:eastAsia="Times New Roman" w:hAnsi="Times New Roman" w:cs="Times New Roman"/>
+          <w:sz w:val="24"/>
+          <w:szCs w:val="24"/>
+        </w:rPr>
+        <w:t>-integrated predictive maintenance system — lie outside the scope of the present work.</w:t>
+      </w:r>
+    </w:p>
+    <w:p>
+      <w:pPr>
+        <w:spacing w:after="0" w:line="240" w:lineRule="auto"/>
+        <w:rPr>
+          <w:rFonts w:ascii="Times New Roman" w:eastAsia="Times New Roman" w:hAnsi="Times New Roman" w:cs="Times New Roman"/>
+          <w:sz w:val="24"/>
+          <w:szCs w:val="24"/>
+        </w:rPr>
+      </w:pPr>
+    </w:p>
+    <w:p>
+      <w:pPr>
+        <w:spacing w:before="240" w:after="120" w:line="240" w:lineRule="auto"/>
+        <w:outlineLvl w:val="1"/>
+        <w:rPr>
+          <w:rFonts w:ascii="Times New Roman" w:eastAsia="Times New Roman" w:hAnsi="Times New Roman" w:cs="Times New Roman"/>
+          <w:b/>
+          <w:bCs/>
+          <w:sz w:val="26"/>
+          <w:szCs w:val="26"/>
+        </w:rPr>
+      </w:pPr>
+      <w:proofErr w:type="gramStart"/>
+      <w:r>
+        <w:rPr>
+          <w:rFonts w:ascii="Times New Roman" w:eastAsia="Times New Roman" w:hAnsi="Times New Roman" w:cs="Times New Roman"/>
+          <w:b/>
+          <w:bCs/>
+          <w:sz w:val="26"/>
+          <w:szCs w:val="26"/>
+        </w:rPr>
+        <w:lastRenderedPageBreak/>
+        <w:t>5.10  Recommendations</w:t>
+      </w:r>
+      <w:proofErr w:type="gramEnd"/>
+      <w:r>
+        <w:rPr>
+          <w:rFonts w:ascii="Times New Roman" w:eastAsia="Times New Roman" w:hAnsi="Times New Roman" w:cs="Times New Roman"/>
+          <w:b/>
+          <w:bCs/>
+          <w:sz w:val="26"/>
+          <w:szCs w:val="26"/>
+        </w:rPr>
+        <w:t xml:space="preserve"> and Future Work</w:t>
+      </w:r>
+    </w:p>
+    <w:p>
+      <w:pPr>
+        <w:spacing w:before="60" w:after="60" w:line="276" w:lineRule="auto"/>
+        <w:jc w:val="both"/>
+        <w:rPr>
+          <w:rFonts w:ascii="Times New Roman" w:eastAsia="Times New Roman" w:hAnsi="Times New Roman" w:cs="Times New Roman"/>
+          <w:sz w:val="24"/>
+          <w:szCs w:val="24"/>
+        </w:rPr>
+      </w:pPr>
+      <w:r>
+        <w:rPr>
+          <w:rFonts w:ascii="Times New Roman" w:eastAsia="Times New Roman" w:hAnsi="Times New Roman" w:cs="Times New Roman"/>
+          <w:sz w:val="24"/>
+          <w:szCs w:val="24"/>
+        </w:rPr>
+        <w:t>The findings and limitations of this study suggest several productive directions for future research and practical extension.</w:t>
+      </w:r>
+    </w:p>
+    <w:p>
+      <w:pPr>
+        <w:spacing w:before="60" w:after="60" w:line="276" w:lineRule="auto"/>
+        <w:jc w:val="both"/>
+        <w:rPr>
+          <w:rFonts w:ascii="Times New Roman" w:eastAsia="Times New Roman" w:hAnsi="Times New Roman" w:cs="Times New Roman"/>
+          <w:sz w:val="24"/>
+          <w:szCs w:val="24"/>
+        </w:rPr>
+      </w:pPr>
+      <w:r>
+        <w:rPr>
+          <w:rFonts w:ascii="Times New Roman" w:eastAsia="Times New Roman" w:hAnsi="Times New Roman" w:cs="Times New Roman"/>
+          <w:sz w:val="24"/>
+          <w:szCs w:val="24"/>
+        </w:rPr>
+        <w:t>The most immediate extension is the reformulation of the prediction task as a multi-class classification problem, distinguishing among the five failure sub-types rather than aggregating them into a single binary label. Such an approach would enable failure-mode specific alerts and allow maintenance crews to prepare the appropriate response before arrival at the equipment. The AI4I 2020 dataset provides the sub-type labels necessary for this reformulation.</w:t>
+      </w:r>
+    </w:p>
+    <w:p>
+      <w:pPr>
+        <w:spacing w:before="60" w:after="60" w:line="276" w:lineRule="auto"/>
+        <w:jc w:val="both"/>
+        <w:rPr>
+          <w:rFonts w:ascii="Times New Roman" w:eastAsia="Times New Roman" w:hAnsi="Times New Roman" w:cs="Times New Roman"/>
+          <w:sz w:val="24"/>
+          <w:szCs w:val="24"/>
+        </w:rPr>
+      </w:pPr>
+      <w:r>
+        <w:rPr>
+          <w:rFonts w:ascii="Times New Roman" w:eastAsia="Times New Roman" w:hAnsi="Times New Roman" w:cs="Times New Roman"/>
+          <w:sz w:val="24"/>
+          <w:szCs w:val="24"/>
+        </w:rPr>
+        <w:t>A second avenue concerns the integration of deep learning architectures capable of modelling temporal dependencies in sequential sensor data. Long Short-Term Memory (LSTM) networks and hybrid CNN-LSTM models are particularly well-suited to time-series failure prediction, as they can capture degradation trends that unfold over multiple consecutive machine cycles rather than treating each observation independently (Zhao et al., 2019). Their performance should be benchmarked against the Random Forest baseline established in this study.</w:t>
+      </w:r>
+    </w:p>
+    <w:p>
+      <w:pPr>
+        <w:spacing w:before="60" w:after="60" w:line="276" w:lineRule="auto"/>
+        <w:jc w:val="both"/>
+        <w:rPr>
+          <w:rFonts w:ascii="Times New Roman" w:eastAsia="Times New Roman" w:hAnsi="Times New Roman" w:cs="Times New Roman"/>
+          <w:sz w:val="24"/>
+          <w:szCs w:val="24"/>
+        </w:rPr>
+      </w:pPr>
+      <w:r>
+        <w:rPr>
+          <w:rFonts w:ascii="Times New Roman" w:eastAsia="Times New Roman" w:hAnsi="Times New Roman" w:cs="Times New Roman"/>
+          <w:sz w:val="24"/>
+          <w:szCs w:val="24"/>
+        </w:rPr>
+        <w:t xml:space="preserve">Third, future work should incorporate </w:t>
+      </w:r>
+      <w:proofErr w:type="spellStart"/>
+      <w:r>
+        <w:rPr>
+          <w:rFonts w:ascii="Times New Roman" w:eastAsia="Times New Roman" w:hAnsi="Times New Roman" w:cs="Times New Roman"/>
+          <w:sz w:val="24"/>
+          <w:szCs w:val="24"/>
+        </w:rPr>
+        <w:t>explainability</w:t>
+      </w:r>
+      <w:proofErr w:type="spellEnd"/>
+      <w:r>
+        <w:rPr>
+          <w:rFonts w:ascii="Times New Roman" w:eastAsia="Times New Roman" w:hAnsi="Times New Roman" w:cs="Times New Roman"/>
+          <w:sz w:val="24"/>
+          <w:szCs w:val="24"/>
+        </w:rPr>
+        <w:t xml:space="preserve"> mechanisms — particularly SHAP (</w:t>
+      </w:r>
+      <w:proofErr w:type="spellStart"/>
+      <w:r>
+        <w:rPr>
+          <w:rFonts w:ascii="Times New Roman" w:eastAsia="Times New Roman" w:hAnsi="Times New Roman" w:cs="Times New Roman"/>
+          <w:sz w:val="24"/>
+          <w:szCs w:val="24"/>
+        </w:rPr>
+        <w:t>SHapley</w:t>
+      </w:r>
+      <w:proofErr w:type="spellEnd"/>
+      <w:r>
+        <w:rPr>
+          <w:rFonts w:ascii="Times New Roman" w:eastAsia="Times New Roman" w:hAnsi="Times New Roman" w:cs="Times New Roman"/>
+          <w:sz w:val="24"/>
+          <w:szCs w:val="24"/>
+        </w:rPr>
+        <w:t xml:space="preserve"> Additive </w:t>
+      </w:r>
+      <w:proofErr w:type="spellStart"/>
+      <w:r>
+        <w:rPr>
+          <w:rFonts w:ascii="Times New Roman" w:eastAsia="Times New Roman" w:hAnsi="Times New Roman" w:cs="Times New Roman"/>
+          <w:sz w:val="24"/>
+          <w:szCs w:val="24"/>
+        </w:rPr>
+        <w:t>exPlanations</w:t>
+      </w:r>
+      <w:proofErr w:type="spellEnd"/>
+      <w:r>
+        <w:rPr>
+          <w:rFonts w:ascii="Times New Roman" w:eastAsia="Times New Roman" w:hAnsi="Times New Roman" w:cs="Times New Roman"/>
+          <w:sz w:val="24"/>
+          <w:szCs w:val="24"/>
+        </w:rPr>
+        <w:t xml:space="preserve">) value analysis — to provide maintenance technicians with interpretable, feature-level explanations for each failure prediction. In safety-critical industrial environments, operators are unlikely to trust and act upon black-box predictions without an understanding of which sensor signals drove the alert (Lundberg &amp; Lee, 2017). </w:t>
+      </w:r>
+      <w:proofErr w:type="spellStart"/>
+      <w:r>
+        <w:rPr>
+          <w:rFonts w:ascii="Times New Roman" w:eastAsia="Times New Roman" w:hAnsi="Times New Roman" w:cs="Times New Roman"/>
+          <w:sz w:val="24"/>
+          <w:szCs w:val="24"/>
+        </w:rPr>
+        <w:t>Explainability</w:t>
+      </w:r>
+      <w:proofErr w:type="spellEnd"/>
+      <w:r>
+        <w:rPr>
+          <w:rFonts w:ascii="Times New Roman" w:eastAsia="Times New Roman" w:hAnsi="Times New Roman" w:cs="Times New Roman"/>
+          <w:sz w:val="24"/>
+          <w:szCs w:val="24"/>
+        </w:rPr>
+        <w:t xml:space="preserve"> is therefore not merely a theoretical concern but a practical prerequisite for adoption.</w:t>
+      </w:r>
+    </w:p>
+    <w:p>
+      <w:pPr>
+        <w:spacing w:before="60" w:after="60" w:line="276" w:lineRule="auto"/>
+        <w:jc w:val="both"/>
+        <w:rPr>
+          <w:rFonts w:ascii="Times New Roman" w:eastAsia="Times New Roman" w:hAnsi="Times New Roman" w:cs="Times New Roman"/>
+          <w:sz w:val="24"/>
+          <w:szCs w:val="24"/>
+        </w:rPr>
+      </w:pPr>
+      <w:r>
+        <w:rPr>
+          <w:rFonts w:ascii="Times New Roman" w:eastAsia="Times New Roman" w:hAnsi="Times New Roman" w:cs="Times New Roman"/>
+          <w:sz w:val="24"/>
+          <w:szCs w:val="24"/>
+        </w:rPr>
+        <w:t xml:space="preserve">Finally, the pipeline should be evaluated for deployment on </w:t>
+      </w:r>
+      <w:proofErr w:type="spellStart"/>
+      <w:r>
+        <w:rPr>
+          <w:rFonts w:ascii="Times New Roman" w:eastAsia="Times New Roman" w:hAnsi="Times New Roman" w:cs="Times New Roman"/>
+          <w:sz w:val="24"/>
+          <w:szCs w:val="24"/>
+        </w:rPr>
+        <w:t>IIoT</w:t>
+      </w:r>
+      <w:proofErr w:type="spellEnd"/>
+      <w:r>
+        <w:rPr>
+          <w:rFonts w:ascii="Times New Roman" w:eastAsia="Times New Roman" w:hAnsi="Times New Roman" w:cs="Times New Roman"/>
+          <w:sz w:val="24"/>
+          <w:szCs w:val="24"/>
+        </w:rPr>
+        <w:t xml:space="preserve"> edge devices, assessing inference latency, model compression requirements, and integration with industrial communication protocols such as OPC-UA or MQTT. Real-world validation on live sensor streams, in collaboration with manufacturing partners, would constitute the definitive test of the approach's industrial viability.</w:t>
+      </w:r>
+    </w:p>
+    <w:p>
+      <w:pPr>
+        <w:spacing w:after="0" w:line="240" w:lineRule="auto"/>
+        <w:rPr>
+          <w:rFonts w:ascii="Times New Roman" w:eastAsia="Times New Roman" w:hAnsi="Times New Roman" w:cs="Times New Roman"/>
+          <w:sz w:val="24"/>
+          <w:szCs w:val="24"/>
+        </w:rPr>
+      </w:pPr>
+    </w:p>
+    <w:p>
+      <w:pPr>
+        <w:spacing w:before="240" w:after="120" w:line="240" w:lineRule="auto"/>
+        <w:outlineLvl w:val="1"/>
+        <w:rPr>
+          <w:rFonts w:ascii="Times New Roman" w:eastAsia="Times New Roman" w:hAnsi="Times New Roman" w:cs="Times New Roman"/>
+          <w:b/>
+          <w:bCs/>
+          <w:sz w:val="26"/>
+          <w:szCs w:val="26"/>
+        </w:rPr>
+      </w:pPr>
+      <w:proofErr w:type="gramStart"/>
+      <w:r>
+        <w:rPr>
+          <w:rFonts w:ascii="Times New Roman" w:eastAsia="Times New Roman" w:hAnsi="Times New Roman" w:cs="Times New Roman"/>
+          <w:b/>
+          <w:bCs/>
+          <w:sz w:val="26"/>
+          <w:szCs w:val="26"/>
+        </w:rPr>
+        <w:t>5.11  Final</w:t>
+      </w:r>
+      <w:proofErr w:type="gramEnd"/>
+      <w:r>
+        <w:rPr>
+          <w:rFonts w:ascii="Times New Roman" w:eastAsia="Times New Roman" w:hAnsi="Times New Roman" w:cs="Times New Roman"/>
+          <w:b/>
+          <w:bCs/>
+          <w:sz w:val="26"/>
+          <w:szCs w:val="26"/>
+        </w:rPr>
+        <w:t xml:space="preserve"> Conclusion</w:t>
+      </w:r>
+    </w:p>
+    <w:p>
+      <w:pPr>
+        <w:spacing w:before="60" w:after="60" w:line="276" w:lineRule="auto"/>
+        <w:jc w:val="both"/>
+        <w:rPr>
+          <w:rFonts w:ascii="Times New Roman" w:eastAsia="Times New Roman" w:hAnsi="Times New Roman" w:cs="Times New Roman"/>
+          <w:sz w:val="24"/>
+          <w:szCs w:val="24"/>
+        </w:rPr>
+      </w:pPr>
+      <w:r>
+        <w:rPr>
+          <w:rFonts w:ascii="Times New Roman" w:eastAsia="Times New Roman" w:hAnsi="Times New Roman" w:cs="Times New Roman"/>
+          <w:sz w:val="24"/>
+          <w:szCs w:val="24"/>
+        </w:rPr>
+        <w:t xml:space="preserve">This study has successfully designed, trained, and evaluated a supervised machine learning pipeline for proactive industrial equipment maintenance using the AI4I 2020 Predictive Maintenance Dataset. All four specific research questions were answered affirmatively: domain knowledge of failure mode physics can be </w:t>
+      </w:r>
+      <w:proofErr w:type="spellStart"/>
+      <w:r>
+        <w:rPr>
+          <w:rFonts w:ascii="Times New Roman" w:eastAsia="Times New Roman" w:hAnsi="Times New Roman" w:cs="Times New Roman"/>
+          <w:sz w:val="24"/>
+          <w:szCs w:val="24"/>
+        </w:rPr>
+        <w:t>formalised</w:t>
+      </w:r>
+      <w:proofErr w:type="spellEnd"/>
+      <w:r>
+        <w:rPr>
+          <w:rFonts w:ascii="Times New Roman" w:eastAsia="Times New Roman" w:hAnsi="Times New Roman" w:cs="Times New Roman"/>
+          <w:sz w:val="24"/>
+          <w:szCs w:val="24"/>
+        </w:rPr>
+        <w:t xml:space="preserve"> into engineered features that measurably improve predictive performance; Random Forest is the best-performing classifier among ten evaluated candidates; SMOTE, applied within stratified cross-validation, effectively resolves the class imbalance problem and enables the model to achieve a failure recall of 0.88; and hyperparameter </w:t>
+      </w:r>
+      <w:proofErr w:type="spellStart"/>
+      <w:r>
+        <w:rPr>
+          <w:rFonts w:ascii="Times New Roman" w:eastAsia="Times New Roman" w:hAnsi="Times New Roman" w:cs="Times New Roman"/>
+          <w:sz w:val="24"/>
+          <w:szCs w:val="24"/>
+        </w:rPr>
+        <w:t>optimisation</w:t>
+      </w:r>
+      <w:proofErr w:type="spellEnd"/>
+      <w:r>
+        <w:rPr>
+          <w:rFonts w:ascii="Times New Roman" w:eastAsia="Times New Roman" w:hAnsi="Times New Roman" w:cs="Times New Roman"/>
+          <w:sz w:val="24"/>
+          <w:szCs w:val="24"/>
+        </w:rPr>
+        <w:t xml:space="preserve"> via </w:t>
+      </w:r>
+      <w:proofErr w:type="spellStart"/>
+      <w:r>
+        <w:rPr>
+          <w:rFonts w:ascii="Times New Roman" w:eastAsia="Times New Roman" w:hAnsi="Times New Roman" w:cs="Times New Roman"/>
+          <w:sz w:val="24"/>
+          <w:szCs w:val="24"/>
+        </w:rPr>
+        <w:t>RandomizedSearchCV</w:t>
+      </w:r>
+      <w:proofErr w:type="spellEnd"/>
+      <w:r>
+        <w:rPr>
+          <w:rFonts w:ascii="Times New Roman" w:eastAsia="Times New Roman" w:hAnsi="Times New Roman" w:cs="Times New Roman"/>
+          <w:sz w:val="24"/>
+          <w:szCs w:val="24"/>
+        </w:rPr>
+        <w:t xml:space="preserve"> yields further improvement over the default configuration without introducing overfitting. The resulting model — with an AUC-ROC of 0.97, a PR-AUC of 0.82, and a confusion matrix that commits only four false negatives in a thousand predictions — represents a technically sound and industrially meaningful solution to the </w:t>
+      </w:r>
+      <w:r>
+        <w:rPr>
+          <w:rFonts w:ascii="Times New Roman" w:eastAsia="Times New Roman" w:hAnsi="Times New Roman" w:cs="Times New Roman"/>
+          <w:sz w:val="24"/>
+          <w:szCs w:val="24"/>
+        </w:rPr>
+        <w:lastRenderedPageBreak/>
+        <w:t>failure prediction problem. This work contributes to the growing body of evidence that well-engineered, interpretable machine learning pipelines can underpin practical predictive maintenance systems, and it establishes a reproducible benchmark against which more sophisticated future approaches can be evaluated.</w:t>
+      </w:r>
     </w:p>
     <w:p>
       <w:pPr>
@@ -31675,6 +37627,60 @@
     </w:lvl>
   </w:abstractNum>
   <w:abstractNum w:abstractNumId="5" w15:restartNumberingAfterBreak="0">
+    <w:nsid w:val="063853CB"/>
+    <w:multiLevelType w:val="hybridMultilevel"/>
+    <w:tmpl w:val="8E18D380"/>
+    <w:lvl w:ilvl="0" w:tplc="7818C672">
+      <w:start w:val="1"/>
+      <w:numFmt w:val="bullet"/>
+      <w:lvlText w:val="–"/>
+      <w:lvlJc w:val="left"/>
+      <w:pPr>
+        <w:ind w:left="720" w:hanging="360"/>
+      </w:pPr>
+    </w:lvl>
+    <w:lvl w:ilvl="1" w:tplc="A7F60704">
+      <w:numFmt w:val="decimal"/>
+      <w:lvlText w:val=""/>
+      <w:lvlJc w:val="left"/>
+    </w:lvl>
+    <w:lvl w:ilvl="2" w:tplc="6AAA9DDC">
+      <w:numFmt w:val="decimal"/>
+      <w:lvlText w:val=""/>
+      <w:lvlJc w:val="left"/>
+    </w:lvl>
+    <w:lvl w:ilvl="3" w:tplc="AE627D04">
+      <w:numFmt w:val="decimal"/>
+      <w:lvlText w:val=""/>
+      <w:lvlJc w:val="left"/>
+    </w:lvl>
+    <w:lvl w:ilvl="4" w:tplc="7556C088">
+      <w:numFmt w:val="decimal"/>
+      <w:lvlText w:val=""/>
+      <w:lvlJc w:val="left"/>
+    </w:lvl>
+    <w:lvl w:ilvl="5" w:tplc="C1C429C8">
+      <w:numFmt w:val="decimal"/>
+      <w:lvlText w:val=""/>
+      <w:lvlJc w:val="left"/>
+    </w:lvl>
+    <w:lvl w:ilvl="6" w:tplc="29D88A6A">
+      <w:numFmt w:val="decimal"/>
+      <w:lvlText w:val=""/>
+      <w:lvlJc w:val="left"/>
+    </w:lvl>
+    <w:lvl w:ilvl="7" w:tplc="9836C01E">
+      <w:numFmt w:val="decimal"/>
+      <w:lvlText w:val=""/>
+      <w:lvlJc w:val="left"/>
+    </w:lvl>
+    <w:lvl w:ilvl="8" w:tplc="D6C0FAF8">
+      <w:numFmt w:val="decimal"/>
+      <w:lvlText w:val=""/>
+      <w:lvlJc w:val="left"/>
+    </w:lvl>
+  </w:abstractNum>
+  <w:abstractNum w:abstractNumId="6" w15:restartNumberingAfterBreak="0">
     <w:nsid w:val="0755717A"/>
     <w:multiLevelType w:val="multilevel"/>
     <w:tmpl w:val="6D0019FC"/>
@@ -31787,7 +37793,61 @@
       </w:rPr>
     </w:lvl>
   </w:abstractNum>
-  <w:abstractNum w:abstractNumId="6" w15:restartNumberingAfterBreak="0">
+  <w:abstractNum w:abstractNumId="7" w15:restartNumberingAfterBreak="0">
+    <w:nsid w:val="08961364"/>
+    <w:multiLevelType w:val="hybridMultilevel"/>
+    <w:tmpl w:val="5450D5F4"/>
+    <w:lvl w:ilvl="0" w:tplc="9FDADEDA">
+      <w:start w:val="1"/>
+      <w:numFmt w:val="bullet"/>
+      <w:lvlText w:val="•"/>
+      <w:lvlJc w:val="left"/>
+      <w:pPr>
+        <w:ind w:left="720" w:hanging="360"/>
+      </w:pPr>
+    </w:lvl>
+    <w:lvl w:ilvl="1" w:tplc="F800AD6C">
+      <w:numFmt w:val="decimal"/>
+      <w:lvlText w:val=""/>
+      <w:lvlJc w:val="left"/>
+    </w:lvl>
+    <w:lvl w:ilvl="2" w:tplc="A8A2ECBE">
+      <w:numFmt w:val="decimal"/>
+      <w:lvlText w:val=""/>
+      <w:lvlJc w:val="left"/>
+    </w:lvl>
+    <w:lvl w:ilvl="3" w:tplc="FBC8DB40">
+      <w:numFmt w:val="decimal"/>
+      <w:lvlText w:val=""/>
+      <w:lvlJc w:val="left"/>
+    </w:lvl>
+    <w:lvl w:ilvl="4" w:tplc="D040B136">
+      <w:numFmt w:val="decimal"/>
+      <w:lvlText w:val=""/>
+      <w:lvlJc w:val="left"/>
+    </w:lvl>
+    <w:lvl w:ilvl="5" w:tplc="DADCB358">
+      <w:numFmt w:val="decimal"/>
+      <w:lvlText w:val=""/>
+      <w:lvlJc w:val="left"/>
+    </w:lvl>
+    <w:lvl w:ilvl="6" w:tplc="EEDC1386">
+      <w:numFmt w:val="decimal"/>
+      <w:lvlText w:val=""/>
+      <w:lvlJc w:val="left"/>
+    </w:lvl>
+    <w:lvl w:ilvl="7" w:tplc="3CDC26D4">
+      <w:numFmt w:val="decimal"/>
+      <w:lvlText w:val=""/>
+      <w:lvlJc w:val="left"/>
+    </w:lvl>
+    <w:lvl w:ilvl="8" w:tplc="FA7CED3E">
+      <w:numFmt w:val="decimal"/>
+      <w:lvlText w:val=""/>
+      <w:lvlJc w:val="left"/>
+    </w:lvl>
+  </w:abstractNum>
+  <w:abstractNum w:abstractNumId="8" w15:restartNumberingAfterBreak="0">
     <w:nsid w:val="0A5E7469"/>
     <w:multiLevelType w:val="multilevel"/>
     <w:tmpl w:val="706E84FE"/>
@@ -31900,7 +37960,7 @@
       </w:rPr>
     </w:lvl>
   </w:abstractNum>
-  <w:abstractNum w:abstractNumId="7" w15:restartNumberingAfterBreak="0">
+  <w:abstractNum w:abstractNumId="9" w15:restartNumberingAfterBreak="0">
     <w:nsid w:val="0A981969"/>
     <w:multiLevelType w:val="multilevel"/>
     <w:tmpl w:val="EBAA5916"/>
@@ -32049,7 +38109,7 @@
       </w:rPr>
     </w:lvl>
   </w:abstractNum>
-  <w:abstractNum w:abstractNumId="8" w15:restartNumberingAfterBreak="0">
+  <w:abstractNum w:abstractNumId="10" w15:restartNumberingAfterBreak="0">
     <w:nsid w:val="0C8A2A5A"/>
     <w:multiLevelType w:val="multilevel"/>
     <w:tmpl w:val="F0767E68"/>
@@ -32198,7 +38258,7 @@
       </w:rPr>
     </w:lvl>
   </w:abstractNum>
-  <w:abstractNum w:abstractNumId="9" w15:restartNumberingAfterBreak="0">
+  <w:abstractNum w:abstractNumId="11" w15:restartNumberingAfterBreak="0">
     <w:nsid w:val="0D6751E8"/>
     <w:multiLevelType w:val="multilevel"/>
     <w:tmpl w:val="13786150"/>
@@ -32311,7 +38371,7 @@
       </w:rPr>
     </w:lvl>
   </w:abstractNum>
-  <w:abstractNum w:abstractNumId="10" w15:restartNumberingAfterBreak="0">
+  <w:abstractNum w:abstractNumId="12" w15:restartNumberingAfterBreak="0">
     <w:nsid w:val="0E505856"/>
     <w:multiLevelType w:val="multilevel"/>
     <w:tmpl w:val="672EEB32"/>
@@ -32460,7 +38520,7 @@
       </w:rPr>
     </w:lvl>
   </w:abstractNum>
-  <w:abstractNum w:abstractNumId="11" w15:restartNumberingAfterBreak="0">
+  <w:abstractNum w:abstractNumId="13" w15:restartNumberingAfterBreak="0">
     <w:nsid w:val="0E8D77F0"/>
     <w:multiLevelType w:val="multilevel"/>
     <w:tmpl w:val="22963ADC"/>
@@ -32609,7 +38669,7 @@
       </w:rPr>
     </w:lvl>
   </w:abstractNum>
-  <w:abstractNum w:abstractNumId="12" w15:restartNumberingAfterBreak="0">
+  <w:abstractNum w:abstractNumId="14" w15:restartNumberingAfterBreak="0">
     <w:nsid w:val="129E5C38"/>
     <w:multiLevelType w:val="multilevel"/>
     <w:tmpl w:val="2ABCC1F0"/>
@@ -32758,7 +38818,7 @@
       </w:rPr>
     </w:lvl>
   </w:abstractNum>
-  <w:abstractNum w:abstractNumId="13" w15:restartNumberingAfterBreak="0">
+  <w:abstractNum w:abstractNumId="15" w15:restartNumberingAfterBreak="0">
     <w:nsid w:val="137107A0"/>
     <w:multiLevelType w:val="multilevel"/>
     <w:tmpl w:val="4BBCC91E"/>
@@ -32907,7 +38967,7 @@
       </w:rPr>
     </w:lvl>
   </w:abstractNum>
-  <w:abstractNum w:abstractNumId="14" w15:restartNumberingAfterBreak="0">
+  <w:abstractNum w:abstractNumId="16" w15:restartNumberingAfterBreak="0">
     <w:nsid w:val="16143FF9"/>
     <w:multiLevelType w:val="multilevel"/>
     <w:tmpl w:val="F2E04176"/>
@@ -33020,7 +39080,7 @@
       </w:rPr>
     </w:lvl>
   </w:abstractNum>
-  <w:abstractNum w:abstractNumId="15" w15:restartNumberingAfterBreak="0">
+  <w:abstractNum w:abstractNumId="17" w15:restartNumberingAfterBreak="0">
     <w:nsid w:val="16D5105D"/>
     <w:multiLevelType w:val="multilevel"/>
     <w:tmpl w:val="CA28F578"/>
@@ -33169,7 +39229,7 @@
       </w:rPr>
     </w:lvl>
   </w:abstractNum>
-  <w:abstractNum w:abstractNumId="16" w15:restartNumberingAfterBreak="0">
+  <w:abstractNum w:abstractNumId="18" w15:restartNumberingAfterBreak="0">
     <w:nsid w:val="171A6DEC"/>
     <w:multiLevelType w:val="multilevel"/>
     <w:tmpl w:val="7A5A6F7C"/>
@@ -33318,7 +39378,7 @@
       </w:rPr>
     </w:lvl>
   </w:abstractNum>
-  <w:abstractNum w:abstractNumId="17" w15:restartNumberingAfterBreak="0">
+  <w:abstractNum w:abstractNumId="19" w15:restartNumberingAfterBreak="0">
     <w:nsid w:val="17BE7849"/>
     <w:multiLevelType w:val="multilevel"/>
     <w:tmpl w:val="C4C8A6FE"/>
@@ -33431,7 +39491,7 @@
       </w:rPr>
     </w:lvl>
   </w:abstractNum>
-  <w:abstractNum w:abstractNumId="18" w15:restartNumberingAfterBreak="0">
+  <w:abstractNum w:abstractNumId="20" w15:restartNumberingAfterBreak="0">
     <w:nsid w:val="17DA3BDB"/>
     <w:multiLevelType w:val="multilevel"/>
     <w:tmpl w:val="258CD3E2"/>
@@ -33544,7 +39604,7 @@
       </w:rPr>
     </w:lvl>
   </w:abstractNum>
-  <w:abstractNum w:abstractNumId="19" w15:restartNumberingAfterBreak="0">
+  <w:abstractNum w:abstractNumId="21" w15:restartNumberingAfterBreak="0">
     <w:nsid w:val="1A2A7DC5"/>
     <w:multiLevelType w:val="multilevel"/>
     <w:tmpl w:val="72242FF8"/>
@@ -33657,7 +39717,7 @@
       </w:pPr>
     </w:lvl>
   </w:abstractNum>
-  <w:abstractNum w:abstractNumId="20" w15:restartNumberingAfterBreak="0">
+  <w:abstractNum w:abstractNumId="22" w15:restartNumberingAfterBreak="0">
     <w:nsid w:val="1BD561F4"/>
     <w:multiLevelType w:val="multilevel"/>
     <w:tmpl w:val="224AD710"/>
@@ -33806,7 +39866,7 @@
       </w:rPr>
     </w:lvl>
   </w:abstractNum>
-  <w:abstractNum w:abstractNumId="21" w15:restartNumberingAfterBreak="0">
+  <w:abstractNum w:abstractNumId="23" w15:restartNumberingAfterBreak="0">
     <w:nsid w:val="1C383ED9"/>
     <w:multiLevelType w:val="multilevel"/>
     <w:tmpl w:val="B9FEFBFC"/>
@@ -33955,7 +40015,7 @@
       </w:rPr>
     </w:lvl>
   </w:abstractNum>
-  <w:abstractNum w:abstractNumId="22" w15:restartNumberingAfterBreak="0">
+  <w:abstractNum w:abstractNumId="24" w15:restartNumberingAfterBreak="0">
     <w:nsid w:val="1E1C60CF"/>
     <w:multiLevelType w:val="multilevel"/>
     <w:tmpl w:val="664E344A"/>
@@ -34104,7 +40164,7 @@
       </w:rPr>
     </w:lvl>
   </w:abstractNum>
-  <w:abstractNum w:abstractNumId="23" w15:restartNumberingAfterBreak="0">
+  <w:abstractNum w:abstractNumId="25" w15:restartNumberingAfterBreak="0">
     <w:nsid w:val="22177F98"/>
     <w:multiLevelType w:val="multilevel"/>
     <w:tmpl w:val="93BAD5F0"/>
@@ -34217,7 +40277,7 @@
       </w:rPr>
     </w:lvl>
   </w:abstractNum>
-  <w:abstractNum w:abstractNumId="24" w15:restartNumberingAfterBreak="0">
+  <w:abstractNum w:abstractNumId="26" w15:restartNumberingAfterBreak="0">
     <w:nsid w:val="23622325"/>
     <w:multiLevelType w:val="multilevel"/>
     <w:tmpl w:val="18468E76"/>
@@ -34366,7 +40426,7 @@
       </w:rPr>
     </w:lvl>
   </w:abstractNum>
-  <w:abstractNum w:abstractNumId="25" w15:restartNumberingAfterBreak="0">
+  <w:abstractNum w:abstractNumId="27" w15:restartNumberingAfterBreak="0">
     <w:nsid w:val="28C41F37"/>
     <w:multiLevelType w:val="multilevel"/>
     <w:tmpl w:val="7D76A5FC"/>
@@ -34515,7 +40575,7 @@
       </w:rPr>
     </w:lvl>
   </w:abstractNum>
-  <w:abstractNum w:abstractNumId="26" w15:restartNumberingAfterBreak="0">
+  <w:abstractNum w:abstractNumId="28" w15:restartNumberingAfterBreak="0">
     <w:nsid w:val="29BD686F"/>
     <w:multiLevelType w:val="multilevel"/>
     <w:tmpl w:val="8F7C309A"/>
@@ -34664,7 +40724,7 @@
       </w:rPr>
     </w:lvl>
   </w:abstractNum>
-  <w:abstractNum w:abstractNumId="27" w15:restartNumberingAfterBreak="0">
+  <w:abstractNum w:abstractNumId="29" w15:restartNumberingAfterBreak="0">
     <w:nsid w:val="2B2571E7"/>
     <w:multiLevelType w:val="multilevel"/>
     <w:tmpl w:val="EADC9A68"/>
@@ -34813,7 +40873,7 @@
       </w:rPr>
     </w:lvl>
   </w:abstractNum>
-  <w:abstractNum w:abstractNumId="28" w15:restartNumberingAfterBreak="0">
+  <w:abstractNum w:abstractNumId="30" w15:restartNumberingAfterBreak="0">
     <w:nsid w:val="327C0490"/>
     <w:multiLevelType w:val="multilevel"/>
     <w:tmpl w:val="89ACF644"/>
@@ -34962,7 +41022,7 @@
       </w:rPr>
     </w:lvl>
   </w:abstractNum>
-  <w:abstractNum w:abstractNumId="29" w15:restartNumberingAfterBreak="0">
+  <w:abstractNum w:abstractNumId="31" w15:restartNumberingAfterBreak="0">
     <w:nsid w:val="32B057C1"/>
     <w:multiLevelType w:val="multilevel"/>
     <w:tmpl w:val="7B9452E8"/>
@@ -35111,7 +41171,7 @@
       </w:rPr>
     </w:lvl>
   </w:abstractNum>
-  <w:abstractNum w:abstractNumId="30" w15:restartNumberingAfterBreak="0">
+  <w:abstractNum w:abstractNumId="32" w15:restartNumberingAfterBreak="0">
     <w:nsid w:val="348D3038"/>
     <w:multiLevelType w:val="multilevel"/>
     <w:tmpl w:val="1DC6BC32"/>
@@ -35260,7 +41320,7 @@
       </w:rPr>
     </w:lvl>
   </w:abstractNum>
-  <w:abstractNum w:abstractNumId="31" w15:restartNumberingAfterBreak="0">
+  <w:abstractNum w:abstractNumId="33" w15:restartNumberingAfterBreak="0">
     <w:nsid w:val="378B113B"/>
     <w:multiLevelType w:val="multilevel"/>
     <w:tmpl w:val="7B0AD642"/>
@@ -35409,7 +41469,7 @@
       </w:rPr>
     </w:lvl>
   </w:abstractNum>
-  <w:abstractNum w:abstractNumId="32" w15:restartNumberingAfterBreak="0">
+  <w:abstractNum w:abstractNumId="34" w15:restartNumberingAfterBreak="0">
     <w:nsid w:val="40276295"/>
     <w:multiLevelType w:val="multilevel"/>
     <w:tmpl w:val="91000EE4"/>
@@ -35558,7 +41618,7 @@
       </w:rPr>
     </w:lvl>
   </w:abstractNum>
-  <w:abstractNum w:abstractNumId="33" w15:restartNumberingAfterBreak="0">
+  <w:abstractNum w:abstractNumId="35" w15:restartNumberingAfterBreak="0">
     <w:nsid w:val="408323B3"/>
     <w:multiLevelType w:val="multilevel"/>
     <w:tmpl w:val="741E17A8"/>
@@ -35707,7 +41767,7 @@
       </w:rPr>
     </w:lvl>
   </w:abstractNum>
-  <w:abstractNum w:abstractNumId="34" w15:restartNumberingAfterBreak="0">
+  <w:abstractNum w:abstractNumId="36" w15:restartNumberingAfterBreak="0">
     <w:nsid w:val="464040A9"/>
     <w:multiLevelType w:val="multilevel"/>
     <w:tmpl w:val="AFB66D8A"/>
@@ -35856,7 +41916,7 @@
       </w:rPr>
     </w:lvl>
   </w:abstractNum>
-  <w:abstractNum w:abstractNumId="35" w15:restartNumberingAfterBreak="0">
+  <w:abstractNum w:abstractNumId="37" w15:restartNumberingAfterBreak="0">
     <w:nsid w:val="4D130E88"/>
     <w:multiLevelType w:val="multilevel"/>
     <w:tmpl w:val="6BBCAA08"/>
@@ -35969,7 +42029,7 @@
       </w:rPr>
     </w:lvl>
   </w:abstractNum>
-  <w:abstractNum w:abstractNumId="36" w15:restartNumberingAfterBreak="0">
+  <w:abstractNum w:abstractNumId="38" w15:restartNumberingAfterBreak="0">
     <w:nsid w:val="4D851B2E"/>
     <w:multiLevelType w:val="multilevel"/>
     <w:tmpl w:val="C2AA808C"/>
@@ -36082,7 +42142,7 @@
       </w:rPr>
     </w:lvl>
   </w:abstractNum>
-  <w:abstractNum w:abstractNumId="37" w15:restartNumberingAfterBreak="0">
+  <w:abstractNum w:abstractNumId="39" w15:restartNumberingAfterBreak="0">
     <w:nsid w:val="4FF95765"/>
     <w:multiLevelType w:val="multilevel"/>
     <w:tmpl w:val="FF924EB2"/>
@@ -36231,7 +42291,7 @@
       </w:rPr>
     </w:lvl>
   </w:abstractNum>
-  <w:abstractNum w:abstractNumId="38" w15:restartNumberingAfterBreak="0">
+  <w:abstractNum w:abstractNumId="40" w15:restartNumberingAfterBreak="0">
     <w:nsid w:val="54992CDA"/>
     <w:multiLevelType w:val="multilevel"/>
     <w:tmpl w:val="B5B0A380"/>
@@ -36380,7 +42440,7 @@
       </w:rPr>
     </w:lvl>
   </w:abstractNum>
-  <w:abstractNum w:abstractNumId="39" w15:restartNumberingAfterBreak="0">
+  <w:abstractNum w:abstractNumId="41" w15:restartNumberingAfterBreak="0">
     <w:nsid w:val="558802B0"/>
     <w:multiLevelType w:val="multilevel"/>
     <w:tmpl w:val="98BE284A"/>
@@ -36493,7 +42553,7 @@
       </w:rPr>
     </w:lvl>
   </w:abstractNum>
-  <w:abstractNum w:abstractNumId="40" w15:restartNumberingAfterBreak="0">
+  <w:abstractNum w:abstractNumId="42" w15:restartNumberingAfterBreak="0">
     <w:nsid w:val="566A62CC"/>
     <w:multiLevelType w:val="multilevel"/>
     <w:tmpl w:val="F7D0ABDE"/>
@@ -36606,7 +42666,7 @@
       </w:rPr>
     </w:lvl>
   </w:abstractNum>
-  <w:abstractNum w:abstractNumId="41" w15:restartNumberingAfterBreak="0">
+  <w:abstractNum w:abstractNumId="43" w15:restartNumberingAfterBreak="0">
     <w:nsid w:val="56BA5FF8"/>
     <w:multiLevelType w:val="multilevel"/>
     <w:tmpl w:val="14461984"/>
@@ -36755,7 +42815,7 @@
       </w:rPr>
     </w:lvl>
   </w:abstractNum>
-  <w:abstractNum w:abstractNumId="42" w15:restartNumberingAfterBreak="0">
+  <w:abstractNum w:abstractNumId="44" w15:restartNumberingAfterBreak="0">
     <w:nsid w:val="57A33F62"/>
     <w:multiLevelType w:val="multilevel"/>
     <w:tmpl w:val="A552DC8A"/>
@@ -36904,7 +42964,7 @@
       </w:rPr>
     </w:lvl>
   </w:abstractNum>
-  <w:abstractNum w:abstractNumId="43" w15:restartNumberingAfterBreak="0">
+  <w:abstractNum w:abstractNumId="45" w15:restartNumberingAfterBreak="0">
     <w:nsid w:val="6239677D"/>
     <w:multiLevelType w:val="multilevel"/>
     <w:tmpl w:val="E7EA87D8"/>
@@ -37017,7 +43077,7 @@
       </w:rPr>
     </w:lvl>
   </w:abstractNum>
-  <w:abstractNum w:abstractNumId="44" w15:restartNumberingAfterBreak="0">
+  <w:abstractNum w:abstractNumId="46" w15:restartNumberingAfterBreak="0">
     <w:nsid w:val="639D3D1A"/>
     <w:multiLevelType w:val="multilevel"/>
     <w:tmpl w:val="A952278E"/>
@@ -37166,7 +43226,7 @@
       </w:rPr>
     </w:lvl>
   </w:abstractNum>
-  <w:abstractNum w:abstractNumId="45" w15:restartNumberingAfterBreak="0">
+  <w:abstractNum w:abstractNumId="47" w15:restartNumberingAfterBreak="0">
     <w:nsid w:val="639E7472"/>
     <w:multiLevelType w:val="multilevel"/>
     <w:tmpl w:val="FD60E29C"/>
@@ -37315,7 +43375,7 @@
       </w:rPr>
     </w:lvl>
   </w:abstractNum>
-  <w:abstractNum w:abstractNumId="46" w15:restartNumberingAfterBreak="0">
+  <w:abstractNum w:abstractNumId="48" w15:restartNumberingAfterBreak="0">
     <w:nsid w:val="677E16A4"/>
     <w:multiLevelType w:val="multilevel"/>
     <w:tmpl w:val="7C52B3CC"/>
@@ -37428,7 +43488,7 @@
       </w:rPr>
     </w:lvl>
   </w:abstractNum>
-  <w:abstractNum w:abstractNumId="47" w15:restartNumberingAfterBreak="0">
+  <w:abstractNum w:abstractNumId="49" w15:restartNumberingAfterBreak="0">
     <w:nsid w:val="6D5E72D6"/>
     <w:multiLevelType w:val="multilevel"/>
     <w:tmpl w:val="911C8610"/>
@@ -37541,7 +43601,7 @@
       </w:pPr>
     </w:lvl>
   </w:abstractNum>
-  <w:abstractNum w:abstractNumId="48" w15:restartNumberingAfterBreak="0">
+  <w:abstractNum w:abstractNumId="50" w15:restartNumberingAfterBreak="0">
     <w:nsid w:val="710F1F16"/>
     <w:multiLevelType w:val="multilevel"/>
     <w:tmpl w:val="6A7C95B6"/>
@@ -37654,7 +43714,7 @@
       </w:pPr>
     </w:lvl>
   </w:abstractNum>
-  <w:abstractNum w:abstractNumId="49" w15:restartNumberingAfterBreak="0">
+  <w:abstractNum w:abstractNumId="51" w15:restartNumberingAfterBreak="0">
     <w:nsid w:val="7519177B"/>
     <w:multiLevelType w:val="multilevel"/>
     <w:tmpl w:val="F69EA6D8"/>
@@ -37803,7 +43863,7 @@
       </w:rPr>
     </w:lvl>
   </w:abstractNum>
-  <w:abstractNum w:abstractNumId="50" w15:restartNumberingAfterBreak="0">
+  <w:abstractNum w:abstractNumId="52" w15:restartNumberingAfterBreak="0">
     <w:nsid w:val="75842A18"/>
     <w:multiLevelType w:val="multilevel"/>
     <w:tmpl w:val="3CA4C5F6"/>
@@ -37952,7 +44012,7 @@
       </w:rPr>
     </w:lvl>
   </w:abstractNum>
-  <w:abstractNum w:abstractNumId="51" w15:restartNumberingAfterBreak="0">
+  <w:abstractNum w:abstractNumId="53" w15:restartNumberingAfterBreak="0">
     <w:nsid w:val="75C01C8A"/>
     <w:multiLevelType w:val="multilevel"/>
     <w:tmpl w:val="FC4802B2"/>
@@ -38101,7 +44161,7 @@
       </w:rPr>
     </w:lvl>
   </w:abstractNum>
-  <w:abstractNum w:abstractNumId="52" w15:restartNumberingAfterBreak="0">
+  <w:abstractNum w:abstractNumId="54" w15:restartNumberingAfterBreak="0">
     <w:nsid w:val="76185537"/>
     <w:multiLevelType w:val="multilevel"/>
     <w:tmpl w:val="AE4E9A70"/>
@@ -38250,7 +44310,7 @@
       </w:rPr>
     </w:lvl>
   </w:abstractNum>
-  <w:abstractNum w:abstractNumId="53" w15:restartNumberingAfterBreak="0">
+  <w:abstractNum w:abstractNumId="55" w15:restartNumberingAfterBreak="0">
     <w:nsid w:val="7BB4038B"/>
     <w:multiLevelType w:val="multilevel"/>
     <w:tmpl w:val="53A668FC"/>
@@ -38363,7 +44423,7 @@
       </w:pPr>
     </w:lvl>
   </w:abstractNum>
-  <w:abstractNum w:abstractNumId="54" w15:restartNumberingAfterBreak="0">
+  <w:abstractNum w:abstractNumId="56" w15:restartNumberingAfterBreak="0">
     <w:nsid w:val="7BC47397"/>
     <w:multiLevelType w:val="multilevel"/>
     <w:tmpl w:val="5DF4BB10"/>
@@ -38512,7 +44572,7 @@
       </w:rPr>
     </w:lvl>
   </w:abstractNum>
-  <w:abstractNum w:abstractNumId="55" w15:restartNumberingAfterBreak="0">
+  <w:abstractNum w:abstractNumId="57" w15:restartNumberingAfterBreak="0">
     <w:nsid w:val="7C6B5F73"/>
     <w:multiLevelType w:val="multilevel"/>
     <w:tmpl w:val="FA2ACD7C"/>
@@ -38661,7 +44721,7 @@
       </w:rPr>
     </w:lvl>
   </w:abstractNum>
-  <w:abstractNum w:abstractNumId="56" w15:restartNumberingAfterBreak="0">
+  <w:abstractNum w:abstractNumId="58" w15:restartNumberingAfterBreak="0">
     <w:nsid w:val="7CCE4935"/>
     <w:multiLevelType w:val="multilevel"/>
     <w:tmpl w:val="56B00E9E"/>
@@ -38774,7 +44834,7 @@
       </w:pPr>
     </w:lvl>
   </w:abstractNum>
-  <w:abstractNum w:abstractNumId="57" w15:restartNumberingAfterBreak="0">
+  <w:abstractNum w:abstractNumId="59" w15:restartNumberingAfterBreak="0">
     <w:nsid w:val="7D6F5E01"/>
     <w:multiLevelType w:val="multilevel"/>
     <w:tmpl w:val="2C96C7CC"/>
@@ -38924,178 +44984,190 @@
     </w:lvl>
   </w:abstractNum>
   <w:num w:numId="1">
-    <w:abstractNumId w:val="48"/>
+    <w:abstractNumId w:val="50"/>
   </w:num>
   <w:num w:numId="2">
+    <w:abstractNumId w:val="49"/>
+  </w:num>
+  <w:num w:numId="3">
+    <w:abstractNumId w:val="39"/>
+  </w:num>
+  <w:num w:numId="4">
+    <w:abstractNumId w:val="27"/>
+  </w:num>
+  <w:num w:numId="5">
+    <w:abstractNumId w:val="28"/>
+  </w:num>
+  <w:num w:numId="6">
+    <w:abstractNumId w:val="51"/>
+  </w:num>
+  <w:num w:numId="7">
+    <w:abstractNumId w:val="26"/>
+  </w:num>
+  <w:num w:numId="8">
+    <w:abstractNumId w:val="53"/>
+  </w:num>
+  <w:num w:numId="9">
+    <w:abstractNumId w:val="44"/>
+  </w:num>
+  <w:num w:numId="10">
+    <w:abstractNumId w:val="10"/>
+  </w:num>
+  <w:num w:numId="11">
+    <w:abstractNumId w:val="55"/>
+  </w:num>
+  <w:num w:numId="12">
+    <w:abstractNumId w:val="33"/>
+  </w:num>
+  <w:num w:numId="13">
+    <w:abstractNumId w:val="23"/>
+  </w:num>
+  <w:num w:numId="14">
+    <w:abstractNumId w:val="35"/>
+  </w:num>
+  <w:num w:numId="15">
+    <w:abstractNumId w:val="54"/>
+  </w:num>
+  <w:num w:numId="16">
+    <w:abstractNumId w:val="24"/>
+  </w:num>
+  <w:num w:numId="17">
+    <w:abstractNumId w:val="32"/>
+  </w:num>
+  <w:num w:numId="18">
+    <w:abstractNumId w:val="30"/>
+  </w:num>
+  <w:num w:numId="19">
+    <w:abstractNumId w:val="18"/>
+  </w:num>
+  <w:num w:numId="20">
+    <w:abstractNumId w:val="29"/>
+  </w:num>
+  <w:num w:numId="21">
+    <w:abstractNumId w:val="56"/>
+  </w:num>
+  <w:num w:numId="22">
+    <w:abstractNumId w:val="59"/>
+  </w:num>
+  <w:num w:numId="23">
+    <w:abstractNumId w:val="36"/>
+  </w:num>
+  <w:num w:numId="24">
     <w:abstractNumId w:val="47"/>
   </w:num>
-  <w:num w:numId="3">
-    <w:abstractNumId w:val="37"/>
-  </w:num>
-  <w:num w:numId="4">
-    <w:abstractNumId w:val="25"/>
-  </w:num>
-  <w:num w:numId="5">
-    <w:abstractNumId w:val="26"/>
-  </w:num>
-  <w:num w:numId="6">
-    <w:abstractNumId w:val="49"/>
-  </w:num>
-  <w:num w:numId="7">
-    <w:abstractNumId w:val="24"/>
-  </w:num>
-  <w:num w:numId="8">
-    <w:abstractNumId w:val="51"/>
-  </w:num>
-  <w:num w:numId="9">
-    <w:abstractNumId w:val="42"/>
-  </w:num>
-  <w:num w:numId="10">
-    <w:abstractNumId w:val="8"/>
-  </w:num>
-  <w:num w:numId="11">
-    <w:abstractNumId w:val="53"/>
-  </w:num>
-  <w:num w:numId="12">
-    <w:abstractNumId w:val="31"/>
-  </w:num>
-  <w:num w:numId="13">
-    <w:abstractNumId w:val="21"/>
-  </w:num>
-  <w:num w:numId="14">
-    <w:abstractNumId w:val="33"/>
-  </w:num>
-  <w:num w:numId="15">
-    <w:abstractNumId w:val="52"/>
-  </w:num>
-  <w:num w:numId="16">
-    <w:abstractNumId w:val="22"/>
-  </w:num>
-  <w:num w:numId="17">
-    <w:abstractNumId w:val="30"/>
-  </w:num>
-  <w:num w:numId="18">
-    <w:abstractNumId w:val="28"/>
-  </w:num>
-  <w:num w:numId="19">
-    <w:abstractNumId w:val="16"/>
-  </w:num>
-  <w:num w:numId="20">
-    <w:abstractNumId w:val="27"/>
-  </w:num>
-  <w:num w:numId="21">
-    <w:abstractNumId w:val="54"/>
-  </w:num>
-  <w:num w:numId="22">
-    <w:abstractNumId w:val="57"/>
-  </w:num>
-  <w:num w:numId="23">
-    <w:abstractNumId w:val="34"/>
-  </w:num>
-  <w:num w:numId="24">
-    <w:abstractNumId w:val="45"/>
-  </w:num>
   <w:num w:numId="25">
-    <w:abstractNumId w:val="10"/>
+    <w:abstractNumId w:val="12"/>
   </w:num>
   <w:num w:numId="26">
     <w:abstractNumId w:val="2"/>
   </w:num>
   <w:num w:numId="27">
-    <w:abstractNumId w:val="35"/>
+    <w:abstractNumId w:val="37"/>
   </w:num>
   <w:num w:numId="28">
-    <w:abstractNumId w:val="9"/>
+    <w:abstractNumId w:val="11"/>
   </w:num>
   <w:num w:numId="29">
-    <w:abstractNumId w:val="46"/>
+    <w:abstractNumId w:val="48"/>
   </w:num>
   <w:num w:numId="30">
-    <w:abstractNumId w:val="40"/>
+    <w:abstractNumId w:val="42"/>
   </w:num>
   <w:num w:numId="31">
     <w:abstractNumId w:val="0"/>
   </w:num>
   <w:num w:numId="32">
-    <w:abstractNumId w:val="36"/>
+    <w:abstractNumId w:val="38"/>
   </w:num>
   <w:num w:numId="33">
-    <w:abstractNumId w:val="5"/>
+    <w:abstractNumId w:val="6"/>
   </w:num>
   <w:num w:numId="34">
-    <w:abstractNumId w:val="14"/>
+    <w:abstractNumId w:val="16"/>
   </w:num>
   <w:num w:numId="35">
-    <w:abstractNumId w:val="43"/>
+    <w:abstractNumId w:val="45"/>
   </w:num>
   <w:num w:numId="36">
-    <w:abstractNumId w:val="18"/>
+    <w:abstractNumId w:val="20"/>
   </w:num>
   <w:num w:numId="37">
-    <w:abstractNumId w:val="23"/>
+    <w:abstractNumId w:val="25"/>
   </w:num>
   <w:num w:numId="38">
-    <w:abstractNumId w:val="6"/>
+    <w:abstractNumId w:val="8"/>
   </w:num>
   <w:num w:numId="39">
-    <w:abstractNumId w:val="39"/>
+    <w:abstractNumId w:val="41"/>
   </w:num>
   <w:num w:numId="40">
     <w:abstractNumId w:val="4"/>
   </w:num>
   <w:num w:numId="41">
+    <w:abstractNumId w:val="19"/>
+  </w:num>
+  <w:num w:numId="42">
+    <w:abstractNumId w:val="14"/>
+  </w:num>
+  <w:num w:numId="43">
+    <w:abstractNumId w:val="46"/>
+  </w:num>
+  <w:num w:numId="44">
+    <w:abstractNumId w:val="52"/>
+  </w:num>
+  <w:num w:numId="45">
+    <w:abstractNumId w:val="9"/>
+  </w:num>
+  <w:num w:numId="46">
+    <w:abstractNumId w:val="13"/>
+  </w:num>
+  <w:num w:numId="47">
+    <w:abstractNumId w:val="31"/>
+  </w:num>
+  <w:num w:numId="48">
     <w:abstractNumId w:val="17"/>
   </w:num>
-  <w:num w:numId="42">
-    <w:abstractNumId w:val="12"/>
-  </w:num>
-  <w:num w:numId="43">
-    <w:abstractNumId w:val="44"/>
-  </w:num>
-  <w:num w:numId="44">
-    <w:abstractNumId w:val="50"/>
-  </w:num>
-  <w:num w:numId="45">
-    <w:abstractNumId w:val="7"/>
-  </w:num>
-  <w:num w:numId="46">
-    <w:abstractNumId w:val="11"/>
-  </w:num>
-  <w:num w:numId="47">
-    <w:abstractNumId w:val="29"/>
-  </w:num>
-  <w:num w:numId="48">
-    <w:abstractNumId w:val="15"/>
-  </w:num>
   <w:num w:numId="49">
-    <w:abstractNumId w:val="38"/>
+    <w:abstractNumId w:val="40"/>
   </w:num>
   <w:num w:numId="50">
     <w:abstractNumId w:val="3"/>
   </w:num>
   <w:num w:numId="51">
-    <w:abstractNumId w:val="32"/>
+    <w:abstractNumId w:val="34"/>
   </w:num>
   <w:num w:numId="52">
-    <w:abstractNumId w:val="56"/>
+    <w:abstractNumId w:val="58"/>
   </w:num>
   <w:num w:numId="53">
-    <w:abstractNumId w:val="20"/>
+    <w:abstractNumId w:val="22"/>
   </w:num>
   <w:num w:numId="54">
-    <w:abstractNumId w:val="19"/>
+    <w:abstractNumId w:val="21"/>
   </w:num>
   <w:num w:numId="55">
-    <w:abstractNumId w:val="41"/>
+    <w:abstractNumId w:val="43"/>
   </w:num>
   <w:num w:numId="56">
-    <w:abstractNumId w:val="13"/>
+    <w:abstractNumId w:val="15"/>
   </w:num>
   <w:num w:numId="57">
-    <w:abstractNumId w:val="55"/>
+    <w:abstractNumId w:val="57"/>
   </w:num>
   <w:num w:numId="58">
     <w:abstractNumId w:val="1"/>
+  </w:num>
+  <w:num w:numId="59">
+    <w:abstractNumId w:val="7"/>
+    <w:lvlOverride w:ilvl="0">
+      <w:startOverride w:val="1"/>
+    </w:lvlOverride>
+  </w:num>
+  <w:num w:numId="60">
+    <w:abstractNumId w:val="5"/>
+    <w:lvlOverride w:ilvl="0">
+      <w:startOverride w:val="1"/>
+    </w:lvlOverride>
   </w:num>
   <w:numIdMacAtCleanup w:val="58"/>
 </w:numbering>
@@ -39224,6 +45296,7 @@
     <w:lsdException w:name="HTML Sample" w:semiHidden="1" w:unhideWhenUsed="1"/>
     <w:lsdException w:name="HTML Typewriter" w:semiHidden="1" w:unhideWhenUsed="1"/>
     <w:lsdException w:name="HTML Variable" w:semiHidden="1" w:unhideWhenUsed="1"/>
+    <w:lsdException w:name="Normal Table" w:semiHidden="1" w:unhideWhenUsed="1"/>
     <w:lsdException w:name="annotation subject" w:semiHidden="1" w:unhideWhenUsed="1"/>
     <w:lsdException w:name="No List" w:semiHidden="1" w:unhideWhenUsed="1"/>
     <w:lsdException w:name="Outline List 1" w:semiHidden="1" w:unhideWhenUsed="1"/>
@@ -39267,8 +45340,10 @@
     <w:lsdException w:name="Table Elegant" w:semiHidden="1" w:unhideWhenUsed="1"/>
     <w:lsdException w:name="Table Professional" w:semiHidden="1" w:unhideWhenUsed="1"/>
     <w:lsdException w:name="Table Subtle 1" w:semiHidden="1" w:unhideWhenUsed="1"/>
+    <w:lsdException w:name="Table Subtle 2" w:semiHidden="1" w:unhideWhenUsed="1"/>
     <w:lsdException w:name="Table Web 1" w:semiHidden="1" w:unhideWhenUsed="1"/>
     <w:lsdException w:name="Table Web 2" w:semiHidden="1" w:unhideWhenUsed="1"/>
+    <w:lsdException w:name="Table Web 3" w:semiHidden="1" w:unhideWhenUsed="1"/>
     <w:lsdException w:name="Balloon Text" w:semiHidden="1" w:unhideWhenUsed="1"/>
     <w:lsdException w:name="Table Grid" w:uiPriority="39"/>
     <w:lsdException w:name="Table Theme" w:semiHidden="1" w:unhideWhenUsed="1"/>
